--- a/paper/output/GraphGate_paper.docx
+++ b/paper/output/GraphGate_paper.docx
@@ -54,6 +54,7 @@
             <w:insideH w:val="none" w:color="auto" w:sz="0" w:space="0"/>
             <w:insideV w:val="none" w:color="auto" w:sz="0" w:space="0"/>
           </w:tblBorders>
+          <w:shd w:val="clear"/>
           <w:tblCellMar>
             <w:top w:w="15" w:type="dxa"/>
             <w:left w:w="15" w:type="dxa"/>
@@ -85,7 +86,7 @@
           </w:tcPr>
           <w:p>
             <w:pPr>
-              <w:pStyle w:val="14"/>
+              <w:pStyle w:val="18"/>
               <w:keepNext w:val="0"/>
               <w:keepLines w:val="0"/>
               <w:widowControl/>
@@ -102,7 +103,7 @@
           </w:p>
           <w:p>
             <w:pPr>
-              <w:pStyle w:val="20"/>
+              <w:pStyle w:val="17"/>
               <w:keepNext w:val="0"/>
               <w:keepLines w:val="0"/>
               <w:widowControl/>
@@ -178,7 +179,7 @@
           </w:tcPr>
           <w:p>
             <w:pPr>
-              <w:pStyle w:val="14"/>
+              <w:pStyle w:val="18"/>
               <w:keepNext w:val="0"/>
               <w:keepLines w:val="0"/>
               <w:widowControl/>
@@ -195,7 +196,7 @@
           </w:p>
           <w:p>
             <w:pPr>
-              <w:pStyle w:val="20"/>
+              <w:pStyle w:val="17"/>
               <w:keepNext w:val="0"/>
               <w:keepLines w:val="0"/>
               <w:widowControl/>
@@ -255,7 +256,7 @@
     </w:tbl>
     <w:p>
       <w:pPr>
-        <w:pStyle w:val="16"/>
+        <w:pStyle w:val="19"/>
         <w:keepNext w:val="0"/>
         <w:keepLines w:val="0"/>
         <w:widowControl/>
@@ -278,7 +279,7 @@
     </w:p>
     <w:p>
       <w:pPr>
-        <w:pStyle w:val="16"/>
+        <w:pStyle w:val="19"/>
         <w:keepNext w:val="0"/>
         <w:keepLines w:val="0"/>
         <w:widowControl/>
@@ -296,7 +297,7 @@
     </w:p>
     <w:p>
       <w:pPr>
-        <w:pStyle w:val="21"/>
+        <w:pStyle w:val="16"/>
         <w:keepNext w:val="0"/>
         <w:keepLines w:val="0"/>
         <w:widowControl/>
@@ -320,12 +321,12 @@
           <w:b/>
           <w:bCs/>
         </w:rPr>
-        <w:t>—Developers rarely accept the first answer a code assistant gives them; they ask a large language model (LLM) for one revision after another. A recent controlled study found that critical vulnerabilities grew by 37.6% after only five such rounds [1]. Checks that inspect only the changed lines miss many of these regressions, because the vulnerable data flow often starts or ends in a file the revision never touched. We present GraphGate, a security gate that sits inside the refinement loop, compares the code graphs of consecutive revisions and applies four deterministic rules to their difference, using an LLM only to triage and explain what the rules flag. This paper reports the design and the first milestone: a refinement harness whose traces replay byte for byte, the evidence behind our choice of code-generation model, and a benchmark built from real injection-class fixes. From 775 Python security advisories we selected 12 permissively licensed projects, verified every fix link with two independent reviewers, and extracted 34 candidate regression events labelled local or cross-file by a pre-registered rule. We close with the protocol that will compare no gate, a diff-only gate and GraphGate on identical replayed traces.</w:t>
+        <w:t>—Developers rarely accept the first answer a code assistant gives them; they ask a large language model (LLM) for one revision after another. A recent controlled study found that critical vulnerabilities grew by 37.6% after only five such rounds [1]. Checks that inspect only the changed lines miss many of these regressions, because the vulnerable data flow often starts or ends in a file the revision never touched. We present GraphGate, a security gate that sits inside the refinement loop, compares the code graphs of consecutive revisions and applies four deterministic rules to their difference, using an LLM only to triage and explain what the rules flag. This paper reports the design and the first milestone: a refinement harness whose traces replay byte for byte, an experimental setup that runs on an open-weight code model, and a benchmark built from real injection-class fixes. From 775 Python security advisories we selected 12 permissively licensed projects, verified every fix link with two independent reviewers, and extracted 34 candidate regression events, labelled local or cross-file by a pre-registered rule, of which 30 were validated at author sign-off. In a first look at these 30 regressions, pattern scanners run on the change report a new finding for 1, and the graph rules flag 8. We close with the experiments that remain and the outcomes we expect from them, stated before they are run.</w:t>
       </w:r>
     </w:p>
     <w:p>
       <w:pPr>
-        <w:pStyle w:val="21"/>
+        <w:pStyle w:val="16"/>
         <w:keepNext w:val="0"/>
         <w:keepLines w:val="0"/>
         <w:widowControl/>
@@ -355,7 +356,7 @@
     <w:p>
       <w:pPr>
         <w:pStyle w:val="2"/>
-        <w:keepNext w:val="0"/>
+        <w:keepNext/>
         <w:keepLines w:val="0"/>
         <w:widowControl/>
         <w:suppressLineNumbers w:val="0"/>
@@ -462,7 +463,7 @@
           <w:sz w:val="20"/>
           <w:szCs w:val="20"/>
         </w:rPr>
-        <w:t>a gate design based on temporal code-graph differencing, with a deliberately narrow role for the LLM (Section III);</w:t>
+        <w:t>a gate design based on temporal code-graph differencing, with a deliberately narrow role for the LLM, and an evaluation protocol fixed in advance (Section III);</w:t>
       </w:r>
     </w:p>
     <w:p>
@@ -489,7 +490,7 @@
           <w:sz w:val="20"/>
           <w:szCs w:val="20"/>
         </w:rPr>
-        <w:t>a refinement harness with byte-identical replay, the models used and the evidence for choosing them (Section IV);</w:t>
+        <w:t>a benchmark of real injection regressions with independently verified fix links and a pre-registered local/cross-file rule (Section IV);</w:t>
       </w:r>
     </w:p>
     <w:p>
@@ -516,34 +517,7 @@
           <w:sz w:val="20"/>
           <w:szCs w:val="20"/>
         </w:rPr>
-        <w:t>a benchmark pipeline with independent verification of every fix link and a pre-registered local/cross-file rule (Section V);</w:t>
-      </w:r>
-    </w:p>
-    <w:p>
-      <w:pPr>
-        <w:keepNext w:val="0"/>
-        <w:keepLines w:val="0"/>
-        <w:widowControl/>
-        <w:numPr>
-          <w:ilvl w:val="0"/>
-          <w:numId w:val="1"/>
-        </w:numPr>
-        <w:suppressLineNumbers w:val="0"/>
-        <w:spacing w:before="0" w:beforeAutospacing="1" w:after="20" w:afterAutospacing="0"/>
-        <w:ind w:left="720" w:hanging="360"/>
-        <w:jc w:val="both"/>
-        <w:rPr>
-          <w:sz w:val="20"/>
-          <w:szCs w:val="20"/>
-        </w:rPr>
-      </w:pPr>
-      <w:r>
-        <w:rPr>
-          <w:rFonts w:hint="default" w:ascii="Times New Roman" w:hAnsi="Times New Roman" w:cs="Times New Roman"/>
-          <w:sz w:val="20"/>
-          <w:szCs w:val="20"/>
-        </w:rPr>
-        <w:t>a pre-registered evaluation protocol (Section VI).</w:t>
+        <w:t>a refinement harness with byte-identical replay, the models used and the evidence for choosing them, and first measurements on the benchmark (Section V).</w:t>
       </w:r>
     </w:p>
     <w:p>
@@ -558,19 +532,19 @@
         <w:rPr>
           <w:rFonts w:hint="default" w:ascii="Times New Roman" w:hAnsi="Times New Roman" w:cs="Times New Roman"/>
         </w:rPr>
-        <w:t>The graph builder and difference rules are designed but not yet implemented, so no detection results are reported; the numbers here describe the parts that are finished.</w:t>
+        <w:t>The graph layer and its four rules are implemented and unit-tested, and a first look at what they flag is reported. The gate conditions have not yet been run on recorded traces, so no gate result is claimed, and every expected outcome is marked as an expectation.</w:t>
       </w:r>
     </w:p>
     <w:p>
       <w:pPr>
         <w:pStyle w:val="2"/>
-        <w:keepNext w:val="0"/>
+        <w:keepNext/>
         <w:keepLines w:val="0"/>
         <w:widowControl/>
         <w:suppressLineNumbers w:val="0"/>
       </w:pPr>
       <w:r>
-        <w:t>II. Related Work</w:t>
+        <w:t>II. Literature Survey</w:t>
       </w:r>
     </w:p>
     <w:p>
@@ -667,7 +641,7 @@
     </w:p>
     <w:p>
       <w:pPr>
-        <w:pStyle w:val="18"/>
+        <w:pStyle w:val="20"/>
         <w:keepNext/>
         <w:keepLines w:val="0"/>
         <w:widowControl/>
@@ -729,6 +703,7 @@
             <w:insideH w:val="none" w:color="auto" w:sz="0" w:space="0"/>
             <w:insideV w:val="none" w:color="auto" w:sz="0" w:space="0"/>
           </w:tblBorders>
+          <w:shd w:val="clear"/>
           <w:tblCellMar>
             <w:top w:w="15" w:type="dxa"/>
             <w:left w:w="15" w:type="dxa"/>
@@ -1902,25 +1877,13 @@
     <w:p>
       <w:pPr>
         <w:pStyle w:val="2"/>
-        <w:keepNext w:val="0"/>
+        <w:keepNext/>
         <w:keepLines w:val="0"/>
         <w:widowControl/>
         <w:suppressLineNumbers w:val="0"/>
       </w:pPr>
       <w:r>
-        <w:t>III. GraphGate Design</w:t>
-      </w:r>
-    </w:p>
-    <w:p>
-      <w:pPr>
-        <w:pStyle w:val="3"/>
-        <w:keepNext w:val="0"/>
-        <w:keepLines w:val="0"/>
-        <w:widowControl/>
-        <w:suppressLineNumbers w:val="0"/>
-      </w:pPr>
-      <w:r>
-        <w:t>A. Research Questions</w:t>
+        <w:t>III. Methodology</w:t>
       </w:r>
     </w:p>
     <w:p>
@@ -1934,8 +1897,16 @@
       <w:r>
         <w:rPr>
           <w:rFonts w:hint="default" w:ascii="Times New Roman" w:hAnsi="Times New Roman" w:cs="Times New Roman"/>
-        </w:rPr>
-        <w:t xml:space="preserve">The project is organised around four questions. </w:t>
+          <w:i/>
+          <w:iCs/>
+        </w:rPr>
+        <w:t>Research questions.</w:t>
+      </w:r>
+      <w:r>
+        <w:rPr>
+          <w:rFonts w:hint="default" w:ascii="Times New Roman" w:hAnsi="Times New Roman" w:cs="Times New Roman"/>
+        </w:rPr>
+        <w:t xml:space="preserve"> The project is organised around four questions. </w:t>
       </w:r>
       <w:r>
         <w:rPr>
@@ -1992,18 +1963,6 @@
           <w:rFonts w:hint="default" w:ascii="Times New Roman" w:hAnsi="Times New Roman" w:cs="Times New Roman"/>
         </w:rPr>
         <w:t xml:space="preserve"> what does it cost in false alarms, latency and tokens, and which graph components matter?</w:t>
-      </w:r>
-    </w:p>
-    <w:p>
-      <w:pPr>
-        <w:pStyle w:val="3"/>
-        <w:keepNext w:val="0"/>
-        <w:keepLines w:val="0"/>
-        <w:widowControl/>
-        <w:suppressLineNumbers w:val="0"/>
-      </w:pPr>
-      <w:r>
-        <w:t>B. Overview and Deployment</w:t>
       </w:r>
     </w:p>
     <w:p>
@@ -2017,13 +1976,21 @@
       <w:r>
         <w:rPr>
           <w:rFonts w:hint="default" w:ascii="Times New Roman" w:hAnsi="Times New Roman" w:cs="Times New Roman"/>
-        </w:rPr>
-        <w:t>Fig. 1 shows the gate. Before a candidate revision is accepted, it runs Semgrep and Bandit on the diff, then the graph-difference engine, then LLM triage of whatever was flagged. A blocked revision is not committed and its rationale joins the next prompt; an allowed revision is committed and its files are re-indexed into the graph. The targets are a pre-merge check in continuous integration and middleware in an agent framework, for example a LangGraph [30] node between the generation and commit steps. Both tolerate a few seconds of added latency; interactive editor use, with its tighter budget, is out of scope.</w:t>
+          <w:i/>
+          <w:iCs/>
+        </w:rPr>
+        <w:t>Gate overview and deployment.</w:t>
+      </w:r>
+      <w:r>
+        <w:rPr>
+          <w:rFonts w:hint="default" w:ascii="Times New Roman" w:hAnsi="Times New Roman" w:cs="Times New Roman"/>
+        </w:rPr>
+        <w:t xml:space="preserve"> Fig. 1 shows the gate. Before a candidate revision is accepted, it runs Semgrep and Bandit on the diff, then the graph-difference engine, then LLM triage of whatever was flagged. A blocked revision is not committed and its rationale joins the next prompt; an allowed revision is committed and its files are re-indexed into the graph. The targets are a pre-merge check in continuous integration and middleware in an agent framework, for example a LangGraph [30] node between the generation and commit steps. Both tolerate a few seconds of added latency; interactive editor use, with its tighter budget, is out of scope.</w:t>
       </w:r>
     </w:p>
     <w:p>
       <w:pPr>
-        <w:pStyle w:val="19"/>
+        <w:pStyle w:val="14"/>
         <w:keepNext/>
         <w:keepLines w:val="0"/>
         <w:widowControl/>
@@ -2056,7 +2023,7 @@
     </w:p>
     <w:p>
       <w:pPr>
-        <w:pStyle w:val="17"/>
+        <w:pStyle w:val="15"/>
         <w:keepNext w:val="0"/>
         <w:keepLines w:val="0"/>
         <w:widowControl/>
@@ -2072,18 +2039,6 @@
     </w:p>
     <w:p>
       <w:pPr>
-        <w:pStyle w:val="3"/>
-        <w:keepNext w:val="0"/>
-        <w:keepLines w:val="0"/>
-        <w:widowControl/>
-        <w:suppressLineNumbers w:val="0"/>
-      </w:pPr>
-      <w:r>
-        <w:t>C. Code Graph</w:t>
-      </w:r>
-    </w:p>
-    <w:p>
-      <w:pPr>
         <w:pStyle w:val="12"/>
         <w:keepNext w:val="0"/>
         <w:keepLines w:val="0"/>
@@ -2093,22 +2048,16 @@
       <w:r>
         <w:rPr>
           <w:rFonts w:hint="default" w:ascii="Times New Roman" w:hAnsi="Times New Roman" w:cs="Times New Roman"/>
-        </w:rPr>
-        <w:t xml:space="preserve">The graph of revision </w:t>
-      </w:r>
-      <w:r>
-        <w:rPr>
-          <w:rFonts w:hint="default" w:ascii="Times New Roman" w:hAnsi="Times New Roman" w:cs="Times New Roman"/>
           <w:i/>
           <w:iCs/>
         </w:rPr>
-        <w:t>t</w:t>
-      </w:r>
-      <w:r>
-        <w:rPr>
-          <w:rFonts w:hint="default" w:ascii="Times New Roman" w:hAnsi="Times New Roman" w:cs="Times New Roman"/>
-        </w:rPr>
-        <w:t xml:space="preserve"> is </w:t>
+        <w:t>Code graph.</w:t>
+      </w:r>
+      <w:r>
+        <w:rPr>
+          <w:rFonts w:hint="default" w:ascii="Times New Roman" w:hAnsi="Times New Roman" w:cs="Times New Roman"/>
+        </w:rPr>
+        <w:t xml:space="preserve"> The graph of revision </w:t>
       </w:r>
       <w:r>
         <w:rPr>
@@ -2116,13 +2065,13 @@
           <w:i/>
           <w:iCs/>
         </w:rPr>
-        <w:t>G</w:t>
-      </w:r>
-      <w:r>
-        <w:rPr>
-          <w:rFonts w:hint="default" w:ascii="Times New Roman" w:hAnsi="Times New Roman" w:cs="Times New Roman"/>
-        </w:rPr>
-        <w:t>(</w:t>
+        <w:t>t</w:t>
+      </w:r>
+      <w:r>
+        <w:rPr>
+          <w:rFonts w:hint="default" w:ascii="Times New Roman" w:hAnsi="Times New Roman" w:cs="Times New Roman"/>
+        </w:rPr>
+        <w:t xml:space="preserve"> is </w:t>
       </w:r>
       <w:r>
         <w:rPr>
@@ -2130,13 +2079,13 @@
           <w:i/>
           <w:iCs/>
         </w:rPr>
-        <w:t>t</w:t>
-      </w:r>
-      <w:r>
-        <w:rPr>
-          <w:rFonts w:hint="default" w:ascii="Times New Roman" w:hAnsi="Times New Roman" w:cs="Times New Roman"/>
-        </w:rPr>
-        <w:t>) = (</w:t>
+        <w:t>G</w:t>
+      </w:r>
+      <w:r>
+        <w:rPr>
+          <w:rFonts w:hint="default" w:ascii="Times New Roman" w:hAnsi="Times New Roman" w:cs="Times New Roman"/>
+        </w:rPr>
+        <w:t>(</w:t>
       </w:r>
       <w:r>
         <w:rPr>
@@ -2144,13 +2093,13 @@
           <w:i/>
           <w:iCs/>
         </w:rPr>
-        <w:t>V</w:t>
-      </w:r>
-      <w:r>
-        <w:rPr>
-          <w:rFonts w:hint="default" w:ascii="Times New Roman" w:hAnsi="Times New Roman" w:cs="Times New Roman"/>
-        </w:rPr>
-        <w:t xml:space="preserve">, </w:t>
+        <w:t>t</w:t>
+      </w:r>
+      <w:r>
+        <w:rPr>
+          <w:rFonts w:hint="default" w:ascii="Times New Roman" w:hAnsi="Times New Roman" w:cs="Times New Roman"/>
+        </w:rPr>
+        <w:t>) = (</w:t>
       </w:r>
       <w:r>
         <w:rPr>
@@ -2158,14 +2107,7 @@
           <w:i/>
           <w:iCs/>
         </w:rPr>
-        <w:t>E</w:t>
-      </w:r>
-      <w:r>
-        <w:rPr>
-          <w:rFonts w:hint="default" w:ascii="Times New Roman" w:hAnsi="Times New Roman" w:cs="Times New Roman"/>
-          <w:vertAlign w:val="subscript"/>
-        </w:rPr>
-        <w:t>call</w:t>
+        <w:t>V</w:t>
       </w:r>
       <w:r>
         <w:rPr>
@@ -2186,7 +2128,7 @@
           <w:rFonts w:hint="default" w:ascii="Times New Roman" w:hAnsi="Times New Roman" w:cs="Times New Roman"/>
           <w:vertAlign w:val="subscript"/>
         </w:rPr>
-        <w:t>taint</w:t>
+        <w:t>call</w:t>
       </w:r>
       <w:r>
         <w:rPr>
@@ -2207,13 +2149,13 @@
           <w:rFonts w:hint="default" w:ascii="Times New Roman" w:hAnsi="Times New Roman" w:cs="Times New Roman"/>
           <w:vertAlign w:val="subscript"/>
         </w:rPr>
-        <w:t>sanitize</w:t>
-      </w:r>
-      <w:r>
-        <w:rPr>
-          <w:rFonts w:hint="default" w:ascii="Times New Roman" w:hAnsi="Times New Roman" w:cs="Times New Roman"/>
-        </w:rPr>
-        <w:t xml:space="preserve">). Vertices are function, method and module symbols from tree-sitter [31] syntax trees. Call edges are resolved only for calls within a module, calls through static imports and attribute calls whose receiver class is statically known; any other call becomes an explicit </w:t>
+        <w:t>taint</w:t>
+      </w:r>
+      <w:r>
+        <w:rPr>
+          <w:rFonts w:hint="default" w:ascii="Times New Roman" w:hAnsi="Times New Roman" w:cs="Times New Roman"/>
+        </w:rPr>
+        <w:t xml:space="preserve">, </w:t>
       </w:r>
       <w:r>
         <w:rPr>
@@ -2221,6 +2163,27 @@
           <w:i/>
           <w:iCs/>
         </w:rPr>
+        <w:t>E</w:t>
+      </w:r>
+      <w:r>
+        <w:rPr>
+          <w:rFonts w:hint="default" w:ascii="Times New Roman" w:hAnsi="Times New Roman" w:cs="Times New Roman"/>
+          <w:vertAlign w:val="subscript"/>
+        </w:rPr>
+        <w:t>sanitize</w:t>
+      </w:r>
+      <w:r>
+        <w:rPr>
+          <w:rFonts w:hint="default" w:ascii="Times New Roman" w:hAnsi="Times New Roman" w:cs="Times New Roman"/>
+        </w:rPr>
+        <w:t xml:space="preserve">). Vertices are function, method and module symbols from tree-sitter [31] syntax trees. Call edges are resolved only for calls within a module, calls through static imports and attribute calls whose receiver class is statically known; any other call becomes an explicit </w:t>
+      </w:r>
+      <w:r>
+        <w:rPr>
+          <w:rFonts w:hint="default" w:ascii="Times New Roman" w:hAnsi="Times New Roman" w:cs="Times New Roman"/>
+          <w:i/>
+          <w:iCs/>
+        </w:rPr>
         <w:t>unknown</w:t>
       </w:r>
       <w:r>
@@ -2228,18 +2191,6 @@
           <w:rFonts w:hint="default" w:ascii="Times New Roman" w:hAnsi="Times New Roman" w:cs="Times New Roman"/>
         </w:rPr>
         <w:t xml:space="preserve"> edge, so the analysis can report what it could not see. Taint edges link sources (request parameters, environment variables, file and network input, command-line arguments) to uses through assignments and call arguments, flow-insensitively across procedures. Sanitizers are symbols matching an allowlist seeded from Semgrep and Pysa rules. Graphs are held in NetworkX [32] and persisted between iterations.</w:t>
-      </w:r>
-    </w:p>
-    <w:p>
-      <w:pPr>
-        <w:pStyle w:val="3"/>
-        <w:keepNext w:val="0"/>
-        <w:keepLines w:val="0"/>
-        <w:widowControl/>
-        <w:suppressLineNumbers w:val="0"/>
-      </w:pPr>
-      <w:r>
-        <w:t>D. Difference Rules and Triage</w:t>
       </w:r>
     </w:p>
     <w:p>
@@ -2253,8 +2204,16 @@
       <w:r>
         <w:rPr>
           <w:rFonts w:hint="default" w:ascii="Times New Roman" w:hAnsi="Times New Roman" w:cs="Times New Roman"/>
-        </w:rPr>
-        <w:t>After each revision the engine computes Δ</w:t>
+          <w:i/>
+          <w:iCs/>
+        </w:rPr>
+        <w:t>Difference rules and triage.</w:t>
+      </w:r>
+      <w:r>
+        <w:rPr>
+          <w:rFonts w:hint="default" w:ascii="Times New Roman" w:hAnsi="Times New Roman" w:cs="Times New Roman"/>
+        </w:rPr>
+        <w:t xml:space="preserve"> After each revision the engine computes Δ</w:t>
       </w:r>
       <w:r>
         <w:rPr>
@@ -2501,32 +2460,16 @@
       <w:r>
         <w:rPr>
           <w:rFonts w:hint="default" w:ascii="Times New Roman" w:hAnsi="Times New Roman" w:cs="Times New Roman"/>
-        </w:rPr>
-        <w:t>The scope is Python and the injection family: SQL injection (CWE-89), OS command injection (CWE-78), command injection in general (CWE-77) and path traversal (CWE-22) [7]. The graph does not model monkey-patching, reflection or framework-generated routing, so results will describe practical, lightweight differencing rather than a sound analysis, and unknown-edge counts will be reported per repository.</w:t>
-      </w:r>
-    </w:p>
-    <w:p>
-      <w:pPr>
-        <w:pStyle w:val="2"/>
-        <w:keepNext w:val="0"/>
-        <w:keepLines w:val="0"/>
-        <w:widowControl/>
-        <w:suppressLineNumbers w:val="0"/>
-      </w:pPr>
-      <w:r>
-        <w:t>IV. Experimental Infrastructure</w:t>
-      </w:r>
-    </w:p>
-    <w:p>
-      <w:pPr>
-        <w:pStyle w:val="3"/>
-        <w:keepNext w:val="0"/>
-        <w:keepLines w:val="0"/>
-        <w:widowControl/>
-        <w:suppressLineNumbers w:val="0"/>
-      </w:pPr>
-      <w:r>
-        <w:t>A. Refinement Harness</w:t>
+          <w:i/>
+          <w:iCs/>
+        </w:rPr>
+        <w:t>Scope.</w:t>
+      </w:r>
+      <w:r>
+        <w:rPr>
+          <w:rFonts w:hint="default" w:ascii="Times New Roman" w:hAnsi="Times New Roman" w:cs="Times New Roman"/>
+        </w:rPr>
+        <w:t xml:space="preserve"> The scope is Python and the injection family: SQL injection (CWE-89), OS command injection (CWE-78), command injection in general (CWE-77) and path traversal (CWE-22) [7]. The graph does not model monkey-patching, reflection or framework-generated routing, so results will describe practical, lightweight differencing rather than a sound analysis, and unknown-edge counts will be reported per repository.</w:t>
       </w:r>
     </w:p>
     <w:p>
@@ -2540,132 +2483,21 @@
       <w:r>
         <w:rPr>
           <w:rFonts w:hint="default" w:ascii="Times New Roman" w:hAnsi="Times New Roman" w:cs="Times New Roman"/>
-        </w:rPr>
-        <w:t>The harness drives a refinement loop over a set of Python files. Each turn sends the model a fixed system prompt, every current file and one instruction; the model returns complete files, and the harness computes a diff and appends a record to a JSON Lines trace holding the prompt and its hash, the requested and the served model identifiers, the parameters, the response, token usage, latency and the diff. Refusals and errors have their own record kinds. Each prompt sequence is run several times, and every run carries a replication number. The code is Python 3.12 with pinned dependencies and 247 automated tests.</w:t>
+          <w:i/>
+          <w:iCs/>
+        </w:rPr>
+        <w:t>Conditions and baselines.</w:t>
+      </w:r>
+      <w:r>
+        <w:rPr>
+          <w:rFonts w:hint="default" w:ascii="Times New Roman" w:hAnsi="Times New Roman" w:cs="Times New Roman"/>
+        </w:rPr>
+        <w:t xml:space="preserve"> The gate is evaluated on recorded refinement traces (Section IV). All conditions in Table II consume the same traces, so only the gate’s context and detector vary. B+ was added once the first measurement (Section V) showed how rarely the scanners fire: there the LLM also judges every change from its diff, so that C faces a strong diff-only check as well. It is a baseline only; in C the LLM still triages flags and nothing else.</w:t>
       </w:r>
     </w:p>
     <w:p>
       <w:pPr>
-        <w:pStyle w:val="3"/>
-        <w:keepNext w:val="0"/>
-        <w:keepLines w:val="0"/>
-        <w:widowControl/>
-        <w:suppressLineNumbers w:val="0"/>
-      </w:pPr>
-      <w:r>
-        <w:t>B. Reproducibility Without Sampling Controls</w:t>
-      </w:r>
-    </w:p>
-    <w:p>
-      <w:pPr>
-        <w:pStyle w:val="12"/>
-        <w:keepNext w:val="0"/>
-        <w:keepLines w:val="0"/>
-        <w:widowControl/>
-        <w:suppressLineNumbers w:val="0"/>
-      </w:pPr>
-      <w:r>
-        <w:rPr>
-          <w:rFonts w:hint="default" w:ascii="Times New Roman" w:hAnsi="Times New Roman" w:cs="Times New Roman"/>
-        </w:rPr>
-        <w:t>The original plan specified a temperature of zero and fixed seeds, but current Anthropic models reject sampling parameters and the API has never accepted a seed; a zero temperature would not have guaranteed identical output anyway [28]. Reproducibility therefore rests on a response cache keyed by (prompt hash, replication) and on replay: the gate conditions never call the model but consume recorded traces, so every condition sees the same revisions. Traces recorded against the live API replay byte for byte.</w:t>
-      </w:r>
-    </w:p>
-    <w:p>
-      <w:pPr>
-        <w:pStyle w:val="12"/>
-        <w:keepNext w:val="0"/>
-        <w:keepLines w:val="0"/>
-        <w:widowControl/>
-        <w:suppressLineNumbers w:val="0"/>
-      </w:pPr>
-      <w:r>
-        <w:rPr>
-          <w:rFonts w:hint="default" w:ascii="Times New Roman" w:hAnsi="Times New Roman" w:cs="Times New Roman"/>
-        </w:rPr>
-        <w:t xml:space="preserve">Two pitfalls are worth reporting because they fail silently. Our first cache used the prompt hash alone as its key; because the API takes no seed, all replications send identical requests, so the cache served the first replication’s answer to the others and </w:t>
-      </w:r>
-      <w:r>
-        <w:rPr>
-          <w:rFonts w:hint="default" w:ascii="Times New Roman" w:hAnsi="Times New Roman" w:cs="Times New Roman"/>
-          <w:i/>
-          <w:iCs/>
-        </w:rPr>
-        <w:t>N</w:t>
-      </w:r>
-      <w:r>
-        <w:rPr>
-          <w:rFonts w:hint="default" w:ascii="Times New Roman" w:hAnsi="Times New Roman" w:cs="Times New Roman"/>
-        </w:rPr>
-        <w:t xml:space="preserve"> replications collapsed into one. Statistical tests would still have run, over duplicates. Adding the replication number to the key fixed this, and a regression test guards it. Second, the API reports a dated snapshot name (for example </w:t>
-      </w:r>
-      <w:r>
-        <w:rPr>
-          <w:rStyle w:val="11"/>
-        </w:rPr>
-        <w:t>claude-haiku-4-5-20251001</w:t>
-      </w:r>
-      <w:r>
-        <w:rPr>
-          <w:rFonts w:hint="default" w:ascii="Times New Roman" w:hAnsi="Times New Roman" w:cs="Times New Roman"/>
-        </w:rPr>
-        <w:t>) that differs from the name requested, which broke the hash check on replay; the harness now records both.</w:t>
-      </w:r>
-    </w:p>
-    <w:p>
-      <w:pPr>
-        <w:pStyle w:val="3"/>
-        <w:keepNext w:val="0"/>
-        <w:keepLines w:val="0"/>
-        <w:widowControl/>
-        <w:suppressLineNumbers w:val="0"/>
-      </w:pPr>
-      <w:r>
-        <w:t>C. Models Used</w:t>
-      </w:r>
-    </w:p>
-    <w:p>
-      <w:pPr>
-        <w:pStyle w:val="12"/>
-        <w:keepNext w:val="0"/>
-        <w:keepLines w:val="0"/>
-        <w:widowControl/>
-        <w:suppressLineNumbers w:val="0"/>
-      </w:pPr>
-      <w:r>
-        <w:rPr>
-          <w:rFonts w:hint="default" w:ascii="Times New Roman" w:hAnsi="Times New Roman" w:cs="Times New Roman"/>
-        </w:rPr>
-        <w:t xml:space="preserve">Table II lists the models [33]. The newest models declined part of the workload on a harmless fixture (a small user-lookup module that already used parameterised queries, refined with three instructions in the style of the base study), and a declined turn ends its replication. We therefore use </w:t>
-      </w:r>
-      <w:r>
-        <w:rPr>
-          <w:rStyle w:val="11"/>
-        </w:rPr>
-        <w:t>claude-opus-4-8</w:t>
-      </w:r>
-      <w:r>
-        <w:rPr>
-          <w:rFonts w:hint="default" w:ascii="Times New Roman" w:hAnsi="Times New Roman" w:cs="Times New Roman"/>
-        </w:rPr>
-        <w:t xml:space="preserve">, which completed all 18 turns, with adaptive thinking, medium effort and at most 16,000 output tokens per turn. The smaller </w:t>
-      </w:r>
-      <w:r>
-        <w:rPr>
-          <w:rStyle w:val="11"/>
-        </w:rPr>
-        <w:t>claude-haiku-4-5</w:t>
-      </w:r>
-      <w:r>
-        <w:rPr>
-          <w:rFonts w:hint="default" w:ascii="Times New Roman" w:hAnsi="Times New Roman" w:cs="Times New Roman"/>
-        </w:rPr>
-        <w:t xml:space="preserve"> serves the planned small-model ablation. Model identifiers are command-line options and every trace records them. A refusal is stored as an outcome with its category, is never cached and never triggers a fallback to another model, which would mix models within a condition. Because refusals are likely to rise on genuinely vulnerable code, the refusal rate will be reported beside the degradation curve.</w:t>
-      </w:r>
-    </w:p>
-    <w:p>
-      <w:pPr>
-        <w:pStyle w:val="18"/>
+        <w:pStyle w:val="20"/>
         <w:keepNext/>
         <w:keepLines w:val="0"/>
         <w:widowControl/>
@@ -2687,7 +2519,7 @@
         <w:rPr>
           <w:rFonts w:hint="default" w:ascii="Times New Roman" w:hAnsi="Times New Roman" w:cs="Times New Roman"/>
         </w:rPr>
-        <w:t>Models used and smoke-run results on a harmless fixture</w:t>
+        <w:t>Gate conditions and baselines</w:t>
       </w:r>
     </w:p>
     <w:tbl>
@@ -2712,9 +2544,9 @@
         </w:tblCellMar>
       </w:tblPr>
       <w:tblGrid>
-        <w:gridCol w:w="1924"/>
-        <w:gridCol w:w="1491"/>
-        <w:gridCol w:w="1745"/>
+        <w:gridCol w:w="972"/>
+        <w:gridCol w:w="2730"/>
+        <w:gridCol w:w="1458"/>
       </w:tblGrid>
       <w:tr>
         <w:tblPrEx>
@@ -2726,6 +2558,7 @@
             <w:insideH w:val="none" w:color="auto" w:sz="0" w:space="0"/>
             <w:insideV w:val="none" w:color="auto" w:sz="0" w:space="0"/>
           </w:tblBorders>
+          <w:shd w:val="clear"/>
           <w:tblCellMar>
             <w:top w:w="15" w:type="dxa"/>
             <w:left w:w="15" w:type="dxa"/>
@@ -2738,7 +2571,7 @@
         </w:trPr>
         <w:tc>
           <w:tcPr>
-            <w:tcW w:w="1864" w:type="pct"/>
+            <w:tcW w:w="942" w:type="pct"/>
             <w:tcBorders>
               <w:top w:val="single" w:color="000000" w:sz="4" w:space="0"/>
               <w:left w:val="single" w:color="000000" w:sz="4" w:space="0"/>
@@ -2779,13 +2612,13 @@
                 <w:szCs w:val="16"/>
                 <w:bdr w:val="none" w:color="auto" w:sz="0" w:space="0"/>
               </w:rPr>
-              <w:t>Model</w:t>
-            </w:r>
-          </w:p>
-        </w:tc>
-        <w:tc>
-          <w:tcPr>
-            <w:tcW w:w="1444" w:type="pct"/>
+              <w:t>Condition</w:t>
+            </w:r>
+          </w:p>
+        </w:tc>
+        <w:tc>
+          <w:tcPr>
+            <w:tcW w:w="2644" w:type="pct"/>
             <w:tcBorders>
               <w:top w:val="single" w:color="000000" w:sz="4" w:space="0"/>
               <w:left w:val="single" w:color="000000" w:sz="4" w:space="0"/>
@@ -2826,13 +2659,13 @@
                 <w:szCs w:val="16"/>
                 <w:bdr w:val="none" w:color="auto" w:sz="0" w:space="0"/>
               </w:rPr>
-              <w:t>Role</w:t>
-            </w:r>
-          </w:p>
-        </w:tc>
-        <w:tc>
-          <w:tcPr>
-            <w:tcW w:w="1690" w:type="pct"/>
+              <w:t>Configuration</w:t>
+            </w:r>
+          </w:p>
+        </w:tc>
+        <w:tc>
+          <w:tcPr>
+            <w:tcW w:w="1412" w:type="pct"/>
             <w:tcBorders>
               <w:top w:val="single" w:color="000000" w:sz="4" w:space="0"/>
               <w:left w:val="single" w:color="000000" w:sz="4" w:space="0"/>
@@ -2873,7 +2706,7 @@
                 <w:szCs w:val="16"/>
                 <w:bdr w:val="none" w:color="auto" w:sz="0" w:space="0"/>
               </w:rPr>
-              <w:t>Smoke runs (3 prompts)</w:t>
+              <w:t>Question</w:t>
             </w:r>
           </w:p>
         </w:tc>
@@ -2901,130 +2734,130 @@
         </w:trPr>
         <w:tc>
           <w:tcPr>
-            <w:tcW w:w="1864" w:type="pct"/>
-            <w:tcBorders>
-              <w:top w:val="single" w:color="000000" w:sz="4" w:space="0"/>
-              <w:left w:val="single" w:color="000000" w:sz="4" w:space="0"/>
-              <w:bottom w:val="single" w:color="000000" w:sz="4" w:space="0"/>
-              <w:right w:val="single" w:color="000000" w:sz="4" w:space="0"/>
-            </w:tcBorders>
-            <w:shd w:val="clear"/>
-            <w:tcMar>
-              <w:top w:w="20" w:type="dxa"/>
-              <w:left w:w="60" w:type="dxa"/>
-              <w:bottom w:w="20" w:type="dxa"/>
-              <w:right w:w="60" w:type="dxa"/>
-            </w:tcMar>
-            <w:vAlign w:val="top"/>
-          </w:tcPr>
-          <w:p>
-            <w:pPr>
-              <w:keepNext/>
-              <w:keepLines w:val="0"/>
-              <w:widowControl/>
-              <w:suppressLineNumbers w:val="0"/>
-              <w:jc w:val="left"/>
-              <w:textAlignment w:val="top"/>
-              <w:rPr>
-                <w:rFonts w:hint="default" w:ascii="Times New Roman" w:hAnsi="Times New Roman" w:cs="Times New Roman"/>
-                <w:sz w:val="16"/>
-                <w:szCs w:val="16"/>
-              </w:rPr>
-            </w:pPr>
-            <w:r>
-              <w:rPr>
-                <w:rFonts w:hint="default" w:ascii="Times New Roman" w:hAnsi="Times New Roman" w:eastAsia="SimSun" w:cs="Times New Roman"/>
-                <w:sz w:val="16"/>
-                <w:szCs w:val="16"/>
-                <w:bdr w:val="none" w:color="auto" w:sz="0" w:space="0"/>
-              </w:rPr>
-              <w:t>claude-opus-4-8</w:t>
-            </w:r>
-          </w:p>
-        </w:tc>
-        <w:tc>
-          <w:tcPr>
-            <w:tcW w:w="1444" w:type="pct"/>
-            <w:tcBorders>
-              <w:top w:val="single" w:color="000000" w:sz="4" w:space="0"/>
-              <w:left w:val="single" w:color="000000" w:sz="4" w:space="0"/>
-              <w:bottom w:val="single" w:color="000000" w:sz="4" w:space="0"/>
-              <w:right w:val="single" w:color="000000" w:sz="4" w:space="0"/>
-            </w:tcBorders>
-            <w:shd w:val="clear"/>
-            <w:tcMar>
-              <w:top w:w="20" w:type="dxa"/>
-              <w:left w:w="60" w:type="dxa"/>
-              <w:bottom w:w="20" w:type="dxa"/>
-              <w:right w:w="60" w:type="dxa"/>
-            </w:tcMar>
-            <w:vAlign w:val="top"/>
-          </w:tcPr>
-          <w:p>
-            <w:pPr>
-              <w:keepNext/>
-              <w:keepLines w:val="0"/>
-              <w:widowControl/>
-              <w:suppressLineNumbers w:val="0"/>
-              <w:jc w:val="left"/>
-              <w:textAlignment w:val="top"/>
-              <w:rPr>
-                <w:rFonts w:hint="default" w:ascii="Times New Roman" w:hAnsi="Times New Roman" w:cs="Times New Roman"/>
-                <w:sz w:val="16"/>
-                <w:szCs w:val="16"/>
-              </w:rPr>
-            </w:pPr>
-            <w:r>
-              <w:rPr>
-                <w:rFonts w:hint="default" w:ascii="Times New Roman" w:hAnsi="Times New Roman" w:eastAsia="SimSun" w:cs="Times New Roman"/>
-                <w:sz w:val="16"/>
-                <w:szCs w:val="16"/>
-                <w:bdr w:val="none" w:color="auto" w:sz="0" w:space="0"/>
-              </w:rPr>
-              <w:t>Code generation (primary)</w:t>
-            </w:r>
-          </w:p>
-        </w:tc>
-        <w:tc>
-          <w:tcPr>
-            <w:tcW w:w="1690" w:type="pct"/>
-            <w:tcBorders>
-              <w:top w:val="single" w:color="000000" w:sz="4" w:space="0"/>
-              <w:left w:val="single" w:color="000000" w:sz="4" w:space="0"/>
-              <w:bottom w:val="single" w:color="000000" w:sz="4" w:space="0"/>
-              <w:right w:val="single" w:color="000000" w:sz="4" w:space="0"/>
-            </w:tcBorders>
-            <w:shd w:val="clear"/>
-            <w:tcMar>
-              <w:top w:w="20" w:type="dxa"/>
-              <w:left w:w="60" w:type="dxa"/>
-              <w:bottom w:w="20" w:type="dxa"/>
-              <w:right w:w="60" w:type="dxa"/>
-            </w:tcMar>
-            <w:vAlign w:val="top"/>
-          </w:tcPr>
-          <w:p>
-            <w:pPr>
-              <w:keepNext/>
-              <w:keepLines w:val="0"/>
-              <w:widowControl/>
-              <w:suppressLineNumbers w:val="0"/>
-              <w:jc w:val="left"/>
-              <w:textAlignment w:val="top"/>
-              <w:rPr>
-                <w:rFonts w:hint="default" w:ascii="Times New Roman" w:hAnsi="Times New Roman" w:cs="Times New Roman"/>
-                <w:sz w:val="16"/>
-                <w:szCs w:val="16"/>
-              </w:rPr>
-            </w:pPr>
-            <w:r>
-              <w:rPr>
-                <w:rFonts w:hint="default" w:ascii="Times New Roman" w:hAnsi="Times New Roman" w:eastAsia="SimSun" w:cs="Times New Roman"/>
-                <w:sz w:val="16"/>
-                <w:szCs w:val="16"/>
-                <w:bdr w:val="none" w:color="auto" w:sz="0" w:space="0"/>
-              </w:rPr>
-              <w:t>18 of 18 turns, no refusals</w:t>
+            <w:tcW w:w="942" w:type="pct"/>
+            <w:tcBorders>
+              <w:top w:val="single" w:color="000000" w:sz="4" w:space="0"/>
+              <w:left w:val="single" w:color="000000" w:sz="4" w:space="0"/>
+              <w:bottom w:val="single" w:color="000000" w:sz="4" w:space="0"/>
+              <w:right w:val="single" w:color="000000" w:sz="4" w:space="0"/>
+            </w:tcBorders>
+            <w:shd w:val="clear"/>
+            <w:tcMar>
+              <w:top w:w="20" w:type="dxa"/>
+              <w:left w:w="60" w:type="dxa"/>
+              <w:bottom w:w="20" w:type="dxa"/>
+              <w:right w:w="60" w:type="dxa"/>
+            </w:tcMar>
+            <w:vAlign w:val="top"/>
+          </w:tcPr>
+          <w:p>
+            <w:pPr>
+              <w:keepNext/>
+              <w:keepLines w:val="0"/>
+              <w:widowControl/>
+              <w:suppressLineNumbers w:val="0"/>
+              <w:jc w:val="left"/>
+              <w:textAlignment w:val="top"/>
+              <w:rPr>
+                <w:rFonts w:hint="default" w:ascii="Times New Roman" w:hAnsi="Times New Roman" w:cs="Times New Roman"/>
+                <w:sz w:val="16"/>
+                <w:szCs w:val="16"/>
+              </w:rPr>
+            </w:pPr>
+            <w:r>
+              <w:rPr>
+                <w:rFonts w:hint="default" w:ascii="Times New Roman" w:hAnsi="Times New Roman" w:eastAsia="SimSun" w:cs="Times New Roman"/>
+                <w:sz w:val="16"/>
+                <w:szCs w:val="16"/>
+                <w:bdr w:val="none" w:color="auto" w:sz="0" w:space="0"/>
+              </w:rPr>
+              <w:t>A</w:t>
+            </w:r>
+          </w:p>
+        </w:tc>
+        <w:tc>
+          <w:tcPr>
+            <w:tcW w:w="2644" w:type="pct"/>
+            <w:tcBorders>
+              <w:top w:val="single" w:color="000000" w:sz="4" w:space="0"/>
+              <w:left w:val="single" w:color="000000" w:sz="4" w:space="0"/>
+              <w:bottom w:val="single" w:color="000000" w:sz="4" w:space="0"/>
+              <w:right w:val="single" w:color="000000" w:sz="4" w:space="0"/>
+            </w:tcBorders>
+            <w:shd w:val="clear"/>
+            <w:tcMar>
+              <w:top w:w="20" w:type="dxa"/>
+              <w:left w:w="60" w:type="dxa"/>
+              <w:bottom w:w="20" w:type="dxa"/>
+              <w:right w:w="60" w:type="dxa"/>
+            </w:tcMar>
+            <w:vAlign w:val="top"/>
+          </w:tcPr>
+          <w:p>
+            <w:pPr>
+              <w:keepNext/>
+              <w:keepLines w:val="0"/>
+              <w:widowControl/>
+              <w:suppressLineNumbers w:val="0"/>
+              <w:jc w:val="left"/>
+              <w:textAlignment w:val="top"/>
+              <w:rPr>
+                <w:rFonts w:hint="default" w:ascii="Times New Roman" w:hAnsi="Times New Roman" w:cs="Times New Roman"/>
+                <w:sz w:val="16"/>
+                <w:szCs w:val="16"/>
+              </w:rPr>
+            </w:pPr>
+            <w:r>
+              <w:rPr>
+                <w:rFonts w:hint="default" w:ascii="Times New Roman" w:hAnsi="Times New Roman" w:eastAsia="SimSun" w:cs="Times New Roman"/>
+                <w:sz w:val="16"/>
+                <w:szCs w:val="16"/>
+                <w:bdr w:val="none" w:color="auto" w:sz="0" w:space="0"/>
+              </w:rPr>
+              <w:t>No gate</w:t>
+            </w:r>
+          </w:p>
+        </w:tc>
+        <w:tc>
+          <w:tcPr>
+            <w:tcW w:w="1412" w:type="pct"/>
+            <w:tcBorders>
+              <w:top w:val="single" w:color="000000" w:sz="4" w:space="0"/>
+              <w:left w:val="single" w:color="000000" w:sz="4" w:space="0"/>
+              <w:bottom w:val="single" w:color="000000" w:sz="4" w:space="0"/>
+              <w:right w:val="single" w:color="000000" w:sz="4" w:space="0"/>
+            </w:tcBorders>
+            <w:shd w:val="clear"/>
+            <w:tcMar>
+              <w:top w:w="20" w:type="dxa"/>
+              <w:left w:w="60" w:type="dxa"/>
+              <w:bottom w:w="20" w:type="dxa"/>
+              <w:right w:w="60" w:type="dxa"/>
+            </w:tcMar>
+            <w:vAlign w:val="top"/>
+          </w:tcPr>
+          <w:p>
+            <w:pPr>
+              <w:keepNext/>
+              <w:keepLines w:val="0"/>
+              <w:widowControl/>
+              <w:suppressLineNumbers w:val="0"/>
+              <w:jc w:val="left"/>
+              <w:textAlignment w:val="top"/>
+              <w:rPr>
+                <w:rFonts w:hint="default" w:ascii="Times New Roman" w:hAnsi="Times New Roman" w:cs="Times New Roman"/>
+                <w:sz w:val="16"/>
+                <w:szCs w:val="16"/>
+              </w:rPr>
+            </w:pPr>
+            <w:r>
+              <w:rPr>
+                <w:rFonts w:hint="default" w:ascii="Times New Roman" w:hAnsi="Times New Roman" w:eastAsia="SimSun" w:cs="Times New Roman"/>
+                <w:sz w:val="16"/>
+                <w:szCs w:val="16"/>
+                <w:bdr w:val="none" w:color="auto" w:sz="0" w:space="0"/>
+              </w:rPr>
+              <w:t>Baseline degradation</w:t>
             </w:r>
           </w:p>
         </w:tc>
@@ -3052,130 +2885,130 @@
         </w:trPr>
         <w:tc>
           <w:tcPr>
-            <w:tcW w:w="1864" w:type="pct"/>
-            <w:tcBorders>
-              <w:top w:val="single" w:color="000000" w:sz="4" w:space="0"/>
-              <w:left w:val="single" w:color="000000" w:sz="4" w:space="0"/>
-              <w:bottom w:val="single" w:color="000000" w:sz="4" w:space="0"/>
-              <w:right w:val="single" w:color="000000" w:sz="4" w:space="0"/>
-            </w:tcBorders>
-            <w:shd w:val="clear"/>
-            <w:tcMar>
-              <w:top w:w="20" w:type="dxa"/>
-              <w:left w:w="60" w:type="dxa"/>
-              <w:bottom w:w="20" w:type="dxa"/>
-              <w:right w:w="60" w:type="dxa"/>
-            </w:tcMar>
-            <w:vAlign w:val="top"/>
-          </w:tcPr>
-          <w:p>
-            <w:pPr>
-              <w:keepNext/>
-              <w:keepLines w:val="0"/>
-              <w:widowControl/>
-              <w:suppressLineNumbers w:val="0"/>
-              <w:jc w:val="left"/>
-              <w:textAlignment w:val="top"/>
-              <w:rPr>
-                <w:rFonts w:hint="default" w:ascii="Times New Roman" w:hAnsi="Times New Roman" w:cs="Times New Roman"/>
-                <w:sz w:val="16"/>
-                <w:szCs w:val="16"/>
-              </w:rPr>
-            </w:pPr>
-            <w:r>
-              <w:rPr>
-                <w:rFonts w:hint="default" w:ascii="Times New Roman" w:hAnsi="Times New Roman" w:eastAsia="SimSun" w:cs="Times New Roman"/>
-                <w:sz w:val="16"/>
-                <w:szCs w:val="16"/>
-                <w:bdr w:val="none" w:color="auto" w:sz="0" w:space="0"/>
-              </w:rPr>
-              <w:t>claude-haiku-4-5</w:t>
-            </w:r>
-          </w:p>
-        </w:tc>
-        <w:tc>
-          <w:tcPr>
-            <w:tcW w:w="1444" w:type="pct"/>
-            <w:tcBorders>
-              <w:top w:val="single" w:color="000000" w:sz="4" w:space="0"/>
-              <w:left w:val="single" w:color="000000" w:sz="4" w:space="0"/>
-              <w:bottom w:val="single" w:color="000000" w:sz="4" w:space="0"/>
-              <w:right w:val="single" w:color="000000" w:sz="4" w:space="0"/>
-            </w:tcBorders>
-            <w:shd w:val="clear"/>
-            <w:tcMar>
-              <w:top w:w="20" w:type="dxa"/>
-              <w:left w:w="60" w:type="dxa"/>
-              <w:bottom w:w="20" w:type="dxa"/>
-              <w:right w:w="60" w:type="dxa"/>
-            </w:tcMar>
-            <w:vAlign w:val="top"/>
-          </w:tcPr>
-          <w:p>
-            <w:pPr>
-              <w:keepNext/>
-              <w:keepLines w:val="0"/>
-              <w:widowControl/>
-              <w:suppressLineNumbers w:val="0"/>
-              <w:jc w:val="left"/>
-              <w:textAlignment w:val="top"/>
-              <w:rPr>
-                <w:rFonts w:hint="default" w:ascii="Times New Roman" w:hAnsi="Times New Roman" w:cs="Times New Roman"/>
-                <w:sz w:val="16"/>
-                <w:szCs w:val="16"/>
-              </w:rPr>
-            </w:pPr>
-            <w:r>
-              <w:rPr>
-                <w:rFonts w:hint="default" w:ascii="Times New Roman" w:hAnsi="Times New Roman" w:eastAsia="SimSun" w:cs="Times New Roman"/>
-                <w:sz w:val="16"/>
-                <w:szCs w:val="16"/>
-                <w:bdr w:val="none" w:color="auto" w:sz="0" w:space="0"/>
-              </w:rPr>
-              <w:t>Small-model ablation</w:t>
-            </w:r>
-          </w:p>
-        </w:tc>
-        <w:tc>
-          <w:tcPr>
-            <w:tcW w:w="1690" w:type="pct"/>
-            <w:tcBorders>
-              <w:top w:val="single" w:color="000000" w:sz="4" w:space="0"/>
-              <w:left w:val="single" w:color="000000" w:sz="4" w:space="0"/>
-              <w:bottom w:val="single" w:color="000000" w:sz="4" w:space="0"/>
-              <w:right w:val="single" w:color="000000" w:sz="4" w:space="0"/>
-            </w:tcBorders>
-            <w:shd w:val="clear"/>
-            <w:tcMar>
-              <w:top w:w="20" w:type="dxa"/>
-              <w:left w:w="60" w:type="dxa"/>
-              <w:bottom w:w="20" w:type="dxa"/>
-              <w:right w:w="60" w:type="dxa"/>
-            </w:tcMar>
-            <w:vAlign w:val="top"/>
-          </w:tcPr>
-          <w:p>
-            <w:pPr>
-              <w:keepNext/>
-              <w:keepLines w:val="0"/>
-              <w:widowControl/>
-              <w:suppressLineNumbers w:val="0"/>
-              <w:jc w:val="left"/>
-              <w:textAlignment w:val="top"/>
-              <w:rPr>
-                <w:rFonts w:hint="default" w:ascii="Times New Roman" w:hAnsi="Times New Roman" w:cs="Times New Roman"/>
-                <w:sz w:val="16"/>
-                <w:szCs w:val="16"/>
-              </w:rPr>
-            </w:pPr>
-            <w:r>
-              <w:rPr>
-                <w:rFonts w:hint="default" w:ascii="Times New Roman" w:hAnsi="Times New Roman" w:eastAsia="SimSun" w:cs="Times New Roman"/>
-                <w:sz w:val="16"/>
-                <w:szCs w:val="16"/>
-                <w:bdr w:val="none" w:color="auto" w:sz="0" w:space="0"/>
-              </w:rPr>
-              <w:t>18 of 18 turns, no refusals</w:t>
+            <w:tcW w:w="942" w:type="pct"/>
+            <w:tcBorders>
+              <w:top w:val="single" w:color="000000" w:sz="4" w:space="0"/>
+              <w:left w:val="single" w:color="000000" w:sz="4" w:space="0"/>
+              <w:bottom w:val="single" w:color="000000" w:sz="4" w:space="0"/>
+              <w:right w:val="single" w:color="000000" w:sz="4" w:space="0"/>
+            </w:tcBorders>
+            <w:shd w:val="clear"/>
+            <w:tcMar>
+              <w:top w:w="20" w:type="dxa"/>
+              <w:left w:w="60" w:type="dxa"/>
+              <w:bottom w:w="20" w:type="dxa"/>
+              <w:right w:w="60" w:type="dxa"/>
+            </w:tcMar>
+            <w:vAlign w:val="top"/>
+          </w:tcPr>
+          <w:p>
+            <w:pPr>
+              <w:keepNext/>
+              <w:keepLines w:val="0"/>
+              <w:widowControl/>
+              <w:suppressLineNumbers w:val="0"/>
+              <w:jc w:val="left"/>
+              <w:textAlignment w:val="top"/>
+              <w:rPr>
+                <w:rFonts w:hint="default" w:ascii="Times New Roman" w:hAnsi="Times New Roman" w:cs="Times New Roman"/>
+                <w:sz w:val="16"/>
+                <w:szCs w:val="16"/>
+              </w:rPr>
+            </w:pPr>
+            <w:r>
+              <w:rPr>
+                <w:rFonts w:hint="default" w:ascii="Times New Roman" w:hAnsi="Times New Roman" w:eastAsia="SimSun" w:cs="Times New Roman"/>
+                <w:sz w:val="16"/>
+                <w:szCs w:val="16"/>
+                <w:bdr w:val="none" w:color="auto" w:sz="0" w:space="0"/>
+              </w:rPr>
+              <w:t>B</w:t>
+            </w:r>
+          </w:p>
+        </w:tc>
+        <w:tc>
+          <w:tcPr>
+            <w:tcW w:w="2644" w:type="pct"/>
+            <w:tcBorders>
+              <w:top w:val="single" w:color="000000" w:sz="4" w:space="0"/>
+              <w:left w:val="single" w:color="000000" w:sz="4" w:space="0"/>
+              <w:bottom w:val="single" w:color="000000" w:sz="4" w:space="0"/>
+              <w:right w:val="single" w:color="000000" w:sz="4" w:space="0"/>
+            </w:tcBorders>
+            <w:shd w:val="clear"/>
+            <w:tcMar>
+              <w:top w:w="20" w:type="dxa"/>
+              <w:left w:w="60" w:type="dxa"/>
+              <w:bottom w:w="20" w:type="dxa"/>
+              <w:right w:w="60" w:type="dxa"/>
+            </w:tcMar>
+            <w:vAlign w:val="top"/>
+          </w:tcPr>
+          <w:p>
+            <w:pPr>
+              <w:keepNext/>
+              <w:keepLines w:val="0"/>
+              <w:widowControl/>
+              <w:suppressLineNumbers w:val="0"/>
+              <w:jc w:val="left"/>
+              <w:textAlignment w:val="top"/>
+              <w:rPr>
+                <w:rFonts w:hint="default" w:ascii="Times New Roman" w:hAnsi="Times New Roman" w:cs="Times New Roman"/>
+                <w:sz w:val="16"/>
+                <w:szCs w:val="16"/>
+              </w:rPr>
+            </w:pPr>
+            <w:r>
+              <w:rPr>
+                <w:rFonts w:hint="default" w:ascii="Times New Roman" w:hAnsi="Times New Roman" w:eastAsia="SimSun" w:cs="Times New Roman"/>
+                <w:sz w:val="16"/>
+                <w:szCs w:val="16"/>
+                <w:bdr w:val="none" w:color="auto" w:sz="0" w:space="0"/>
+              </w:rPr>
+              <w:t>Semgrep, Bandit and LLM triage on the diff</w:t>
+            </w:r>
+          </w:p>
+        </w:tc>
+        <w:tc>
+          <w:tcPr>
+            <w:tcW w:w="1412" w:type="pct"/>
+            <w:tcBorders>
+              <w:top w:val="single" w:color="000000" w:sz="4" w:space="0"/>
+              <w:left w:val="single" w:color="000000" w:sz="4" w:space="0"/>
+              <w:bottom w:val="single" w:color="000000" w:sz="4" w:space="0"/>
+              <w:right w:val="single" w:color="000000" w:sz="4" w:space="0"/>
+            </w:tcBorders>
+            <w:shd w:val="clear"/>
+            <w:tcMar>
+              <w:top w:w="20" w:type="dxa"/>
+              <w:left w:w="60" w:type="dxa"/>
+              <w:bottom w:w="20" w:type="dxa"/>
+              <w:right w:w="60" w:type="dxa"/>
+            </w:tcMar>
+            <w:vAlign w:val="top"/>
+          </w:tcPr>
+          <w:p>
+            <w:pPr>
+              <w:keepNext/>
+              <w:keepLines w:val="0"/>
+              <w:widowControl/>
+              <w:suppressLineNumbers w:val="0"/>
+              <w:jc w:val="left"/>
+              <w:textAlignment w:val="top"/>
+              <w:rPr>
+                <w:rFonts w:hint="default" w:ascii="Times New Roman" w:hAnsi="Times New Roman" w:cs="Times New Roman"/>
+                <w:sz w:val="16"/>
+                <w:szCs w:val="16"/>
+              </w:rPr>
+            </w:pPr>
+            <w:r>
+              <w:rPr>
+                <w:rFonts w:hint="default" w:ascii="Times New Roman" w:hAnsi="Times New Roman" w:eastAsia="SimSun" w:cs="Times New Roman"/>
+                <w:sz w:val="16"/>
+                <w:szCs w:val="16"/>
+                <w:bdr w:val="none" w:color="auto" w:sz="0" w:space="0"/>
+              </w:rPr>
+              <w:t>Conventional check</w:t>
             </w:r>
           </w:p>
         </w:tc>
@@ -3203,130 +3036,130 @@
         </w:trPr>
         <w:tc>
           <w:tcPr>
-            <w:tcW w:w="1864" w:type="pct"/>
-            <w:tcBorders>
-              <w:top w:val="single" w:color="000000" w:sz="4" w:space="0"/>
-              <w:left w:val="single" w:color="000000" w:sz="4" w:space="0"/>
-              <w:bottom w:val="single" w:color="000000" w:sz="4" w:space="0"/>
-              <w:right w:val="single" w:color="000000" w:sz="4" w:space="0"/>
-            </w:tcBorders>
-            <w:shd w:val="clear"/>
-            <w:tcMar>
-              <w:top w:w="20" w:type="dxa"/>
-              <w:left w:w="60" w:type="dxa"/>
-              <w:bottom w:w="20" w:type="dxa"/>
-              <w:right w:w="60" w:type="dxa"/>
-            </w:tcMar>
-            <w:vAlign w:val="top"/>
-          </w:tcPr>
-          <w:p>
-            <w:pPr>
-              <w:keepNext/>
-              <w:keepLines w:val="0"/>
-              <w:widowControl/>
-              <w:suppressLineNumbers w:val="0"/>
-              <w:jc w:val="left"/>
-              <w:textAlignment w:val="top"/>
-              <w:rPr>
-                <w:rFonts w:hint="default" w:ascii="Times New Roman" w:hAnsi="Times New Roman" w:cs="Times New Roman"/>
-                <w:sz w:val="16"/>
-                <w:szCs w:val="16"/>
-              </w:rPr>
-            </w:pPr>
-            <w:r>
-              <w:rPr>
-                <w:rFonts w:hint="default" w:ascii="Times New Roman" w:hAnsi="Times New Roman" w:eastAsia="SimSun" w:cs="Times New Roman"/>
-                <w:sz w:val="16"/>
-                <w:szCs w:val="16"/>
-                <w:bdr w:val="none" w:color="auto" w:sz="0" w:space="0"/>
-              </w:rPr>
-              <w:t>claude-opus-5-5</w:t>
-            </w:r>
-          </w:p>
-        </w:tc>
-        <w:tc>
-          <w:tcPr>
-            <w:tcW w:w="1444" w:type="pct"/>
-            <w:tcBorders>
-              <w:top w:val="single" w:color="000000" w:sz="4" w:space="0"/>
-              <w:left w:val="single" w:color="000000" w:sz="4" w:space="0"/>
-              <w:bottom w:val="single" w:color="000000" w:sz="4" w:space="0"/>
-              <w:right w:val="single" w:color="000000" w:sz="4" w:space="0"/>
-            </w:tcBorders>
-            <w:shd w:val="clear"/>
-            <w:tcMar>
-              <w:top w:w="20" w:type="dxa"/>
-              <w:left w:w="60" w:type="dxa"/>
-              <w:bottom w:w="20" w:type="dxa"/>
-              <w:right w:w="60" w:type="dxa"/>
-            </w:tcMar>
-            <w:vAlign w:val="top"/>
-          </w:tcPr>
-          <w:p>
-            <w:pPr>
-              <w:keepNext/>
-              <w:keepLines w:val="0"/>
-              <w:widowControl/>
-              <w:suppressLineNumbers w:val="0"/>
-              <w:jc w:val="left"/>
-              <w:textAlignment w:val="top"/>
-              <w:rPr>
-                <w:rFonts w:hint="default" w:ascii="Times New Roman" w:hAnsi="Times New Roman" w:cs="Times New Roman"/>
-                <w:sz w:val="16"/>
-                <w:szCs w:val="16"/>
-              </w:rPr>
-            </w:pPr>
-            <w:r>
-              <w:rPr>
-                <w:rFonts w:hint="default" w:ascii="Times New Roman" w:hAnsi="Times New Roman" w:eastAsia="SimSun" w:cs="Times New Roman"/>
-                <w:sz w:val="16"/>
-                <w:szCs w:val="16"/>
-                <w:bdr w:val="none" w:color="auto" w:sz="0" w:space="0"/>
-              </w:rPr>
-              <w:t>Evaluated, not used</w:t>
-            </w:r>
-          </w:p>
-        </w:tc>
-        <w:tc>
-          <w:tcPr>
-            <w:tcW w:w="1690" w:type="pct"/>
-            <w:tcBorders>
-              <w:top w:val="single" w:color="000000" w:sz="4" w:space="0"/>
-              <w:left w:val="single" w:color="000000" w:sz="4" w:space="0"/>
-              <w:bottom w:val="single" w:color="000000" w:sz="4" w:space="0"/>
-              <w:right w:val="single" w:color="000000" w:sz="4" w:space="0"/>
-            </w:tcBorders>
-            <w:shd w:val="clear"/>
-            <w:tcMar>
-              <w:top w:w="20" w:type="dxa"/>
-              <w:left w:w="60" w:type="dxa"/>
-              <w:bottom w:w="20" w:type="dxa"/>
-              <w:right w:w="60" w:type="dxa"/>
-            </w:tcMar>
-            <w:vAlign w:val="top"/>
-          </w:tcPr>
-          <w:p>
-            <w:pPr>
-              <w:keepNext/>
-              <w:keepLines w:val="0"/>
-              <w:widowControl/>
-              <w:suppressLineNumbers w:val="0"/>
-              <w:jc w:val="left"/>
-              <w:textAlignment w:val="top"/>
-              <w:rPr>
-                <w:rFonts w:hint="default" w:ascii="Times New Roman" w:hAnsi="Times New Roman" w:cs="Times New Roman"/>
-                <w:sz w:val="16"/>
-                <w:szCs w:val="16"/>
-              </w:rPr>
-            </w:pPr>
-            <w:r>
-              <w:rPr>
-                <w:rFonts w:hint="default" w:ascii="Times New Roman" w:hAnsi="Times New Roman" w:eastAsia="SimSun" w:cs="Times New Roman"/>
-                <w:sz w:val="16"/>
-                <w:szCs w:val="16"/>
-                <w:bdr w:val="none" w:color="auto" w:sz="0" w:space="0"/>
-              </w:rPr>
-              <w:t>2 of 7 turns refused</w:t>
+            <w:tcW w:w="942" w:type="pct"/>
+            <w:tcBorders>
+              <w:top w:val="single" w:color="000000" w:sz="4" w:space="0"/>
+              <w:left w:val="single" w:color="000000" w:sz="4" w:space="0"/>
+              <w:bottom w:val="single" w:color="000000" w:sz="4" w:space="0"/>
+              <w:right w:val="single" w:color="000000" w:sz="4" w:space="0"/>
+            </w:tcBorders>
+            <w:shd w:val="clear"/>
+            <w:tcMar>
+              <w:top w:w="20" w:type="dxa"/>
+              <w:left w:w="60" w:type="dxa"/>
+              <w:bottom w:w="20" w:type="dxa"/>
+              <w:right w:w="60" w:type="dxa"/>
+            </w:tcMar>
+            <w:vAlign w:val="top"/>
+          </w:tcPr>
+          <w:p>
+            <w:pPr>
+              <w:keepNext/>
+              <w:keepLines w:val="0"/>
+              <w:widowControl/>
+              <w:suppressLineNumbers w:val="0"/>
+              <w:jc w:val="left"/>
+              <w:textAlignment w:val="top"/>
+              <w:rPr>
+                <w:rFonts w:hint="default" w:ascii="Times New Roman" w:hAnsi="Times New Roman" w:cs="Times New Roman"/>
+                <w:sz w:val="16"/>
+                <w:szCs w:val="16"/>
+              </w:rPr>
+            </w:pPr>
+            <w:r>
+              <w:rPr>
+                <w:rFonts w:hint="default" w:ascii="Times New Roman" w:hAnsi="Times New Roman" w:eastAsia="SimSun" w:cs="Times New Roman"/>
+                <w:sz w:val="16"/>
+                <w:szCs w:val="16"/>
+                <w:bdr w:val="none" w:color="auto" w:sz="0" w:space="0"/>
+              </w:rPr>
+              <w:t>B+</w:t>
+            </w:r>
+          </w:p>
+        </w:tc>
+        <w:tc>
+          <w:tcPr>
+            <w:tcW w:w="2644" w:type="pct"/>
+            <w:tcBorders>
+              <w:top w:val="single" w:color="000000" w:sz="4" w:space="0"/>
+              <w:left w:val="single" w:color="000000" w:sz="4" w:space="0"/>
+              <w:bottom w:val="single" w:color="000000" w:sz="4" w:space="0"/>
+              <w:right w:val="single" w:color="000000" w:sz="4" w:space="0"/>
+            </w:tcBorders>
+            <w:shd w:val="clear"/>
+            <w:tcMar>
+              <w:top w:w="20" w:type="dxa"/>
+              <w:left w:w="60" w:type="dxa"/>
+              <w:bottom w:w="20" w:type="dxa"/>
+              <w:right w:w="60" w:type="dxa"/>
+            </w:tcMar>
+            <w:vAlign w:val="top"/>
+          </w:tcPr>
+          <w:p>
+            <w:pPr>
+              <w:keepNext/>
+              <w:keepLines w:val="0"/>
+              <w:widowControl/>
+              <w:suppressLineNumbers w:val="0"/>
+              <w:jc w:val="left"/>
+              <w:textAlignment w:val="top"/>
+              <w:rPr>
+                <w:rFonts w:hint="default" w:ascii="Times New Roman" w:hAnsi="Times New Roman" w:cs="Times New Roman"/>
+                <w:sz w:val="16"/>
+                <w:szCs w:val="16"/>
+              </w:rPr>
+            </w:pPr>
+            <w:r>
+              <w:rPr>
+                <w:rFonts w:hint="default" w:ascii="Times New Roman" w:hAnsi="Times New Roman" w:eastAsia="SimSun" w:cs="Times New Roman"/>
+                <w:sz w:val="16"/>
+                <w:szCs w:val="16"/>
+                <w:bdr w:val="none" w:color="auto" w:sz="0" w:space="0"/>
+              </w:rPr>
+              <w:t>B, with the LLM judging every diff as a whole</w:t>
+            </w:r>
+          </w:p>
+        </w:tc>
+        <w:tc>
+          <w:tcPr>
+            <w:tcW w:w="1412" w:type="pct"/>
+            <w:tcBorders>
+              <w:top w:val="single" w:color="000000" w:sz="4" w:space="0"/>
+              <w:left w:val="single" w:color="000000" w:sz="4" w:space="0"/>
+              <w:bottom w:val="single" w:color="000000" w:sz="4" w:space="0"/>
+              <w:right w:val="single" w:color="000000" w:sz="4" w:space="0"/>
+            </w:tcBorders>
+            <w:shd w:val="clear"/>
+            <w:tcMar>
+              <w:top w:w="20" w:type="dxa"/>
+              <w:left w:w="60" w:type="dxa"/>
+              <w:bottom w:w="20" w:type="dxa"/>
+              <w:right w:w="60" w:type="dxa"/>
+            </w:tcMar>
+            <w:vAlign w:val="top"/>
+          </w:tcPr>
+          <w:p>
+            <w:pPr>
+              <w:keepNext/>
+              <w:keepLines w:val="0"/>
+              <w:widowControl/>
+              <w:suppressLineNumbers w:val="0"/>
+              <w:jc w:val="left"/>
+              <w:textAlignment w:val="top"/>
+              <w:rPr>
+                <w:rFonts w:hint="default" w:ascii="Times New Roman" w:hAnsi="Times New Roman" w:cs="Times New Roman"/>
+                <w:sz w:val="16"/>
+                <w:szCs w:val="16"/>
+              </w:rPr>
+            </w:pPr>
+            <w:r>
+              <w:rPr>
+                <w:rFonts w:hint="default" w:ascii="Times New Roman" w:hAnsi="Times New Roman" w:eastAsia="SimSun" w:cs="Times New Roman"/>
+                <w:sz w:val="16"/>
+                <w:szCs w:val="16"/>
+                <w:bdr w:val="none" w:color="auto" w:sz="0" w:space="0"/>
+              </w:rPr>
+              <w:t>Strong diff-only check</w:t>
             </w:r>
           </w:p>
         </w:tc>
@@ -3354,130 +3187,130 @@
         </w:trPr>
         <w:tc>
           <w:tcPr>
-            <w:tcW w:w="1864" w:type="pct"/>
-            <w:tcBorders>
-              <w:top w:val="single" w:color="000000" w:sz="4" w:space="0"/>
-              <w:left w:val="single" w:color="000000" w:sz="4" w:space="0"/>
-              <w:bottom w:val="single" w:color="000000" w:sz="4" w:space="0"/>
-              <w:right w:val="single" w:color="000000" w:sz="4" w:space="0"/>
-            </w:tcBorders>
-            <w:shd w:val="clear"/>
-            <w:tcMar>
-              <w:top w:w="20" w:type="dxa"/>
-              <w:left w:w="60" w:type="dxa"/>
-              <w:bottom w:w="20" w:type="dxa"/>
-              <w:right w:w="60" w:type="dxa"/>
-            </w:tcMar>
-            <w:vAlign w:val="top"/>
-          </w:tcPr>
-          <w:p>
-            <w:pPr>
-              <w:keepNext/>
-              <w:keepLines w:val="0"/>
-              <w:widowControl/>
-              <w:suppressLineNumbers w:val="0"/>
-              <w:jc w:val="left"/>
-              <w:textAlignment w:val="top"/>
-              <w:rPr>
-                <w:rFonts w:hint="default" w:ascii="Times New Roman" w:hAnsi="Times New Roman" w:cs="Times New Roman"/>
-                <w:sz w:val="16"/>
-                <w:szCs w:val="16"/>
-              </w:rPr>
-            </w:pPr>
-            <w:r>
-              <w:rPr>
-                <w:rFonts w:hint="default" w:ascii="Times New Roman" w:hAnsi="Times New Roman" w:eastAsia="SimSun" w:cs="Times New Roman"/>
-                <w:sz w:val="16"/>
-                <w:szCs w:val="16"/>
-                <w:bdr w:val="none" w:color="auto" w:sz="0" w:space="0"/>
-              </w:rPr>
-              <w:t>claude-opus-5</w:t>
-            </w:r>
-          </w:p>
-        </w:tc>
-        <w:tc>
-          <w:tcPr>
-            <w:tcW w:w="1444" w:type="pct"/>
-            <w:tcBorders>
-              <w:top w:val="single" w:color="000000" w:sz="4" w:space="0"/>
-              <w:left w:val="single" w:color="000000" w:sz="4" w:space="0"/>
-              <w:bottom w:val="single" w:color="000000" w:sz="4" w:space="0"/>
-              <w:right w:val="single" w:color="000000" w:sz="4" w:space="0"/>
-            </w:tcBorders>
-            <w:shd w:val="clear"/>
-            <w:tcMar>
-              <w:top w:w="20" w:type="dxa"/>
-              <w:left w:w="60" w:type="dxa"/>
-              <w:bottom w:w="20" w:type="dxa"/>
-              <w:right w:w="60" w:type="dxa"/>
-            </w:tcMar>
-            <w:vAlign w:val="top"/>
-          </w:tcPr>
-          <w:p>
-            <w:pPr>
-              <w:keepNext/>
-              <w:keepLines w:val="0"/>
-              <w:widowControl/>
-              <w:suppressLineNumbers w:val="0"/>
-              <w:jc w:val="left"/>
-              <w:textAlignment w:val="top"/>
-              <w:rPr>
-                <w:rFonts w:hint="default" w:ascii="Times New Roman" w:hAnsi="Times New Roman" w:cs="Times New Roman"/>
-                <w:sz w:val="16"/>
-                <w:szCs w:val="16"/>
-              </w:rPr>
-            </w:pPr>
-            <w:r>
-              <w:rPr>
-                <w:rFonts w:hint="default" w:ascii="Times New Roman" w:hAnsi="Times New Roman" w:eastAsia="SimSun" w:cs="Times New Roman"/>
-                <w:sz w:val="16"/>
-                <w:szCs w:val="16"/>
-                <w:bdr w:val="none" w:color="auto" w:sz="0" w:space="0"/>
-              </w:rPr>
-              <w:t>Evaluated, not used</w:t>
-            </w:r>
-          </w:p>
-        </w:tc>
-        <w:tc>
-          <w:tcPr>
-            <w:tcW w:w="1690" w:type="pct"/>
-            <w:tcBorders>
-              <w:top w:val="single" w:color="000000" w:sz="4" w:space="0"/>
-              <w:left w:val="single" w:color="000000" w:sz="4" w:space="0"/>
-              <w:bottom w:val="single" w:color="000000" w:sz="4" w:space="0"/>
-              <w:right w:val="single" w:color="000000" w:sz="4" w:space="0"/>
-            </w:tcBorders>
-            <w:shd w:val="clear"/>
-            <w:tcMar>
-              <w:top w:w="20" w:type="dxa"/>
-              <w:left w:w="60" w:type="dxa"/>
-              <w:bottom w:w="20" w:type="dxa"/>
-              <w:right w:w="60" w:type="dxa"/>
-            </w:tcMar>
-            <w:vAlign w:val="top"/>
-          </w:tcPr>
-          <w:p>
-            <w:pPr>
-              <w:keepNext/>
-              <w:keepLines w:val="0"/>
-              <w:widowControl/>
-              <w:suppressLineNumbers w:val="0"/>
-              <w:jc w:val="left"/>
-              <w:textAlignment w:val="top"/>
-              <w:rPr>
-                <w:rFonts w:hint="default" w:ascii="Times New Roman" w:hAnsi="Times New Roman" w:cs="Times New Roman"/>
-                <w:sz w:val="16"/>
-                <w:szCs w:val="16"/>
-              </w:rPr>
-            </w:pPr>
-            <w:r>
-              <w:rPr>
-                <w:rFonts w:hint="default" w:ascii="Times New Roman" w:hAnsi="Times New Roman" w:eastAsia="SimSun" w:cs="Times New Roman"/>
-                <w:sz w:val="16"/>
-                <w:szCs w:val="16"/>
-                <w:bdr w:val="none" w:color="auto" w:sz="0" w:space="0"/>
-              </w:rPr>
-              <w:t>Refused in every run</w:t>
+            <w:tcW w:w="942" w:type="pct"/>
+            <w:tcBorders>
+              <w:top w:val="single" w:color="000000" w:sz="4" w:space="0"/>
+              <w:left w:val="single" w:color="000000" w:sz="4" w:space="0"/>
+              <w:bottom w:val="single" w:color="000000" w:sz="4" w:space="0"/>
+              <w:right w:val="single" w:color="000000" w:sz="4" w:space="0"/>
+            </w:tcBorders>
+            <w:shd w:val="clear"/>
+            <w:tcMar>
+              <w:top w:w="20" w:type="dxa"/>
+              <w:left w:w="60" w:type="dxa"/>
+              <w:bottom w:w="20" w:type="dxa"/>
+              <w:right w:w="60" w:type="dxa"/>
+            </w:tcMar>
+            <w:vAlign w:val="top"/>
+          </w:tcPr>
+          <w:p>
+            <w:pPr>
+              <w:keepNext/>
+              <w:keepLines w:val="0"/>
+              <w:widowControl/>
+              <w:suppressLineNumbers w:val="0"/>
+              <w:jc w:val="left"/>
+              <w:textAlignment w:val="top"/>
+              <w:rPr>
+                <w:rFonts w:hint="default" w:ascii="Times New Roman" w:hAnsi="Times New Roman" w:cs="Times New Roman"/>
+                <w:sz w:val="16"/>
+                <w:szCs w:val="16"/>
+              </w:rPr>
+            </w:pPr>
+            <w:r>
+              <w:rPr>
+                <w:rFonts w:hint="default" w:ascii="Times New Roman" w:hAnsi="Times New Roman" w:eastAsia="SimSun" w:cs="Times New Roman"/>
+                <w:sz w:val="16"/>
+                <w:szCs w:val="16"/>
+                <w:bdr w:val="none" w:color="auto" w:sz="0" w:space="0"/>
+              </w:rPr>
+              <w:t>C, GraphGate</w:t>
+            </w:r>
+          </w:p>
+        </w:tc>
+        <w:tc>
+          <w:tcPr>
+            <w:tcW w:w="2644" w:type="pct"/>
+            <w:tcBorders>
+              <w:top w:val="single" w:color="000000" w:sz="4" w:space="0"/>
+              <w:left w:val="single" w:color="000000" w:sz="4" w:space="0"/>
+              <w:bottom w:val="single" w:color="000000" w:sz="4" w:space="0"/>
+              <w:right w:val="single" w:color="000000" w:sz="4" w:space="0"/>
+            </w:tcBorders>
+            <w:shd w:val="clear"/>
+            <w:tcMar>
+              <w:top w:w="20" w:type="dxa"/>
+              <w:left w:w="60" w:type="dxa"/>
+              <w:bottom w:w="20" w:type="dxa"/>
+              <w:right w:w="60" w:type="dxa"/>
+            </w:tcMar>
+            <w:vAlign w:val="top"/>
+          </w:tcPr>
+          <w:p>
+            <w:pPr>
+              <w:keepNext/>
+              <w:keepLines w:val="0"/>
+              <w:widowControl/>
+              <w:suppressLineNumbers w:val="0"/>
+              <w:jc w:val="left"/>
+              <w:textAlignment w:val="top"/>
+              <w:rPr>
+                <w:rFonts w:hint="default" w:ascii="Times New Roman" w:hAnsi="Times New Roman" w:cs="Times New Roman"/>
+                <w:sz w:val="16"/>
+                <w:szCs w:val="16"/>
+              </w:rPr>
+            </w:pPr>
+            <w:r>
+              <w:rPr>
+                <w:rFonts w:hint="default" w:ascii="Times New Roman" w:hAnsi="Times New Roman" w:eastAsia="SimSun" w:cs="Times New Roman"/>
+                <w:sz w:val="16"/>
+                <w:szCs w:val="16"/>
+                <w:bdr w:val="none" w:color="auto" w:sz="0" w:space="0"/>
+              </w:rPr>
+              <w:t>B plus the graph-difference engine</w:t>
+            </w:r>
+          </w:p>
+        </w:tc>
+        <w:tc>
+          <w:tcPr>
+            <w:tcW w:w="1412" w:type="pct"/>
+            <w:tcBorders>
+              <w:top w:val="single" w:color="000000" w:sz="4" w:space="0"/>
+              <w:left w:val="single" w:color="000000" w:sz="4" w:space="0"/>
+              <w:bottom w:val="single" w:color="000000" w:sz="4" w:space="0"/>
+              <w:right w:val="single" w:color="000000" w:sz="4" w:space="0"/>
+            </w:tcBorders>
+            <w:shd w:val="clear"/>
+            <w:tcMar>
+              <w:top w:w="20" w:type="dxa"/>
+              <w:left w:w="60" w:type="dxa"/>
+              <w:bottom w:w="20" w:type="dxa"/>
+              <w:right w:w="60" w:type="dxa"/>
+            </w:tcMar>
+            <w:vAlign w:val="top"/>
+          </w:tcPr>
+          <w:p>
+            <w:pPr>
+              <w:keepNext/>
+              <w:keepLines w:val="0"/>
+              <w:widowControl/>
+              <w:suppressLineNumbers w:val="0"/>
+              <w:jc w:val="left"/>
+              <w:textAlignment w:val="top"/>
+              <w:rPr>
+                <w:rFonts w:hint="default" w:ascii="Times New Roman" w:hAnsi="Times New Roman" w:cs="Times New Roman"/>
+                <w:sz w:val="16"/>
+                <w:szCs w:val="16"/>
+              </w:rPr>
+            </w:pPr>
+            <w:r>
+              <w:rPr>
+                <w:rFonts w:hint="default" w:ascii="Times New Roman" w:hAnsi="Times New Roman" w:eastAsia="SimSun" w:cs="Times New Roman"/>
+                <w:sz w:val="16"/>
+                <w:szCs w:val="16"/>
+                <w:bdr w:val="none" w:color="auto" w:sz="0" w:space="0"/>
+              </w:rPr>
+              <w:t>RQ1, RQ2</w:t>
             </w:r>
           </w:p>
         </w:tc>
@@ -3505,7 +3338,7 @@
         </w:trPr>
         <w:tc>
           <w:tcPr>
-            <w:tcW w:w="1864" w:type="pct"/>
+            <w:tcW w:w="942" w:type="pct"/>
             <w:tcBorders>
               <w:top w:val="single" w:color="000000" w:sz="4" w:space="0"/>
               <w:left w:val="single" w:color="000000" w:sz="4" w:space="0"/>
@@ -3542,13 +3375,13 @@
                 <w:szCs w:val="16"/>
                 <w:bdr w:val="none" w:color="auto" w:sz="0" w:space="0"/>
               </w:rPr>
-              <w:t>claude-opus-5-5 agents (Claude Code)</w:t>
-            </w:r>
-          </w:p>
-        </w:tc>
-        <w:tc>
-          <w:tcPr>
-            <w:tcW w:w="1444" w:type="pct"/>
+              <w:t>S1, S2</w:t>
+            </w:r>
+          </w:p>
+        </w:tc>
+        <w:tc>
+          <w:tcPr>
+            <w:tcW w:w="2644" w:type="pct"/>
             <w:tcBorders>
               <w:top w:val="single" w:color="000000" w:sz="4" w:space="0"/>
               <w:left w:val="single" w:color="000000" w:sz="4" w:space="0"/>
@@ -3585,13 +3418,13 @@
                 <w:szCs w:val="16"/>
                 <w:bdr w:val="none" w:color="auto" w:sz="0" w:space="0"/>
               </w:rPr>
-              <w:t>Dataset curation assistance</w:t>
-            </w:r>
-          </w:p>
-        </w:tc>
-        <w:tc>
-          <w:tcPr>
-            <w:tcW w:w="1690" w:type="pct"/>
+              <w:t>Pysa; CodeQL if licensing allows (no LLM)</w:t>
+            </w:r>
+          </w:p>
+        </w:tc>
+        <w:tc>
+          <w:tcPr>
+            <w:tcW w:w="1412" w:type="pct"/>
             <w:tcBorders>
               <w:top w:val="single" w:color="000000" w:sz="4" w:space="0"/>
               <w:left w:val="single" w:color="000000" w:sz="4" w:space="0"/>
@@ -3628,24 +3461,12 @@
                 <w:szCs w:val="16"/>
                 <w:bdr w:val="none" w:color="auto" w:sz="0" w:space="0"/>
               </w:rPr>
-              <w:t>Every label needs author sign-off</w:t>
+              <w:t>RQ3</w:t>
             </w:r>
           </w:p>
         </w:tc>
       </w:tr>
     </w:tbl>
-    <w:p>
-      <w:pPr>
-        <w:pStyle w:val="2"/>
-        <w:keepNext w:val="0"/>
-        <w:keepLines w:val="0"/>
-        <w:widowControl/>
-        <w:suppressLineNumbers w:val="0"/>
-      </w:pPr>
-      <w:r>
-        <w:t>V. Benchmark Construction</w:t>
-      </w:r>
-    </w:p>
     <w:p>
       <w:pPr>
         <w:pStyle w:val="12"/>
@@ -3657,20 +3478,16 @@
       <w:r>
         <w:rPr>
           <w:rFonts w:hint="default" w:ascii="Times New Roman" w:hAnsi="Times New Roman" w:cs="Times New Roman"/>
-        </w:rPr>
-        <w:t>Each event is a real fix, inverted: the fixed code is the clean state and the vulnerable code is the regression that will be injected into a refinement trace. The targets are 25 to 30 validated events for the first milestone and 40 to 60, a third or more of them cross-file, for the full study. Table IV and Fig. 2 trace the pipeline.</w:t>
-      </w:r>
-    </w:p>
-    <w:p>
-      <w:pPr>
-        <w:pStyle w:val="3"/>
-        <w:keepNext w:val="0"/>
-        <w:keepLines w:val="0"/>
-        <w:widowControl/>
-        <w:suppressLineNumbers w:val="0"/>
-      </w:pPr>
-      <w:r>
-        <w:t>A. Advisories and Seed Repositories</w:t>
+          <w:i/>
+          <w:iCs/>
+        </w:rPr>
+        <w:t>Metrics, ablations and success criteria.</w:t>
+      </w:r>
+      <w:r>
+        <w:rPr>
+          <w:rFonts w:hint="default" w:ascii="Times New Roman" w:hAnsi="Times New Roman" w:cs="Times New Roman"/>
+        </w:rPr>
+        <w:t xml:space="preserve"> We will report the degradation curve, cross-file recall, iterations to detection, the false-positive burden (BLOCK decisions on clean turns), latency, tokens, cost and the refusal rate. Traces are replayed over several replications, and C is compared with B, B+ and S1 by paired Wilcoxon signed-rank tests [33] on per-trace recall, with effect sizes. Ablations remove call or taint edges, vary the hop depth from one to three, drop LLM triage and swap in the smaller model.</w:t>
       </w:r>
     </w:p>
     <w:p>
@@ -3685,12 +3502,62 @@
         <w:rPr>
           <w:rFonts w:hint="default" w:ascii="Times New Roman" w:hAnsi="Times New Roman" w:cs="Times New Roman"/>
         </w:rPr>
-        <w:t>From the OSV export for PyPI [26], retrieved on 27 September 2026 and pinned by its hash, we kept reviewed GitHub advisories (only these carry CWE identifiers) with an injection CWE, giving 775 advisories, 468 of them linking a fix, across 243 repositories. Seed repositories must be MIT, Apache-2.0 or BSD licensed, so that traces can be redistributed, and hold 5,000 to 50,000 lines of Python outside tests and documentation. We selected 12 (Table III) and kept 4 in reserve. Path traversal dominates, so results will be reported per class.</w:t>
+        <w:t>The success criteria were fixed in advance: condition A reproduces the degradation trend of the base study, condition C improves cross-file recall over B significantly and is competitive with S1, and C keeps false positives below about 15% of clean turns with a median added latency under about 10 seconds. A null result on the cross-file comparison would still be reported, because the controlled design is part of the contribution.</w:t>
       </w:r>
     </w:p>
     <w:p>
       <w:pPr>
-        <w:pStyle w:val="18"/>
+        <w:pStyle w:val="2"/>
+        <w:keepNext/>
+        <w:keepLines w:val="0"/>
+        <w:widowControl/>
+        <w:suppressLineNumbers w:val="0"/>
+      </w:pPr>
+      <w:r>
+        <w:t>IV. Dataset Description</w:t>
+      </w:r>
+    </w:p>
+    <w:p>
+      <w:pPr>
+        <w:pStyle w:val="12"/>
+        <w:keepNext w:val="0"/>
+        <w:keepLines w:val="0"/>
+        <w:widowControl/>
+        <w:suppressLineNumbers w:val="0"/>
+      </w:pPr>
+      <w:r>
+        <w:rPr>
+          <w:rFonts w:hint="default" w:ascii="Times New Roman" w:hAnsi="Times New Roman" w:cs="Times New Roman"/>
+        </w:rPr>
+        <w:t>Each event is a real fix, inverted: the fixed code is the clean state and the vulnerable code is the regression that will be injected into a refinement trace. The targets are 25 to 30 validated events for the first milestone and 40 to 60, a third or more of them cross-file, for the full study. Fig. 2 traces the pipeline.</w:t>
+      </w:r>
+    </w:p>
+    <w:p>
+      <w:pPr>
+        <w:pStyle w:val="12"/>
+        <w:keepNext w:val="0"/>
+        <w:keepLines w:val="0"/>
+        <w:widowControl/>
+        <w:suppressLineNumbers w:val="0"/>
+      </w:pPr>
+      <w:r>
+        <w:rPr>
+          <w:rFonts w:hint="default" w:ascii="Times New Roman" w:hAnsi="Times New Roman" w:cs="Times New Roman"/>
+          <w:i/>
+          <w:iCs/>
+        </w:rPr>
+        <w:t>Advisories and seed repositories.</w:t>
+      </w:r>
+      <w:r>
+        <w:rPr>
+          <w:rFonts w:hint="default" w:ascii="Times New Roman" w:hAnsi="Times New Roman" w:cs="Times New Roman"/>
+        </w:rPr>
+        <w:t xml:space="preserve"> From the OSV export for PyPI [26], retrieved on 27 September 2026 and pinned by its hash, we kept reviewed GitHub advisories (only these carry CWE identifiers) with an injection CWE, giving 775 advisories, 468 of them linking a fix, across 243 repositories. Seed repositories must be MIT, Apache-2.0 or BSD licensed, so that traces can be redistributed, and hold 5,000 to 50,000 lines of Python outside tests and documentation. We selected 12 (Table III) and kept 4 in reserve. Path traversal dominates, so results will be reported per class.</w:t>
+      </w:r>
+    </w:p>
+    <w:p>
+      <w:pPr>
+        <w:pStyle w:val="20"/>
         <w:keepNext/>
         <w:keepLines w:val="0"/>
         <w:widowControl/>
@@ -5719,18 +5586,6 @@
     </w:tbl>
     <w:p>
       <w:pPr>
-        <w:pStyle w:val="3"/>
-        <w:keepNext w:val="0"/>
-        <w:keepLines w:val="0"/>
-        <w:widowControl/>
-        <w:suppressLineNumbers w:val="0"/>
-      </w:pPr>
-      <w:r>
-        <w:t>B. Fix Pairs and Their Verification</w:t>
-      </w:r>
-    </w:p>
-    <w:p>
-      <w:pPr>
         <w:pStyle w:val="12"/>
         <w:keepNext w:val="0"/>
         <w:keepLines w:val="0"/>
@@ -5740,31 +5595,358 @@
       <w:r>
         <w:rPr>
           <w:rFonts w:hint="default" w:ascii="Times New Roman" w:hAnsi="Times New Roman" w:cs="Times New Roman"/>
-        </w:rPr>
-        <w:t xml:space="preserve">The resolver takes the earliest linked commit on the default branch as the fix and its first parent as the vulnerable version, and re-measures size and licence at that commit; this removed one repository whose code was only 1,200 to 4,200 lines at every vulnerable commit. Two independent reviewers then checked each pair, one asked to establish the link and one to refute it, and advisories without a linked fix got a history search. Of 40 items, 30 were confirmed outright. Reading every other case against the history, we corrected 4 pairs where both reviewers named the same other commit (one advisory also linked the commit that </w:t>
-      </w:r>
-      <w:r>
-        <w:rPr>
-          <w:rFonts w:hint="default" w:ascii="Times New Roman" w:hAnsi="Times New Roman" w:cs="Times New Roman"/>
           <w:i/>
           <w:iCs/>
         </w:rPr>
+        <w:t>Fix pairs and their verification.</w:t>
+      </w:r>
+      <w:r>
+        <w:rPr>
+          <w:rFonts w:hint="default" w:ascii="Times New Roman" w:hAnsi="Times New Roman" w:cs="Times New Roman"/>
+        </w:rPr>
+        <w:t xml:space="preserve"> The resolver takes the earliest linked commit on the default branch as the fix and its first parent as the vulnerable version, and re-measures size and licence at that commit; this removed one repository whose code was only 1,200 to 4,200 lines at every vulnerable commit. Two independent reviewers then checked each pair, one asked to establish the link and one to refute it, and advisories without a linked fix got a history search. Of 40 items, 30 were confirmed outright. Reading every other case against the history, we corrected 4 pairs where both reviewers named the same other commit (one advisory also linked the commit that </w:t>
+      </w:r>
+      <w:r>
+        <w:rPr>
+          <w:rFonts w:hint="default" w:ascii="Times New Roman" w:hAnsi="Times New Roman" w:cs="Times New Roman"/>
+          <w:i/>
+          <w:iCs/>
+        </w:rPr>
         <w:t>introduced</w:t>
       </w:r>
       <w:r>
         <w:rPr>
           <w:rFonts w:hint="default" w:ascii="Times New Roman" w:hAnsi="Times New Roman" w:cs="Times New Roman"/>
         </w:rPr>
-        <w:t xml:space="preserve"> the bug, one linked only backports, two described multi-part fixes) and recovered 4 missing fixes. The simple linking rule was thus wrong for about one advisory in eight. Corrections and recoveries are kept in separate files so that every commit not taken from an advisory can be audited.</w:t>
+        <w:t xml:space="preserve"> the bug, one linked only backports, two described multi-part fixes) and recovered 4 missing fixes. The simple linking rule was thus wrong for about one advisory in eight.</w:t>
       </w:r>
     </w:p>
     <w:p>
       <w:pPr>
-        <w:pStyle w:val="18"/>
+        <w:pStyle w:val="14"/>
         <w:keepNext/>
         <w:keepLines w:val="0"/>
         <w:widowControl/>
         <w:suppressLineNumbers w:val="0"/>
+        <w:spacing w:after="0" w:afterAutospacing="0"/>
+        <w:ind w:left="0" w:right="0"/>
+        <w:rPr>
+          <w:sz w:val="20"/>
+          <w:szCs w:val="20"/>
+        </w:rPr>
+      </w:pPr>
+      <w:r>
+        <w:rPr>
+          <w:rFonts w:hint="default" w:ascii="Times New Roman" w:hAnsi="Times New Roman" w:cs="Times New Roman"/>
+          <w:sz w:val="20"/>
+          <w:szCs w:val="20"/>
+        </w:rPr>
+        <w:pict>
+          <v:shape id="_x0000_i1026" o:spt="75" type="#_x0000_t75" style="height:119.25pt;width:247.5pt;" filled="f" coordsize="21600,21600">
+            <v:path/>
+            <v:fill on="f" focussize="0,0"/>
+            <v:stroke/>
+            <v:imagedata r:id="rId5" o:title="IMG_257"/>
+            <o:lock v:ext="edit" aspectratio="t"/>
+            <w10:wrap type="none"/>
+            <w10:anchorlock/>
+          </v:shape>
+        </w:pict>
+      </w:r>
+    </w:p>
+    <w:p>
+      <w:pPr>
+        <w:pStyle w:val="15"/>
+        <w:keepNext w:val="0"/>
+        <w:keepLines w:val="0"/>
+        <w:widowControl/>
+        <w:suppressLineNumbers w:val="0"/>
+        <w:jc w:val="both"/>
+      </w:pPr>
+      <w:r>
+        <w:rPr>
+          <w:rFonts w:hint="default" w:ascii="Times New Roman" w:hAnsi="Times New Roman" w:cs="Times New Roman"/>
+        </w:rPr>
+        <w:t>Fig. 2. Dataset funnel, from advisories to validated events.</w:t>
+      </w:r>
+    </w:p>
+    <w:p>
+      <w:pPr>
+        <w:pStyle w:val="12"/>
+        <w:keepNext w:val="0"/>
+        <w:keepLines w:val="0"/>
+        <w:widowControl/>
+        <w:suppressLineNumbers w:val="0"/>
+      </w:pPr>
+      <w:r>
+        <w:rPr>
+          <w:rFonts w:hint="default" w:ascii="Times New Roman" w:hAnsi="Times New Roman" w:cs="Times New Roman"/>
+          <w:i/>
+          <w:iCs/>
+        </w:rPr>
+        <w:t>Event extraction.</w:t>
+      </w:r>
+      <w:r>
+        <w:rPr>
+          <w:rFonts w:hint="default" w:ascii="Times New Roman" w:hAnsi="Times New Roman" w:cs="Times New Roman"/>
+        </w:rPr>
+        <w:t xml:space="preserve"> The model rewrites whole files, and 16 of the 35 candidate pairs have a file on the vulnerable flow of more than about 14,000 tokens. Each event is therefore a </w:t>
+      </w:r>
+      <w:r>
+        <w:rPr>
+          <w:rFonts w:hint="default" w:ascii="Times New Roman" w:hAnsi="Times New Roman" w:cs="Times New Roman"/>
+          <w:i/>
+          <w:iCs/>
+        </w:rPr>
+        <w:t>trimmed slice</w:t>
+      </w:r>
+      <w:r>
+        <w:rPr>
+          <w:rFonts w:hint="default" w:ascii="Times New Roman" w:hAnsi="Times New Roman" w:cs="Times New Roman"/>
+        </w:rPr>
+        <w:t>: the files on the flow at their real paths, cut down to the functions between the entry point, the guard the fix added and the sink. A clean version is cut at the fix commit and a regressed version at the vulnerable commit. The slicer keeps source text verbatim and reports every referenced name it removed, and comments that describe the vulnerability or the fix are stripped from both versions and logged, because the model sees every file verbatim.</w:t>
+      </w:r>
+    </w:p>
+    <w:p>
+      <w:pPr>
+        <w:pStyle w:val="12"/>
+        <w:keepNext w:val="0"/>
+        <w:keepLines w:val="0"/>
+        <w:widowControl/>
+        <w:suppressLineNumbers w:val="0"/>
+      </w:pPr>
+      <w:r>
+        <w:rPr>
+          <w:rFonts w:hint="default" w:ascii="Times New Roman" w:hAnsi="Times New Roman" w:cs="Times New Roman"/>
+          <w:i/>
+          <w:iCs/>
+        </w:rPr>
+        <w:t>Scope label and validation.</w:t>
+      </w:r>
+      <w:r>
+        <w:rPr>
+          <w:rFonts w:hint="default" w:ascii="Times New Roman" w:hAnsi="Times New Roman" w:cs="Times New Roman"/>
+        </w:rPr>
+        <w:t xml:space="preserve"> An event is </w:t>
+      </w:r>
+      <w:r>
+        <w:rPr>
+          <w:rFonts w:hint="default" w:ascii="Times New Roman" w:hAnsi="Times New Roman" w:cs="Times New Roman"/>
+          <w:i/>
+          <w:iCs/>
+        </w:rPr>
+        <w:t>local</w:t>
+      </w:r>
+      <w:r>
+        <w:rPr>
+          <w:rFonts w:hint="default" w:ascii="Times New Roman" w:hAnsi="Times New Roman" w:cs="Times New Roman"/>
+        </w:rPr>
+        <w:t xml:space="preserve"> if entry, guard and sink lie in one file, and </w:t>
+      </w:r>
+      <w:r>
+        <w:rPr>
+          <w:rFonts w:hint="default" w:ascii="Times New Roman" w:hAnsi="Times New Roman" w:cs="Times New Roman"/>
+          <w:i/>
+          <w:iCs/>
+        </w:rPr>
+        <w:t>cross-file</w:t>
+      </w:r>
+      <w:r>
+        <w:rPr>
+          <w:rFonts w:hint="default" w:ascii="Times New Roman" w:hAnsi="Times New Roman" w:cs="Times New Roman"/>
+        </w:rPr>
+        <w:t xml:space="preserve"> otherwise; this rule was fixed before any event was built, and the label follows the real sink even when a large sink function is represented by its call site. For each event an LLM analyst builds the slice, an independent LLM checker tries to refute it, and only the authors’ sign-off validates it. 31 events passed the check and the authors accepted 30 of them, 24 cross-file (Fig. 3); the sign-off reviewed the prepared dossiers and did not re-derive them. Of the 4 events not accepted, one is a finding in itself: our analysis indicates that a published fix sanitises a document that the command-line PDF path then discards and re-parses, leaving that path vulnerable. The checker’s final verdict matched the analyst’s class and scope label in every prepared event.</w:t>
+      </w:r>
+    </w:p>
+    <w:p>
+      <w:pPr>
+        <w:pStyle w:val="14"/>
+        <w:keepNext/>
+        <w:keepLines w:val="0"/>
+        <w:widowControl/>
+        <w:suppressLineNumbers w:val="0"/>
+        <w:spacing w:after="0" w:afterAutospacing="0"/>
+        <w:ind w:left="0" w:right="0"/>
+        <w:rPr>
+          <w:sz w:val="20"/>
+          <w:szCs w:val="20"/>
+        </w:rPr>
+      </w:pPr>
+      <w:r>
+        <w:rPr>
+          <w:rFonts w:hint="default" w:ascii="Times New Roman" w:hAnsi="Times New Roman" w:cs="Times New Roman"/>
+          <w:sz w:val="20"/>
+          <w:szCs w:val="20"/>
+        </w:rPr>
+        <w:pict>
+          <v:shape id="_x0000_i1027" o:spt="75" type="#_x0000_t75" style="height:106.5pt;width:247.5pt;" filled="f" coordsize="21600,21600">
+            <v:path/>
+            <v:fill on="f" focussize="0,0"/>
+            <v:stroke/>
+            <v:imagedata r:id="rId6" o:title="IMG_258"/>
+            <o:lock v:ext="edit" aspectratio="t"/>
+            <w10:wrap type="none"/>
+            <w10:anchorlock/>
+          </v:shape>
+        </w:pict>
+      </w:r>
+    </w:p>
+    <w:p>
+      <w:pPr>
+        <w:pStyle w:val="15"/>
+        <w:keepNext w:val="0"/>
+        <w:keepLines w:val="0"/>
+        <w:widowControl/>
+        <w:suppressLineNumbers w:val="0"/>
+        <w:jc w:val="both"/>
+      </w:pPr>
+      <w:r>
+        <w:rPr>
+          <w:rFonts w:hint="default" w:ascii="Times New Roman" w:hAnsi="Times New Roman" w:cs="Times New Roman"/>
+        </w:rPr>
+        <w:t>Fig. 3. Validated events by vulnerability class and scope.</w:t>
+      </w:r>
+    </w:p>
+    <w:p>
+      <w:pPr>
+        <w:pStyle w:val="12"/>
+        <w:keepNext w:val="0"/>
+        <w:keepLines w:val="0"/>
+        <w:widowControl/>
+        <w:suppressLineNumbers w:val="0"/>
+      </w:pPr>
+      <w:r>
+        <w:rPr>
+          <w:rFonts w:hint="default" w:ascii="Times New Roman" w:hAnsi="Times New Roman" w:cs="Times New Roman"/>
+          <w:i/>
+          <w:iCs/>
+        </w:rPr>
+        <w:t>Traces, labels and leakage control.</w:t>
+      </w:r>
+      <w:r>
+        <w:rPr>
+          <w:rFonts w:hint="default" w:ascii="Times New Roman" w:hAnsi="Times New Roman" w:cs="Times New Roman"/>
+        </w:rPr>
+        <w:t xml:space="preserve"> Each validated event becomes a refinement trace of five to eight turns (improve readability, add logging, optimise). At a turn between the second and the sixth, fixed by a seeded plan, the regression is merged into the code the model has just produced, and every turn is labelled clean, local regression or cross-file regression from the recorded code. Near-duplicates of the regressed code elsewhere in the repository and tests changed by the fix are kept out of the graph’s retrieval scope to avoid leakage; the scan found exact twins in one event and 32 such test files. A three-event pilot has been recorded with the open-weight model of Section V, and recording of the full set is in progress.</w:t>
+      </w:r>
+    </w:p>
+    <w:p>
+      <w:pPr>
+        <w:pStyle w:val="2"/>
+        <w:keepNext/>
+        <w:keepLines w:val="0"/>
+        <w:widowControl/>
+        <w:suppressLineNumbers w:val="0"/>
+      </w:pPr>
+      <w:r>
+        <w:t>V. Implementation and Results</w:t>
+      </w:r>
+    </w:p>
+    <w:p>
+      <w:pPr>
+        <w:pStyle w:val="12"/>
+        <w:keepNext w:val="0"/>
+        <w:keepLines w:val="0"/>
+        <w:widowControl/>
+        <w:suppressLineNumbers w:val="0"/>
+      </w:pPr>
+      <w:r>
+        <w:rPr>
+          <w:rFonts w:hint="default" w:ascii="Times New Roman" w:hAnsi="Times New Roman" w:cs="Times New Roman"/>
+          <w:i/>
+          <w:iCs/>
+        </w:rPr>
+        <w:t>Refinement harness.</w:t>
+      </w:r>
+      <w:r>
+        <w:rPr>
+          <w:rFonts w:hint="default" w:ascii="Times New Roman" w:hAnsi="Times New Roman" w:cs="Times New Roman"/>
+        </w:rPr>
+        <w:t xml:space="preserve"> The harness drives a refinement loop over a set of Python files. Each turn sends the model a fixed system prompt, every current file and one instruction; the model returns complete files, and the harness computes a diff and appends a record to a JSON Lines trace holding the prompt and its hash, the requested and the served model identifiers, the parameters, the response, token usage, latency and the diff. Refusals and errors have their own record kinds. Each prompt sequence is run several times, and every run carries a replication number. The code is Python 3.12 with pinned dependencies.</w:t>
+      </w:r>
+    </w:p>
+    <w:p>
+      <w:pPr>
+        <w:pStyle w:val="12"/>
+        <w:keepNext w:val="0"/>
+        <w:keepLines w:val="0"/>
+        <w:widowControl/>
+        <w:suppressLineNumbers w:val="0"/>
+      </w:pPr>
+      <w:r>
+        <w:rPr>
+          <w:rFonts w:hint="default" w:ascii="Times New Roman" w:hAnsi="Times New Roman" w:cs="Times New Roman"/>
+          <w:i/>
+          <w:iCs/>
+        </w:rPr>
+        <w:t>Reproducibility without sampling controls.</w:t>
+      </w:r>
+      <w:r>
+        <w:rPr>
+          <w:rFonts w:hint="default" w:ascii="Times New Roman" w:hAnsi="Times New Roman" w:cs="Times New Roman"/>
+        </w:rPr>
+        <w:t xml:space="preserve"> Sampling settings do not make a model reproducible: hosted models increasingly reject them, and neither a fixed seed nor a zero temperature guarantees identical output [28]. Reproducibility therefore rests on a response cache keyed by (prompt hash, replication) and on replay: the gate conditions never call the model but consume recorded traces, so every condition sees the same revisions.</w:t>
+      </w:r>
+    </w:p>
+    <w:p>
+      <w:pPr>
+        <w:pStyle w:val="12"/>
+        <w:keepNext w:val="0"/>
+        <w:keepLines w:val="0"/>
+        <w:widowControl/>
+        <w:suppressLineNumbers w:val="0"/>
+      </w:pPr>
+      <w:r>
+        <w:rPr>
+          <w:rFonts w:hint="default" w:ascii="Times New Roman" w:hAnsi="Times New Roman" w:cs="Times New Roman"/>
+        </w:rPr>
+        <w:t xml:space="preserve">Two pitfalls are worth reporting because they fail silently. Our first cache used the prompt hash alone as its key; replications send identical requests, so the cache served the first replication’s answer to the others and </w:t>
+      </w:r>
+      <w:r>
+        <w:rPr>
+          <w:rFonts w:hint="default" w:ascii="Times New Roman" w:hAnsi="Times New Roman" w:cs="Times New Roman"/>
+          <w:i/>
+          <w:iCs/>
+        </w:rPr>
+        <w:t>N</w:t>
+      </w:r>
+      <w:r>
+        <w:rPr>
+          <w:rFonts w:hint="default" w:ascii="Times New Roman" w:hAnsi="Times New Roman" w:cs="Times New Roman"/>
+        </w:rPr>
+        <w:t xml:space="preserve"> replications collapsed into one. Adding the replication number to the key fixed this, and a regression test guards it. Second, we passed the replication number to the model server as its sampling seed. Under one seed the reply broke the output format in all 14 events a session started, and never under two others; that seed was replaced, on format validity alone, before any gate was run.</w:t>
+      </w:r>
+    </w:p>
+    <w:p>
+      <w:pPr>
+        <w:pStyle w:val="12"/>
+        <w:keepNext w:val="0"/>
+        <w:keepLines w:val="0"/>
+        <w:widowControl/>
+        <w:suppressLineNumbers w:val="0"/>
+      </w:pPr>
+      <w:r>
+        <w:rPr>
+          <w:rFonts w:hint="default" w:ascii="Times New Roman" w:hAnsi="Times New Roman" w:cs="Times New Roman"/>
+          <w:i/>
+          <w:iCs/>
+        </w:rPr>
+        <w:t>Model used.</w:t>
+      </w:r>
+      <w:r>
+        <w:rPr>
+          <w:rFonts w:hint="default" w:ascii="Times New Roman" w:hAnsi="Times New Roman" w:cs="Times New Roman"/>
+        </w:rPr>
+        <w:t xml:space="preserve"> The experiments run on an open-weight model, so that they do not depend on a commercial service and anyone can repeat them: Qwen2.5-Coder with 14.8 billion parameters [34], released under Apache-2.0, in 4-bit quantised form with a 32,768-token context, served by Ollama on a free cloud GPU. The same model performs the triage step. A turn the model declines or answers unusably is stored as an outcome and ends its replication; there is no fallback to another model. Hosted models from Anthropic [35] were used only for early tests of the harness, before the open-weight model was adopted. The model reshapes code freely: most pilot labels had to be carried over from the previous turn, and some regressions could not be placed because their function had been removed or renamed; both are reported and neither is worked around. Table IV collects what has been measured so far.</w:t>
+      </w:r>
+    </w:p>
+    <w:p>
+      <w:pPr>
+        <w:pStyle w:val="20"/>
+        <w:keepNext/>
+        <w:keepLines w:val="0"/>
+        <w:widowControl/>
+        <w:suppressLineNumbers w:val="0"/>
       </w:pPr>
       <w:r>
         <w:rPr>
@@ -5782,7 +5964,7 @@
         <w:rPr>
           <w:rFonts w:hint="default" w:ascii="Times New Roman" w:hAnsi="Times New Roman" w:cs="Times New Roman"/>
         </w:rPr>
-        <w:t>From advisories to regression events</w:t>
+        <w:t>Results obtained so far</w:t>
       </w:r>
     </w:p>
     <w:tbl>
@@ -5807,11 +5989,20 @@
         </w:tblCellMar>
       </w:tblPr>
       <w:tblGrid>
-        <w:gridCol w:w="4516"/>
-        <w:gridCol w:w="644"/>
+        <w:gridCol w:w="3025"/>
+        <w:gridCol w:w="2135"/>
       </w:tblGrid>
       <w:tr>
         <w:tblPrEx>
+          <w:tblBorders>
+            <w:top w:val="none" w:color="auto" w:sz="0" w:space="0"/>
+            <w:left w:val="none" w:color="auto" w:sz="0" w:space="0"/>
+            <w:bottom w:val="none" w:color="auto" w:sz="0" w:space="0"/>
+            <w:right w:val="none" w:color="auto" w:sz="0" w:space="0"/>
+            <w:insideH w:val="none" w:color="auto" w:sz="0" w:space="0"/>
+            <w:insideV w:val="none" w:color="auto" w:sz="0" w:space="0"/>
+          </w:tblBorders>
+          <w:shd w:val="clear"/>
           <w:tblCellMar>
             <w:top w:w="15" w:type="dxa"/>
             <w:left w:w="15" w:type="dxa"/>
@@ -5824,7 +6015,7 @@
         </w:trPr>
         <w:tc>
           <w:tcPr>
-            <w:tcW w:w="4375" w:type="pct"/>
+            <w:tcW w:w="2931" w:type="pct"/>
             <w:tcBorders>
               <w:top w:val="single" w:color="000000" w:sz="4" w:space="0"/>
               <w:left w:val="single" w:color="000000" w:sz="4" w:space="0"/>
@@ -5865,13 +6056,13 @@
                 <w:szCs w:val="16"/>
                 <w:bdr w:val="none" w:color="auto" w:sz="0" w:space="0"/>
               </w:rPr>
-              <w:t>Stage</w:t>
-            </w:r>
-          </w:p>
-        </w:tc>
-        <w:tc>
-          <w:tcPr>
-            <w:tcW w:w="624" w:type="pct"/>
+              <w:t>Measurement</w:t>
+            </w:r>
+          </w:p>
+        </w:tc>
+        <w:tc>
+          <w:tcPr>
+            <w:tcW w:w="2068" w:type="pct"/>
             <w:tcBorders>
               <w:top w:val="single" w:color="000000" w:sz="4" w:space="0"/>
               <w:left w:val="single" w:color="000000" w:sz="4" w:space="0"/>
@@ -5912,7 +6103,7 @@
                 <w:szCs w:val="16"/>
                 <w:bdr w:val="none" w:color="auto" w:sz="0" w:space="0"/>
               </w:rPr>
-              <w:t>Count</w:t>
+              <w:t>Result</w:t>
             </w:r>
           </w:p>
         </w:tc>
@@ -5940,87 +6131,87 @@
         </w:trPr>
         <w:tc>
           <w:tcPr>
-            <w:tcW w:w="4375" w:type="pct"/>
-            <w:tcBorders>
-              <w:top w:val="single" w:color="000000" w:sz="4" w:space="0"/>
-              <w:left w:val="single" w:color="000000" w:sz="4" w:space="0"/>
-              <w:bottom w:val="single" w:color="000000" w:sz="4" w:space="0"/>
-              <w:right w:val="single" w:color="000000" w:sz="4" w:space="0"/>
-            </w:tcBorders>
-            <w:shd w:val="clear"/>
-            <w:tcMar>
-              <w:top w:w="20" w:type="dxa"/>
-              <w:left w:w="60" w:type="dxa"/>
-              <w:bottom w:w="20" w:type="dxa"/>
-              <w:right w:w="60" w:type="dxa"/>
-            </w:tcMar>
-            <w:vAlign w:val="top"/>
-          </w:tcPr>
-          <w:p>
-            <w:pPr>
-              <w:keepNext/>
-              <w:keepLines w:val="0"/>
-              <w:widowControl/>
-              <w:suppressLineNumbers w:val="0"/>
-              <w:jc w:val="left"/>
-              <w:textAlignment w:val="top"/>
-              <w:rPr>
-                <w:rFonts w:hint="default" w:ascii="Times New Roman" w:hAnsi="Times New Roman" w:cs="Times New Roman"/>
-                <w:sz w:val="16"/>
-                <w:szCs w:val="16"/>
-              </w:rPr>
-            </w:pPr>
-            <w:r>
-              <w:rPr>
-                <w:rFonts w:hint="default" w:ascii="Times New Roman" w:hAnsi="Times New Roman" w:eastAsia="SimSun" w:cs="Times New Roman"/>
-                <w:sz w:val="16"/>
-                <w:szCs w:val="16"/>
-                <w:bdr w:val="none" w:color="auto" w:sz="0" w:space="0"/>
-              </w:rPr>
-              <w:t>Injection-class PyPI advisories (reviewed, not withdrawn)</w:t>
-            </w:r>
-          </w:p>
-        </w:tc>
-        <w:tc>
-          <w:tcPr>
-            <w:tcW w:w="624" w:type="pct"/>
-            <w:tcBorders>
-              <w:top w:val="single" w:color="000000" w:sz="4" w:space="0"/>
-              <w:left w:val="single" w:color="000000" w:sz="4" w:space="0"/>
-              <w:bottom w:val="single" w:color="000000" w:sz="4" w:space="0"/>
-              <w:right w:val="single" w:color="000000" w:sz="4" w:space="0"/>
-            </w:tcBorders>
-            <w:shd w:val="clear"/>
-            <w:tcMar>
-              <w:top w:w="20" w:type="dxa"/>
-              <w:left w:w="60" w:type="dxa"/>
-              <w:bottom w:w="20" w:type="dxa"/>
-              <w:right w:w="60" w:type="dxa"/>
-            </w:tcMar>
-            <w:vAlign w:val="top"/>
-          </w:tcPr>
-          <w:p>
-            <w:pPr>
-              <w:keepNext/>
-              <w:keepLines w:val="0"/>
-              <w:widowControl/>
-              <w:suppressLineNumbers w:val="0"/>
-              <w:jc w:val="left"/>
-              <w:textAlignment w:val="top"/>
-              <w:rPr>
-                <w:rFonts w:hint="default" w:ascii="Times New Roman" w:hAnsi="Times New Roman" w:cs="Times New Roman"/>
-                <w:sz w:val="16"/>
-                <w:szCs w:val="16"/>
-              </w:rPr>
-            </w:pPr>
-            <w:r>
-              <w:rPr>
-                <w:rFonts w:hint="default" w:ascii="Times New Roman" w:hAnsi="Times New Roman" w:eastAsia="SimSun" w:cs="Times New Roman"/>
-                <w:sz w:val="16"/>
-                <w:szCs w:val="16"/>
-                <w:bdr w:val="none" w:color="auto" w:sz="0" w:space="0"/>
-              </w:rPr>
-              <w:t>775</w:t>
+            <w:tcW w:w="2931" w:type="pct"/>
+            <w:tcBorders>
+              <w:top w:val="single" w:color="000000" w:sz="4" w:space="0"/>
+              <w:left w:val="single" w:color="000000" w:sz="4" w:space="0"/>
+              <w:bottom w:val="single" w:color="000000" w:sz="4" w:space="0"/>
+              <w:right w:val="single" w:color="000000" w:sz="4" w:space="0"/>
+            </w:tcBorders>
+            <w:shd w:val="clear"/>
+            <w:tcMar>
+              <w:top w:w="20" w:type="dxa"/>
+              <w:left w:w="60" w:type="dxa"/>
+              <w:bottom w:w="20" w:type="dxa"/>
+              <w:right w:w="60" w:type="dxa"/>
+            </w:tcMar>
+            <w:vAlign w:val="top"/>
+          </w:tcPr>
+          <w:p>
+            <w:pPr>
+              <w:keepNext/>
+              <w:keepLines w:val="0"/>
+              <w:widowControl/>
+              <w:suppressLineNumbers w:val="0"/>
+              <w:jc w:val="left"/>
+              <w:textAlignment w:val="top"/>
+              <w:rPr>
+                <w:rFonts w:hint="default" w:ascii="Times New Roman" w:hAnsi="Times New Roman" w:cs="Times New Roman"/>
+                <w:sz w:val="16"/>
+                <w:szCs w:val="16"/>
+              </w:rPr>
+            </w:pPr>
+            <w:r>
+              <w:rPr>
+                <w:rFonts w:hint="default" w:ascii="Times New Roman" w:hAnsi="Times New Roman" w:eastAsia="SimSun" w:cs="Times New Roman"/>
+                <w:sz w:val="16"/>
+                <w:szCs w:val="16"/>
+                <w:bdr w:val="none" w:color="auto" w:sz="0" w:space="0"/>
+              </w:rPr>
+              <w:t>Automated tests</w:t>
+            </w:r>
+          </w:p>
+        </w:tc>
+        <w:tc>
+          <w:tcPr>
+            <w:tcW w:w="2068" w:type="pct"/>
+            <w:tcBorders>
+              <w:top w:val="single" w:color="000000" w:sz="4" w:space="0"/>
+              <w:left w:val="single" w:color="000000" w:sz="4" w:space="0"/>
+              <w:bottom w:val="single" w:color="000000" w:sz="4" w:space="0"/>
+              <w:right w:val="single" w:color="000000" w:sz="4" w:space="0"/>
+            </w:tcBorders>
+            <w:shd w:val="clear"/>
+            <w:tcMar>
+              <w:top w:w="20" w:type="dxa"/>
+              <w:left w:w="60" w:type="dxa"/>
+              <w:bottom w:w="20" w:type="dxa"/>
+              <w:right w:w="60" w:type="dxa"/>
+            </w:tcMar>
+            <w:vAlign w:val="top"/>
+          </w:tcPr>
+          <w:p>
+            <w:pPr>
+              <w:keepNext/>
+              <w:keepLines w:val="0"/>
+              <w:widowControl/>
+              <w:suppressLineNumbers w:val="0"/>
+              <w:jc w:val="left"/>
+              <w:textAlignment w:val="top"/>
+              <w:rPr>
+                <w:rFonts w:hint="default" w:ascii="Times New Roman" w:hAnsi="Times New Roman" w:cs="Times New Roman"/>
+                <w:sz w:val="16"/>
+                <w:szCs w:val="16"/>
+              </w:rPr>
+            </w:pPr>
+            <w:r>
+              <w:rPr>
+                <w:rFonts w:hint="default" w:ascii="Times New Roman" w:hAnsi="Times New Roman" w:eastAsia="SimSun" w:cs="Times New Roman"/>
+                <w:sz w:val="16"/>
+                <w:szCs w:val="16"/>
+                <w:bdr w:val="none" w:color="auto" w:sz="0" w:space="0"/>
+              </w:rPr>
+              <w:t>569, all passing</w:t>
             </w:r>
           </w:p>
         </w:tc>
@@ -6048,87 +6239,87 @@
         </w:trPr>
         <w:tc>
           <w:tcPr>
-            <w:tcW w:w="4375" w:type="pct"/>
-            <w:tcBorders>
-              <w:top w:val="single" w:color="000000" w:sz="4" w:space="0"/>
-              <w:left w:val="single" w:color="000000" w:sz="4" w:space="0"/>
-              <w:bottom w:val="single" w:color="000000" w:sz="4" w:space="0"/>
-              <w:right w:val="single" w:color="000000" w:sz="4" w:space="0"/>
-            </w:tcBorders>
-            <w:shd w:val="clear"/>
-            <w:tcMar>
-              <w:top w:w="20" w:type="dxa"/>
-              <w:left w:w="60" w:type="dxa"/>
-              <w:bottom w:w="20" w:type="dxa"/>
-              <w:right w:w="60" w:type="dxa"/>
-            </w:tcMar>
-            <w:vAlign w:val="top"/>
-          </w:tcPr>
-          <w:p>
-            <w:pPr>
-              <w:keepNext/>
-              <w:keepLines w:val="0"/>
-              <w:widowControl/>
-              <w:suppressLineNumbers w:val="0"/>
-              <w:jc w:val="left"/>
-              <w:textAlignment w:val="top"/>
-              <w:rPr>
-                <w:rFonts w:hint="default" w:ascii="Times New Roman" w:hAnsi="Times New Roman" w:cs="Times New Roman"/>
-                <w:sz w:val="16"/>
-                <w:szCs w:val="16"/>
-              </w:rPr>
-            </w:pPr>
-            <w:r>
-              <w:rPr>
-                <w:rFonts w:hint="default" w:ascii="Times New Roman" w:hAnsi="Times New Roman" w:eastAsia="SimSun" w:cs="Times New Roman"/>
-                <w:sz w:val="16"/>
-                <w:szCs w:val="16"/>
-                <w:bdr w:val="none" w:color="auto" w:sz="0" w:space="0"/>
-              </w:rPr>
-              <w:t>... with at least one linked fix commit</w:t>
-            </w:r>
-          </w:p>
-        </w:tc>
-        <w:tc>
-          <w:tcPr>
-            <w:tcW w:w="624" w:type="pct"/>
-            <w:tcBorders>
-              <w:top w:val="single" w:color="000000" w:sz="4" w:space="0"/>
-              <w:left w:val="single" w:color="000000" w:sz="4" w:space="0"/>
-              <w:bottom w:val="single" w:color="000000" w:sz="4" w:space="0"/>
-              <w:right w:val="single" w:color="000000" w:sz="4" w:space="0"/>
-            </w:tcBorders>
-            <w:shd w:val="clear"/>
-            <w:tcMar>
-              <w:top w:w="20" w:type="dxa"/>
-              <w:left w:w="60" w:type="dxa"/>
-              <w:bottom w:w="20" w:type="dxa"/>
-              <w:right w:w="60" w:type="dxa"/>
-            </w:tcMar>
-            <w:vAlign w:val="top"/>
-          </w:tcPr>
-          <w:p>
-            <w:pPr>
-              <w:keepNext/>
-              <w:keepLines w:val="0"/>
-              <w:widowControl/>
-              <w:suppressLineNumbers w:val="0"/>
-              <w:jc w:val="left"/>
-              <w:textAlignment w:val="top"/>
-              <w:rPr>
-                <w:rFonts w:hint="default" w:ascii="Times New Roman" w:hAnsi="Times New Roman" w:cs="Times New Roman"/>
-                <w:sz w:val="16"/>
-                <w:szCs w:val="16"/>
-              </w:rPr>
-            </w:pPr>
-            <w:r>
-              <w:rPr>
-                <w:rFonts w:hint="default" w:ascii="Times New Roman" w:hAnsi="Times New Roman" w:eastAsia="SimSun" w:cs="Times New Roman"/>
-                <w:sz w:val="16"/>
-                <w:szCs w:val="16"/>
-                <w:bdr w:val="none" w:color="auto" w:sz="0" w:space="0"/>
-              </w:rPr>
-              <w:t>468</w:t>
+            <w:tcW w:w="2931" w:type="pct"/>
+            <w:tcBorders>
+              <w:top w:val="single" w:color="000000" w:sz="4" w:space="0"/>
+              <w:left w:val="single" w:color="000000" w:sz="4" w:space="0"/>
+              <w:bottom w:val="single" w:color="000000" w:sz="4" w:space="0"/>
+              <w:right w:val="single" w:color="000000" w:sz="4" w:space="0"/>
+            </w:tcBorders>
+            <w:shd w:val="clear"/>
+            <w:tcMar>
+              <w:top w:w="20" w:type="dxa"/>
+              <w:left w:w="60" w:type="dxa"/>
+              <w:bottom w:w="20" w:type="dxa"/>
+              <w:right w:w="60" w:type="dxa"/>
+            </w:tcMar>
+            <w:vAlign w:val="top"/>
+          </w:tcPr>
+          <w:p>
+            <w:pPr>
+              <w:keepNext/>
+              <w:keepLines w:val="0"/>
+              <w:widowControl/>
+              <w:suppressLineNumbers w:val="0"/>
+              <w:jc w:val="left"/>
+              <w:textAlignment w:val="top"/>
+              <w:rPr>
+                <w:rFonts w:hint="default" w:ascii="Times New Roman" w:hAnsi="Times New Roman" w:cs="Times New Roman"/>
+                <w:sz w:val="16"/>
+                <w:szCs w:val="16"/>
+              </w:rPr>
+            </w:pPr>
+            <w:r>
+              <w:rPr>
+                <w:rFonts w:hint="default" w:ascii="Times New Roman" w:hAnsi="Times New Roman" w:eastAsia="SimSun" w:cs="Times New Roman"/>
+                <w:sz w:val="16"/>
+                <w:szCs w:val="16"/>
+                <w:bdr w:val="none" w:color="auto" w:sz="0" w:space="0"/>
+              </w:rPr>
+              <w:t>Replay of recorded traces</w:t>
+            </w:r>
+          </w:p>
+        </w:tc>
+        <w:tc>
+          <w:tcPr>
+            <w:tcW w:w="2068" w:type="pct"/>
+            <w:tcBorders>
+              <w:top w:val="single" w:color="000000" w:sz="4" w:space="0"/>
+              <w:left w:val="single" w:color="000000" w:sz="4" w:space="0"/>
+              <w:bottom w:val="single" w:color="000000" w:sz="4" w:space="0"/>
+              <w:right w:val="single" w:color="000000" w:sz="4" w:space="0"/>
+            </w:tcBorders>
+            <w:shd w:val="clear"/>
+            <w:tcMar>
+              <w:top w:w="20" w:type="dxa"/>
+              <w:left w:w="60" w:type="dxa"/>
+              <w:bottom w:w="20" w:type="dxa"/>
+              <w:right w:w="60" w:type="dxa"/>
+            </w:tcMar>
+            <w:vAlign w:val="top"/>
+          </w:tcPr>
+          <w:p>
+            <w:pPr>
+              <w:keepNext/>
+              <w:keepLines w:val="0"/>
+              <w:widowControl/>
+              <w:suppressLineNumbers w:val="0"/>
+              <w:jc w:val="left"/>
+              <w:textAlignment w:val="top"/>
+              <w:rPr>
+                <w:rFonts w:hint="default" w:ascii="Times New Roman" w:hAnsi="Times New Roman" w:cs="Times New Roman"/>
+                <w:sz w:val="16"/>
+                <w:szCs w:val="16"/>
+              </w:rPr>
+            </w:pPr>
+            <w:r>
+              <w:rPr>
+                <w:rFonts w:hint="default" w:ascii="Times New Roman" w:hAnsi="Times New Roman" w:eastAsia="SimSun" w:cs="Times New Roman"/>
+                <w:sz w:val="16"/>
+                <w:szCs w:val="16"/>
+                <w:bdr w:val="none" w:color="auto" w:sz="0" w:space="0"/>
+              </w:rPr>
+              <w:t>Byte-identical</w:t>
             </w:r>
           </w:p>
         </w:tc>
@@ -6156,87 +6347,87 @@
         </w:trPr>
         <w:tc>
           <w:tcPr>
-            <w:tcW w:w="4375" w:type="pct"/>
-            <w:tcBorders>
-              <w:top w:val="single" w:color="000000" w:sz="4" w:space="0"/>
-              <w:left w:val="single" w:color="000000" w:sz="4" w:space="0"/>
-              <w:bottom w:val="single" w:color="000000" w:sz="4" w:space="0"/>
-              <w:right w:val="single" w:color="000000" w:sz="4" w:space="0"/>
-            </w:tcBorders>
-            <w:shd w:val="clear"/>
-            <w:tcMar>
-              <w:top w:w="20" w:type="dxa"/>
-              <w:left w:w="60" w:type="dxa"/>
-              <w:bottom w:w="20" w:type="dxa"/>
-              <w:right w:w="60" w:type="dxa"/>
-            </w:tcMar>
-            <w:vAlign w:val="top"/>
-          </w:tcPr>
-          <w:p>
-            <w:pPr>
-              <w:keepNext/>
-              <w:keepLines w:val="0"/>
-              <w:widowControl/>
-              <w:suppressLineNumbers w:val="0"/>
-              <w:jc w:val="left"/>
-              <w:textAlignment w:val="top"/>
-              <w:rPr>
-                <w:rFonts w:hint="default" w:ascii="Times New Roman" w:hAnsi="Times New Roman" w:cs="Times New Roman"/>
-                <w:sz w:val="16"/>
-                <w:szCs w:val="16"/>
-              </w:rPr>
-            </w:pPr>
-            <w:r>
-              <w:rPr>
-                <w:rFonts w:hint="default" w:ascii="Times New Roman" w:hAnsi="Times New Roman" w:eastAsia="SimSun" w:cs="Times New Roman"/>
-                <w:sz w:val="16"/>
-                <w:szCs w:val="16"/>
-                <w:bdr w:val="none" w:color="auto" w:sz="0" w:space="0"/>
-              </w:rPr>
-              <w:t>Advisories in the selected seed repositories</w:t>
-            </w:r>
-          </w:p>
-        </w:tc>
-        <w:tc>
-          <w:tcPr>
-            <w:tcW w:w="624" w:type="pct"/>
-            <w:tcBorders>
-              <w:top w:val="single" w:color="000000" w:sz="4" w:space="0"/>
-              <w:left w:val="single" w:color="000000" w:sz="4" w:space="0"/>
-              <w:bottom w:val="single" w:color="000000" w:sz="4" w:space="0"/>
-              <w:right w:val="single" w:color="000000" w:sz="4" w:space="0"/>
-            </w:tcBorders>
-            <w:shd w:val="clear"/>
-            <w:tcMar>
-              <w:top w:w="20" w:type="dxa"/>
-              <w:left w:w="60" w:type="dxa"/>
-              <w:bottom w:w="20" w:type="dxa"/>
-              <w:right w:w="60" w:type="dxa"/>
-            </w:tcMar>
-            <w:vAlign w:val="top"/>
-          </w:tcPr>
-          <w:p>
-            <w:pPr>
-              <w:keepNext/>
-              <w:keepLines w:val="0"/>
-              <w:widowControl/>
-              <w:suppressLineNumbers w:val="0"/>
-              <w:jc w:val="left"/>
-              <w:textAlignment w:val="top"/>
-              <w:rPr>
-                <w:rFonts w:hint="default" w:ascii="Times New Roman" w:hAnsi="Times New Roman" w:cs="Times New Roman"/>
-                <w:sz w:val="16"/>
-                <w:szCs w:val="16"/>
-              </w:rPr>
-            </w:pPr>
-            <w:r>
-              <w:rPr>
-                <w:rFonts w:hint="default" w:ascii="Times New Roman" w:hAnsi="Times New Roman" w:eastAsia="SimSun" w:cs="Times New Roman"/>
-                <w:sz w:val="16"/>
-                <w:szCs w:val="16"/>
-                <w:bdr w:val="none" w:color="auto" w:sz="0" w:space="0"/>
-              </w:rPr>
-              <w:t>40</w:t>
+            <w:tcW w:w="2931" w:type="pct"/>
+            <w:tcBorders>
+              <w:top w:val="single" w:color="000000" w:sz="4" w:space="0"/>
+              <w:left w:val="single" w:color="000000" w:sz="4" w:space="0"/>
+              <w:bottom w:val="single" w:color="000000" w:sz="4" w:space="0"/>
+              <w:right w:val="single" w:color="000000" w:sz="4" w:space="0"/>
+            </w:tcBorders>
+            <w:shd w:val="clear"/>
+            <w:tcMar>
+              <w:top w:w="20" w:type="dxa"/>
+              <w:left w:w="60" w:type="dxa"/>
+              <w:bottom w:w="20" w:type="dxa"/>
+              <w:right w:w="60" w:type="dxa"/>
+            </w:tcMar>
+            <w:vAlign w:val="top"/>
+          </w:tcPr>
+          <w:p>
+            <w:pPr>
+              <w:keepNext/>
+              <w:keepLines w:val="0"/>
+              <w:widowControl/>
+              <w:suppressLineNumbers w:val="0"/>
+              <w:jc w:val="left"/>
+              <w:textAlignment w:val="top"/>
+              <w:rPr>
+                <w:rFonts w:hint="default" w:ascii="Times New Roman" w:hAnsi="Times New Roman" w:cs="Times New Roman"/>
+                <w:sz w:val="16"/>
+                <w:szCs w:val="16"/>
+              </w:rPr>
+            </w:pPr>
+            <w:r>
+              <w:rPr>
+                <w:rFonts w:hint="default" w:ascii="Times New Roman" w:hAnsi="Times New Roman" w:eastAsia="SimSun" w:cs="Times New Roman"/>
+                <w:sz w:val="16"/>
+                <w:szCs w:val="16"/>
+                <w:bdr w:val="none" w:color="auto" w:sz="0" w:space="0"/>
+              </w:rPr>
+              <w:t>Events accepted at sign-off</w:t>
+            </w:r>
+          </w:p>
+        </w:tc>
+        <w:tc>
+          <w:tcPr>
+            <w:tcW w:w="2068" w:type="pct"/>
+            <w:tcBorders>
+              <w:top w:val="single" w:color="000000" w:sz="4" w:space="0"/>
+              <w:left w:val="single" w:color="000000" w:sz="4" w:space="0"/>
+              <w:bottom w:val="single" w:color="000000" w:sz="4" w:space="0"/>
+              <w:right w:val="single" w:color="000000" w:sz="4" w:space="0"/>
+            </w:tcBorders>
+            <w:shd w:val="clear"/>
+            <w:tcMar>
+              <w:top w:w="20" w:type="dxa"/>
+              <w:left w:w="60" w:type="dxa"/>
+              <w:bottom w:w="20" w:type="dxa"/>
+              <w:right w:w="60" w:type="dxa"/>
+            </w:tcMar>
+            <w:vAlign w:val="top"/>
+          </w:tcPr>
+          <w:p>
+            <w:pPr>
+              <w:keepNext/>
+              <w:keepLines w:val="0"/>
+              <w:widowControl/>
+              <w:suppressLineNumbers w:val="0"/>
+              <w:jc w:val="left"/>
+              <w:textAlignment w:val="top"/>
+              <w:rPr>
+                <w:rFonts w:hint="default" w:ascii="Times New Roman" w:hAnsi="Times New Roman" w:cs="Times New Roman"/>
+                <w:sz w:val="16"/>
+                <w:szCs w:val="16"/>
+              </w:rPr>
+            </w:pPr>
+            <w:r>
+              <w:rPr>
+                <w:rFonts w:hint="default" w:ascii="Times New Roman" w:hAnsi="Times New Roman" w:eastAsia="SimSun" w:cs="Times New Roman"/>
+                <w:sz w:val="16"/>
+                <w:szCs w:val="16"/>
+                <w:bdr w:val="none" w:color="auto" w:sz="0" w:space="0"/>
+              </w:rPr>
+              <w:t>30, of which 24 cross-file</w:t>
             </w:r>
           </w:p>
         </w:tc>
@@ -6264,87 +6455,87 @@
         </w:trPr>
         <w:tc>
           <w:tcPr>
-            <w:tcW w:w="4375" w:type="pct"/>
-            <w:tcBorders>
-              <w:top w:val="single" w:color="000000" w:sz="4" w:space="0"/>
-              <w:left w:val="single" w:color="000000" w:sz="4" w:space="0"/>
-              <w:bottom w:val="single" w:color="000000" w:sz="4" w:space="0"/>
-              <w:right w:val="single" w:color="000000" w:sz="4" w:space="0"/>
-            </w:tcBorders>
-            <w:shd w:val="clear"/>
-            <w:tcMar>
-              <w:top w:w="20" w:type="dxa"/>
-              <w:left w:w="60" w:type="dxa"/>
-              <w:bottom w:w="20" w:type="dxa"/>
-              <w:right w:w="60" w:type="dxa"/>
-            </w:tcMar>
-            <w:vAlign w:val="top"/>
-          </w:tcPr>
-          <w:p>
-            <w:pPr>
-              <w:keepNext/>
-              <w:keepLines w:val="0"/>
-              <w:widowControl/>
-              <w:suppressLineNumbers w:val="0"/>
-              <w:jc w:val="left"/>
-              <w:textAlignment w:val="top"/>
-              <w:rPr>
-                <w:rFonts w:hint="default" w:ascii="Times New Roman" w:hAnsi="Times New Roman" w:cs="Times New Roman"/>
-                <w:sz w:val="16"/>
-                <w:szCs w:val="16"/>
-              </w:rPr>
-            </w:pPr>
-            <w:r>
-              <w:rPr>
-                <w:rFonts w:hint="default" w:ascii="Times New Roman" w:hAnsi="Times New Roman" w:eastAsia="SimSun" w:cs="Times New Roman"/>
-                <w:sz w:val="16"/>
-                <w:szCs w:val="16"/>
-                <w:bdr w:val="none" w:color="auto" w:sz="0" w:space="0"/>
-              </w:rPr>
-              <w:t>Candidate vulnerable/fixed pairs after verification</w:t>
-            </w:r>
-          </w:p>
-        </w:tc>
-        <w:tc>
-          <w:tcPr>
-            <w:tcW w:w="624" w:type="pct"/>
-            <w:tcBorders>
-              <w:top w:val="single" w:color="000000" w:sz="4" w:space="0"/>
-              <w:left w:val="single" w:color="000000" w:sz="4" w:space="0"/>
-              <w:bottom w:val="single" w:color="000000" w:sz="4" w:space="0"/>
-              <w:right w:val="single" w:color="000000" w:sz="4" w:space="0"/>
-            </w:tcBorders>
-            <w:shd w:val="clear"/>
-            <w:tcMar>
-              <w:top w:w="20" w:type="dxa"/>
-              <w:left w:w="60" w:type="dxa"/>
-              <w:bottom w:w="20" w:type="dxa"/>
-              <w:right w:w="60" w:type="dxa"/>
-            </w:tcMar>
-            <w:vAlign w:val="top"/>
-          </w:tcPr>
-          <w:p>
-            <w:pPr>
-              <w:keepNext/>
-              <w:keepLines w:val="0"/>
-              <w:widowControl/>
-              <w:suppressLineNumbers w:val="0"/>
-              <w:jc w:val="left"/>
-              <w:textAlignment w:val="top"/>
-              <w:rPr>
-                <w:rFonts w:hint="default" w:ascii="Times New Roman" w:hAnsi="Times New Roman" w:cs="Times New Roman"/>
-                <w:sz w:val="16"/>
-                <w:szCs w:val="16"/>
-              </w:rPr>
-            </w:pPr>
-            <w:r>
-              <w:rPr>
-                <w:rFonts w:hint="default" w:ascii="Times New Roman" w:hAnsi="Times New Roman" w:eastAsia="SimSun" w:cs="Times New Roman"/>
-                <w:sz w:val="16"/>
-                <w:szCs w:val="16"/>
-                <w:bdr w:val="none" w:color="auto" w:sz="0" w:space="0"/>
-              </w:rPr>
-              <w:t>35</w:t>
+            <w:tcW w:w="2931" w:type="pct"/>
+            <w:tcBorders>
+              <w:top w:val="single" w:color="000000" w:sz="4" w:space="0"/>
+              <w:left w:val="single" w:color="000000" w:sz="4" w:space="0"/>
+              <w:bottom w:val="single" w:color="000000" w:sz="4" w:space="0"/>
+              <w:right w:val="single" w:color="000000" w:sz="4" w:space="0"/>
+            </w:tcBorders>
+            <w:shd w:val="clear"/>
+            <w:tcMar>
+              <w:top w:w="20" w:type="dxa"/>
+              <w:left w:w="60" w:type="dxa"/>
+              <w:bottom w:w="20" w:type="dxa"/>
+              <w:right w:w="60" w:type="dxa"/>
+            </w:tcMar>
+            <w:vAlign w:val="top"/>
+          </w:tcPr>
+          <w:p>
+            <w:pPr>
+              <w:keepNext/>
+              <w:keepLines w:val="0"/>
+              <w:widowControl/>
+              <w:suppressLineNumbers w:val="0"/>
+              <w:jc w:val="left"/>
+              <w:textAlignment w:val="top"/>
+              <w:rPr>
+                <w:rFonts w:hint="default" w:ascii="Times New Roman" w:hAnsi="Times New Roman" w:cs="Times New Roman"/>
+                <w:sz w:val="16"/>
+                <w:szCs w:val="16"/>
+              </w:rPr>
+            </w:pPr>
+            <w:r>
+              <w:rPr>
+                <w:rFonts w:hint="default" w:ascii="Times New Roman" w:hAnsi="Times New Roman" w:eastAsia="SimSun" w:cs="Times New Roman"/>
+                <w:sz w:val="16"/>
+                <w:szCs w:val="16"/>
+                <w:bdr w:val="none" w:color="auto" w:sz="0" w:space="0"/>
+              </w:rPr>
+              <w:t>Regressions the pattern scanners flag</w:t>
+            </w:r>
+          </w:p>
+        </w:tc>
+        <w:tc>
+          <w:tcPr>
+            <w:tcW w:w="2068" w:type="pct"/>
+            <w:tcBorders>
+              <w:top w:val="single" w:color="000000" w:sz="4" w:space="0"/>
+              <w:left w:val="single" w:color="000000" w:sz="4" w:space="0"/>
+              <w:bottom w:val="single" w:color="000000" w:sz="4" w:space="0"/>
+              <w:right w:val="single" w:color="000000" w:sz="4" w:space="0"/>
+            </w:tcBorders>
+            <w:shd w:val="clear"/>
+            <w:tcMar>
+              <w:top w:w="20" w:type="dxa"/>
+              <w:left w:w="60" w:type="dxa"/>
+              <w:bottom w:w="20" w:type="dxa"/>
+              <w:right w:w="60" w:type="dxa"/>
+            </w:tcMar>
+            <w:vAlign w:val="top"/>
+          </w:tcPr>
+          <w:p>
+            <w:pPr>
+              <w:keepNext/>
+              <w:keepLines w:val="0"/>
+              <w:widowControl/>
+              <w:suppressLineNumbers w:val="0"/>
+              <w:jc w:val="left"/>
+              <w:textAlignment w:val="top"/>
+              <w:rPr>
+                <w:rFonts w:hint="default" w:ascii="Times New Roman" w:hAnsi="Times New Roman" w:cs="Times New Roman"/>
+                <w:sz w:val="16"/>
+                <w:szCs w:val="16"/>
+              </w:rPr>
+            </w:pPr>
+            <w:r>
+              <w:rPr>
+                <w:rFonts w:hint="default" w:ascii="Times New Roman" w:hAnsi="Times New Roman" w:eastAsia="SimSun" w:cs="Times New Roman"/>
+                <w:sz w:val="16"/>
+                <w:szCs w:val="16"/>
+                <w:bdr w:val="none" w:color="auto" w:sz="0" w:space="0"/>
+              </w:rPr>
+              <w:t>1 of 30</w:t>
             </w:r>
           </w:p>
         </w:tc>
@@ -6372,87 +6563,87 @@
         </w:trPr>
         <w:tc>
           <w:tcPr>
-            <w:tcW w:w="4375" w:type="pct"/>
-            <w:tcBorders>
-              <w:top w:val="single" w:color="000000" w:sz="4" w:space="0"/>
-              <w:left w:val="single" w:color="000000" w:sz="4" w:space="0"/>
-              <w:bottom w:val="single" w:color="000000" w:sz="4" w:space="0"/>
-              <w:right w:val="single" w:color="000000" w:sz="4" w:space="0"/>
-            </w:tcBorders>
-            <w:shd w:val="clear"/>
-            <w:tcMar>
-              <w:top w:w="20" w:type="dxa"/>
-              <w:left w:w="60" w:type="dxa"/>
-              <w:bottom w:w="20" w:type="dxa"/>
-              <w:right w:w="60" w:type="dxa"/>
-            </w:tcMar>
-            <w:vAlign w:val="top"/>
-          </w:tcPr>
-          <w:p>
-            <w:pPr>
-              <w:keepNext/>
-              <w:keepLines w:val="0"/>
-              <w:widowControl/>
-              <w:suppressLineNumbers w:val="0"/>
-              <w:jc w:val="left"/>
-              <w:textAlignment w:val="top"/>
-              <w:rPr>
-                <w:rFonts w:hint="default" w:ascii="Times New Roman" w:hAnsi="Times New Roman" w:cs="Times New Roman"/>
-                <w:sz w:val="16"/>
-                <w:szCs w:val="16"/>
-              </w:rPr>
-            </w:pPr>
-            <w:r>
-              <w:rPr>
-                <w:rFonts w:hint="default" w:ascii="Times New Roman" w:hAnsi="Times New Roman" w:eastAsia="SimSun" w:cs="Times New Roman"/>
-                <w:sz w:val="16"/>
-                <w:szCs w:val="16"/>
-                <w:bdr w:val="none" w:color="auto" w:sz="0" w:space="0"/>
-              </w:rPr>
-              <w:t>Candidate events (shared fixes merged)</w:t>
-            </w:r>
-          </w:p>
-        </w:tc>
-        <w:tc>
-          <w:tcPr>
-            <w:tcW w:w="624" w:type="pct"/>
-            <w:tcBorders>
-              <w:top w:val="single" w:color="000000" w:sz="4" w:space="0"/>
-              <w:left w:val="single" w:color="000000" w:sz="4" w:space="0"/>
-              <w:bottom w:val="single" w:color="000000" w:sz="4" w:space="0"/>
-              <w:right w:val="single" w:color="000000" w:sz="4" w:space="0"/>
-            </w:tcBorders>
-            <w:shd w:val="clear"/>
-            <w:tcMar>
-              <w:top w:w="20" w:type="dxa"/>
-              <w:left w:w="60" w:type="dxa"/>
-              <w:bottom w:w="20" w:type="dxa"/>
-              <w:right w:w="60" w:type="dxa"/>
-            </w:tcMar>
-            <w:vAlign w:val="top"/>
-          </w:tcPr>
-          <w:p>
-            <w:pPr>
-              <w:keepNext/>
-              <w:keepLines w:val="0"/>
-              <w:widowControl/>
-              <w:suppressLineNumbers w:val="0"/>
-              <w:jc w:val="left"/>
-              <w:textAlignment w:val="top"/>
-              <w:rPr>
-                <w:rFonts w:hint="default" w:ascii="Times New Roman" w:hAnsi="Times New Roman" w:cs="Times New Roman"/>
-                <w:sz w:val="16"/>
-                <w:szCs w:val="16"/>
-              </w:rPr>
-            </w:pPr>
-            <w:r>
-              <w:rPr>
-                <w:rFonts w:hint="default" w:ascii="Times New Roman" w:hAnsi="Times New Roman" w:eastAsia="SimSun" w:cs="Times New Roman"/>
-                <w:sz w:val="16"/>
-                <w:szCs w:val="16"/>
-                <w:bdr w:val="none" w:color="auto" w:sz="0" w:space="0"/>
-              </w:rPr>
-              <w:t>34</w:t>
+            <w:tcW w:w="2931" w:type="pct"/>
+            <w:tcBorders>
+              <w:top w:val="single" w:color="000000" w:sz="4" w:space="0"/>
+              <w:left w:val="single" w:color="000000" w:sz="4" w:space="0"/>
+              <w:bottom w:val="single" w:color="000000" w:sz="4" w:space="0"/>
+              <w:right w:val="single" w:color="000000" w:sz="4" w:space="0"/>
+            </w:tcBorders>
+            <w:shd w:val="clear"/>
+            <w:tcMar>
+              <w:top w:w="20" w:type="dxa"/>
+              <w:left w:w="60" w:type="dxa"/>
+              <w:bottom w:w="20" w:type="dxa"/>
+              <w:right w:w="60" w:type="dxa"/>
+            </w:tcMar>
+            <w:vAlign w:val="top"/>
+          </w:tcPr>
+          <w:p>
+            <w:pPr>
+              <w:keepNext/>
+              <w:keepLines w:val="0"/>
+              <w:widowControl/>
+              <w:suppressLineNumbers w:val="0"/>
+              <w:jc w:val="left"/>
+              <w:textAlignment w:val="top"/>
+              <w:rPr>
+                <w:rFonts w:hint="default" w:ascii="Times New Roman" w:hAnsi="Times New Roman" w:cs="Times New Roman"/>
+                <w:sz w:val="16"/>
+                <w:szCs w:val="16"/>
+              </w:rPr>
+            </w:pPr>
+            <w:r>
+              <w:rPr>
+                <w:rFonts w:hint="default" w:ascii="Times New Roman" w:hAnsi="Times New Roman" w:eastAsia="SimSun" w:cs="Times New Roman"/>
+                <w:sz w:val="16"/>
+                <w:szCs w:val="16"/>
+                <w:bdr w:val="none" w:color="auto" w:sz="0" w:space="0"/>
+              </w:rPr>
+              <w:t>Regressions the graph rules flag</w:t>
+            </w:r>
+          </w:p>
+        </w:tc>
+        <w:tc>
+          <w:tcPr>
+            <w:tcW w:w="2068" w:type="pct"/>
+            <w:tcBorders>
+              <w:top w:val="single" w:color="000000" w:sz="4" w:space="0"/>
+              <w:left w:val="single" w:color="000000" w:sz="4" w:space="0"/>
+              <w:bottom w:val="single" w:color="000000" w:sz="4" w:space="0"/>
+              <w:right w:val="single" w:color="000000" w:sz="4" w:space="0"/>
+            </w:tcBorders>
+            <w:shd w:val="clear"/>
+            <w:tcMar>
+              <w:top w:w="20" w:type="dxa"/>
+              <w:left w:w="60" w:type="dxa"/>
+              <w:bottom w:w="20" w:type="dxa"/>
+              <w:right w:w="60" w:type="dxa"/>
+            </w:tcMar>
+            <w:vAlign w:val="top"/>
+          </w:tcPr>
+          <w:p>
+            <w:pPr>
+              <w:keepNext/>
+              <w:keepLines w:val="0"/>
+              <w:widowControl/>
+              <w:suppressLineNumbers w:val="0"/>
+              <w:jc w:val="left"/>
+              <w:textAlignment w:val="top"/>
+              <w:rPr>
+                <w:rFonts w:hint="default" w:ascii="Times New Roman" w:hAnsi="Times New Roman" w:cs="Times New Roman"/>
+                <w:sz w:val="16"/>
+                <w:szCs w:val="16"/>
+              </w:rPr>
+            </w:pPr>
+            <w:r>
+              <w:rPr>
+                <w:rFonts w:hint="default" w:ascii="Times New Roman" w:hAnsi="Times New Roman" w:eastAsia="SimSun" w:cs="Times New Roman"/>
+                <w:sz w:val="16"/>
+                <w:szCs w:val="16"/>
+                <w:bdr w:val="none" w:color="auto" w:sz="0" w:space="0"/>
+              </w:rPr>
+              <w:t>8 of 30</w:t>
             </w:r>
           </w:p>
         </w:tc>
@@ -6480,87 +6671,87 @@
         </w:trPr>
         <w:tc>
           <w:tcPr>
-            <w:tcW w:w="4375" w:type="pct"/>
-            <w:tcBorders>
-              <w:top w:val="single" w:color="000000" w:sz="4" w:space="0"/>
-              <w:left w:val="single" w:color="000000" w:sz="4" w:space="0"/>
-              <w:bottom w:val="single" w:color="000000" w:sz="4" w:space="0"/>
-              <w:right w:val="single" w:color="000000" w:sz="4" w:space="0"/>
-            </w:tcBorders>
-            <w:shd w:val="clear"/>
-            <w:tcMar>
-              <w:top w:w="20" w:type="dxa"/>
-              <w:left w:w="60" w:type="dxa"/>
-              <w:bottom w:w="20" w:type="dxa"/>
-              <w:right w:w="60" w:type="dxa"/>
-            </w:tcMar>
-            <w:vAlign w:val="top"/>
-          </w:tcPr>
-          <w:p>
-            <w:pPr>
-              <w:keepNext/>
-              <w:keepLines w:val="0"/>
-              <w:widowControl/>
-              <w:suppressLineNumbers w:val="0"/>
-              <w:jc w:val="left"/>
-              <w:textAlignment w:val="top"/>
-              <w:rPr>
-                <w:rFonts w:hint="default" w:ascii="Times New Roman" w:hAnsi="Times New Roman" w:cs="Times New Roman"/>
-                <w:sz w:val="16"/>
-                <w:szCs w:val="16"/>
-              </w:rPr>
-            </w:pPr>
-            <w:r>
-              <w:rPr>
-                <w:rFonts w:hint="default" w:ascii="Times New Roman" w:hAnsi="Times New Roman" w:eastAsia="SimSun" w:cs="Times New Roman"/>
-                <w:sz w:val="16"/>
-                <w:szCs w:val="16"/>
-                <w:bdr w:val="none" w:color="auto" w:sz="0" w:space="0"/>
-              </w:rPr>
-              <w:t>Prepared and passed the adversarial check</w:t>
-            </w:r>
-          </w:p>
-        </w:tc>
-        <w:tc>
-          <w:tcPr>
-            <w:tcW w:w="624" w:type="pct"/>
-            <w:tcBorders>
-              <w:top w:val="single" w:color="000000" w:sz="4" w:space="0"/>
-              <w:left w:val="single" w:color="000000" w:sz="4" w:space="0"/>
-              <w:bottom w:val="single" w:color="000000" w:sz="4" w:space="0"/>
-              <w:right w:val="single" w:color="000000" w:sz="4" w:space="0"/>
-            </w:tcBorders>
-            <w:shd w:val="clear"/>
-            <w:tcMar>
-              <w:top w:w="20" w:type="dxa"/>
-              <w:left w:w="60" w:type="dxa"/>
-              <w:bottom w:w="20" w:type="dxa"/>
-              <w:right w:w="60" w:type="dxa"/>
-            </w:tcMar>
-            <w:vAlign w:val="top"/>
-          </w:tcPr>
-          <w:p>
-            <w:pPr>
-              <w:keepNext/>
-              <w:keepLines w:val="0"/>
-              <w:widowControl/>
-              <w:suppressLineNumbers w:val="0"/>
-              <w:jc w:val="left"/>
-              <w:textAlignment w:val="top"/>
-              <w:rPr>
-                <w:rFonts w:hint="default" w:ascii="Times New Roman" w:hAnsi="Times New Roman" w:cs="Times New Roman"/>
-                <w:sz w:val="16"/>
-                <w:szCs w:val="16"/>
-              </w:rPr>
-            </w:pPr>
-            <w:r>
-              <w:rPr>
-                <w:rFonts w:hint="default" w:ascii="Times New Roman" w:hAnsi="Times New Roman" w:eastAsia="SimSun" w:cs="Times New Roman"/>
-                <w:sz w:val="16"/>
-                <w:szCs w:val="16"/>
-                <w:bdr w:val="none" w:color="auto" w:sz="0" w:space="0"/>
-              </w:rPr>
-              <w:t>31</w:t>
+            <w:tcW w:w="2931" w:type="pct"/>
+            <w:tcBorders>
+              <w:top w:val="single" w:color="000000" w:sz="4" w:space="0"/>
+              <w:left w:val="single" w:color="000000" w:sz="4" w:space="0"/>
+              <w:bottom w:val="single" w:color="000000" w:sz="4" w:space="0"/>
+              <w:right w:val="single" w:color="000000" w:sz="4" w:space="0"/>
+            </w:tcBorders>
+            <w:shd w:val="clear"/>
+            <w:tcMar>
+              <w:top w:w="20" w:type="dxa"/>
+              <w:left w:w="60" w:type="dxa"/>
+              <w:bottom w:w="20" w:type="dxa"/>
+              <w:right w:w="60" w:type="dxa"/>
+            </w:tcMar>
+            <w:vAlign w:val="top"/>
+          </w:tcPr>
+          <w:p>
+            <w:pPr>
+              <w:keepNext/>
+              <w:keepLines w:val="0"/>
+              <w:widowControl/>
+              <w:suppressLineNumbers w:val="0"/>
+              <w:jc w:val="left"/>
+              <w:textAlignment w:val="top"/>
+              <w:rPr>
+                <w:rFonts w:hint="default" w:ascii="Times New Roman" w:hAnsi="Times New Roman" w:cs="Times New Roman"/>
+                <w:sz w:val="16"/>
+                <w:szCs w:val="16"/>
+              </w:rPr>
+            </w:pPr>
+            <w:r>
+              <w:rPr>
+                <w:rFonts w:hint="default" w:ascii="Times New Roman" w:hAnsi="Times New Roman" w:eastAsia="SimSun" w:cs="Times New Roman"/>
+                <w:sz w:val="16"/>
+                <w:szCs w:val="16"/>
+                <w:bdr w:val="none" w:color="auto" w:sz="0" w:space="0"/>
+              </w:rPr>
+              <w:t>Pilot turns returning usable files</w:t>
+            </w:r>
+          </w:p>
+        </w:tc>
+        <w:tc>
+          <w:tcPr>
+            <w:tcW w:w="2068" w:type="pct"/>
+            <w:tcBorders>
+              <w:top w:val="single" w:color="000000" w:sz="4" w:space="0"/>
+              <w:left w:val="single" w:color="000000" w:sz="4" w:space="0"/>
+              <w:bottom w:val="single" w:color="000000" w:sz="4" w:space="0"/>
+              <w:right w:val="single" w:color="000000" w:sz="4" w:space="0"/>
+            </w:tcBorders>
+            <w:shd w:val="clear"/>
+            <w:tcMar>
+              <w:top w:w="20" w:type="dxa"/>
+              <w:left w:w="60" w:type="dxa"/>
+              <w:bottom w:w="20" w:type="dxa"/>
+              <w:right w:w="60" w:type="dxa"/>
+            </w:tcMar>
+            <w:vAlign w:val="top"/>
+          </w:tcPr>
+          <w:p>
+            <w:pPr>
+              <w:keepNext/>
+              <w:keepLines w:val="0"/>
+              <w:widowControl/>
+              <w:suppressLineNumbers w:val="0"/>
+              <w:jc w:val="left"/>
+              <w:textAlignment w:val="top"/>
+              <w:rPr>
+                <w:rFonts w:hint="default" w:ascii="Times New Roman" w:hAnsi="Times New Roman" w:cs="Times New Roman"/>
+                <w:sz w:val="16"/>
+                <w:szCs w:val="16"/>
+              </w:rPr>
+            </w:pPr>
+            <w:r>
+              <w:rPr>
+                <w:rFonts w:hint="default" w:ascii="Times New Roman" w:hAnsi="Times New Roman" w:eastAsia="SimSun" w:cs="Times New Roman"/>
+                <w:sz w:val="16"/>
+                <w:szCs w:val="16"/>
+                <w:bdr w:val="none" w:color="auto" w:sz="0" w:space="0"/>
+              </w:rPr>
+              <w:t>21 of 21</w:t>
             </w:r>
           </w:p>
         </w:tc>
@@ -6588,87 +6779,87 @@
         </w:trPr>
         <w:tc>
           <w:tcPr>
-            <w:tcW w:w="4375" w:type="pct"/>
-            <w:tcBorders>
-              <w:top w:val="single" w:color="000000" w:sz="4" w:space="0"/>
-              <w:left w:val="single" w:color="000000" w:sz="4" w:space="0"/>
-              <w:bottom w:val="single" w:color="000000" w:sz="4" w:space="0"/>
-              <w:right w:val="single" w:color="000000" w:sz="4" w:space="0"/>
-            </w:tcBorders>
-            <w:shd w:val="clear"/>
-            <w:tcMar>
-              <w:top w:w="20" w:type="dxa"/>
-              <w:left w:w="60" w:type="dxa"/>
-              <w:bottom w:w="20" w:type="dxa"/>
-              <w:right w:w="60" w:type="dxa"/>
-            </w:tcMar>
-            <w:vAlign w:val="top"/>
-          </w:tcPr>
-          <w:p>
-            <w:pPr>
-              <w:keepNext/>
-              <w:keepLines w:val="0"/>
-              <w:widowControl/>
-              <w:suppressLineNumbers w:val="0"/>
-              <w:jc w:val="left"/>
-              <w:textAlignment w:val="top"/>
-              <w:rPr>
-                <w:rFonts w:hint="default" w:ascii="Times New Roman" w:hAnsi="Times New Roman" w:cs="Times New Roman"/>
-                <w:sz w:val="16"/>
-                <w:szCs w:val="16"/>
-              </w:rPr>
-            </w:pPr>
-            <w:r>
-              <w:rPr>
-                <w:rFonts w:hint="default" w:ascii="Times New Roman" w:hAnsi="Times New Roman" w:eastAsia="SimSun" w:cs="Times New Roman"/>
-                <w:sz w:val="16"/>
-                <w:szCs w:val="16"/>
-                <w:bdr w:val="none" w:color="auto" w:sz="0" w:space="0"/>
-              </w:rPr>
-              <w:t>Excluded during preparation</w:t>
-            </w:r>
-          </w:p>
-        </w:tc>
-        <w:tc>
-          <w:tcPr>
-            <w:tcW w:w="624" w:type="pct"/>
-            <w:tcBorders>
-              <w:top w:val="single" w:color="000000" w:sz="4" w:space="0"/>
-              <w:left w:val="single" w:color="000000" w:sz="4" w:space="0"/>
-              <w:bottom w:val="single" w:color="000000" w:sz="4" w:space="0"/>
-              <w:right w:val="single" w:color="000000" w:sz="4" w:space="0"/>
-            </w:tcBorders>
-            <w:shd w:val="clear"/>
-            <w:tcMar>
-              <w:top w:w="20" w:type="dxa"/>
-              <w:left w:w="60" w:type="dxa"/>
-              <w:bottom w:w="20" w:type="dxa"/>
-              <w:right w:w="60" w:type="dxa"/>
-            </w:tcMar>
-            <w:vAlign w:val="top"/>
-          </w:tcPr>
-          <w:p>
-            <w:pPr>
-              <w:keepNext/>
-              <w:keepLines w:val="0"/>
-              <w:widowControl/>
-              <w:suppressLineNumbers w:val="0"/>
-              <w:jc w:val="left"/>
-              <w:textAlignment w:val="top"/>
-              <w:rPr>
-                <w:rFonts w:hint="default" w:ascii="Times New Roman" w:hAnsi="Times New Roman" w:cs="Times New Roman"/>
-                <w:sz w:val="16"/>
-                <w:szCs w:val="16"/>
-              </w:rPr>
-            </w:pPr>
-            <w:r>
-              <w:rPr>
-                <w:rFonts w:hint="default" w:ascii="Times New Roman" w:hAnsi="Times New Roman" w:eastAsia="SimSun" w:cs="Times New Roman"/>
-                <w:sz w:val="16"/>
-                <w:szCs w:val="16"/>
-                <w:bdr w:val="none" w:color="auto" w:sz="0" w:space="0"/>
-              </w:rPr>
-              <w:t>2</w:t>
+            <w:tcW w:w="2931" w:type="pct"/>
+            <w:tcBorders>
+              <w:top w:val="single" w:color="000000" w:sz="4" w:space="0"/>
+              <w:left w:val="single" w:color="000000" w:sz="4" w:space="0"/>
+              <w:bottom w:val="single" w:color="000000" w:sz="4" w:space="0"/>
+              <w:right w:val="single" w:color="000000" w:sz="4" w:space="0"/>
+            </w:tcBorders>
+            <w:shd w:val="clear"/>
+            <w:tcMar>
+              <w:top w:w="20" w:type="dxa"/>
+              <w:left w:w="60" w:type="dxa"/>
+              <w:bottom w:w="20" w:type="dxa"/>
+              <w:right w:w="60" w:type="dxa"/>
+            </w:tcMar>
+            <w:vAlign w:val="top"/>
+          </w:tcPr>
+          <w:p>
+            <w:pPr>
+              <w:keepNext/>
+              <w:keepLines w:val="0"/>
+              <w:widowControl/>
+              <w:suppressLineNumbers w:val="0"/>
+              <w:jc w:val="left"/>
+              <w:textAlignment w:val="top"/>
+              <w:rPr>
+                <w:rFonts w:hint="default" w:ascii="Times New Roman" w:hAnsi="Times New Roman" w:cs="Times New Roman"/>
+                <w:sz w:val="16"/>
+                <w:szCs w:val="16"/>
+              </w:rPr>
+            </w:pPr>
+            <w:r>
+              <w:rPr>
+                <w:rFonts w:hint="default" w:ascii="Times New Roman" w:hAnsi="Times New Roman" w:eastAsia="SimSun" w:cs="Times New Roman"/>
+                <w:sz w:val="16"/>
+                <w:szCs w:val="16"/>
+                <w:bdr w:val="none" w:color="auto" w:sz="0" w:space="0"/>
+              </w:rPr>
+              <w:t>Pilot turn labels carried over</w:t>
+            </w:r>
+          </w:p>
+        </w:tc>
+        <w:tc>
+          <w:tcPr>
+            <w:tcW w:w="2068" w:type="pct"/>
+            <w:tcBorders>
+              <w:top w:val="single" w:color="000000" w:sz="4" w:space="0"/>
+              <w:left w:val="single" w:color="000000" w:sz="4" w:space="0"/>
+              <w:bottom w:val="single" w:color="000000" w:sz="4" w:space="0"/>
+              <w:right w:val="single" w:color="000000" w:sz="4" w:space="0"/>
+            </w:tcBorders>
+            <w:shd w:val="clear"/>
+            <w:tcMar>
+              <w:top w:w="20" w:type="dxa"/>
+              <w:left w:w="60" w:type="dxa"/>
+              <w:bottom w:w="20" w:type="dxa"/>
+              <w:right w:w="60" w:type="dxa"/>
+            </w:tcMar>
+            <w:vAlign w:val="top"/>
+          </w:tcPr>
+          <w:p>
+            <w:pPr>
+              <w:keepNext/>
+              <w:keepLines w:val="0"/>
+              <w:widowControl/>
+              <w:suppressLineNumbers w:val="0"/>
+              <w:jc w:val="left"/>
+              <w:textAlignment w:val="top"/>
+              <w:rPr>
+                <w:rFonts w:hint="default" w:ascii="Times New Roman" w:hAnsi="Times New Roman" w:cs="Times New Roman"/>
+                <w:sz w:val="16"/>
+                <w:szCs w:val="16"/>
+              </w:rPr>
+            </w:pPr>
+            <w:r>
+              <w:rPr>
+                <w:rFonts w:hint="default" w:ascii="Times New Roman" w:hAnsi="Times New Roman" w:eastAsia="SimSun" w:cs="Times New Roman"/>
+                <w:sz w:val="16"/>
+                <w:szCs w:val="16"/>
+                <w:bdr w:val="none" w:color="auto" w:sz="0" w:space="0"/>
+              </w:rPr>
+              <w:t>14 of 21</w:t>
             </w:r>
           </w:p>
         </w:tc>
@@ -6696,7 +6887,115 @@
         </w:trPr>
         <w:tc>
           <w:tcPr>
-            <w:tcW w:w="4375" w:type="pct"/>
+            <w:tcW w:w="2931" w:type="pct"/>
+            <w:tcBorders>
+              <w:top w:val="single" w:color="000000" w:sz="4" w:space="0"/>
+              <w:left w:val="single" w:color="000000" w:sz="4" w:space="0"/>
+              <w:bottom w:val="single" w:color="000000" w:sz="4" w:space="0"/>
+              <w:right w:val="single" w:color="000000" w:sz="4" w:space="0"/>
+            </w:tcBorders>
+            <w:shd w:val="clear"/>
+            <w:tcMar>
+              <w:top w:w="20" w:type="dxa"/>
+              <w:left w:w="60" w:type="dxa"/>
+              <w:bottom w:w="20" w:type="dxa"/>
+              <w:right w:w="60" w:type="dxa"/>
+            </w:tcMar>
+            <w:vAlign w:val="top"/>
+          </w:tcPr>
+          <w:p>
+            <w:pPr>
+              <w:keepNext/>
+              <w:keepLines w:val="0"/>
+              <w:widowControl/>
+              <w:suppressLineNumbers w:val="0"/>
+              <w:jc w:val="left"/>
+              <w:textAlignment w:val="top"/>
+              <w:rPr>
+                <w:rFonts w:hint="default" w:ascii="Times New Roman" w:hAnsi="Times New Roman" w:cs="Times New Roman"/>
+                <w:sz w:val="16"/>
+                <w:szCs w:val="16"/>
+              </w:rPr>
+            </w:pPr>
+            <w:r>
+              <w:rPr>
+                <w:rFonts w:hint="default" w:ascii="Times New Roman" w:hAnsi="Times New Roman" w:eastAsia="SimSun" w:cs="Times New Roman"/>
+                <w:sz w:val="16"/>
+                <w:szCs w:val="16"/>
+                <w:bdr w:val="none" w:color="auto" w:sz="0" w:space="0"/>
+              </w:rPr>
+              <w:t>Events recorded in the first session</w:t>
+            </w:r>
+          </w:p>
+        </w:tc>
+        <w:tc>
+          <w:tcPr>
+            <w:tcW w:w="2068" w:type="pct"/>
+            <w:tcBorders>
+              <w:top w:val="single" w:color="000000" w:sz="4" w:space="0"/>
+              <w:left w:val="single" w:color="000000" w:sz="4" w:space="0"/>
+              <w:bottom w:val="single" w:color="000000" w:sz="4" w:space="0"/>
+              <w:right w:val="single" w:color="000000" w:sz="4" w:space="0"/>
+            </w:tcBorders>
+            <w:shd w:val="clear"/>
+            <w:tcMar>
+              <w:top w:w="20" w:type="dxa"/>
+              <w:left w:w="60" w:type="dxa"/>
+              <w:bottom w:w="20" w:type="dxa"/>
+              <w:right w:w="60" w:type="dxa"/>
+            </w:tcMar>
+            <w:vAlign w:val="top"/>
+          </w:tcPr>
+          <w:p>
+            <w:pPr>
+              <w:keepNext/>
+              <w:keepLines w:val="0"/>
+              <w:widowControl/>
+              <w:suppressLineNumbers w:val="0"/>
+              <w:jc w:val="left"/>
+              <w:textAlignment w:val="top"/>
+              <w:rPr>
+                <w:rFonts w:hint="default" w:ascii="Times New Roman" w:hAnsi="Times New Roman" w:cs="Times New Roman"/>
+                <w:sz w:val="16"/>
+                <w:szCs w:val="16"/>
+              </w:rPr>
+            </w:pPr>
+            <w:r>
+              <w:rPr>
+                <w:rFonts w:hint="default" w:ascii="Times New Roman" w:hAnsi="Times New Roman" w:eastAsia="SimSun" w:cs="Times New Roman"/>
+                <w:sz w:val="16"/>
+                <w:szCs w:val="16"/>
+                <w:bdr w:val="none" w:color="auto" w:sz="0" w:space="0"/>
+              </w:rPr>
+              <w:t>13 of 30, two replications</w:t>
+            </w:r>
+          </w:p>
+        </w:tc>
+      </w:tr>
+      <w:tr>
+        <w:tblPrEx>
+          <w:tblBorders>
+            <w:top w:val="none" w:color="auto" w:sz="0" w:space="0"/>
+            <w:left w:val="none" w:color="auto" w:sz="0" w:space="0"/>
+            <w:bottom w:val="none" w:color="auto" w:sz="0" w:space="0"/>
+            <w:right w:val="none" w:color="auto" w:sz="0" w:space="0"/>
+            <w:insideH w:val="none" w:color="auto" w:sz="0" w:space="0"/>
+            <w:insideV w:val="none" w:color="auto" w:sz="0" w:space="0"/>
+          </w:tblBorders>
+          <w:shd w:val="clear"/>
+          <w:tblCellMar>
+            <w:top w:w="15" w:type="dxa"/>
+            <w:left w:w="15" w:type="dxa"/>
+            <w:bottom w:w="15" w:type="dxa"/>
+            <w:right w:w="15" w:type="dxa"/>
+          </w:tblCellMar>
+        </w:tblPrEx>
+        <w:trPr>
+          <w:cantSplit/>
+        </w:trPr>
+        <w:tc>
+          <w:tcPr>
+            <w:tcW w:w="2931" w:type="pct"/>
             <w:tcBorders>
               <w:top w:val="single" w:color="000000" w:sz="4" w:space="0"/>
               <w:left w:val="single" w:color="000000" w:sz="4" w:space="0"/>
@@ -6733,13 +7032,13 @@
                 <w:szCs w:val="16"/>
                 <w:bdr w:val="none" w:color="auto" w:sz="0" w:space="0"/>
               </w:rPr>
-              <w:t>Still in preparation (4 October 2026)</w:t>
-            </w:r>
-          </w:p>
-        </w:tc>
-        <w:tc>
-          <w:tcPr>
-            <w:tcW w:w="624" w:type="pct"/>
+              <w:t>Regression could not be placed</w:t>
+            </w:r>
+          </w:p>
+        </w:tc>
+        <w:tc>
+          <w:tcPr>
+            <w:tcW w:w="2068" w:type="pct"/>
             <w:tcBorders>
               <w:top w:val="single" w:color="000000" w:sz="4" w:space="0"/>
               <w:left w:val="single" w:color="000000" w:sz="4" w:space="0"/>
@@ -6776,73 +7075,12 @@
                 <w:szCs w:val="16"/>
                 <w:bdr w:val="none" w:color="auto" w:sz="0" w:space="0"/>
               </w:rPr>
-              <w:t>1</w:t>
+              <w:t>4 of 26 replications</w:t>
             </w:r>
           </w:p>
         </w:tc>
       </w:tr>
     </w:tbl>
-    <w:p>
-      <w:pPr>
-        <w:pStyle w:val="19"/>
-        <w:keepNext/>
-        <w:keepLines w:val="0"/>
-        <w:widowControl/>
-        <w:suppressLineNumbers w:val="0"/>
-        <w:spacing w:after="0" w:afterAutospacing="0"/>
-        <w:ind w:left="0" w:right="0"/>
-        <w:rPr>
-          <w:sz w:val="20"/>
-          <w:szCs w:val="20"/>
-        </w:rPr>
-      </w:pPr>
-      <w:r>
-        <w:rPr>
-          <w:rFonts w:hint="default" w:ascii="Times New Roman" w:hAnsi="Times New Roman" w:cs="Times New Roman"/>
-          <w:sz w:val="20"/>
-          <w:szCs w:val="20"/>
-        </w:rPr>
-        <w:pict>
-          <v:shape id="_x0000_i1026" o:spt="75" type="#_x0000_t75" style="height:119.25pt;width:247.5pt;" filled="f" coordsize="21600,21600">
-            <v:path/>
-            <v:fill on="f" focussize="0,0"/>
-            <v:stroke/>
-            <v:imagedata r:id="rId5" o:title="IMG_257"/>
-            <o:lock v:ext="edit" aspectratio="t"/>
-            <w10:wrap type="none"/>
-            <w10:anchorlock/>
-          </v:shape>
-        </w:pict>
-      </w:r>
-    </w:p>
-    <w:p>
-      <w:pPr>
-        <w:pStyle w:val="17"/>
-        <w:keepNext w:val="0"/>
-        <w:keepLines w:val="0"/>
-        <w:widowControl/>
-        <w:suppressLineNumbers w:val="0"/>
-        <w:jc w:val="both"/>
-      </w:pPr>
-      <w:r>
-        <w:rPr>
-          <w:rFonts w:hint="default" w:ascii="Times New Roman" w:hAnsi="Times New Roman" w:cs="Times New Roman"/>
-        </w:rPr>
-        <w:t>Fig. 2. Dataset funnel, from advisories to prepared events.</w:t>
-      </w:r>
-    </w:p>
-    <w:p>
-      <w:pPr>
-        <w:pStyle w:val="3"/>
-        <w:keepNext w:val="0"/>
-        <w:keepLines w:val="0"/>
-        <w:widowControl/>
-        <w:suppressLineNumbers w:val="0"/>
-      </w:pPr>
-      <w:r>
-        <w:t>C. Extracting Events</w:t>
-      </w:r>
-    </w:p>
     <w:p>
       <w:pPr>
         <w:pStyle w:val="12"/>
@@ -6854,22 +7092,16 @@
       <w:r>
         <w:rPr>
           <w:rFonts w:hint="default" w:ascii="Times New Roman" w:hAnsi="Times New Roman" w:cs="Times New Roman"/>
-        </w:rPr>
-        <w:t xml:space="preserve">The model rewrites whole files, and 16 of the 35 candidate pairs have a file on the vulnerable flow of more than about 14,000 tokens. Each event is therefore a </w:t>
-      </w:r>
-      <w:r>
-        <w:rPr>
-          <w:rFonts w:hint="default" w:ascii="Times New Roman" w:hAnsi="Times New Roman" w:cs="Times New Roman"/>
           <w:i/>
           <w:iCs/>
         </w:rPr>
-        <w:t>trimmed slice</w:t>
-      </w:r>
-      <w:r>
-        <w:rPr>
-          <w:rFonts w:hint="default" w:ascii="Times New Roman" w:hAnsi="Times New Roman" w:cs="Times New Roman"/>
-        </w:rPr>
-        <w:t>: the files on the flow at their real paths, cut down to the functions between the entry point, the guard the fix added and the sink. A clean version is cut at the fix commit and a regressed version at the vulnerable commit. The slicer keeps source text verbatim and reports every referenced name it removed, and comments that describe the vulnerability or the fix are stripped from both versions and logged, because the model sees every file verbatim.</w:t>
+        <w:t>Static analysis of a change.</w:t>
+      </w:r>
+      <w:r>
+        <w:rPr>
+          <w:rFonts w:hint="default" w:ascii="Times New Roman" w:hAnsi="Times New Roman" w:cs="Times New Roman"/>
+        </w:rPr>
+        <w:t xml:space="preserve"> The first stage of the gate is implemented. Semgrep 1.179.0 and Bandit 1.9.4 scan the files a turn changes, before and after it, and a finding counts only if the change introduces it. Semgrep uses its public community rules, pinned at one commit and restricted to the injection family, 63 rule files in all. As a first measurement we took each validated event’s regression as a single change. Only 1 of the 30 regressions introduces a finding, a local SQL event; for the others the scanners report the same lines before and after, or nothing. No model turn or triage is involved, so this is not yet a result for the diff-only gate. The triage step and both diff-only gates are implemented and tested against a stand-in model.</w:t>
       </w:r>
     </w:p>
     <w:p>
@@ -6883,109 +7115,16 @@
       <w:r>
         <w:rPr>
           <w:rFonts w:hint="default" w:ascii="Times New Roman" w:hAnsi="Times New Roman" w:cs="Times New Roman"/>
-        </w:rPr>
-        <w:t xml:space="preserve">An event is </w:t>
-      </w:r>
-      <w:r>
-        <w:rPr>
-          <w:rFonts w:hint="default" w:ascii="Times New Roman" w:hAnsi="Times New Roman" w:cs="Times New Roman"/>
           <w:i/>
           <w:iCs/>
         </w:rPr>
-        <w:t>local</w:t>
-      </w:r>
-      <w:r>
-        <w:rPr>
-          <w:rFonts w:hint="default" w:ascii="Times New Roman" w:hAnsi="Times New Roman" w:cs="Times New Roman"/>
-        </w:rPr>
-        <w:t xml:space="preserve"> if entry, guard and sink lie in one file, and </w:t>
-      </w:r>
-      <w:r>
-        <w:rPr>
-          <w:rFonts w:hint="default" w:ascii="Times New Roman" w:hAnsi="Times New Roman" w:cs="Times New Roman"/>
-          <w:i/>
-          <w:iCs/>
-        </w:rPr>
-        <w:t>cross-file</w:t>
-      </w:r>
-      <w:r>
-        <w:rPr>
-          <w:rFonts w:hint="default" w:ascii="Times New Roman" w:hAnsi="Times New Roman" w:cs="Times New Roman"/>
-        </w:rPr>
-        <w:t xml:space="preserve"> otherwise; this rule was fixed before any event was built, and the label follows the real sink even when a large sink function is represented by its call site. For each event an LLM analyst builds the slice, an independent LLM checker tries to refute it, and only the authors’ sign-off validates it. At the time of writing 31 events had passed the check, 25 of them cross-file (Fig. 3), and 2 were excluded. One exclusion is a finding in itself: our analysis indicates that a published fix sanitises a document that the command-line PDF path then discards and re-parses, leaving that path vulnerable. The other reflected a limit of our own tooling: the slicer could not keep a module-level block that connects an upload handler to its sink. The slicer has since been extended to keep such wiring on request, and one event whose parser grammar is assembled at module level was rebuilt with it and awaits a second check. In every prepared event the checker independently arrived at the same class and the same scope label as the analyst.</w:t>
-      </w:r>
-    </w:p>
-    <w:p>
-      <w:pPr>
-        <w:pStyle w:val="19"/>
-        <w:keepNext/>
-        <w:keepLines w:val="0"/>
-        <w:widowControl/>
-        <w:suppressLineNumbers w:val="0"/>
-        <w:spacing w:after="0" w:afterAutospacing="0"/>
-        <w:ind w:left="0" w:right="0"/>
-        <w:rPr>
-          <w:sz w:val="20"/>
-          <w:szCs w:val="20"/>
-        </w:rPr>
-      </w:pPr>
-      <w:r>
-        <w:rPr>
-          <w:rFonts w:hint="default" w:ascii="Times New Roman" w:hAnsi="Times New Roman" w:cs="Times New Roman"/>
-          <w:sz w:val="20"/>
-          <w:szCs w:val="20"/>
-        </w:rPr>
-        <w:pict>
-          <v:shape id="_x0000_i1027" o:spt="75" type="#_x0000_t75" style="height:108pt;width:247.5pt;" filled="f" coordsize="21600,21600">
-            <v:path/>
-            <v:fill on="f" focussize="0,0"/>
-            <v:stroke/>
-            <v:imagedata r:id="rId6" o:title="IMG_258"/>
-            <o:lock v:ext="edit" aspectratio="t"/>
-            <w10:wrap type="none"/>
-            <w10:anchorlock/>
-          </v:shape>
-        </w:pict>
-      </w:r>
-    </w:p>
-    <w:p>
-      <w:pPr>
-        <w:pStyle w:val="17"/>
-        <w:keepNext w:val="0"/>
-        <w:keepLines w:val="0"/>
-        <w:widowControl/>
-        <w:suppressLineNumbers w:val="0"/>
-        <w:jc w:val="both"/>
-      </w:pPr>
-      <w:r>
-        <w:rPr>
-          <w:rFonts w:hint="default" w:ascii="Times New Roman" w:hAnsi="Times New Roman" w:cs="Times New Roman"/>
-        </w:rPr>
-        <w:t>Fig. 3. Prepared events by vulnerability class and scope.</w:t>
-      </w:r>
-    </w:p>
-    <w:p>
-      <w:pPr>
-        <w:pStyle w:val="2"/>
-        <w:keepNext w:val="0"/>
-        <w:keepLines w:val="0"/>
-        <w:widowControl/>
-        <w:suppressLineNumbers w:val="0"/>
-      </w:pPr>
-      <w:r>
-        <w:t>VI. Evaluation Protocol</w:t>
-      </w:r>
-    </w:p>
-    <w:p>
-      <w:pPr>
-        <w:pStyle w:val="3"/>
-        <w:keepNext w:val="0"/>
-        <w:keepLines w:val="0"/>
-        <w:widowControl/>
-        <w:suppressLineNumbers w:val="0"/>
-      </w:pPr>
-      <w:r>
-        <w:t>A. Traces, Conditions and Baselines</w:t>
+        <w:t>Graph layer and a first look.</w:t>
+      </w:r>
+      <w:r>
+        <w:rPr>
+          <w:rFonts w:hint="default" w:ascii="Times New Roman" w:hAnsi="Times New Roman" w:cs="Times New Roman"/>
+        </w:rPr>
+        <w:t xml:space="preserve"> The graph builder and rules R1 to R4 are implemented, with 73 unit tests. On the 12 seed repositories the builder resolved all but 35% of 69,722 calls, which stay in the graph as unknown edges. Taint edges join the parameters and return values of symbols, not whole functions. Two settings depart from our proposal and were fixed before the rules saw any event: the parameters of a library’s public functions count as sources, and a test that raises counts as a guard. Taking each regression as one change on its slice, the rules flag 8 of 30, 5 of the 24 cross-file ones, against 1 for the scanners; the proposal’s literal settings flag 7. As a control, the rules also fire on 4 of the reverse changes, the fixes. Most misses are checks weakened inside a function, which remove no sanitizer and open no path; in 8 slices no source-to-sink path exists, because the sink was cut away or is reached through dynamic dispatch. This is not a gate result: no model turn and no triage is involved, and the rules were not changed after the run.</w:t>
       </w:r>
     </w:p>
     <w:p>
@@ -6999,13 +7138,21 @@
       <w:r>
         <w:rPr>
           <w:rFonts w:hint="default" w:ascii="Times New Roman" w:hAnsi="Times New Roman" w:cs="Times New Roman"/>
-        </w:rPr>
-        <w:t>Each validated event becomes a refinement trace of five to eight turns (improve readability, add a feature, optimise), with the regression injected at a random turn between the second and the sixth and every turn labelled clean, local regression or cross-file regression. Injected patterns that already occur elsewhere in the repository are excluded from the graph’s retrieval scope to avoid leakage. All conditions in Table V consume the same recorded traces, so only the gate’s context and detector vary.</w:t>
+          <w:i/>
+          <w:iCs/>
+        </w:rPr>
+        <w:t>Remaining experiments and expected outcomes.</w:t>
+      </w:r>
+      <w:r>
+        <w:rPr>
+          <w:rFonts w:hint="default" w:ascii="Times New Roman" w:hAnsi="Times New Roman" w:cs="Times New Roman"/>
+        </w:rPr>
+        <w:t xml:space="preserve"> Table V lists the remaining steps; its last column holds expectations, not measurements. Condition B can block only what the scanners flag, and they flag 1 of the 30 raw regressions, a local event, so B’s cross-file recall should be close to zero. B+ is shown the diff in which a check disappears and may catch more, at the price of blocking clean turns. In condition A a placed regression should persist unless the model rewrites its function, so A’s curve shows how long an injected regression survives; it is the reference for the gates, not an independent replication of the base study’s trend. For condition C the first look tempers the hypothesis of a significant gain in cross-file recall over B: on slices the rules see about a fifth of the cross-file regressions, and whether repository context raises that, and whether C beats B+, is open. Latency is the criterion most at risk: Semgrep takes about ten seconds to start and the open model needed a median of 48 seconds per turn in the pilot, so the median added latency is expected to exceed ten seconds in this setup.</w:t>
       </w:r>
     </w:p>
     <w:p>
       <w:pPr>
-        <w:pStyle w:val="18"/>
+        <w:pStyle w:val="20"/>
         <w:keepNext/>
         <w:keepLines w:val="0"/>
         <w:widowControl/>
@@ -7027,7 +7174,7 @@
         <w:rPr>
           <w:rFonts w:hint="default" w:ascii="Times New Roman" w:hAnsi="Times New Roman" w:cs="Times New Roman"/>
         </w:rPr>
-        <w:t>Gate conditions and baselines</w:t>
+        <w:t>Remaining steps, what each measures and the expected outcome</w:t>
       </w:r>
     </w:p>
     <w:tbl>
@@ -7052,9 +7199,9 @@
         </w:tblCellMar>
       </w:tblPr>
       <w:tblGrid>
-        <w:gridCol w:w="989"/>
-        <w:gridCol w:w="2756"/>
-        <w:gridCol w:w="1415"/>
+        <w:gridCol w:w="1568"/>
+        <w:gridCol w:w="1934"/>
+        <w:gridCol w:w="1658"/>
       </w:tblGrid>
       <w:tr>
         <w:tblPrEx>
@@ -7066,6 +7213,7 @@
             <w:insideH w:val="none" w:color="auto" w:sz="0" w:space="0"/>
             <w:insideV w:val="none" w:color="auto" w:sz="0" w:space="0"/>
           </w:tblBorders>
+          <w:shd w:val="clear"/>
           <w:tblCellMar>
             <w:top w:w="15" w:type="dxa"/>
             <w:left w:w="15" w:type="dxa"/>
@@ -7078,7 +7226,7 @@
         </w:trPr>
         <w:tc>
           <w:tcPr>
-            <w:tcW w:w="958" w:type="pct"/>
+            <w:tcW w:w="1519" w:type="pct"/>
             <w:tcBorders>
               <w:top w:val="single" w:color="000000" w:sz="4" w:space="0"/>
               <w:left w:val="single" w:color="000000" w:sz="4" w:space="0"/>
@@ -7119,13 +7267,13 @@
                 <w:szCs w:val="16"/>
                 <w:bdr w:val="none" w:color="auto" w:sz="0" w:space="0"/>
               </w:rPr>
-              <w:t>Condition</w:t>
-            </w:r>
-          </w:p>
-        </w:tc>
-        <w:tc>
-          <w:tcPr>
-            <w:tcW w:w="2670" w:type="pct"/>
+              <w:t>Step</w:t>
+            </w:r>
+          </w:p>
+        </w:tc>
+        <w:tc>
+          <w:tcPr>
+            <w:tcW w:w="1874" w:type="pct"/>
             <w:tcBorders>
               <w:top w:val="single" w:color="000000" w:sz="4" w:space="0"/>
               <w:left w:val="single" w:color="000000" w:sz="4" w:space="0"/>
@@ -7166,13 +7314,13 @@
                 <w:szCs w:val="16"/>
                 <w:bdr w:val="none" w:color="auto" w:sz="0" w:space="0"/>
               </w:rPr>
-              <w:t>Configuration</w:t>
-            </w:r>
-          </w:p>
-        </w:tc>
-        <w:tc>
-          <w:tcPr>
-            <w:tcW w:w="1371" w:type="pct"/>
+              <w:t>Measures</w:t>
+            </w:r>
+          </w:p>
+        </w:tc>
+        <w:tc>
+          <w:tcPr>
+            <w:tcW w:w="1606" w:type="pct"/>
             <w:tcBorders>
               <w:top w:val="single" w:color="000000" w:sz="4" w:space="0"/>
               <w:left w:val="single" w:color="000000" w:sz="4" w:space="0"/>
@@ -7213,7 +7361,7 @@
                 <w:szCs w:val="16"/>
                 <w:bdr w:val="none" w:color="auto" w:sz="0" w:space="0"/>
               </w:rPr>
-              <w:t>Question</w:t>
+              <w:t>Expected (not yet measured)</w:t>
             </w:r>
           </w:p>
         </w:tc>
@@ -7241,130 +7389,130 @@
         </w:trPr>
         <w:tc>
           <w:tcPr>
-            <w:tcW w:w="958" w:type="pct"/>
-            <w:tcBorders>
-              <w:top w:val="single" w:color="000000" w:sz="4" w:space="0"/>
-              <w:left w:val="single" w:color="000000" w:sz="4" w:space="0"/>
-              <w:bottom w:val="single" w:color="000000" w:sz="4" w:space="0"/>
-              <w:right w:val="single" w:color="000000" w:sz="4" w:space="0"/>
-            </w:tcBorders>
-            <w:shd w:val="clear"/>
-            <w:tcMar>
-              <w:top w:w="20" w:type="dxa"/>
-              <w:left w:w="60" w:type="dxa"/>
-              <w:bottom w:w="20" w:type="dxa"/>
-              <w:right w:w="60" w:type="dxa"/>
-            </w:tcMar>
-            <w:vAlign w:val="top"/>
-          </w:tcPr>
-          <w:p>
-            <w:pPr>
-              <w:keepNext/>
-              <w:keepLines w:val="0"/>
-              <w:widowControl/>
-              <w:suppressLineNumbers w:val="0"/>
-              <w:jc w:val="left"/>
-              <w:textAlignment w:val="top"/>
-              <w:rPr>
-                <w:rFonts w:hint="default" w:ascii="Times New Roman" w:hAnsi="Times New Roman" w:cs="Times New Roman"/>
-                <w:sz w:val="16"/>
-                <w:szCs w:val="16"/>
-              </w:rPr>
-            </w:pPr>
-            <w:r>
-              <w:rPr>
-                <w:rFonts w:hint="default" w:ascii="Times New Roman" w:hAnsi="Times New Roman" w:eastAsia="SimSun" w:cs="Times New Roman"/>
-                <w:sz w:val="16"/>
-                <w:szCs w:val="16"/>
-                <w:bdr w:val="none" w:color="auto" w:sz="0" w:space="0"/>
-              </w:rPr>
-              <w:t>A</w:t>
-            </w:r>
-          </w:p>
-        </w:tc>
-        <w:tc>
-          <w:tcPr>
-            <w:tcW w:w="2670" w:type="pct"/>
-            <w:tcBorders>
-              <w:top w:val="single" w:color="000000" w:sz="4" w:space="0"/>
-              <w:left w:val="single" w:color="000000" w:sz="4" w:space="0"/>
-              <w:bottom w:val="single" w:color="000000" w:sz="4" w:space="0"/>
-              <w:right w:val="single" w:color="000000" w:sz="4" w:space="0"/>
-            </w:tcBorders>
-            <w:shd w:val="clear"/>
-            <w:tcMar>
-              <w:top w:w="20" w:type="dxa"/>
-              <w:left w:w="60" w:type="dxa"/>
-              <w:bottom w:w="20" w:type="dxa"/>
-              <w:right w:w="60" w:type="dxa"/>
-            </w:tcMar>
-            <w:vAlign w:val="top"/>
-          </w:tcPr>
-          <w:p>
-            <w:pPr>
-              <w:keepNext/>
-              <w:keepLines w:val="0"/>
-              <w:widowControl/>
-              <w:suppressLineNumbers w:val="0"/>
-              <w:jc w:val="left"/>
-              <w:textAlignment w:val="top"/>
-              <w:rPr>
-                <w:rFonts w:hint="default" w:ascii="Times New Roman" w:hAnsi="Times New Roman" w:cs="Times New Roman"/>
-                <w:sz w:val="16"/>
-                <w:szCs w:val="16"/>
-              </w:rPr>
-            </w:pPr>
-            <w:r>
-              <w:rPr>
-                <w:rFonts w:hint="default" w:ascii="Times New Roman" w:hAnsi="Times New Roman" w:eastAsia="SimSun" w:cs="Times New Roman"/>
-                <w:sz w:val="16"/>
-                <w:szCs w:val="16"/>
-                <w:bdr w:val="none" w:color="auto" w:sz="0" w:space="0"/>
-              </w:rPr>
-              <w:t>No gate</w:t>
-            </w:r>
-          </w:p>
-        </w:tc>
-        <w:tc>
-          <w:tcPr>
-            <w:tcW w:w="1371" w:type="pct"/>
-            <w:tcBorders>
-              <w:top w:val="single" w:color="000000" w:sz="4" w:space="0"/>
-              <w:left w:val="single" w:color="000000" w:sz="4" w:space="0"/>
-              <w:bottom w:val="single" w:color="000000" w:sz="4" w:space="0"/>
-              <w:right w:val="single" w:color="000000" w:sz="4" w:space="0"/>
-            </w:tcBorders>
-            <w:shd w:val="clear"/>
-            <w:tcMar>
-              <w:top w:w="20" w:type="dxa"/>
-              <w:left w:w="60" w:type="dxa"/>
-              <w:bottom w:w="20" w:type="dxa"/>
-              <w:right w:w="60" w:type="dxa"/>
-            </w:tcMar>
-            <w:vAlign w:val="top"/>
-          </w:tcPr>
-          <w:p>
-            <w:pPr>
-              <w:keepNext/>
-              <w:keepLines w:val="0"/>
-              <w:widowControl/>
-              <w:suppressLineNumbers w:val="0"/>
-              <w:jc w:val="left"/>
-              <w:textAlignment w:val="top"/>
-              <w:rPr>
-                <w:rFonts w:hint="default" w:ascii="Times New Roman" w:hAnsi="Times New Roman" w:cs="Times New Roman"/>
-                <w:sz w:val="16"/>
-                <w:szCs w:val="16"/>
-              </w:rPr>
-            </w:pPr>
-            <w:r>
-              <w:rPr>
-                <w:rFonts w:hint="default" w:ascii="Times New Roman" w:hAnsi="Times New Roman" w:eastAsia="SimSun" w:cs="Times New Roman"/>
-                <w:sz w:val="16"/>
-                <w:szCs w:val="16"/>
-                <w:bdr w:val="none" w:color="auto" w:sz="0" w:space="0"/>
-              </w:rPr>
-              <w:t>Baseline degradation</w:t>
+            <w:tcW w:w="1519" w:type="pct"/>
+            <w:tcBorders>
+              <w:top w:val="single" w:color="000000" w:sz="4" w:space="0"/>
+              <w:left w:val="single" w:color="000000" w:sz="4" w:space="0"/>
+              <w:bottom w:val="single" w:color="000000" w:sz="4" w:space="0"/>
+              <w:right w:val="single" w:color="000000" w:sz="4" w:space="0"/>
+            </w:tcBorders>
+            <w:shd w:val="clear"/>
+            <w:tcMar>
+              <w:top w:w="20" w:type="dxa"/>
+              <w:left w:w="60" w:type="dxa"/>
+              <w:bottom w:w="20" w:type="dxa"/>
+              <w:right w:w="60" w:type="dxa"/>
+            </w:tcMar>
+            <w:vAlign w:val="top"/>
+          </w:tcPr>
+          <w:p>
+            <w:pPr>
+              <w:keepNext/>
+              <w:keepLines w:val="0"/>
+              <w:widowControl/>
+              <w:suppressLineNumbers w:val="0"/>
+              <w:jc w:val="left"/>
+              <w:textAlignment w:val="top"/>
+              <w:rPr>
+                <w:rFonts w:hint="default" w:ascii="Times New Roman" w:hAnsi="Times New Roman" w:cs="Times New Roman"/>
+                <w:sz w:val="16"/>
+                <w:szCs w:val="16"/>
+              </w:rPr>
+            </w:pPr>
+            <w:r>
+              <w:rPr>
+                <w:rFonts w:hint="default" w:ascii="Times New Roman" w:hAnsi="Times New Roman" w:eastAsia="SimSun" w:cs="Times New Roman"/>
+                <w:sz w:val="16"/>
+                <w:szCs w:val="16"/>
+                <w:bdr w:val="none" w:color="auto" w:sz="0" w:space="0"/>
+              </w:rPr>
+              <w:t>Trace recording and turn labels</w:t>
+            </w:r>
+          </w:p>
+        </w:tc>
+        <w:tc>
+          <w:tcPr>
+            <w:tcW w:w="1874" w:type="pct"/>
+            <w:tcBorders>
+              <w:top w:val="single" w:color="000000" w:sz="4" w:space="0"/>
+              <w:left w:val="single" w:color="000000" w:sz="4" w:space="0"/>
+              <w:bottom w:val="single" w:color="000000" w:sz="4" w:space="0"/>
+              <w:right w:val="single" w:color="000000" w:sz="4" w:space="0"/>
+            </w:tcBorders>
+            <w:shd w:val="clear"/>
+            <w:tcMar>
+              <w:top w:w="20" w:type="dxa"/>
+              <w:left w:w="60" w:type="dxa"/>
+              <w:bottom w:w="20" w:type="dxa"/>
+              <w:right w:w="60" w:type="dxa"/>
+            </w:tcMar>
+            <w:vAlign w:val="top"/>
+          </w:tcPr>
+          <w:p>
+            <w:pPr>
+              <w:keepNext/>
+              <w:keepLines w:val="0"/>
+              <w:widowControl/>
+              <w:suppressLineNumbers w:val="0"/>
+              <w:jc w:val="left"/>
+              <w:textAlignment w:val="top"/>
+              <w:rPr>
+                <w:rFonts w:hint="default" w:ascii="Times New Roman" w:hAnsi="Times New Roman" w:cs="Times New Roman"/>
+                <w:sz w:val="16"/>
+                <w:szCs w:val="16"/>
+              </w:rPr>
+            </w:pPr>
+            <w:r>
+              <w:rPr>
+                <w:rFonts w:hint="default" w:ascii="Times New Roman" w:hAnsi="Times New Roman" w:eastAsia="SimSun" w:cs="Times New Roman"/>
+                <w:sz w:val="16"/>
+                <w:szCs w:val="16"/>
+                <w:bdr w:val="none" w:color="auto" w:sz="0" w:space="0"/>
+              </w:rPr>
+              <w:t>30 events, three replications</w:t>
+            </w:r>
+          </w:p>
+        </w:tc>
+        <w:tc>
+          <w:tcPr>
+            <w:tcW w:w="1606" w:type="pct"/>
+            <w:tcBorders>
+              <w:top w:val="single" w:color="000000" w:sz="4" w:space="0"/>
+              <w:left w:val="single" w:color="000000" w:sz="4" w:space="0"/>
+              <w:bottom w:val="single" w:color="000000" w:sz="4" w:space="0"/>
+              <w:right w:val="single" w:color="000000" w:sz="4" w:space="0"/>
+            </w:tcBorders>
+            <w:shd w:val="clear"/>
+            <w:tcMar>
+              <w:top w:w="20" w:type="dxa"/>
+              <w:left w:w="60" w:type="dxa"/>
+              <w:bottom w:w="20" w:type="dxa"/>
+              <w:right w:w="60" w:type="dxa"/>
+            </w:tcMar>
+            <w:vAlign w:val="top"/>
+          </w:tcPr>
+          <w:p>
+            <w:pPr>
+              <w:keepNext/>
+              <w:keepLines w:val="0"/>
+              <w:widowControl/>
+              <w:suppressLineNumbers w:val="0"/>
+              <w:jc w:val="left"/>
+              <w:textAlignment w:val="top"/>
+              <w:rPr>
+                <w:rFonts w:hint="default" w:ascii="Times New Roman" w:hAnsi="Times New Roman" w:cs="Times New Roman"/>
+                <w:sz w:val="16"/>
+                <w:szCs w:val="16"/>
+              </w:rPr>
+            </w:pPr>
+            <w:r>
+              <w:rPr>
+                <w:rFonts w:hint="default" w:ascii="Times New Roman" w:hAnsi="Times New Roman" w:eastAsia="SimSun" w:cs="Times New Roman"/>
+                <w:sz w:val="16"/>
+                <w:szCs w:val="16"/>
+                <w:bdr w:val="none" w:color="auto" w:sz="0" w:space="0"/>
+              </w:rPr>
+              <w:t>In progress; regression placed in most replications</w:t>
             </w:r>
           </w:p>
         </w:tc>
@@ -7392,130 +7540,130 @@
         </w:trPr>
         <w:tc>
           <w:tcPr>
-            <w:tcW w:w="958" w:type="pct"/>
-            <w:tcBorders>
-              <w:top w:val="single" w:color="000000" w:sz="4" w:space="0"/>
-              <w:left w:val="single" w:color="000000" w:sz="4" w:space="0"/>
-              <w:bottom w:val="single" w:color="000000" w:sz="4" w:space="0"/>
-              <w:right w:val="single" w:color="000000" w:sz="4" w:space="0"/>
-            </w:tcBorders>
-            <w:shd w:val="clear"/>
-            <w:tcMar>
-              <w:top w:w="20" w:type="dxa"/>
-              <w:left w:w="60" w:type="dxa"/>
-              <w:bottom w:w="20" w:type="dxa"/>
-              <w:right w:w="60" w:type="dxa"/>
-            </w:tcMar>
-            <w:vAlign w:val="top"/>
-          </w:tcPr>
-          <w:p>
-            <w:pPr>
-              <w:keepNext/>
-              <w:keepLines w:val="0"/>
-              <w:widowControl/>
-              <w:suppressLineNumbers w:val="0"/>
-              <w:jc w:val="left"/>
-              <w:textAlignment w:val="top"/>
-              <w:rPr>
-                <w:rFonts w:hint="default" w:ascii="Times New Roman" w:hAnsi="Times New Roman" w:cs="Times New Roman"/>
-                <w:sz w:val="16"/>
-                <w:szCs w:val="16"/>
-              </w:rPr>
-            </w:pPr>
-            <w:r>
-              <w:rPr>
-                <w:rFonts w:hint="default" w:ascii="Times New Roman" w:hAnsi="Times New Roman" w:eastAsia="SimSun" w:cs="Times New Roman"/>
-                <w:sz w:val="16"/>
-                <w:szCs w:val="16"/>
-                <w:bdr w:val="none" w:color="auto" w:sz="0" w:space="0"/>
-              </w:rPr>
-              <w:t>B</w:t>
-            </w:r>
-          </w:p>
-        </w:tc>
-        <w:tc>
-          <w:tcPr>
-            <w:tcW w:w="2670" w:type="pct"/>
-            <w:tcBorders>
-              <w:top w:val="single" w:color="000000" w:sz="4" w:space="0"/>
-              <w:left w:val="single" w:color="000000" w:sz="4" w:space="0"/>
-              <w:bottom w:val="single" w:color="000000" w:sz="4" w:space="0"/>
-              <w:right w:val="single" w:color="000000" w:sz="4" w:space="0"/>
-            </w:tcBorders>
-            <w:shd w:val="clear"/>
-            <w:tcMar>
-              <w:top w:w="20" w:type="dxa"/>
-              <w:left w:w="60" w:type="dxa"/>
-              <w:bottom w:w="20" w:type="dxa"/>
-              <w:right w:w="60" w:type="dxa"/>
-            </w:tcMar>
-            <w:vAlign w:val="top"/>
-          </w:tcPr>
-          <w:p>
-            <w:pPr>
-              <w:keepNext/>
-              <w:keepLines w:val="0"/>
-              <w:widowControl/>
-              <w:suppressLineNumbers w:val="0"/>
-              <w:jc w:val="left"/>
-              <w:textAlignment w:val="top"/>
-              <w:rPr>
-                <w:rFonts w:hint="default" w:ascii="Times New Roman" w:hAnsi="Times New Roman" w:cs="Times New Roman"/>
-                <w:sz w:val="16"/>
-                <w:szCs w:val="16"/>
-              </w:rPr>
-            </w:pPr>
-            <w:r>
-              <w:rPr>
-                <w:rFonts w:hint="default" w:ascii="Times New Roman" w:hAnsi="Times New Roman" w:eastAsia="SimSun" w:cs="Times New Roman"/>
-                <w:sz w:val="16"/>
-                <w:szCs w:val="16"/>
-                <w:bdr w:val="none" w:color="auto" w:sz="0" w:space="0"/>
-              </w:rPr>
-              <w:t>Semgrep, Bandit and LLM triage on the diff</w:t>
-            </w:r>
-          </w:p>
-        </w:tc>
-        <w:tc>
-          <w:tcPr>
-            <w:tcW w:w="1371" w:type="pct"/>
-            <w:tcBorders>
-              <w:top w:val="single" w:color="000000" w:sz="4" w:space="0"/>
-              <w:left w:val="single" w:color="000000" w:sz="4" w:space="0"/>
-              <w:bottom w:val="single" w:color="000000" w:sz="4" w:space="0"/>
-              <w:right w:val="single" w:color="000000" w:sz="4" w:space="0"/>
-            </w:tcBorders>
-            <w:shd w:val="clear"/>
-            <w:tcMar>
-              <w:top w:w="20" w:type="dxa"/>
-              <w:left w:w="60" w:type="dxa"/>
-              <w:bottom w:w="20" w:type="dxa"/>
-              <w:right w:w="60" w:type="dxa"/>
-            </w:tcMar>
-            <w:vAlign w:val="top"/>
-          </w:tcPr>
-          <w:p>
-            <w:pPr>
-              <w:keepNext/>
-              <w:keepLines w:val="0"/>
-              <w:widowControl/>
-              <w:suppressLineNumbers w:val="0"/>
-              <w:jc w:val="left"/>
-              <w:textAlignment w:val="top"/>
-              <w:rPr>
-                <w:rFonts w:hint="default" w:ascii="Times New Roman" w:hAnsi="Times New Roman" w:cs="Times New Roman"/>
-                <w:sz w:val="16"/>
-                <w:szCs w:val="16"/>
-              </w:rPr>
-            </w:pPr>
-            <w:r>
-              <w:rPr>
-                <w:rFonts w:hint="default" w:ascii="Times New Roman" w:hAnsi="Times New Roman" w:eastAsia="SimSun" w:cs="Times New Roman"/>
-                <w:sz w:val="16"/>
-                <w:szCs w:val="16"/>
-                <w:bdr w:val="none" w:color="auto" w:sz="0" w:space="0"/>
-              </w:rPr>
-              <w:t>Conventional check</w:t>
+            <w:tcW w:w="1519" w:type="pct"/>
+            <w:tcBorders>
+              <w:top w:val="single" w:color="000000" w:sz="4" w:space="0"/>
+              <w:left w:val="single" w:color="000000" w:sz="4" w:space="0"/>
+              <w:bottom w:val="single" w:color="000000" w:sz="4" w:space="0"/>
+              <w:right w:val="single" w:color="000000" w:sz="4" w:space="0"/>
+            </w:tcBorders>
+            <w:shd w:val="clear"/>
+            <w:tcMar>
+              <w:top w:w="20" w:type="dxa"/>
+              <w:left w:w="60" w:type="dxa"/>
+              <w:bottom w:w="20" w:type="dxa"/>
+              <w:right w:w="60" w:type="dxa"/>
+            </w:tcMar>
+            <w:vAlign w:val="top"/>
+          </w:tcPr>
+          <w:p>
+            <w:pPr>
+              <w:keepNext/>
+              <w:keepLines w:val="0"/>
+              <w:widowControl/>
+              <w:suppressLineNumbers w:val="0"/>
+              <w:jc w:val="left"/>
+              <w:textAlignment w:val="top"/>
+              <w:rPr>
+                <w:rFonts w:hint="default" w:ascii="Times New Roman" w:hAnsi="Times New Roman" w:cs="Times New Roman"/>
+                <w:sz w:val="16"/>
+                <w:szCs w:val="16"/>
+              </w:rPr>
+            </w:pPr>
+            <w:r>
+              <w:rPr>
+                <w:rFonts w:hint="default" w:ascii="Times New Roman" w:hAnsi="Times New Roman" w:eastAsia="SimSun" w:cs="Times New Roman"/>
+                <w:sz w:val="16"/>
+                <w:szCs w:val="16"/>
+                <w:bdr w:val="none" w:color="auto" w:sz="0" w:space="0"/>
+              </w:rPr>
+              <w:t>Diff-only gates B and B+</w:t>
+            </w:r>
+          </w:p>
+        </w:tc>
+        <w:tc>
+          <w:tcPr>
+            <w:tcW w:w="1874" w:type="pct"/>
+            <w:tcBorders>
+              <w:top w:val="single" w:color="000000" w:sz="4" w:space="0"/>
+              <w:left w:val="single" w:color="000000" w:sz="4" w:space="0"/>
+              <w:bottom w:val="single" w:color="000000" w:sz="4" w:space="0"/>
+              <w:right w:val="single" w:color="000000" w:sz="4" w:space="0"/>
+            </w:tcBorders>
+            <w:shd w:val="clear"/>
+            <w:tcMar>
+              <w:top w:w="20" w:type="dxa"/>
+              <w:left w:w="60" w:type="dxa"/>
+              <w:bottom w:w="20" w:type="dxa"/>
+              <w:right w:w="60" w:type="dxa"/>
+            </w:tcMar>
+            <w:vAlign w:val="top"/>
+          </w:tcPr>
+          <w:p>
+            <w:pPr>
+              <w:keepNext/>
+              <w:keepLines w:val="0"/>
+              <w:widowControl/>
+              <w:suppressLineNumbers w:val="0"/>
+              <w:jc w:val="left"/>
+              <w:textAlignment w:val="top"/>
+              <w:rPr>
+                <w:rFonts w:hint="default" w:ascii="Times New Roman" w:hAnsi="Times New Roman" w:cs="Times New Roman"/>
+                <w:sz w:val="16"/>
+                <w:szCs w:val="16"/>
+              </w:rPr>
+            </w:pPr>
+            <w:r>
+              <w:rPr>
+                <w:rFonts w:hint="default" w:ascii="Times New Roman" w:hAnsi="Times New Roman" w:eastAsia="SimSun" w:cs="Times New Roman"/>
+                <w:sz w:val="16"/>
+                <w:szCs w:val="16"/>
+                <w:bdr w:val="none" w:color="auto" w:sz="0" w:space="0"/>
+              </w:rPr>
+              <w:t>BLOCK or ALLOW per turn</w:t>
+            </w:r>
+          </w:p>
+        </w:tc>
+        <w:tc>
+          <w:tcPr>
+            <w:tcW w:w="1606" w:type="pct"/>
+            <w:tcBorders>
+              <w:top w:val="single" w:color="000000" w:sz="4" w:space="0"/>
+              <w:left w:val="single" w:color="000000" w:sz="4" w:space="0"/>
+              <w:bottom w:val="single" w:color="000000" w:sz="4" w:space="0"/>
+              <w:right w:val="single" w:color="000000" w:sz="4" w:space="0"/>
+            </w:tcBorders>
+            <w:shd w:val="clear"/>
+            <w:tcMar>
+              <w:top w:w="20" w:type="dxa"/>
+              <w:left w:w="60" w:type="dxa"/>
+              <w:bottom w:w="20" w:type="dxa"/>
+              <w:right w:w="60" w:type="dxa"/>
+            </w:tcMar>
+            <w:vAlign w:val="top"/>
+          </w:tcPr>
+          <w:p>
+            <w:pPr>
+              <w:keepNext/>
+              <w:keepLines w:val="0"/>
+              <w:widowControl/>
+              <w:suppressLineNumbers w:val="0"/>
+              <w:jc w:val="left"/>
+              <w:textAlignment w:val="top"/>
+              <w:rPr>
+                <w:rFonts w:hint="default" w:ascii="Times New Roman" w:hAnsi="Times New Roman" w:cs="Times New Roman"/>
+                <w:sz w:val="16"/>
+                <w:szCs w:val="16"/>
+              </w:rPr>
+            </w:pPr>
+            <w:r>
+              <w:rPr>
+                <w:rFonts w:hint="default" w:ascii="Times New Roman" w:hAnsi="Times New Roman" w:eastAsia="SimSun" w:cs="Times New Roman"/>
+                <w:sz w:val="16"/>
+                <w:szCs w:val="16"/>
+                <w:bdr w:val="none" w:color="auto" w:sz="0" w:space="0"/>
+              </w:rPr>
+              <w:t>B near zero on cross-file; B+ higher, with false blocks</w:t>
             </w:r>
           </w:p>
         </w:tc>
@@ -7543,130 +7691,130 @@
         </w:trPr>
         <w:tc>
           <w:tcPr>
-            <w:tcW w:w="958" w:type="pct"/>
-            <w:tcBorders>
-              <w:top w:val="single" w:color="000000" w:sz="4" w:space="0"/>
-              <w:left w:val="single" w:color="000000" w:sz="4" w:space="0"/>
-              <w:bottom w:val="single" w:color="000000" w:sz="4" w:space="0"/>
-              <w:right w:val="single" w:color="000000" w:sz="4" w:space="0"/>
-            </w:tcBorders>
-            <w:shd w:val="clear"/>
-            <w:tcMar>
-              <w:top w:w="20" w:type="dxa"/>
-              <w:left w:w="60" w:type="dxa"/>
-              <w:bottom w:w="20" w:type="dxa"/>
-              <w:right w:w="60" w:type="dxa"/>
-            </w:tcMar>
-            <w:vAlign w:val="top"/>
-          </w:tcPr>
-          <w:p>
-            <w:pPr>
-              <w:keepNext/>
-              <w:keepLines w:val="0"/>
-              <w:widowControl/>
-              <w:suppressLineNumbers w:val="0"/>
-              <w:jc w:val="left"/>
-              <w:textAlignment w:val="top"/>
-              <w:rPr>
-                <w:rFonts w:hint="default" w:ascii="Times New Roman" w:hAnsi="Times New Roman" w:cs="Times New Roman"/>
-                <w:sz w:val="16"/>
-                <w:szCs w:val="16"/>
-              </w:rPr>
-            </w:pPr>
-            <w:r>
-              <w:rPr>
-                <w:rFonts w:hint="default" w:ascii="Times New Roman" w:hAnsi="Times New Roman" w:eastAsia="SimSun" w:cs="Times New Roman"/>
-                <w:sz w:val="16"/>
-                <w:szCs w:val="16"/>
-                <w:bdr w:val="none" w:color="auto" w:sz="0" w:space="0"/>
-              </w:rPr>
-              <w:t>C, GraphGate</w:t>
-            </w:r>
-          </w:p>
-        </w:tc>
-        <w:tc>
-          <w:tcPr>
-            <w:tcW w:w="2670" w:type="pct"/>
-            <w:tcBorders>
-              <w:top w:val="single" w:color="000000" w:sz="4" w:space="0"/>
-              <w:left w:val="single" w:color="000000" w:sz="4" w:space="0"/>
-              <w:bottom w:val="single" w:color="000000" w:sz="4" w:space="0"/>
-              <w:right w:val="single" w:color="000000" w:sz="4" w:space="0"/>
-            </w:tcBorders>
-            <w:shd w:val="clear"/>
-            <w:tcMar>
-              <w:top w:w="20" w:type="dxa"/>
-              <w:left w:w="60" w:type="dxa"/>
-              <w:bottom w:w="20" w:type="dxa"/>
-              <w:right w:w="60" w:type="dxa"/>
-            </w:tcMar>
-            <w:vAlign w:val="top"/>
-          </w:tcPr>
-          <w:p>
-            <w:pPr>
-              <w:keepNext/>
-              <w:keepLines w:val="0"/>
-              <w:widowControl/>
-              <w:suppressLineNumbers w:val="0"/>
-              <w:jc w:val="left"/>
-              <w:textAlignment w:val="top"/>
-              <w:rPr>
-                <w:rFonts w:hint="default" w:ascii="Times New Roman" w:hAnsi="Times New Roman" w:cs="Times New Roman"/>
-                <w:sz w:val="16"/>
-                <w:szCs w:val="16"/>
-              </w:rPr>
-            </w:pPr>
-            <w:r>
-              <w:rPr>
-                <w:rFonts w:hint="default" w:ascii="Times New Roman" w:hAnsi="Times New Roman" w:eastAsia="SimSun" w:cs="Times New Roman"/>
-                <w:sz w:val="16"/>
-                <w:szCs w:val="16"/>
-                <w:bdr w:val="none" w:color="auto" w:sz="0" w:space="0"/>
-              </w:rPr>
-              <w:t>B plus the graph-difference engine</w:t>
-            </w:r>
-          </w:p>
-        </w:tc>
-        <w:tc>
-          <w:tcPr>
-            <w:tcW w:w="1371" w:type="pct"/>
-            <w:tcBorders>
-              <w:top w:val="single" w:color="000000" w:sz="4" w:space="0"/>
-              <w:left w:val="single" w:color="000000" w:sz="4" w:space="0"/>
-              <w:bottom w:val="single" w:color="000000" w:sz="4" w:space="0"/>
-              <w:right w:val="single" w:color="000000" w:sz="4" w:space="0"/>
-            </w:tcBorders>
-            <w:shd w:val="clear"/>
-            <w:tcMar>
-              <w:top w:w="20" w:type="dxa"/>
-              <w:left w:w="60" w:type="dxa"/>
-              <w:bottom w:w="20" w:type="dxa"/>
-              <w:right w:w="60" w:type="dxa"/>
-            </w:tcMar>
-            <w:vAlign w:val="top"/>
-          </w:tcPr>
-          <w:p>
-            <w:pPr>
-              <w:keepNext/>
-              <w:keepLines w:val="0"/>
-              <w:widowControl/>
-              <w:suppressLineNumbers w:val="0"/>
-              <w:jc w:val="left"/>
-              <w:textAlignment w:val="top"/>
-              <w:rPr>
-                <w:rFonts w:hint="default" w:ascii="Times New Roman" w:hAnsi="Times New Roman" w:cs="Times New Roman"/>
-                <w:sz w:val="16"/>
-                <w:szCs w:val="16"/>
-              </w:rPr>
-            </w:pPr>
-            <w:r>
-              <w:rPr>
-                <w:rFonts w:hint="default" w:ascii="Times New Roman" w:hAnsi="Times New Roman" w:eastAsia="SimSun" w:cs="Times New Roman"/>
-                <w:sz w:val="16"/>
-                <w:szCs w:val="16"/>
-                <w:bdr w:val="none" w:color="auto" w:sz="0" w:space="0"/>
-              </w:rPr>
-              <w:t>RQ1, RQ2</w:t>
+            <w:tcW w:w="1519" w:type="pct"/>
+            <w:tcBorders>
+              <w:top w:val="single" w:color="000000" w:sz="4" w:space="0"/>
+              <w:left w:val="single" w:color="000000" w:sz="4" w:space="0"/>
+              <w:bottom w:val="single" w:color="000000" w:sz="4" w:space="0"/>
+              <w:right w:val="single" w:color="000000" w:sz="4" w:space="0"/>
+            </w:tcBorders>
+            <w:shd w:val="clear"/>
+            <w:tcMar>
+              <w:top w:w="20" w:type="dxa"/>
+              <w:left w:w="60" w:type="dxa"/>
+              <w:bottom w:w="20" w:type="dxa"/>
+              <w:right w:w="60" w:type="dxa"/>
+            </w:tcMar>
+            <w:vAlign w:val="top"/>
+          </w:tcPr>
+          <w:p>
+            <w:pPr>
+              <w:keepNext/>
+              <w:keepLines w:val="0"/>
+              <w:widowControl/>
+              <w:suppressLineNumbers w:val="0"/>
+              <w:jc w:val="left"/>
+              <w:textAlignment w:val="top"/>
+              <w:rPr>
+                <w:rFonts w:hint="default" w:ascii="Times New Roman" w:hAnsi="Times New Roman" w:cs="Times New Roman"/>
+                <w:sz w:val="16"/>
+                <w:szCs w:val="16"/>
+              </w:rPr>
+            </w:pPr>
+            <w:r>
+              <w:rPr>
+                <w:rFonts w:hint="default" w:ascii="Times New Roman" w:hAnsi="Times New Roman" w:eastAsia="SimSun" w:cs="Times New Roman"/>
+                <w:sz w:val="16"/>
+                <w:szCs w:val="16"/>
+                <w:bdr w:val="none" w:color="auto" w:sz="0" w:space="0"/>
+              </w:rPr>
+              <w:t>Pysa baseline S1</w:t>
+            </w:r>
+          </w:p>
+        </w:tc>
+        <w:tc>
+          <w:tcPr>
+            <w:tcW w:w="1874" w:type="pct"/>
+            <w:tcBorders>
+              <w:top w:val="single" w:color="000000" w:sz="4" w:space="0"/>
+              <w:left w:val="single" w:color="000000" w:sz="4" w:space="0"/>
+              <w:bottom w:val="single" w:color="000000" w:sz="4" w:space="0"/>
+              <w:right w:val="single" w:color="000000" w:sz="4" w:space="0"/>
+            </w:tcBorders>
+            <w:shd w:val="clear"/>
+            <w:tcMar>
+              <w:top w:w="20" w:type="dxa"/>
+              <w:left w:w="60" w:type="dxa"/>
+              <w:bottom w:w="20" w:type="dxa"/>
+              <w:right w:w="60" w:type="dxa"/>
+            </w:tcMar>
+            <w:vAlign w:val="top"/>
+          </w:tcPr>
+          <w:p>
+            <w:pPr>
+              <w:keepNext/>
+              <w:keepLines w:val="0"/>
+              <w:widowControl/>
+              <w:suppressLineNumbers w:val="0"/>
+              <w:jc w:val="left"/>
+              <w:textAlignment w:val="top"/>
+              <w:rPr>
+                <w:rFonts w:hint="default" w:ascii="Times New Roman" w:hAnsi="Times New Roman" w:cs="Times New Roman"/>
+                <w:sz w:val="16"/>
+                <w:szCs w:val="16"/>
+              </w:rPr>
+            </w:pPr>
+            <w:r>
+              <w:rPr>
+                <w:rFonts w:hint="default" w:ascii="Times New Roman" w:hAnsi="Times New Roman" w:eastAsia="SimSun" w:cs="Times New Roman"/>
+                <w:sz w:val="16"/>
+                <w:szCs w:val="16"/>
+                <w:bdr w:val="none" w:color="auto" w:sz="0" w:space="0"/>
+              </w:rPr>
+              <w:t>Taint flows per revision</w:t>
+            </w:r>
+          </w:p>
+        </w:tc>
+        <w:tc>
+          <w:tcPr>
+            <w:tcW w:w="1606" w:type="pct"/>
+            <w:tcBorders>
+              <w:top w:val="single" w:color="000000" w:sz="4" w:space="0"/>
+              <w:left w:val="single" w:color="000000" w:sz="4" w:space="0"/>
+              <w:bottom w:val="single" w:color="000000" w:sz="4" w:space="0"/>
+              <w:right w:val="single" w:color="000000" w:sz="4" w:space="0"/>
+            </w:tcBorders>
+            <w:shd w:val="clear"/>
+            <w:tcMar>
+              <w:top w:w="20" w:type="dxa"/>
+              <w:left w:w="60" w:type="dxa"/>
+              <w:bottom w:w="20" w:type="dxa"/>
+              <w:right w:w="60" w:type="dxa"/>
+            </w:tcMar>
+            <w:vAlign w:val="top"/>
+          </w:tcPr>
+          <w:p>
+            <w:pPr>
+              <w:keepNext/>
+              <w:keepLines w:val="0"/>
+              <w:widowControl/>
+              <w:suppressLineNumbers w:val="0"/>
+              <w:jc w:val="left"/>
+              <w:textAlignment w:val="top"/>
+              <w:rPr>
+                <w:rFonts w:hint="default" w:ascii="Times New Roman" w:hAnsi="Times New Roman" w:cs="Times New Roman"/>
+                <w:sz w:val="16"/>
+                <w:szCs w:val="16"/>
+              </w:rPr>
+            </w:pPr>
+            <w:r>
+              <w:rPr>
+                <w:rFonts w:hint="default" w:ascii="Times New Roman" w:hAnsi="Times New Roman" w:eastAsia="SimSun" w:cs="Times New Roman"/>
+                <w:sz w:val="16"/>
+                <w:szCs w:val="16"/>
+                <w:bdr w:val="none" w:color="auto" w:sz="0" w:space="0"/>
+              </w:rPr>
+              <w:t>Finds flows it has models for; silent on what changed</w:t>
             </w:r>
           </w:p>
         </w:tc>
@@ -7694,7 +7842,460 @@
         </w:trPr>
         <w:tc>
           <w:tcPr>
-            <w:tcW w:w="958" w:type="pct"/>
+            <w:tcW w:w="1519" w:type="pct"/>
+            <w:tcBorders>
+              <w:top w:val="single" w:color="000000" w:sz="4" w:space="0"/>
+              <w:left w:val="single" w:color="000000" w:sz="4" w:space="0"/>
+              <w:bottom w:val="single" w:color="000000" w:sz="4" w:space="0"/>
+              <w:right w:val="single" w:color="000000" w:sz="4" w:space="0"/>
+            </w:tcBorders>
+            <w:shd w:val="clear"/>
+            <w:tcMar>
+              <w:top w:w="20" w:type="dxa"/>
+              <w:left w:w="60" w:type="dxa"/>
+              <w:bottom w:w="20" w:type="dxa"/>
+              <w:right w:w="60" w:type="dxa"/>
+            </w:tcMar>
+            <w:vAlign w:val="top"/>
+          </w:tcPr>
+          <w:p>
+            <w:pPr>
+              <w:keepNext/>
+              <w:keepLines w:val="0"/>
+              <w:widowControl/>
+              <w:suppressLineNumbers w:val="0"/>
+              <w:jc w:val="left"/>
+              <w:textAlignment w:val="top"/>
+              <w:rPr>
+                <w:rFonts w:hint="default" w:ascii="Times New Roman" w:hAnsi="Times New Roman" w:cs="Times New Roman"/>
+                <w:sz w:val="16"/>
+                <w:szCs w:val="16"/>
+              </w:rPr>
+            </w:pPr>
+            <w:r>
+              <w:rPr>
+                <w:rFonts w:hint="default" w:ascii="Times New Roman" w:hAnsi="Times New Roman" w:eastAsia="SimSun" w:cs="Times New Roman"/>
+                <w:sz w:val="16"/>
+                <w:szCs w:val="16"/>
+                <w:bdr w:val="none" w:color="auto" w:sz="0" w:space="0"/>
+              </w:rPr>
+              <w:t>Run of A, B, B+ and S1</w:t>
+            </w:r>
+          </w:p>
+        </w:tc>
+        <w:tc>
+          <w:tcPr>
+            <w:tcW w:w="1874" w:type="pct"/>
+            <w:tcBorders>
+              <w:top w:val="single" w:color="000000" w:sz="4" w:space="0"/>
+              <w:left w:val="single" w:color="000000" w:sz="4" w:space="0"/>
+              <w:bottom w:val="single" w:color="000000" w:sz="4" w:space="0"/>
+              <w:right w:val="single" w:color="000000" w:sz="4" w:space="0"/>
+            </w:tcBorders>
+            <w:shd w:val="clear"/>
+            <w:tcMar>
+              <w:top w:w="20" w:type="dxa"/>
+              <w:left w:w="60" w:type="dxa"/>
+              <w:bottom w:w="20" w:type="dxa"/>
+              <w:right w:w="60" w:type="dxa"/>
+            </w:tcMar>
+            <w:vAlign w:val="top"/>
+          </w:tcPr>
+          <w:p>
+            <w:pPr>
+              <w:keepNext/>
+              <w:keepLines w:val="0"/>
+              <w:widowControl/>
+              <w:suppressLineNumbers w:val="0"/>
+              <w:jc w:val="left"/>
+              <w:textAlignment w:val="top"/>
+              <w:rPr>
+                <w:rFonts w:hint="default" w:ascii="Times New Roman" w:hAnsi="Times New Roman" w:cs="Times New Roman"/>
+                <w:sz w:val="16"/>
+                <w:szCs w:val="16"/>
+              </w:rPr>
+            </w:pPr>
+            <w:r>
+              <w:rPr>
+                <w:rFonts w:hint="default" w:ascii="Times New Roman" w:hAnsi="Times New Roman" w:eastAsia="SimSun" w:cs="Times New Roman"/>
+                <w:sz w:val="16"/>
+                <w:szCs w:val="16"/>
+                <w:bdr w:val="none" w:color="auto" w:sz="0" w:space="0"/>
+              </w:rPr>
+              <w:t>Degradation curve, iterations to detection, false positives, overhead</w:t>
+            </w:r>
+          </w:p>
+        </w:tc>
+        <w:tc>
+          <w:tcPr>
+            <w:tcW w:w="1606" w:type="pct"/>
+            <w:tcBorders>
+              <w:top w:val="single" w:color="000000" w:sz="4" w:space="0"/>
+              <w:left w:val="single" w:color="000000" w:sz="4" w:space="0"/>
+              <w:bottom w:val="single" w:color="000000" w:sz="4" w:space="0"/>
+              <w:right w:val="single" w:color="000000" w:sz="4" w:space="0"/>
+            </w:tcBorders>
+            <w:shd w:val="clear"/>
+            <w:tcMar>
+              <w:top w:w="20" w:type="dxa"/>
+              <w:left w:w="60" w:type="dxa"/>
+              <w:bottom w:w="20" w:type="dxa"/>
+              <w:right w:w="60" w:type="dxa"/>
+            </w:tcMar>
+            <w:vAlign w:val="top"/>
+          </w:tcPr>
+          <w:p>
+            <w:pPr>
+              <w:keepNext/>
+              <w:keepLines w:val="0"/>
+              <w:widowControl/>
+              <w:suppressLineNumbers w:val="0"/>
+              <w:jc w:val="left"/>
+              <w:textAlignment w:val="top"/>
+              <w:rPr>
+                <w:rFonts w:hint="default" w:ascii="Times New Roman" w:hAnsi="Times New Roman" w:cs="Times New Roman"/>
+                <w:sz w:val="16"/>
+                <w:szCs w:val="16"/>
+              </w:rPr>
+            </w:pPr>
+            <w:r>
+              <w:rPr>
+                <w:rFonts w:hint="default" w:ascii="Times New Roman" w:hAnsi="Times New Roman" w:eastAsia="SimSun" w:cs="Times New Roman"/>
+                <w:sz w:val="16"/>
+                <w:szCs w:val="16"/>
+                <w:bdr w:val="none" w:color="auto" w:sz="0" w:space="0"/>
+              </w:rPr>
+              <w:t>First complete result; latency above the limit</w:t>
+            </w:r>
+          </w:p>
+        </w:tc>
+      </w:tr>
+      <w:tr>
+        <w:tblPrEx>
+          <w:tblBorders>
+            <w:top w:val="none" w:color="auto" w:sz="0" w:space="0"/>
+            <w:left w:val="none" w:color="auto" w:sz="0" w:space="0"/>
+            <w:bottom w:val="none" w:color="auto" w:sz="0" w:space="0"/>
+            <w:right w:val="none" w:color="auto" w:sz="0" w:space="0"/>
+            <w:insideH w:val="none" w:color="auto" w:sz="0" w:space="0"/>
+            <w:insideV w:val="none" w:color="auto" w:sz="0" w:space="0"/>
+          </w:tblBorders>
+          <w:shd w:val="clear"/>
+          <w:tblCellMar>
+            <w:top w:w="15" w:type="dxa"/>
+            <w:left w:w="15" w:type="dxa"/>
+            <w:bottom w:w="15" w:type="dxa"/>
+            <w:right w:w="15" w:type="dxa"/>
+          </w:tblCellMar>
+        </w:tblPrEx>
+        <w:trPr>
+          <w:cantSplit/>
+        </w:trPr>
+        <w:tc>
+          <w:tcPr>
+            <w:tcW w:w="1519" w:type="pct"/>
+            <w:tcBorders>
+              <w:top w:val="single" w:color="000000" w:sz="4" w:space="0"/>
+              <w:left w:val="single" w:color="000000" w:sz="4" w:space="0"/>
+              <w:bottom w:val="single" w:color="000000" w:sz="4" w:space="0"/>
+              <w:right w:val="single" w:color="000000" w:sz="4" w:space="0"/>
+            </w:tcBorders>
+            <w:shd w:val="clear"/>
+            <w:tcMar>
+              <w:top w:w="20" w:type="dxa"/>
+              <w:left w:w="60" w:type="dxa"/>
+              <w:bottom w:w="20" w:type="dxa"/>
+              <w:right w:w="60" w:type="dxa"/>
+            </w:tcMar>
+            <w:vAlign w:val="top"/>
+          </w:tcPr>
+          <w:p>
+            <w:pPr>
+              <w:keepNext/>
+              <w:keepLines w:val="0"/>
+              <w:widowControl/>
+              <w:suppressLineNumbers w:val="0"/>
+              <w:jc w:val="left"/>
+              <w:textAlignment w:val="top"/>
+              <w:rPr>
+                <w:rFonts w:hint="default" w:ascii="Times New Roman" w:hAnsi="Times New Roman" w:cs="Times New Roman"/>
+                <w:sz w:val="16"/>
+                <w:szCs w:val="16"/>
+              </w:rPr>
+            </w:pPr>
+            <w:r>
+              <w:rPr>
+                <w:rFonts w:hint="default" w:ascii="Times New Roman" w:hAnsi="Times New Roman" w:eastAsia="SimSun" w:cs="Times New Roman"/>
+                <w:sz w:val="16"/>
+                <w:szCs w:val="16"/>
+                <w:bdr w:val="none" w:color="auto" w:sz="0" w:space="0"/>
+              </w:rPr>
+              <w:t>Repository context, cross-file variants, condition C</w:t>
+            </w:r>
+          </w:p>
+        </w:tc>
+        <w:tc>
+          <w:tcPr>
+            <w:tcW w:w="1874" w:type="pct"/>
+            <w:tcBorders>
+              <w:top w:val="single" w:color="000000" w:sz="4" w:space="0"/>
+              <w:left w:val="single" w:color="000000" w:sz="4" w:space="0"/>
+              <w:bottom w:val="single" w:color="000000" w:sz="4" w:space="0"/>
+              <w:right w:val="single" w:color="000000" w:sz="4" w:space="0"/>
+            </w:tcBorders>
+            <w:shd w:val="clear"/>
+            <w:tcMar>
+              <w:top w:w="20" w:type="dxa"/>
+              <w:left w:w="60" w:type="dxa"/>
+              <w:bottom w:w="20" w:type="dxa"/>
+              <w:right w:w="60" w:type="dxa"/>
+            </w:tcMar>
+            <w:vAlign w:val="top"/>
+          </w:tcPr>
+          <w:p>
+            <w:pPr>
+              <w:keepNext/>
+              <w:keepLines w:val="0"/>
+              <w:widowControl/>
+              <w:suppressLineNumbers w:val="0"/>
+              <w:jc w:val="left"/>
+              <w:textAlignment w:val="top"/>
+              <w:rPr>
+                <w:rFonts w:hint="default" w:ascii="Times New Roman" w:hAnsi="Times New Roman" w:cs="Times New Roman"/>
+                <w:sz w:val="16"/>
+                <w:szCs w:val="16"/>
+              </w:rPr>
+            </w:pPr>
+            <w:r>
+              <w:rPr>
+                <w:rFonts w:hint="default" w:ascii="Times New Roman" w:hAnsi="Times New Roman" w:eastAsia="SimSun" w:cs="Times New Roman"/>
+                <w:sz w:val="16"/>
+                <w:szCs w:val="16"/>
+                <w:bdr w:val="none" w:color="auto" w:sz="0" w:space="0"/>
+              </w:rPr>
+              <w:t>15 to 25 added events; GraphGate decisions</w:t>
+            </w:r>
+          </w:p>
+        </w:tc>
+        <w:tc>
+          <w:tcPr>
+            <w:tcW w:w="1606" w:type="pct"/>
+            <w:tcBorders>
+              <w:top w:val="single" w:color="000000" w:sz="4" w:space="0"/>
+              <w:left w:val="single" w:color="000000" w:sz="4" w:space="0"/>
+              <w:bottom w:val="single" w:color="000000" w:sz="4" w:space="0"/>
+              <w:right w:val="single" w:color="000000" w:sz="4" w:space="0"/>
+            </w:tcBorders>
+            <w:shd w:val="clear"/>
+            <w:tcMar>
+              <w:top w:w="20" w:type="dxa"/>
+              <w:left w:w="60" w:type="dxa"/>
+              <w:bottom w:w="20" w:type="dxa"/>
+              <w:right w:w="60" w:type="dxa"/>
+            </w:tcMar>
+            <w:vAlign w:val="top"/>
+          </w:tcPr>
+          <w:p>
+            <w:pPr>
+              <w:keepNext/>
+              <w:keepLines w:val="0"/>
+              <w:widowControl/>
+              <w:suppressLineNumbers w:val="0"/>
+              <w:jc w:val="left"/>
+              <w:textAlignment w:val="top"/>
+              <w:rPr>
+                <w:rFonts w:hint="default" w:ascii="Times New Roman" w:hAnsi="Times New Roman" w:cs="Times New Roman"/>
+                <w:sz w:val="16"/>
+                <w:szCs w:val="16"/>
+              </w:rPr>
+            </w:pPr>
+            <w:r>
+              <w:rPr>
+                <w:rFonts w:hint="default" w:ascii="Times New Roman" w:hAnsi="Times New Roman" w:eastAsia="SimSun" w:cs="Times New Roman"/>
+                <w:sz w:val="16"/>
+                <w:szCs w:val="16"/>
+                <w:bdr w:val="none" w:color="auto" w:sz="0" w:space="0"/>
+              </w:rPr>
+              <w:t>Cross-file recall above B, by less than hoped</w:t>
+            </w:r>
+          </w:p>
+        </w:tc>
+      </w:tr>
+      <w:tr>
+        <w:tblPrEx>
+          <w:tblBorders>
+            <w:top w:val="none" w:color="auto" w:sz="0" w:space="0"/>
+            <w:left w:val="none" w:color="auto" w:sz="0" w:space="0"/>
+            <w:bottom w:val="none" w:color="auto" w:sz="0" w:space="0"/>
+            <w:right w:val="none" w:color="auto" w:sz="0" w:space="0"/>
+            <w:insideH w:val="none" w:color="auto" w:sz="0" w:space="0"/>
+            <w:insideV w:val="none" w:color="auto" w:sz="0" w:space="0"/>
+          </w:tblBorders>
+          <w:shd w:val="clear"/>
+          <w:tblCellMar>
+            <w:top w:w="15" w:type="dxa"/>
+            <w:left w:w="15" w:type="dxa"/>
+            <w:bottom w:w="15" w:type="dxa"/>
+            <w:right w:w="15" w:type="dxa"/>
+          </w:tblCellMar>
+        </w:tblPrEx>
+        <w:trPr>
+          <w:cantSplit/>
+        </w:trPr>
+        <w:tc>
+          <w:tcPr>
+            <w:tcW w:w="1519" w:type="pct"/>
+            <w:tcBorders>
+              <w:top w:val="single" w:color="000000" w:sz="4" w:space="0"/>
+              <w:left w:val="single" w:color="000000" w:sz="4" w:space="0"/>
+              <w:bottom w:val="single" w:color="000000" w:sz="4" w:space="0"/>
+              <w:right w:val="single" w:color="000000" w:sz="4" w:space="0"/>
+            </w:tcBorders>
+            <w:shd w:val="clear"/>
+            <w:tcMar>
+              <w:top w:w="20" w:type="dxa"/>
+              <w:left w:w="60" w:type="dxa"/>
+              <w:bottom w:w="20" w:type="dxa"/>
+              <w:right w:w="60" w:type="dxa"/>
+            </w:tcMar>
+            <w:vAlign w:val="top"/>
+          </w:tcPr>
+          <w:p>
+            <w:pPr>
+              <w:keepNext/>
+              <w:keepLines w:val="0"/>
+              <w:widowControl/>
+              <w:suppressLineNumbers w:val="0"/>
+              <w:jc w:val="left"/>
+              <w:textAlignment w:val="top"/>
+              <w:rPr>
+                <w:rFonts w:hint="default" w:ascii="Times New Roman" w:hAnsi="Times New Roman" w:cs="Times New Roman"/>
+                <w:sz w:val="16"/>
+                <w:szCs w:val="16"/>
+              </w:rPr>
+            </w:pPr>
+            <w:r>
+              <w:rPr>
+                <w:rFonts w:hint="default" w:ascii="Times New Roman" w:hAnsi="Times New Roman" w:eastAsia="SimSun" w:cs="Times New Roman"/>
+                <w:sz w:val="16"/>
+                <w:szCs w:val="16"/>
+                <w:bdr w:val="none" w:color="auto" w:sz="0" w:space="0"/>
+              </w:rPr>
+              <w:t>Real-session and repository holdouts</w:t>
+            </w:r>
+          </w:p>
+        </w:tc>
+        <w:tc>
+          <w:tcPr>
+            <w:tcW w:w="1874" w:type="pct"/>
+            <w:tcBorders>
+              <w:top w:val="single" w:color="000000" w:sz="4" w:space="0"/>
+              <w:left w:val="single" w:color="000000" w:sz="4" w:space="0"/>
+              <w:bottom w:val="single" w:color="000000" w:sz="4" w:space="0"/>
+              <w:right w:val="single" w:color="000000" w:sz="4" w:space="0"/>
+            </w:tcBorders>
+            <w:shd w:val="clear"/>
+            <w:tcMar>
+              <w:top w:w="20" w:type="dxa"/>
+              <w:left w:w="60" w:type="dxa"/>
+              <w:bottom w:w="20" w:type="dxa"/>
+              <w:right w:w="60" w:type="dxa"/>
+            </w:tcMar>
+            <w:vAlign w:val="top"/>
+          </w:tcPr>
+          <w:p>
+            <w:pPr>
+              <w:keepNext/>
+              <w:keepLines w:val="0"/>
+              <w:widowControl/>
+              <w:suppressLineNumbers w:val="0"/>
+              <w:jc w:val="left"/>
+              <w:textAlignment w:val="top"/>
+              <w:rPr>
+                <w:rFonts w:hint="default" w:ascii="Times New Roman" w:hAnsi="Times New Roman" w:cs="Times New Roman"/>
+                <w:sz w:val="16"/>
+                <w:szCs w:val="16"/>
+              </w:rPr>
+            </w:pPr>
+            <w:r>
+              <w:rPr>
+                <w:rFonts w:hint="default" w:ascii="Times New Roman" w:hAnsi="Times New Roman" w:eastAsia="SimSun" w:cs="Times New Roman"/>
+                <w:sz w:val="16"/>
+                <w:szCs w:val="16"/>
+                <w:bdr w:val="none" w:color="auto" w:sz="0" w:space="0"/>
+              </w:rPr>
+              <w:t>Recall on data never used for tuning</w:t>
+            </w:r>
+          </w:p>
+        </w:tc>
+        <w:tc>
+          <w:tcPr>
+            <w:tcW w:w="1606" w:type="pct"/>
+            <w:tcBorders>
+              <w:top w:val="single" w:color="000000" w:sz="4" w:space="0"/>
+              <w:left w:val="single" w:color="000000" w:sz="4" w:space="0"/>
+              <w:bottom w:val="single" w:color="000000" w:sz="4" w:space="0"/>
+              <w:right w:val="single" w:color="000000" w:sz="4" w:space="0"/>
+            </w:tcBorders>
+            <w:shd w:val="clear"/>
+            <w:tcMar>
+              <w:top w:w="20" w:type="dxa"/>
+              <w:left w:w="60" w:type="dxa"/>
+              <w:bottom w:w="20" w:type="dxa"/>
+              <w:right w:w="60" w:type="dxa"/>
+            </w:tcMar>
+            <w:vAlign w:val="top"/>
+          </w:tcPr>
+          <w:p>
+            <w:pPr>
+              <w:keepNext/>
+              <w:keepLines w:val="0"/>
+              <w:widowControl/>
+              <w:suppressLineNumbers w:val="0"/>
+              <w:jc w:val="left"/>
+              <w:textAlignment w:val="top"/>
+              <w:rPr>
+                <w:rFonts w:hint="default" w:ascii="Times New Roman" w:hAnsi="Times New Roman" w:cs="Times New Roman"/>
+                <w:sz w:val="16"/>
+                <w:szCs w:val="16"/>
+              </w:rPr>
+            </w:pPr>
+            <w:r>
+              <w:rPr>
+                <w:rFonts w:hint="default" w:ascii="Times New Roman" w:hAnsi="Times New Roman" w:eastAsia="SimSun" w:cs="Times New Roman"/>
+                <w:sz w:val="16"/>
+                <w:szCs w:val="16"/>
+                <w:bdr w:val="none" w:color="auto" w:sz="0" w:space="0"/>
+              </w:rPr>
+              <w:t>Smaller gain than on synthetic traces</w:t>
+            </w:r>
+          </w:p>
+        </w:tc>
+      </w:tr>
+      <w:tr>
+        <w:tblPrEx>
+          <w:tblBorders>
+            <w:top w:val="none" w:color="auto" w:sz="0" w:space="0"/>
+            <w:left w:val="none" w:color="auto" w:sz="0" w:space="0"/>
+            <w:bottom w:val="none" w:color="auto" w:sz="0" w:space="0"/>
+            <w:right w:val="none" w:color="auto" w:sz="0" w:space="0"/>
+            <w:insideH w:val="none" w:color="auto" w:sz="0" w:space="0"/>
+            <w:insideV w:val="none" w:color="auto" w:sz="0" w:space="0"/>
+          </w:tblBorders>
+          <w:shd w:val="clear"/>
+          <w:tblCellMar>
+            <w:top w:w="15" w:type="dxa"/>
+            <w:left w:w="15" w:type="dxa"/>
+            <w:bottom w:w="15" w:type="dxa"/>
+            <w:right w:w="15" w:type="dxa"/>
+          </w:tblCellMar>
+        </w:tblPrEx>
+        <w:trPr>
+          <w:cantSplit/>
+        </w:trPr>
+        <w:tc>
+          <w:tcPr>
+            <w:tcW w:w="1519" w:type="pct"/>
             <w:tcBorders>
               <w:top w:val="single" w:color="000000" w:sz="4" w:space="0"/>
               <w:left w:val="single" w:color="000000" w:sz="4" w:space="0"/>
@@ -7731,13 +8332,13 @@
                 <w:szCs w:val="16"/>
                 <w:bdr w:val="none" w:color="auto" w:sz="0" w:space="0"/>
               </w:rPr>
-              <w:t>S1, S2</w:t>
-            </w:r>
-          </w:p>
-        </w:tc>
-        <w:tc>
-          <w:tcPr>
-            <w:tcW w:w="2670" w:type="pct"/>
+              <w:t>Full study, ablations, statistics</w:t>
+            </w:r>
+          </w:p>
+        </w:tc>
+        <w:tc>
+          <w:tcPr>
+            <w:tcW w:w="1874" w:type="pct"/>
             <w:tcBorders>
               <w:top w:val="single" w:color="000000" w:sz="4" w:space="0"/>
               <w:left w:val="single" w:color="000000" w:sz="4" w:space="0"/>
@@ -7774,13 +8375,13 @@
                 <w:szCs w:val="16"/>
                 <w:bdr w:val="none" w:color="auto" w:sz="0" w:space="0"/>
               </w:rPr>
-              <w:t>Pysa; CodeQL if licensing allows (no LLM)</w:t>
-            </w:r>
-          </w:p>
-        </w:tc>
-        <w:tc>
-          <w:tcPr>
-            <w:tcW w:w="1371" w:type="pct"/>
+              <w:t>Per-class results, Wilcoxon tests, error analysis</w:t>
+            </w:r>
+          </w:p>
+        </w:tc>
+        <w:tc>
+          <w:tcPr>
+            <w:tcW w:w="1606" w:type="pct"/>
             <w:tcBorders>
               <w:top w:val="single" w:color="000000" w:sz="4" w:space="0"/>
               <w:left w:val="single" w:color="000000" w:sz="4" w:space="0"/>
@@ -7817,24 +8418,12 @@
                 <w:szCs w:val="16"/>
                 <w:bdr w:val="none" w:color="auto" w:sz="0" w:space="0"/>
               </w:rPr>
-              <w:t>RQ3</w:t>
+              <w:t>Misses traced to unknown edges</w:t>
             </w:r>
           </w:p>
         </w:tc>
       </w:tr>
     </w:tbl>
-    <w:p>
-      <w:pPr>
-        <w:pStyle w:val="3"/>
-        <w:keepNext w:val="0"/>
-        <w:keepLines w:val="0"/>
-        <w:widowControl/>
-        <w:suppressLineNumbers w:val="0"/>
-      </w:pPr>
-      <w:r>
-        <w:t>B. Metrics, Ablations and Success Criteria</w:t>
-      </w:r>
-    </w:p>
     <w:p>
       <w:pPr>
         <w:pStyle w:val="12"/>
@@ -7846,8 +8435,84 @@
       <w:r>
         <w:rPr>
           <w:rFonts w:hint="default" w:ascii="Times New Roman" w:hAnsi="Times New Roman" w:cs="Times New Roman"/>
-        </w:rPr>
-        <w:t>We will report the degradation curve, cross-file recall, iterations to detection, the false-positive burden (BLOCK decisions on clean turns), latency, tokens, cost and the refusal rate. Traces are replayed over several replications, and B against C and C against S1 are compared with paired Wilcoxon signed-rank tests [34] on per-trace recall, with effect sizes. Ablations remove call or taint edges, vary the hop depth from one to three, drop LLM triage and swap in the smaller model.</w:t>
+          <w:i/>
+          <w:iCs/>
+        </w:rPr>
+        <w:t>Threats to validity.</w:t>
+      </w:r>
+      <w:r>
+        <w:rPr>
+          <w:rFonts w:hint="default" w:ascii="Times New Roman" w:hAnsi="Times New Roman" w:cs="Times New Roman"/>
+        </w:rPr>
+        <w:t xml:space="preserve"> </w:t>
+      </w:r>
+      <w:r>
+        <w:rPr>
+          <w:rFonts w:hint="default" w:ascii="Times New Roman" w:hAnsi="Times New Roman" w:cs="Times New Roman"/>
+          <w:i/>
+          <w:iCs/>
+        </w:rPr>
+        <w:t>Construct:</w:t>
+      </w:r>
+      <w:r>
+        <w:rPr>
+          <w:rFonts w:hint="default" w:ascii="Times New Roman" w:hAnsi="Times New Roman" w:cs="Times New Roman"/>
+        </w:rPr>
+        <w:t xml:space="preserve"> a regression is defined as an inverted real fix, and only the injection family is covered; the local/cross-file label follows one operational rule, which is why it was fixed before the events were built. </w:t>
+      </w:r>
+      <w:r>
+        <w:rPr>
+          <w:rFonts w:hint="default" w:ascii="Times New Roman" w:hAnsi="Times New Roman" w:cs="Times New Roman"/>
+          <w:i/>
+          <w:iCs/>
+        </w:rPr>
+        <w:t>Internal:</w:t>
+      </w:r>
+      <w:r>
+        <w:rPr>
+          <w:rFonts w:hint="default" w:ascii="Times New Roman" w:hAnsi="Times New Roman" w:cs="Times New Roman"/>
+        </w:rPr>
+        <w:t xml:space="preserve"> LLM non-determinism is controlled by replay. LLM agents assisted curation, so every such step has an adversarial check and author sign-off. A label carried over from an earlier turn is not verified ground truth, and such turns are counted separately. </w:t>
+      </w:r>
+      <w:r>
+        <w:rPr>
+          <w:rFonts w:hint="default" w:ascii="Times New Roman" w:hAnsi="Times New Roman" w:cs="Times New Roman"/>
+          <w:i/>
+          <w:iCs/>
+        </w:rPr>
+        <w:t>External:</w:t>
+      </w:r>
+      <w:r>
+        <w:rPr>
+          <w:rFonts w:hint="default" w:ascii="Times New Roman" w:hAnsi="Times New Roman" w:cs="Times New Roman"/>
+        </w:rPr>
+        <w:t xml:space="preserve"> injected regressions in synthetic traces may differ from natural ones, so a holdout of real multi-turn sessions, reviewed manually and never used for tuning, is planned. The dataset is dominated by path traversal and one library supplies two fifths of the events. </w:t>
+      </w:r>
+      <w:r>
+        <w:rPr>
+          <w:rFonts w:hint="default" w:ascii="Times New Roman" w:hAnsi="Times New Roman" w:cs="Times New Roman"/>
+          <w:i/>
+          <w:iCs/>
+        </w:rPr>
+        <w:t>Conclusion:</w:t>
+      </w:r>
+      <w:r>
+        <w:rPr>
+          <w:rFonts w:hint="default" w:ascii="Times New Roman" w:hAnsi="Times New Roman" w:cs="Times New Roman"/>
+        </w:rPr>
+        <w:t xml:space="preserve"> the number of events is modest, so we use paired non-parametric tests and report effect sizes. Public advisories may also appear in model training data.</w:t>
+      </w:r>
+    </w:p>
+    <w:p>
+      <w:pPr>
+        <w:pStyle w:val="2"/>
+        <w:keepNext/>
+        <w:keepLines w:val="0"/>
+        <w:widowControl/>
+        <w:suppressLineNumbers w:val="0"/>
+      </w:pPr>
+      <w:r>
+        <w:t>VI. Conclusion and Future Work</w:t>
       </w:r>
     </w:p>
     <w:p>
@@ -7862,19 +8527,7 @@
         <w:rPr>
           <w:rFonts w:hint="default" w:ascii="Times New Roman" w:hAnsi="Times New Roman" w:cs="Times New Roman"/>
         </w:rPr>
-        <w:t>The success criteria were fixed in advance: condition A reproduces the degradation trend of the base study, condition C improves cross-file recall over B significantly and is competitive with S1, and C keeps false positives below about 15% of clean turns with a median added latency under about 10 seconds. A null result on the cross-file comparison would still be reported, because the controlled design is part of the contribution.</w:t>
-      </w:r>
-    </w:p>
-    <w:p>
-      <w:pPr>
-        <w:pStyle w:val="2"/>
-        <w:keepNext w:val="0"/>
-        <w:keepLines w:val="0"/>
-        <w:widowControl/>
-        <w:suppressLineNumbers w:val="0"/>
-      </w:pPr>
-      <w:r>
-        <w:t>VII. Early Observations</w:t>
+        <w:t>Iterative refinement with LLMs can erode security, and diff-only checks miss regressions whose data flow crosses file boundaries. GraphGate reasons over the difference between code graphs of successive revisions and limits the LLM to triage. We have presented its design, a harness with exact replay, an open-weight experimental setup, a verified benchmark of 30 regression events with a pre-registered scope rule, and a first look in which the graph rules flag 8 of those regressions where pattern scanners flag 1.</w:t>
       </w:r>
     </w:p>
     <w:p>
@@ -7888,96 +8541,8 @@
       <w:r>
         <w:rPr>
           <w:rFonts w:hint="default" w:ascii="Times New Roman" w:hAnsi="Times New Roman" w:cs="Times New Roman"/>
-          <w:i/>
-          <w:iCs/>
-        </w:rPr>
-        <w:t>Frontier models may decline refinement work.</w:t>
-      </w:r>
-      <w:r>
-        <w:rPr>
-          <w:rFonts w:hint="default" w:ascii="Times New Roman" w:hAnsi="Times New Roman" w:cs="Times New Roman"/>
-        </w:rPr>
-        <w:t xml:space="preserve"> A loop built on such a model loses turns exactly where code is security-relevant, and dropping those turns would understate degradation; refusals must be reported as outcomes. </w:t>
-      </w:r>
-      <w:r>
-        <w:rPr>
-          <w:rFonts w:hint="default" w:ascii="Times New Roman" w:hAnsi="Times New Roman" w:cs="Times New Roman"/>
-          <w:i/>
-          <w:iCs/>
-        </w:rPr>
-        <w:t>Caching can erase replications,</w:t>
-      </w:r>
-      <w:r>
-        <w:rPr>
-          <w:rFonts w:hint="default" w:ascii="Times New Roman" w:hAnsi="Times New Roman" w:cs="Times New Roman"/>
-        </w:rPr>
-        <w:t xml:space="preserve"> as described in Section IV, without any visible failure. </w:t>
-      </w:r>
-      <w:r>
-        <w:rPr>
-          <w:rFonts w:hint="default" w:ascii="Times New Roman" w:hAnsi="Times New Roman" w:cs="Times New Roman"/>
-          <w:i/>
-          <w:iCs/>
-        </w:rPr>
-        <w:t>Fix links need checking:</w:t>
-      </w:r>
-      <w:r>
-        <w:rPr>
-          <w:rFonts w:hint="default" w:ascii="Times New Roman" w:hAnsi="Times New Roman" w:cs="Times New Roman"/>
-        </w:rPr>
-        <w:t xml:space="preserve"> besides the corrected links, our analysis indicates that one published fix did not close the flow it targeted. </w:t>
-      </w:r>
-      <w:r>
-        <w:rPr>
-          <w:rFonts w:hint="default" w:ascii="Times New Roman" w:hAnsi="Times New Roman" w:cs="Times New Roman"/>
-          <w:i/>
-          <w:iCs/>
-        </w:rPr>
-        <w:t>A regression-like change already appeared</w:t>
-      </w:r>
-      <w:r>
-        <w:rPr>
-          <w:rFonts w:hint="default" w:ascii="Times New Roman" w:hAnsi="Times New Roman" w:cs="Times New Roman"/>
-        </w:rPr>
-        <w:t xml:space="preserve"> in a smoke run: asked to “optimize the database access”, one replication of </w:t>
-      </w:r>
-      <w:r>
-        <w:rPr>
-          <w:rStyle w:val="11"/>
-        </w:rPr>
-        <w:t>claude-opus-4-8</w:t>
-      </w:r>
-      <w:r>
-        <w:rPr>
-          <w:rFonts w:hint="default" w:ascii="Times New Roman" w:hAnsi="Times New Roman" w:cs="Times New Roman"/>
-        </w:rPr>
-        <w:t xml:space="preserve"> interpolated a column name into SQL with an f-string. </w:t>
-      </w:r>
-      <w:r>
-        <w:rPr>
-          <w:rFonts w:hint="default" w:ascii="Times New Roman" w:hAnsi="Times New Roman" w:cs="Times New Roman"/>
-          <w:i/>
-          <w:iCs/>
-        </w:rPr>
-        <w:t>Scope depends on structure:</w:t>
-      </w:r>
-      <w:r>
-        <w:rPr>
-          <w:rFonts w:hint="default" w:ascii="Times New Roman" w:hAnsi="Times New Roman" w:cs="Times New Roman"/>
-        </w:rPr>
-        <w:t xml:space="preserve"> in GitPython every command runs through one central function, so its events are cross-file even when the visible change is inside one method, and results will be reported per repository.</w:t>
-      </w:r>
-    </w:p>
-    <w:p>
-      <w:pPr>
-        <w:pStyle w:val="2"/>
-        <w:keepNext w:val="0"/>
-        <w:keepLines w:val="0"/>
-        <w:widowControl/>
-        <w:suppressLineNumbers w:val="0"/>
-      </w:pPr>
-      <w:r>
-        <w:t>VIII. Threats to Validity</w:t>
+        </w:rPr>
+        <w:t>Table V is the plan for future work: first the comparison of A, B, B+ and S1 on the recorded traces, then repository context for the graph and condition C with its ablations and holdouts. Traces, labels, rules and the harness will be released under a permissive licence after a licence check of every seed repository.</w:t>
       </w:r>
     </w:p>
     <w:p>
@@ -7991,129 +8556,25 @@
       <w:r>
         <w:rPr>
           <w:rFonts w:hint="default" w:ascii="Times New Roman" w:hAnsi="Times New Roman" w:cs="Times New Roman"/>
-          <w:i/>
-          <w:iCs/>
-        </w:rPr>
-        <w:t>Construct.</w:t>
-      </w:r>
-      <w:r>
-        <w:rPr>
-          <w:rFonts w:hint="default" w:ascii="Times New Roman" w:hAnsi="Times New Roman" w:cs="Times New Roman"/>
-        </w:rPr>
-        <w:t xml:space="preserve"> A regression is defined as an inverted real fix, and only the injection family is covered; the local/cross-file label follows one operational rule, which is why it was fixed before the events were built. </w:t>
-      </w:r>
-      <w:r>
-        <w:rPr>
-          <w:rFonts w:hint="default" w:ascii="Times New Roman" w:hAnsi="Times New Roman" w:cs="Times New Roman"/>
-          <w:i/>
-          <w:iCs/>
-        </w:rPr>
-        <w:t>Internal.</w:t>
-      </w:r>
-      <w:r>
-        <w:rPr>
-          <w:rFonts w:hint="default" w:ascii="Times New Roman" w:hAnsi="Times New Roman" w:cs="Times New Roman"/>
-        </w:rPr>
-        <w:t xml:space="preserve"> LLM non-determinism is controlled by replay. LLM agents assisted curation, so every such step has an adversarial check and author sign-off; stripped comments may still leave cues such as identifiers that mention unsafe options. </w:t>
-      </w:r>
-      <w:r>
-        <w:rPr>
-          <w:rFonts w:hint="default" w:ascii="Times New Roman" w:hAnsi="Times New Roman" w:cs="Times New Roman"/>
-          <w:i/>
-          <w:iCs/>
-        </w:rPr>
-        <w:t>External.</w:t>
-      </w:r>
-      <w:r>
-        <w:rPr>
-          <w:rFonts w:hint="default" w:ascii="Times New Roman" w:hAnsi="Times New Roman" w:cs="Times New Roman"/>
-        </w:rPr>
-        <w:t xml:space="preserve"> Injected regressions in synthetic traces may differ from natural ones, so a holdout of real multi-turn sessions, reviewed manually and never used for tuning, is planned. The dataset is dominated by path traversal and one library supplies about a third of the events. </w:t>
-      </w:r>
-      <w:r>
-        <w:rPr>
-          <w:rFonts w:hint="default" w:ascii="Times New Roman" w:hAnsi="Times New Roman" w:cs="Times New Roman"/>
-          <w:i/>
-          <w:iCs/>
-        </w:rPr>
-        <w:t>Conclusion.</w:t>
-      </w:r>
-      <w:r>
-        <w:rPr>
-          <w:rFonts w:hint="default" w:ascii="Times New Roman" w:hAnsi="Times New Roman" w:cs="Times New Roman"/>
-        </w:rPr>
-        <w:t xml:space="preserve"> The number of events is modest; paired non-parametric tests, effect sizes and oversampling of cross-file events keep conclusions conservative. Public advisories may also appear in model training data.</w:t>
+        </w:rPr>
+        <w:t>The authors thank the Karunya Institute of Technology and Sciences for its support. In line with IEEE policy, we disclose that Anthropic’s Claude, through Claude Code, assisted with implementing the software, with the dataset verification in Section IV, and with drafting this manuscript; the authors reviewed all of it and take full responsibility for the content.</w:t>
       </w:r>
     </w:p>
     <w:p>
       <w:pPr>
         <w:pStyle w:val="2"/>
-        <w:keepNext w:val="0"/>
+        <w:keepNext/>
         <w:keepLines w:val="0"/>
         <w:widowControl/>
         <w:suppressLineNumbers w:val="0"/>
       </w:pPr>
       <w:r>
-        <w:t>IX. Conclusion</w:t>
+        <w:t>References</w:t>
       </w:r>
     </w:p>
     <w:p>
       <w:pPr>
-        <w:pStyle w:val="12"/>
-        <w:keepNext w:val="0"/>
-        <w:keepLines w:val="0"/>
-        <w:widowControl/>
-        <w:suppressLineNumbers w:val="0"/>
-      </w:pPr>
-      <w:r>
-        <w:rPr>
-          <w:rFonts w:hint="default" w:ascii="Times New Roman" w:hAnsi="Times New Roman" w:cs="Times New Roman"/>
-        </w:rPr>
-        <w:t>Iterative refinement with LLMs can erode security, and diff-only checks miss regressions whose data flow crosses file boundaries. GraphGate reasons over the difference between code graphs of successive revisions and limits the LLM to triage. We have presented its design, a harness with exact replay, the models used and why, and a verified benchmark pipeline with a pre-registered scope rule. Work continues in two milestones. The first completes the author sign-off of the prepared events, synthesises refinement traces from them, and runs the diff-only gate and Pysa over those traces to obtain an A-versus-B-versus-S1 degradation result, together with iterations to detection and false-positive figures; this is a reportable study on its own. The second builds the graph layer, implements rules R1 to R4 with their unit tests, adds cross-file variants to the dataset and runs condition C with its ablations, followed by evaluation on the real-session holdout. Traces, labels, rules and the harness will be released under a permissive licence once the licence check of every seed repository is complete.</w:t>
-      </w:r>
-    </w:p>
-    <w:p>
-      <w:pPr>
-        <w:pStyle w:val="2"/>
-        <w:keepNext w:val="0"/>
-        <w:keepLines w:val="0"/>
-        <w:widowControl/>
-        <w:suppressLineNumbers w:val="0"/>
-      </w:pPr>
-      <w:r>
-        <w:t>Acknowledgment</w:t>
-      </w:r>
-    </w:p>
-    <w:p>
-      <w:pPr>
-        <w:pStyle w:val="12"/>
-        <w:keepNext w:val="0"/>
-        <w:keepLines w:val="0"/>
-        <w:widowControl/>
-        <w:suppressLineNumbers w:val="0"/>
-      </w:pPr>
-      <w:r>
-        <w:rPr>
-          <w:rFonts w:hint="default" w:ascii="Times New Roman" w:hAnsi="Times New Roman" w:cs="Times New Roman"/>
-        </w:rPr>
-        <w:t>The authors thank the Karunya Institute of Technology and Sciences for its support. In line with IEEE policy, we disclose that Anthropic’s Claude, through Claude Code, assisted with implementing the software, with the dataset verification in Section V, and with drafting this manuscript; the authors reviewed all of it and take full responsibility for the content.</w:t>
-      </w:r>
-    </w:p>
-    <w:p>
-      <w:pPr>
-        <w:pStyle w:val="2"/>
-        <w:keepNext w:val="0"/>
-        <w:keepLines w:val="0"/>
-        <w:widowControl/>
-        <w:suppressLineNumbers w:val="0"/>
-      </w:pPr>
-      <w:r>
-        <w:t>References</w:t>
-      </w:r>
-    </w:p>
-    <w:p>
-      <w:pPr>
-        <w:pStyle w:val="15"/>
+        <w:pStyle w:val="21"/>
         <w:keepNext w:val="0"/>
         <w:keepLines w:val="0"/>
         <w:widowControl/>
@@ -8145,7 +8606,7 @@
     </w:p>
     <w:p>
       <w:pPr>
-        <w:pStyle w:val="15"/>
+        <w:pStyle w:val="21"/>
         <w:keepNext w:val="0"/>
         <w:keepLines w:val="0"/>
         <w:widowControl/>
@@ -8177,7 +8638,7 @@
     </w:p>
     <w:p>
       <w:pPr>
-        <w:pStyle w:val="15"/>
+        <w:pStyle w:val="21"/>
         <w:keepNext w:val="0"/>
         <w:keepLines w:val="0"/>
         <w:widowControl/>
@@ -8209,7 +8670,7 @@
     </w:p>
     <w:p>
       <w:pPr>
-        <w:pStyle w:val="15"/>
+        <w:pStyle w:val="21"/>
         <w:keepNext w:val="0"/>
         <w:keepLines w:val="0"/>
         <w:widowControl/>
@@ -8241,7 +8702,7 @@
     </w:p>
     <w:p>
       <w:pPr>
-        <w:pStyle w:val="15"/>
+        <w:pStyle w:val="21"/>
         <w:keepNext w:val="0"/>
         <w:keepLines w:val="0"/>
         <w:widowControl/>
@@ -8259,7 +8720,7 @@
     </w:p>
     <w:p>
       <w:pPr>
-        <w:pStyle w:val="15"/>
+        <w:pStyle w:val="21"/>
         <w:keepNext w:val="0"/>
         <w:keepLines w:val="0"/>
         <w:widowControl/>
@@ -8277,7 +8738,7 @@
     </w:p>
     <w:p>
       <w:pPr>
-        <w:pStyle w:val="15"/>
+        <w:pStyle w:val="21"/>
         <w:keepNext w:val="0"/>
         <w:keepLines w:val="0"/>
         <w:widowControl/>
@@ -8295,7 +8756,7 @@
     </w:p>
     <w:p>
       <w:pPr>
-        <w:pStyle w:val="15"/>
+        <w:pStyle w:val="21"/>
         <w:keepNext w:val="0"/>
         <w:keepLines w:val="0"/>
         <w:widowControl/>
@@ -8341,7 +8802,7 @@
     </w:p>
     <w:p>
       <w:pPr>
-        <w:pStyle w:val="15"/>
+        <w:pStyle w:val="21"/>
         <w:keepNext w:val="0"/>
         <w:keepLines w:val="0"/>
         <w:widowControl/>
@@ -8373,7 +8834,7 @@
     </w:p>
     <w:p>
       <w:pPr>
-        <w:pStyle w:val="15"/>
+        <w:pStyle w:val="21"/>
         <w:keepNext w:val="0"/>
         <w:keepLines w:val="0"/>
         <w:widowControl/>
@@ -8405,7 +8866,7 @@
     </w:p>
     <w:p>
       <w:pPr>
-        <w:pStyle w:val="15"/>
+        <w:pStyle w:val="21"/>
         <w:keepNext w:val="0"/>
         <w:keepLines w:val="0"/>
         <w:widowControl/>
@@ -8451,7 +8912,7 @@
     </w:p>
     <w:p>
       <w:pPr>
-        <w:pStyle w:val="15"/>
+        <w:pStyle w:val="21"/>
         <w:keepNext w:val="0"/>
         <w:keepLines w:val="0"/>
         <w:widowControl/>
@@ -8483,7 +8944,7 @@
     </w:p>
     <w:p>
       <w:pPr>
-        <w:pStyle w:val="15"/>
+        <w:pStyle w:val="21"/>
         <w:keepNext w:val="0"/>
         <w:keepLines w:val="0"/>
         <w:widowControl/>
@@ -8501,7 +8962,7 @@
     </w:p>
     <w:p>
       <w:pPr>
-        <w:pStyle w:val="15"/>
+        <w:pStyle w:val="21"/>
         <w:keepNext w:val="0"/>
         <w:keepLines w:val="0"/>
         <w:widowControl/>
@@ -8519,7 +8980,7 @@
     </w:p>
     <w:p>
       <w:pPr>
-        <w:pStyle w:val="15"/>
+        <w:pStyle w:val="21"/>
         <w:keepNext w:val="0"/>
         <w:keepLines w:val="0"/>
         <w:widowControl/>
@@ -8537,7 +8998,7 @@
     </w:p>
     <w:p>
       <w:pPr>
-        <w:pStyle w:val="15"/>
+        <w:pStyle w:val="21"/>
         <w:keepNext w:val="0"/>
         <w:keepLines w:val="0"/>
         <w:widowControl/>
@@ -8569,7 +9030,7 @@
     </w:p>
     <w:p>
       <w:pPr>
-        <w:pStyle w:val="15"/>
+        <w:pStyle w:val="21"/>
         <w:keepNext w:val="0"/>
         <w:keepLines w:val="0"/>
         <w:widowControl/>
@@ -8601,7 +9062,7 @@
     </w:p>
     <w:p>
       <w:pPr>
-        <w:pStyle w:val="15"/>
+        <w:pStyle w:val="21"/>
         <w:keepNext w:val="0"/>
         <w:keepLines w:val="0"/>
         <w:widowControl/>
@@ -8647,7 +9108,7 @@
     </w:p>
     <w:p>
       <w:pPr>
-        <w:pStyle w:val="15"/>
+        <w:pStyle w:val="21"/>
         <w:keepNext w:val="0"/>
         <w:keepLines w:val="0"/>
         <w:widowControl/>
@@ -8679,7 +9140,7 @@
     </w:p>
     <w:p>
       <w:pPr>
-        <w:pStyle w:val="15"/>
+        <w:pStyle w:val="21"/>
         <w:keepNext w:val="0"/>
         <w:keepLines w:val="0"/>
         <w:widowControl/>
@@ -8711,7 +9172,7 @@
     </w:p>
     <w:p>
       <w:pPr>
-        <w:pStyle w:val="15"/>
+        <w:pStyle w:val="21"/>
         <w:keepNext w:val="0"/>
         <w:keepLines w:val="0"/>
         <w:widowControl/>
@@ -8743,7 +9204,7 @@
     </w:p>
     <w:p>
       <w:pPr>
-        <w:pStyle w:val="15"/>
+        <w:pStyle w:val="21"/>
         <w:keepNext w:val="0"/>
         <w:keepLines w:val="0"/>
         <w:widowControl/>
@@ -8775,7 +9236,7 @@
     </w:p>
     <w:p>
       <w:pPr>
-        <w:pStyle w:val="15"/>
+        <w:pStyle w:val="21"/>
         <w:keepNext w:val="0"/>
         <w:keepLines w:val="0"/>
         <w:widowControl/>
@@ -8807,7 +9268,7 @@
     </w:p>
     <w:p>
       <w:pPr>
-        <w:pStyle w:val="15"/>
+        <w:pStyle w:val="21"/>
         <w:keepNext w:val="0"/>
         <w:keepLines w:val="0"/>
         <w:widowControl/>
@@ -8839,7 +9300,7 @@
     </w:p>
     <w:p>
       <w:pPr>
-        <w:pStyle w:val="15"/>
+        <w:pStyle w:val="21"/>
         <w:keepNext w:val="0"/>
         <w:keepLines w:val="0"/>
         <w:widowControl/>
@@ -8871,7 +9332,7 @@
     </w:p>
     <w:p>
       <w:pPr>
-        <w:pStyle w:val="15"/>
+        <w:pStyle w:val="21"/>
         <w:keepNext w:val="0"/>
         <w:keepLines w:val="0"/>
         <w:widowControl/>
@@ -8889,7 +9350,7 @@
     </w:p>
     <w:p>
       <w:pPr>
-        <w:pStyle w:val="15"/>
+        <w:pStyle w:val="21"/>
         <w:keepNext w:val="0"/>
         <w:keepLines w:val="0"/>
         <w:widowControl/>
@@ -8907,7 +9368,7 @@
     </w:p>
     <w:p>
       <w:pPr>
-        <w:pStyle w:val="15"/>
+        <w:pStyle w:val="21"/>
         <w:keepNext w:val="0"/>
         <w:keepLines w:val="0"/>
         <w:widowControl/>
@@ -8939,7 +9400,7 @@
     </w:p>
     <w:p>
       <w:pPr>
-        <w:pStyle w:val="15"/>
+        <w:pStyle w:val="21"/>
         <w:keepNext w:val="0"/>
         <w:keepLines w:val="0"/>
         <w:widowControl/>
@@ -8971,7 +9432,7 @@
     </w:p>
     <w:p>
       <w:pPr>
-        <w:pStyle w:val="15"/>
+        <w:pStyle w:val="21"/>
         <w:keepNext w:val="0"/>
         <w:keepLines w:val="0"/>
         <w:widowControl/>
@@ -8989,7 +9450,7 @@
     </w:p>
     <w:p>
       <w:pPr>
-        <w:pStyle w:val="15"/>
+        <w:pStyle w:val="21"/>
         <w:keepNext w:val="0"/>
         <w:keepLines w:val="0"/>
         <w:widowControl/>
@@ -9007,7 +9468,7 @@
     </w:p>
     <w:p>
       <w:pPr>
-        <w:pStyle w:val="15"/>
+        <w:pStyle w:val="21"/>
         <w:keepNext w:val="0"/>
         <w:keepLines w:val="0"/>
         <w:widowControl/>
@@ -9039,7 +9500,7 @@
     </w:p>
     <w:p>
       <w:pPr>
-        <w:pStyle w:val="15"/>
+        <w:pStyle w:val="21"/>
         <w:keepNext w:val="0"/>
         <w:keepLines w:val="0"/>
         <w:widowControl/>
@@ -9052,12 +9513,26 @@
         <w:rPr>
           <w:rFonts w:hint="default" w:ascii="Times New Roman" w:hAnsi="Times New Roman" w:cs="Times New Roman"/>
         </w:rPr>
-        <w:t>[33]  Anthropic, “Models Overview, Claude Documentation.” Accessed: Sep. 2026. [Online]. Available: https://docs.anthropic.com/en/docs/about-claude/models</w:t>
+        <w:t xml:space="preserve">[33]  F. Wilcoxon, “Individual Comparisons by Ranking Methods,” </w:t>
+      </w:r>
+      <w:r>
+        <w:rPr>
+          <w:rFonts w:hint="default" w:ascii="Times New Roman" w:hAnsi="Times New Roman" w:cs="Times New Roman"/>
+          <w:i/>
+          <w:iCs/>
+        </w:rPr>
+        <w:t>Biometrics Bulletin</w:t>
+      </w:r>
+      <w:r>
+        <w:rPr>
+          <w:rFonts w:hint="default" w:ascii="Times New Roman" w:hAnsi="Times New Roman" w:cs="Times New Roman"/>
+        </w:rPr>
+        <w:t>, vol. 1, no. 6, pp. 80–83, 1945.</w:t>
       </w:r>
     </w:p>
     <w:p>
       <w:pPr>
-        <w:pStyle w:val="15"/>
+        <w:pStyle w:val="21"/>
         <w:keepNext w:val="0"/>
         <w:keepLines w:val="0"/>
         <w:widowControl/>
@@ -9070,7 +9545,7 @@
         <w:rPr>
           <w:rFonts w:hint="default" w:ascii="Times New Roman" w:hAnsi="Times New Roman" w:cs="Times New Roman"/>
         </w:rPr>
-        <w:t xml:space="preserve">[34]  F. Wilcoxon, “Individual Comparisons by Ranking Methods,” </w:t>
+        <w:t xml:space="preserve">[34]  B. Hui, J. Yang, Z. Cui, J. Yang, D. Liu, L. Zhang, </w:t>
       </w:r>
       <w:r>
         <w:rPr>
@@ -9078,13 +9553,31 @@
           <w:i/>
           <w:iCs/>
         </w:rPr>
-        <w:t>Biometrics Bulletin</w:t>
-      </w:r>
-      <w:r>
-        <w:rPr>
-          <w:rFonts w:hint="default" w:ascii="Times New Roman" w:hAnsi="Times New Roman" w:cs="Times New Roman"/>
-        </w:rPr>
-        <w:t>, vol. 1, no. 6, pp. 80–83, 1945.</w:t>
+        <w:t>et al.</w:t>
+      </w:r>
+      <w:r>
+        <w:rPr>
+          <w:rFonts w:hint="default" w:ascii="Times New Roman" w:hAnsi="Times New Roman" w:cs="Times New Roman"/>
+        </w:rPr>
+        <w:t>, “Qwen2.5-Coder Technical Report.” arXiv:2409.12186, 2024. [Online]. Available: https://arxiv.org/abs/2409.12186</w:t>
+      </w:r>
+    </w:p>
+    <w:p>
+      <w:pPr>
+        <w:pStyle w:val="21"/>
+        <w:keepNext w:val="0"/>
+        <w:keepLines w:val="0"/>
+        <w:widowControl/>
+        <w:suppressLineNumbers w:val="0"/>
+        <w:spacing w:before="0" w:beforeAutospacing="0"/>
+        <w:ind w:right="0"/>
+        <w:jc w:val="both"/>
+      </w:pPr>
+      <w:r>
+        <w:rPr>
+          <w:rFonts w:hint="default" w:ascii="Times New Roman" w:hAnsi="Times New Roman" w:cs="Times New Roman"/>
+        </w:rPr>
+        <w:t>[35]  Anthropic, “Models Overview, Claude Documentation.” Accessed: Sep. 2026. [Online]. Available: https://docs.anthropic.com/en/docs/about-claude/models</w:t>
       </w:r>
     </w:p>
     <w:sectPr>
@@ -9100,9 +9593,158 @@
 <file path=word/numbering.xml><?xml version="1.0" encoding="utf-8"?>
 <w:numbering xmlns:wpc="http://schemas.microsoft.com/office/word/2010/wordprocessingCanvas" xmlns:mc="http://schemas.openxmlformats.org/markup-compatibility/2006" xmlns:o="urn:schemas-microsoft-com:office:office" xmlns:r="http://schemas.openxmlformats.org/officeDocument/2006/relationships" xmlns:m="http://schemas.openxmlformats.org/officeDocument/2006/math" xmlns:v="urn:schemas-microsoft-com:vml" xmlns:wp14="http://schemas.microsoft.com/office/word/2010/wordprocessingDrawing" xmlns:wp="http://schemas.openxmlformats.org/drawingml/2006/wordprocessingDrawing" xmlns:w10="urn:schemas-microsoft-com:office:word" xmlns:w="http://schemas.openxmlformats.org/wordprocessingml/2006/main" xmlns:w14="http://schemas.microsoft.com/office/word/2010/wordml" xmlns:wpg="http://schemas.microsoft.com/office/word/2010/wordprocessingGroup" xmlns:wpi="http://schemas.microsoft.com/office/word/2010/wordprocessingInk" xmlns:wne="http://schemas.microsoft.com/office/word/2006/wordml" xmlns:wps="http://schemas.microsoft.com/office/word/2010/wordprocessingShape" xmlns:wpsCustomData="http://www.wps.cn/officeDocument/2013/wpsCustomData" mc:Ignorable="w14 wp14">
   <w:abstractNum w:abstractNumId="0">
-    <w:nsid w:val="123C4752"/>
+    <w:nsid w:val="0647DA5F"/>
     <w:multiLevelType w:val="multilevel"/>
-    <w:tmpl w:val="123C4752"/>
+    <w:tmpl w:val="0647DA5F"/>
+    <w:lvl w:ilvl="0" w:tentative="0">
+      <w:start w:val="1"/>
+      <w:numFmt w:val="bullet"/>
+      <w:lvlText w:val=""/>
+      <w:lvlJc w:val="left"/>
+      <w:pPr>
+        <w:tabs>
+          <w:tab w:val="left" w:pos="720"/>
+        </w:tabs>
+        <w:ind w:left="720" w:hanging="360"/>
+      </w:pPr>
+      <w:rPr>
+        <w:rFonts w:ascii="Symbol" w:hAnsi="Symbol" w:cs="Symbol"/>
+        <w:sz w:val="20"/>
+      </w:rPr>
+    </w:lvl>
+    <w:lvl w:ilvl="1" w:tentative="0">
+      <w:start w:val="1"/>
+      <w:numFmt w:val="bullet"/>
+      <w:lvlText w:val="o"/>
+      <w:lvlJc w:val="left"/>
+      <w:pPr>
+        <w:tabs>
+          <w:tab w:val="left" w:pos="1440"/>
+        </w:tabs>
+        <w:ind w:left="1440" w:hanging="360"/>
+      </w:pPr>
+      <w:rPr>
+        <w:rFonts w:ascii="Courier New" w:hAnsi="Courier New" w:cs="Courier New"/>
+        <w:sz w:val="20"/>
+      </w:rPr>
+    </w:lvl>
+    <w:lvl w:ilvl="2" w:tentative="0">
+      <w:start w:val="1"/>
+      <w:numFmt w:val="bullet"/>
+      <w:lvlText w:val=""/>
+      <w:lvlJc w:val="left"/>
+      <w:pPr>
+        <w:tabs>
+          <w:tab w:val="left" w:pos="2160"/>
+        </w:tabs>
+        <w:ind w:left="2160" w:hanging="360"/>
+      </w:pPr>
+      <w:rPr>
+        <w:rFonts w:ascii="Wingdings" w:hAnsi="Wingdings" w:cs="Wingdings"/>
+        <w:sz w:val="20"/>
+      </w:rPr>
+    </w:lvl>
+    <w:lvl w:ilvl="3" w:tentative="0">
+      <w:start w:val="1"/>
+      <w:numFmt w:val="bullet"/>
+      <w:lvlText w:val=""/>
+      <w:lvlJc w:val="left"/>
+      <w:pPr>
+        <w:tabs>
+          <w:tab w:val="left" w:pos="2880"/>
+        </w:tabs>
+        <w:ind w:left="2880" w:hanging="360"/>
+      </w:pPr>
+      <w:rPr>
+        <w:rFonts w:hint="default" w:ascii="Wingdings" w:hAnsi="Wingdings" w:cs="Wingdings"/>
+        <w:sz w:val="20"/>
+      </w:rPr>
+    </w:lvl>
+    <w:lvl w:ilvl="4" w:tentative="0">
+      <w:start w:val="1"/>
+      <w:numFmt w:val="bullet"/>
+      <w:lvlText w:val=""/>
+      <w:lvlJc w:val="left"/>
+      <w:pPr>
+        <w:tabs>
+          <w:tab w:val="left" w:pos="3600"/>
+        </w:tabs>
+        <w:ind w:left="3600" w:hanging="360"/>
+      </w:pPr>
+      <w:rPr>
+        <w:rFonts w:hint="default" w:ascii="Wingdings" w:hAnsi="Wingdings" w:cs="Wingdings"/>
+        <w:sz w:val="20"/>
+      </w:rPr>
+    </w:lvl>
+    <w:lvl w:ilvl="5" w:tentative="0">
+      <w:start w:val="1"/>
+      <w:numFmt w:val="bullet"/>
+      <w:lvlText w:val=""/>
+      <w:lvlJc w:val="left"/>
+      <w:pPr>
+        <w:tabs>
+          <w:tab w:val="left" w:pos="4320"/>
+        </w:tabs>
+        <w:ind w:left="4320" w:hanging="360"/>
+      </w:pPr>
+      <w:rPr>
+        <w:rFonts w:hint="default" w:ascii="Wingdings" w:hAnsi="Wingdings" w:cs="Wingdings"/>
+        <w:sz w:val="20"/>
+      </w:rPr>
+    </w:lvl>
+    <w:lvl w:ilvl="6" w:tentative="0">
+      <w:start w:val="1"/>
+      <w:numFmt w:val="bullet"/>
+      <w:lvlText w:val=""/>
+      <w:lvlJc w:val="left"/>
+      <w:pPr>
+        <w:tabs>
+          <w:tab w:val="left" w:pos="5040"/>
+        </w:tabs>
+        <w:ind w:left="5040" w:hanging="360"/>
+      </w:pPr>
+      <w:rPr>
+        <w:rFonts w:hint="default" w:ascii="Wingdings" w:hAnsi="Wingdings" w:cs="Wingdings"/>
+        <w:sz w:val="20"/>
+      </w:rPr>
+    </w:lvl>
+    <w:lvl w:ilvl="7" w:tentative="0">
+      <w:start w:val="1"/>
+      <w:numFmt w:val="bullet"/>
+      <w:lvlText w:val=""/>
+      <w:lvlJc w:val="left"/>
+      <w:pPr>
+        <w:tabs>
+          <w:tab w:val="left" w:pos="5760"/>
+        </w:tabs>
+        <w:ind w:left="5760" w:hanging="360"/>
+      </w:pPr>
+      <w:rPr>
+        <w:rFonts w:hint="default" w:ascii="Wingdings" w:hAnsi="Wingdings" w:cs="Wingdings"/>
+        <w:sz w:val="20"/>
+      </w:rPr>
+    </w:lvl>
+    <w:lvl w:ilvl="8" w:tentative="0">
+      <w:start w:val="1"/>
+      <w:numFmt w:val="bullet"/>
+      <w:lvlText w:val=""/>
+      <w:lvlJc w:val="left"/>
+      <w:pPr>
+        <w:tabs>
+          <w:tab w:val="left" w:pos="6480"/>
+        </w:tabs>
+        <w:ind w:left="6480" w:hanging="360"/>
+      </w:pPr>
+      <w:rPr>
+        <w:rFonts w:hint="default" w:ascii="Wingdings" w:hAnsi="Wingdings" w:cs="Wingdings"/>
+        <w:sz w:val="20"/>
+      </w:rPr>
+    </w:lvl>
+  </w:abstractNum>
+  <w:abstractNum w:abstractNumId="1">
+    <w:nsid w:val="6DCEAFFC"/>
+    <w:multiLevelType w:val="multilevel"/>
+    <w:tmpl w:val="6DCEAFFC"/>
     <w:lvl w:ilvl="0" w:tentative="0">
       <w:start w:val="1"/>
       <w:numFmt w:val="bullet"/>
@@ -9248,160 +9890,11 @@
       </w:rPr>
     </w:lvl>
   </w:abstractNum>
-  <w:abstractNum w:abstractNumId="1">
-    <w:nsid w:val="36E66B19"/>
-    <w:multiLevelType w:val="multilevel"/>
-    <w:tmpl w:val="36E66B19"/>
-    <w:lvl w:ilvl="0" w:tentative="0">
-      <w:start w:val="1"/>
-      <w:numFmt w:val="bullet"/>
-      <w:lvlText w:val=""/>
-      <w:lvlJc w:val="left"/>
-      <w:pPr>
-        <w:tabs>
-          <w:tab w:val="left" w:pos="720"/>
-        </w:tabs>
-        <w:ind w:left="720" w:hanging="360"/>
-      </w:pPr>
-      <w:rPr>
-        <w:rFonts w:ascii="Symbol" w:hAnsi="Symbol" w:cs="Symbol"/>
-        <w:sz w:val="20"/>
-      </w:rPr>
-    </w:lvl>
-    <w:lvl w:ilvl="1" w:tentative="0">
-      <w:start w:val="1"/>
-      <w:numFmt w:val="bullet"/>
-      <w:lvlText w:val="o"/>
-      <w:lvlJc w:val="left"/>
-      <w:pPr>
-        <w:tabs>
-          <w:tab w:val="left" w:pos="1440"/>
-        </w:tabs>
-        <w:ind w:left="1440" w:hanging="360"/>
-      </w:pPr>
-      <w:rPr>
-        <w:rFonts w:ascii="Courier New" w:hAnsi="Courier New" w:cs="Courier New"/>
-        <w:sz w:val="20"/>
-      </w:rPr>
-    </w:lvl>
-    <w:lvl w:ilvl="2" w:tentative="0">
-      <w:start w:val="1"/>
-      <w:numFmt w:val="bullet"/>
-      <w:lvlText w:val=""/>
-      <w:lvlJc w:val="left"/>
-      <w:pPr>
-        <w:tabs>
-          <w:tab w:val="left" w:pos="2160"/>
-        </w:tabs>
-        <w:ind w:left="2160" w:hanging="360"/>
-      </w:pPr>
-      <w:rPr>
-        <w:rFonts w:ascii="Wingdings" w:hAnsi="Wingdings" w:cs="Wingdings"/>
-        <w:sz w:val="20"/>
-      </w:rPr>
-    </w:lvl>
-    <w:lvl w:ilvl="3" w:tentative="0">
-      <w:start w:val="1"/>
-      <w:numFmt w:val="bullet"/>
-      <w:lvlText w:val=""/>
-      <w:lvlJc w:val="left"/>
-      <w:pPr>
-        <w:tabs>
-          <w:tab w:val="left" w:pos="2880"/>
-        </w:tabs>
-        <w:ind w:left="2880" w:hanging="360"/>
-      </w:pPr>
-      <w:rPr>
-        <w:rFonts w:hint="default" w:ascii="Wingdings" w:hAnsi="Wingdings" w:cs="Wingdings"/>
-        <w:sz w:val="20"/>
-      </w:rPr>
-    </w:lvl>
-    <w:lvl w:ilvl="4" w:tentative="0">
-      <w:start w:val="1"/>
-      <w:numFmt w:val="bullet"/>
-      <w:lvlText w:val=""/>
-      <w:lvlJc w:val="left"/>
-      <w:pPr>
-        <w:tabs>
-          <w:tab w:val="left" w:pos="3600"/>
-        </w:tabs>
-        <w:ind w:left="3600" w:hanging="360"/>
-      </w:pPr>
-      <w:rPr>
-        <w:rFonts w:hint="default" w:ascii="Wingdings" w:hAnsi="Wingdings" w:cs="Wingdings"/>
-        <w:sz w:val="20"/>
-      </w:rPr>
-    </w:lvl>
-    <w:lvl w:ilvl="5" w:tentative="0">
-      <w:start w:val="1"/>
-      <w:numFmt w:val="bullet"/>
-      <w:lvlText w:val=""/>
-      <w:lvlJc w:val="left"/>
-      <w:pPr>
-        <w:tabs>
-          <w:tab w:val="left" w:pos="4320"/>
-        </w:tabs>
-        <w:ind w:left="4320" w:hanging="360"/>
-      </w:pPr>
-      <w:rPr>
-        <w:rFonts w:hint="default" w:ascii="Wingdings" w:hAnsi="Wingdings" w:cs="Wingdings"/>
-        <w:sz w:val="20"/>
-      </w:rPr>
-    </w:lvl>
-    <w:lvl w:ilvl="6" w:tentative="0">
-      <w:start w:val="1"/>
-      <w:numFmt w:val="bullet"/>
-      <w:lvlText w:val=""/>
-      <w:lvlJc w:val="left"/>
-      <w:pPr>
-        <w:tabs>
-          <w:tab w:val="left" w:pos="5040"/>
-        </w:tabs>
-        <w:ind w:left="5040" w:hanging="360"/>
-      </w:pPr>
-      <w:rPr>
-        <w:rFonts w:hint="default" w:ascii="Wingdings" w:hAnsi="Wingdings" w:cs="Wingdings"/>
-        <w:sz w:val="20"/>
-      </w:rPr>
-    </w:lvl>
-    <w:lvl w:ilvl="7" w:tentative="0">
-      <w:start w:val="1"/>
-      <w:numFmt w:val="bullet"/>
-      <w:lvlText w:val=""/>
-      <w:lvlJc w:val="left"/>
-      <w:pPr>
-        <w:tabs>
-          <w:tab w:val="left" w:pos="5760"/>
-        </w:tabs>
-        <w:ind w:left="5760" w:hanging="360"/>
-      </w:pPr>
-      <w:rPr>
-        <w:rFonts w:hint="default" w:ascii="Wingdings" w:hAnsi="Wingdings" w:cs="Wingdings"/>
-        <w:sz w:val="20"/>
-      </w:rPr>
-    </w:lvl>
-    <w:lvl w:ilvl="8" w:tentative="0">
-      <w:start w:val="1"/>
-      <w:numFmt w:val="bullet"/>
-      <w:lvlText w:val=""/>
-      <w:lvlJc w:val="left"/>
-      <w:pPr>
-        <w:tabs>
-          <w:tab w:val="left" w:pos="6480"/>
-        </w:tabs>
-        <w:ind w:left="6480" w:hanging="360"/>
-      </w:pPr>
-      <w:rPr>
-        <w:rFonts w:hint="default" w:ascii="Wingdings" w:hAnsi="Wingdings" w:cs="Wingdings"/>
-        <w:sz w:val="20"/>
-      </w:rPr>
-    </w:lvl>
-  </w:abstractNum>
   <w:num w:numId="1">
-    <w:abstractNumId w:val="1"/>
+    <w:abstractNumId w:val="0"/>
   </w:num>
   <w:num w:numId="2">
-    <w:abstractNumId w:val="0"/>
+    <w:abstractNumId w:val="1"/>
   </w:num>
 </w:numbering>
 </file>
@@ -9908,50 +10401,21 @@
     </w:rPr>
   </w:style>
   <w:style w:type="paragraph" w:customStyle="1" w:styleId="14">
-    <w:name w:val="aname"/>
+    <w:name w:val="fig"/>
     <w:basedOn w:val="1"/>
     <w:uiPriority w:val="0"/>
     <w:pPr>
+      <w:keepNext/>
+      <w:spacing w:before="120" w:beforeAutospacing="0"/>
       <w:ind w:firstLine="0"/>
       <w:jc w:val="center"/>
-    </w:pPr>
-    <w:rPr>
-      <w:kern w:val="0"/>
-      <w:sz w:val="22"/>
-      <w:szCs w:val="22"/>
-      <w:lang w:val="en-US" w:eastAsia="zh-CN" w:bidi="ar"/>
-    </w:rPr>
-  </w:style>
-  <w:style w:type="paragraph" w:customStyle="1" w:styleId="15">
-    <w:name w:val="ref"/>
-    <w:basedOn w:val="1"/>
-    <w:uiPriority w:val="0"/>
-    <w:pPr>
-      <w:spacing w:after="20" w:afterAutospacing="0"/>
-      <w:ind w:left="432" w:hanging="432"/>
-      <w:jc w:val="left"/>
-    </w:pPr>
-    <w:rPr>
-      <w:kern w:val="0"/>
-      <w:sz w:val="16"/>
-      <w:szCs w:val="16"/>
-      <w:lang w:val="en-US" w:eastAsia="zh-CN" w:bidi="ar"/>
-    </w:rPr>
-  </w:style>
-  <w:style w:type="paragraph" w:customStyle="1" w:styleId="16">
-    <w:name w:val="marker"/>
-    <w:basedOn w:val="1"/>
-    <w:uiPriority w:val="0"/>
-    <w:pPr>
-      <w:ind w:firstLine="0"/>
-      <w:jc w:val="left"/>
     </w:pPr>
     <w:rPr>
       <w:kern w:val="0"/>
       <w:lang w:val="en-US" w:eastAsia="zh-CN" w:bidi="ar"/>
     </w:rPr>
   </w:style>
-  <w:style w:type="paragraph" w:customStyle="1" w:styleId="17">
+  <w:style w:type="paragraph" w:customStyle="1" w:styleId="15">
     <w:name w:val="fcap"/>
     <w:basedOn w:val="1"/>
     <w:uiPriority w:val="0"/>
@@ -9967,7 +10431,66 @@
       <w:lang w:val="en-US" w:eastAsia="zh-CN" w:bidi="ar"/>
     </w:rPr>
   </w:style>
+  <w:style w:type="paragraph" w:customStyle="1" w:styleId="16">
+    <w:name w:val="abstract"/>
+    <w:basedOn w:val="1"/>
+    <w:uiPriority w:val="0"/>
+    <w:pPr>
+      <w:spacing w:before="0" w:beforeAutospacing="0" w:after="120" w:afterAutospacing="0"/>
+      <w:ind w:left="0" w:right="0"/>
+      <w:jc w:val="left"/>
+    </w:pPr>
+    <w:rPr>
+      <w:kern w:val="0"/>
+      <w:sz w:val="18"/>
+      <w:szCs w:val="18"/>
+      <w:lang w:val="en-US" w:eastAsia="zh-CN" w:bidi="ar"/>
+    </w:rPr>
+  </w:style>
+  <w:style w:type="paragraph" w:customStyle="1" w:styleId="17">
+    <w:name w:val="aff"/>
+    <w:basedOn w:val="1"/>
+    <w:uiPriority w:val="0"/>
+    <w:pPr>
+      <w:ind w:firstLine="0"/>
+      <w:jc w:val="center"/>
+    </w:pPr>
+    <w:rPr>
+      <w:kern w:val="0"/>
+      <w:sz w:val="20"/>
+      <w:szCs w:val="20"/>
+      <w:lang w:val="en-US" w:eastAsia="zh-CN" w:bidi="ar"/>
+    </w:rPr>
+  </w:style>
   <w:style w:type="paragraph" w:customStyle="1" w:styleId="18">
+    <w:name w:val="aname"/>
+    <w:basedOn w:val="1"/>
+    <w:uiPriority w:val="0"/>
+    <w:pPr>
+      <w:ind w:firstLine="0"/>
+      <w:jc w:val="center"/>
+    </w:pPr>
+    <w:rPr>
+      <w:kern w:val="0"/>
+      <w:sz w:val="22"/>
+      <w:szCs w:val="22"/>
+      <w:lang w:val="en-US" w:eastAsia="zh-CN" w:bidi="ar"/>
+    </w:rPr>
+  </w:style>
+  <w:style w:type="paragraph" w:customStyle="1" w:styleId="19">
+    <w:name w:val="marker"/>
+    <w:basedOn w:val="1"/>
+    <w:uiPriority w:val="0"/>
+    <w:pPr>
+      <w:ind w:firstLine="0"/>
+      <w:jc w:val="left"/>
+    </w:pPr>
+    <w:rPr>
+      <w:kern w:val="0"/>
+      <w:lang w:val="en-US" w:eastAsia="zh-CN" w:bidi="ar"/>
+    </w:rPr>
+  </w:style>
+  <w:style w:type="paragraph" w:customStyle="1" w:styleId="20">
     <w:name w:val="tcap"/>
     <w:basedOn w:val="1"/>
     <w:uiPriority w:val="0"/>
@@ -9985,49 +10508,19 @@
       <w:lang w:val="en-US" w:eastAsia="zh-CN" w:bidi="ar"/>
     </w:rPr>
   </w:style>
-  <w:style w:type="paragraph" w:customStyle="1" w:styleId="19">
-    <w:name w:val="fig"/>
+  <w:style w:type="paragraph" w:customStyle="1" w:styleId="21">
+    <w:name w:val="ref"/>
     <w:basedOn w:val="1"/>
     <w:uiPriority w:val="0"/>
     <w:pPr>
-      <w:keepNext/>
-      <w:spacing w:before="120" w:beforeAutospacing="0"/>
-      <w:ind w:firstLine="0"/>
-      <w:jc w:val="center"/>
-    </w:pPr>
-    <w:rPr>
-      <w:kern w:val="0"/>
-      <w:lang w:val="en-US" w:eastAsia="zh-CN" w:bidi="ar"/>
-    </w:rPr>
-  </w:style>
-  <w:style w:type="paragraph" w:customStyle="1" w:styleId="20">
-    <w:name w:val="aff"/>
-    <w:basedOn w:val="1"/>
-    <w:uiPriority w:val="0"/>
-    <w:pPr>
-      <w:ind w:firstLine="0"/>
-      <w:jc w:val="center"/>
-    </w:pPr>
-    <w:rPr>
-      <w:kern w:val="0"/>
-      <w:sz w:val="20"/>
-      <w:szCs w:val="20"/>
-      <w:lang w:val="en-US" w:eastAsia="zh-CN" w:bidi="ar"/>
-    </w:rPr>
-  </w:style>
-  <w:style w:type="paragraph" w:customStyle="1" w:styleId="21">
-    <w:name w:val="abstract"/>
-    <w:basedOn w:val="1"/>
-    <w:uiPriority w:val="0"/>
-    <w:pPr>
-      <w:spacing w:before="0" w:beforeAutospacing="0" w:after="120" w:afterAutospacing="0"/>
-      <w:ind w:left="0" w:right="0"/>
+      <w:spacing w:after="20" w:afterAutospacing="0"/>
+      <w:ind w:left="432" w:hanging="432"/>
       <w:jc w:val="left"/>
     </w:pPr>
     <w:rPr>
       <w:kern w:val="0"/>
-      <w:sz w:val="18"/>
-      <w:szCs w:val="18"/>
+      <w:sz w:val="16"/>
+      <w:szCs w:val="16"/>
       <w:lang w:val="en-US" w:eastAsia="zh-CN" w:bidi="ar"/>
     </w:rPr>
   </w:style>

--- a/paper/output/GraphGate_paper.docx
+++ b/paper/output/GraphGate_paper.docx
@@ -86,7 +86,7 @@
           </w:tcPr>
           <w:p>
             <w:pPr>
-              <w:pStyle w:val="18"/>
+              <w:pStyle w:val="16"/>
               <w:keepNext w:val="0"/>
               <w:keepLines w:val="0"/>
               <w:widowControl/>
@@ -103,7 +103,7 @@
           </w:p>
           <w:p>
             <w:pPr>
-              <w:pStyle w:val="17"/>
+              <w:pStyle w:val="14"/>
               <w:keepNext w:val="0"/>
               <w:keepLines w:val="0"/>
               <w:widowControl/>
@@ -179,7 +179,7 @@
           </w:tcPr>
           <w:p>
             <w:pPr>
-              <w:pStyle w:val="18"/>
+              <w:pStyle w:val="16"/>
               <w:keepNext w:val="0"/>
               <w:keepLines w:val="0"/>
               <w:widowControl/>
@@ -196,7 +196,7 @@
           </w:p>
           <w:p>
             <w:pPr>
-              <w:pStyle w:val="17"/>
+              <w:pStyle w:val="14"/>
               <w:keepNext w:val="0"/>
               <w:keepLines w:val="0"/>
               <w:widowControl/>
@@ -256,7 +256,7 @@
     </w:tbl>
     <w:p>
       <w:pPr>
-        <w:pStyle w:val="19"/>
+        <w:pStyle w:val="18"/>
         <w:keepNext w:val="0"/>
         <w:keepLines w:val="0"/>
         <w:widowControl/>
@@ -279,7 +279,7 @@
     </w:p>
     <w:p>
       <w:pPr>
-        <w:pStyle w:val="19"/>
+        <w:pStyle w:val="18"/>
         <w:keepNext w:val="0"/>
         <w:keepLines w:val="0"/>
         <w:widowControl/>
@@ -297,7 +297,7 @@
     </w:p>
     <w:p>
       <w:pPr>
-        <w:pStyle w:val="16"/>
+        <w:pStyle w:val="19"/>
         <w:keepNext w:val="0"/>
         <w:keepLines w:val="0"/>
         <w:widowControl/>
@@ -326,7 +326,7 @@
     </w:p>
     <w:p>
       <w:pPr>
-        <w:pStyle w:val="16"/>
+        <w:pStyle w:val="19"/>
         <w:keepNext w:val="0"/>
         <w:keepLines w:val="0"/>
         <w:widowControl/>
@@ -703,7 +703,6 @@
             <w:insideH w:val="none" w:color="auto" w:sz="0" w:space="0"/>
             <w:insideV w:val="none" w:color="auto" w:sz="0" w:space="0"/>
           </w:tblBorders>
-          <w:shd w:val="clear"/>
           <w:tblCellMar>
             <w:top w:w="15" w:type="dxa"/>
             <w:left w:w="15" w:type="dxa"/>
@@ -1107,7 +1106,6 @@
             <w:insideH w:val="none" w:color="auto" w:sz="0" w:space="0"/>
             <w:insideV w:val="none" w:color="auto" w:sz="0" w:space="0"/>
           </w:tblBorders>
-          <w:shd w:val="clear"/>
           <w:tblCellMar>
             <w:top w:w="15" w:type="dxa"/>
             <w:left w:w="15" w:type="dxa"/>
@@ -1990,7 +1988,7 @@
     </w:p>
     <w:p>
       <w:pPr>
-        <w:pStyle w:val="14"/>
+        <w:pStyle w:val="21"/>
         <w:keepNext/>
         <w:keepLines w:val="0"/>
         <w:widowControl/>
@@ -5623,7 +5621,7 @@
     </w:p>
     <w:p>
       <w:pPr>
-        <w:pStyle w:val="14"/>
+        <w:pStyle w:val="21"/>
         <w:keepNext/>
         <w:keepLines w:val="0"/>
         <w:widowControl/>
@@ -5760,7 +5758,7 @@
     </w:p>
     <w:p>
       <w:pPr>
-        <w:pStyle w:val="14"/>
+        <w:pStyle w:val="21"/>
         <w:keepNext/>
         <w:keepLines w:val="0"/>
         <w:widowControl/>
@@ -5937,7 +5935,7 @@
         <w:rPr>
           <w:rFonts w:hint="default" w:ascii="Times New Roman" w:hAnsi="Times New Roman" w:cs="Times New Roman"/>
         </w:rPr>
-        <w:t xml:space="preserve"> The experiments run on an open-weight model, so that they do not depend on a commercial service and anyone can repeat them: Qwen2.5-Coder with 14.8 billion parameters [34], released under Apache-2.0, in 4-bit quantised form with a 32,768-token context, served by Ollama on a free cloud GPU. The same model performs the triage step. A turn the model declines or answers unusably is stored as an outcome and ends its replication; there is no fallback to another model. Hosted models from Anthropic [35] were used only for early tests of the harness, before the open-weight model was adopted. The model reshapes code freely: most pilot labels had to be carried over from the previous turn, and some regressions could not be placed because their function had been removed or renamed; both are reported and neither is worked around. Table IV collects what has been measured so far.</w:t>
+        <w:t xml:space="preserve"> The experiments run on an open-weight model, so that they do not depend on a commercial service and anyone can repeat them: Qwen2.5-Coder with 14.8 billion parameters [34], released under Apache-2.0, in 4-bit quantised form with a 32,768-token context, served by Ollama on a free cloud GPU. The same model performs the triage step. A turn the model declines or answers unusably is stored as an outcome and ends its replication; there is no fallback to another model. The model reshapes code freely: most pilot labels had to be carried over from the previous turn, and some regressions could not be placed because their function had been removed or renamed; both are reported and neither is worked around. Table IV collects what has been measured so far.</w:t>
       </w:r>
     </w:p>
     <w:p>
@@ -8574,7 +8572,7 @@
     </w:p>
     <w:p>
       <w:pPr>
-        <w:pStyle w:val="21"/>
+        <w:pStyle w:val="17"/>
         <w:keepNext w:val="0"/>
         <w:keepLines w:val="0"/>
         <w:widowControl/>
@@ -8606,7 +8604,7 @@
     </w:p>
     <w:p>
       <w:pPr>
-        <w:pStyle w:val="21"/>
+        <w:pStyle w:val="17"/>
         <w:keepNext w:val="0"/>
         <w:keepLines w:val="0"/>
         <w:widowControl/>
@@ -8638,7 +8636,7 @@
     </w:p>
     <w:p>
       <w:pPr>
-        <w:pStyle w:val="21"/>
+        <w:pStyle w:val="17"/>
         <w:keepNext w:val="0"/>
         <w:keepLines w:val="0"/>
         <w:widowControl/>
@@ -8670,7 +8668,7 @@
     </w:p>
     <w:p>
       <w:pPr>
-        <w:pStyle w:val="21"/>
+        <w:pStyle w:val="17"/>
         <w:keepNext w:val="0"/>
         <w:keepLines w:val="0"/>
         <w:widowControl/>
@@ -8702,7 +8700,7 @@
     </w:p>
     <w:p>
       <w:pPr>
-        <w:pStyle w:val="21"/>
+        <w:pStyle w:val="17"/>
         <w:keepNext w:val="0"/>
         <w:keepLines w:val="0"/>
         <w:widowControl/>
@@ -8720,7 +8718,7 @@
     </w:p>
     <w:p>
       <w:pPr>
-        <w:pStyle w:val="21"/>
+        <w:pStyle w:val="17"/>
         <w:keepNext w:val="0"/>
         <w:keepLines w:val="0"/>
         <w:widowControl/>
@@ -8738,7 +8736,7 @@
     </w:p>
     <w:p>
       <w:pPr>
-        <w:pStyle w:val="21"/>
+        <w:pStyle w:val="17"/>
         <w:keepNext w:val="0"/>
         <w:keepLines w:val="0"/>
         <w:widowControl/>
@@ -8756,7 +8754,7 @@
     </w:p>
     <w:p>
       <w:pPr>
-        <w:pStyle w:val="21"/>
+        <w:pStyle w:val="17"/>
         <w:keepNext w:val="0"/>
         <w:keepLines w:val="0"/>
         <w:widowControl/>
@@ -8802,7 +8800,7 @@
     </w:p>
     <w:p>
       <w:pPr>
-        <w:pStyle w:val="21"/>
+        <w:pStyle w:val="17"/>
         <w:keepNext w:val="0"/>
         <w:keepLines w:val="0"/>
         <w:widowControl/>
@@ -8834,7 +8832,7 @@
     </w:p>
     <w:p>
       <w:pPr>
-        <w:pStyle w:val="21"/>
+        <w:pStyle w:val="17"/>
         <w:keepNext w:val="0"/>
         <w:keepLines w:val="0"/>
         <w:widowControl/>
@@ -8866,7 +8864,7 @@
     </w:p>
     <w:p>
       <w:pPr>
-        <w:pStyle w:val="21"/>
+        <w:pStyle w:val="17"/>
         <w:keepNext w:val="0"/>
         <w:keepLines w:val="0"/>
         <w:widowControl/>
@@ -8912,7 +8910,7 @@
     </w:p>
     <w:p>
       <w:pPr>
-        <w:pStyle w:val="21"/>
+        <w:pStyle w:val="17"/>
         <w:keepNext w:val="0"/>
         <w:keepLines w:val="0"/>
         <w:widowControl/>
@@ -8944,7 +8942,7 @@
     </w:p>
     <w:p>
       <w:pPr>
-        <w:pStyle w:val="21"/>
+        <w:pStyle w:val="17"/>
         <w:keepNext w:val="0"/>
         <w:keepLines w:val="0"/>
         <w:widowControl/>
@@ -8962,7 +8960,7 @@
     </w:p>
     <w:p>
       <w:pPr>
-        <w:pStyle w:val="21"/>
+        <w:pStyle w:val="17"/>
         <w:keepNext w:val="0"/>
         <w:keepLines w:val="0"/>
         <w:widowControl/>
@@ -8980,7 +8978,7 @@
     </w:p>
     <w:p>
       <w:pPr>
-        <w:pStyle w:val="21"/>
+        <w:pStyle w:val="17"/>
         <w:keepNext w:val="0"/>
         <w:keepLines w:val="0"/>
         <w:widowControl/>
@@ -8998,7 +8996,7 @@
     </w:p>
     <w:p>
       <w:pPr>
-        <w:pStyle w:val="21"/>
+        <w:pStyle w:val="17"/>
         <w:keepNext w:val="0"/>
         <w:keepLines w:val="0"/>
         <w:widowControl/>
@@ -9030,7 +9028,7 @@
     </w:p>
     <w:p>
       <w:pPr>
-        <w:pStyle w:val="21"/>
+        <w:pStyle w:val="17"/>
         <w:keepNext w:val="0"/>
         <w:keepLines w:val="0"/>
         <w:widowControl/>
@@ -9062,7 +9060,7 @@
     </w:p>
     <w:p>
       <w:pPr>
-        <w:pStyle w:val="21"/>
+        <w:pStyle w:val="17"/>
         <w:keepNext w:val="0"/>
         <w:keepLines w:val="0"/>
         <w:widowControl/>
@@ -9108,7 +9106,7 @@
     </w:p>
     <w:p>
       <w:pPr>
-        <w:pStyle w:val="21"/>
+        <w:pStyle w:val="17"/>
         <w:keepNext w:val="0"/>
         <w:keepLines w:val="0"/>
         <w:widowControl/>
@@ -9140,7 +9138,7 @@
     </w:p>
     <w:p>
       <w:pPr>
-        <w:pStyle w:val="21"/>
+        <w:pStyle w:val="17"/>
         <w:keepNext w:val="0"/>
         <w:keepLines w:val="0"/>
         <w:widowControl/>
@@ -9172,7 +9170,7 @@
     </w:p>
     <w:p>
       <w:pPr>
-        <w:pStyle w:val="21"/>
+        <w:pStyle w:val="17"/>
         <w:keepNext w:val="0"/>
         <w:keepLines w:val="0"/>
         <w:widowControl/>
@@ -9204,7 +9202,7 @@
     </w:p>
     <w:p>
       <w:pPr>
-        <w:pStyle w:val="21"/>
+        <w:pStyle w:val="17"/>
         <w:keepNext w:val="0"/>
         <w:keepLines w:val="0"/>
         <w:widowControl/>
@@ -9236,7 +9234,7 @@
     </w:p>
     <w:p>
       <w:pPr>
-        <w:pStyle w:val="21"/>
+        <w:pStyle w:val="17"/>
         <w:keepNext w:val="0"/>
         <w:keepLines w:val="0"/>
         <w:widowControl/>
@@ -9268,7 +9266,7 @@
     </w:p>
     <w:p>
       <w:pPr>
-        <w:pStyle w:val="21"/>
+        <w:pStyle w:val="17"/>
         <w:keepNext w:val="0"/>
         <w:keepLines w:val="0"/>
         <w:widowControl/>
@@ -9300,7 +9298,7 @@
     </w:p>
     <w:p>
       <w:pPr>
-        <w:pStyle w:val="21"/>
+        <w:pStyle w:val="17"/>
         <w:keepNext w:val="0"/>
         <w:keepLines w:val="0"/>
         <w:widowControl/>
@@ -9332,7 +9330,7 @@
     </w:p>
     <w:p>
       <w:pPr>
-        <w:pStyle w:val="21"/>
+        <w:pStyle w:val="17"/>
         <w:keepNext w:val="0"/>
         <w:keepLines w:val="0"/>
         <w:widowControl/>
@@ -9350,7 +9348,7 @@
     </w:p>
     <w:p>
       <w:pPr>
-        <w:pStyle w:val="21"/>
+        <w:pStyle w:val="17"/>
         <w:keepNext w:val="0"/>
         <w:keepLines w:val="0"/>
         <w:widowControl/>
@@ -9368,7 +9366,7 @@
     </w:p>
     <w:p>
       <w:pPr>
-        <w:pStyle w:val="21"/>
+        <w:pStyle w:val="17"/>
         <w:keepNext w:val="0"/>
         <w:keepLines w:val="0"/>
         <w:widowControl/>
@@ -9400,7 +9398,7 @@
     </w:p>
     <w:p>
       <w:pPr>
-        <w:pStyle w:val="21"/>
+        <w:pStyle w:val="17"/>
         <w:keepNext w:val="0"/>
         <w:keepLines w:val="0"/>
         <w:widowControl/>
@@ -9432,7 +9430,7 @@
     </w:p>
     <w:p>
       <w:pPr>
-        <w:pStyle w:val="21"/>
+        <w:pStyle w:val="17"/>
         <w:keepNext w:val="0"/>
         <w:keepLines w:val="0"/>
         <w:widowControl/>
@@ -9450,7 +9448,7 @@
     </w:p>
     <w:p>
       <w:pPr>
-        <w:pStyle w:val="21"/>
+        <w:pStyle w:val="17"/>
         <w:keepNext w:val="0"/>
         <w:keepLines w:val="0"/>
         <w:widowControl/>
@@ -9468,7 +9466,7 @@
     </w:p>
     <w:p>
       <w:pPr>
-        <w:pStyle w:val="21"/>
+        <w:pStyle w:val="17"/>
         <w:keepNext w:val="0"/>
         <w:keepLines w:val="0"/>
         <w:widowControl/>
@@ -9500,7 +9498,7 @@
     </w:p>
     <w:p>
       <w:pPr>
-        <w:pStyle w:val="21"/>
+        <w:pStyle w:val="17"/>
         <w:keepNext w:val="0"/>
         <w:keepLines w:val="0"/>
         <w:widowControl/>
@@ -9532,7 +9530,7 @@
     </w:p>
     <w:p>
       <w:pPr>
-        <w:pStyle w:val="21"/>
+        <w:pStyle w:val="17"/>
         <w:keepNext w:val="0"/>
         <w:keepLines w:val="0"/>
         <w:widowControl/>
@@ -9560,24 +9558,6 @@
           <w:rFonts w:hint="default" w:ascii="Times New Roman" w:hAnsi="Times New Roman" w:cs="Times New Roman"/>
         </w:rPr>
         <w:t>, “Qwen2.5-Coder Technical Report.” arXiv:2409.12186, 2024. [Online]. Available: https://arxiv.org/abs/2409.12186</w:t>
-      </w:r>
-    </w:p>
-    <w:p>
-      <w:pPr>
-        <w:pStyle w:val="21"/>
-        <w:keepNext w:val="0"/>
-        <w:keepLines w:val="0"/>
-        <w:widowControl/>
-        <w:suppressLineNumbers w:val="0"/>
-        <w:spacing w:before="0" w:beforeAutospacing="0"/>
-        <w:ind w:right="0"/>
-        <w:jc w:val="both"/>
-      </w:pPr>
-      <w:r>
-        <w:rPr>
-          <w:rFonts w:hint="default" w:ascii="Times New Roman" w:hAnsi="Times New Roman" w:cs="Times New Roman"/>
-        </w:rPr>
-        <w:t>[35]  Anthropic, “Models Overview, Claude Documentation.” Accessed: Sep. 2026. [Online]. Available: https://docs.anthropic.com/en/docs/about-claude/models</w:t>
       </w:r>
     </w:p>
     <w:sectPr>
@@ -9593,9 +9573,9 @@
 <file path=word/numbering.xml><?xml version="1.0" encoding="utf-8"?>
 <w:numbering xmlns:wpc="http://schemas.microsoft.com/office/word/2010/wordprocessingCanvas" xmlns:mc="http://schemas.openxmlformats.org/markup-compatibility/2006" xmlns:o="urn:schemas-microsoft-com:office:office" xmlns:r="http://schemas.openxmlformats.org/officeDocument/2006/relationships" xmlns:m="http://schemas.openxmlformats.org/officeDocument/2006/math" xmlns:v="urn:schemas-microsoft-com:vml" xmlns:wp14="http://schemas.microsoft.com/office/word/2010/wordprocessingDrawing" xmlns:wp="http://schemas.openxmlformats.org/drawingml/2006/wordprocessingDrawing" xmlns:w10="urn:schemas-microsoft-com:office:word" xmlns:w="http://schemas.openxmlformats.org/wordprocessingml/2006/main" xmlns:w14="http://schemas.microsoft.com/office/word/2010/wordml" xmlns:wpg="http://schemas.microsoft.com/office/word/2010/wordprocessingGroup" xmlns:wpi="http://schemas.microsoft.com/office/word/2010/wordprocessingInk" xmlns:wne="http://schemas.microsoft.com/office/word/2006/wordml" xmlns:wps="http://schemas.microsoft.com/office/word/2010/wordprocessingShape" xmlns:wpsCustomData="http://www.wps.cn/officeDocument/2013/wpsCustomData" mc:Ignorable="w14 wp14">
   <w:abstractNum w:abstractNumId="0">
-    <w:nsid w:val="0647DA5F"/>
+    <w:nsid w:val="917E4608"/>
     <w:multiLevelType w:val="multilevel"/>
-    <w:tmpl w:val="0647DA5F"/>
+    <w:tmpl w:val="917E4608"/>
     <w:lvl w:ilvl="0" w:tentative="0">
       <w:start w:val="1"/>
       <w:numFmt w:val="bullet"/>
@@ -9742,9 +9722,9 @@
     </w:lvl>
   </w:abstractNum>
   <w:abstractNum w:abstractNumId="1">
-    <w:nsid w:val="6DCEAFFC"/>
+    <w:nsid w:val="5346BDD3"/>
     <w:multiLevelType w:val="multilevel"/>
-    <w:tmpl w:val="6DCEAFFC"/>
+    <w:tmpl w:val="5346BDD3"/>
     <w:lvl w:ilvl="0" w:tentative="0">
       <w:start w:val="1"/>
       <w:numFmt w:val="bullet"/>
@@ -10013,7 +9993,7 @@
     <w:lsdException w:unhideWhenUsed="0" w:uiPriority="0" w:semiHidden="0" w:name="HTML Sample"/>
     <w:lsdException w:unhideWhenUsed="0" w:uiPriority="0" w:semiHidden="0" w:name="HTML Typewriter"/>
     <w:lsdException w:unhideWhenUsed="0" w:uiPriority="0" w:semiHidden="0" w:name="HTML Variable"/>
-    <w:lsdException w:qFormat="1" w:unhideWhenUsed="0" w:uiPriority="0" w:name="Normal Table"/>
+    <w:lsdException w:unhideWhenUsed="0" w:uiPriority="0" w:name="Normal Table"/>
     <w:lsdException w:unhideWhenUsed="0" w:uiPriority="0" w:semiHidden="0" w:name="annotation subject"/>
     <w:lsdException w:unhideWhenUsed="0" w:uiPriority="0" w:semiHidden="0" w:name="Table Simple 1"/>
     <w:lsdException w:unhideWhenUsed="0" w:uiPriority="0" w:semiHidden="0" w:name="Table Simple 2"/>
@@ -10314,7 +10294,6 @@
   <w:style w:type="table" w:default="1" w:styleId="9">
     <w:name w:val="Normal Table"/>
     <w:semiHidden/>
-    <w:qFormat/>
     <w:uiPriority w:val="0"/>
     <w:tblPr>
       <w:tblCellMar>
@@ -10401,17 +10380,17 @@
     </w:rPr>
   </w:style>
   <w:style w:type="paragraph" w:customStyle="1" w:styleId="14">
-    <w:name w:val="fig"/>
+    <w:name w:val="aff"/>
     <w:basedOn w:val="1"/>
     <w:uiPriority w:val="0"/>
     <w:pPr>
-      <w:keepNext/>
-      <w:spacing w:before="120" w:beforeAutospacing="0"/>
       <w:ind w:firstLine="0"/>
       <w:jc w:val="center"/>
     </w:pPr>
     <w:rPr>
       <w:kern w:val="0"/>
+      <w:sz w:val="20"/>
+      <w:szCs w:val="20"/>
       <w:lang w:val="en-US" w:eastAsia="zh-CN" w:bidi="ar"/>
     </w:rPr>
   </w:style>
@@ -10432,37 +10411,6 @@
     </w:rPr>
   </w:style>
   <w:style w:type="paragraph" w:customStyle="1" w:styleId="16">
-    <w:name w:val="abstract"/>
-    <w:basedOn w:val="1"/>
-    <w:uiPriority w:val="0"/>
-    <w:pPr>
-      <w:spacing w:before="0" w:beforeAutospacing="0" w:after="120" w:afterAutospacing="0"/>
-      <w:ind w:left="0" w:right="0"/>
-      <w:jc w:val="left"/>
-    </w:pPr>
-    <w:rPr>
-      <w:kern w:val="0"/>
-      <w:sz w:val="18"/>
-      <w:szCs w:val="18"/>
-      <w:lang w:val="en-US" w:eastAsia="zh-CN" w:bidi="ar"/>
-    </w:rPr>
-  </w:style>
-  <w:style w:type="paragraph" w:customStyle="1" w:styleId="17">
-    <w:name w:val="aff"/>
-    <w:basedOn w:val="1"/>
-    <w:uiPriority w:val="0"/>
-    <w:pPr>
-      <w:ind w:firstLine="0"/>
-      <w:jc w:val="center"/>
-    </w:pPr>
-    <w:rPr>
-      <w:kern w:val="0"/>
-      <w:sz w:val="20"/>
-      <w:szCs w:val="20"/>
-      <w:lang w:val="en-US" w:eastAsia="zh-CN" w:bidi="ar"/>
-    </w:rPr>
-  </w:style>
-  <w:style w:type="paragraph" w:customStyle="1" w:styleId="18">
     <w:name w:val="aname"/>
     <w:basedOn w:val="1"/>
     <w:uiPriority w:val="0"/>
@@ -10477,7 +10425,23 @@
       <w:lang w:val="en-US" w:eastAsia="zh-CN" w:bidi="ar"/>
     </w:rPr>
   </w:style>
-  <w:style w:type="paragraph" w:customStyle="1" w:styleId="19">
+  <w:style w:type="paragraph" w:customStyle="1" w:styleId="17">
+    <w:name w:val="ref"/>
+    <w:basedOn w:val="1"/>
+    <w:uiPriority w:val="0"/>
+    <w:pPr>
+      <w:spacing w:after="20" w:afterAutospacing="0"/>
+      <w:ind w:left="432" w:hanging="432"/>
+      <w:jc w:val="left"/>
+    </w:pPr>
+    <w:rPr>
+      <w:kern w:val="0"/>
+      <w:sz w:val="16"/>
+      <w:szCs w:val="16"/>
+      <w:lang w:val="en-US" w:eastAsia="zh-CN" w:bidi="ar"/>
+    </w:rPr>
+  </w:style>
+  <w:style w:type="paragraph" w:customStyle="1" w:styleId="18">
     <w:name w:val="marker"/>
     <w:basedOn w:val="1"/>
     <w:uiPriority w:val="0"/>
@@ -10487,6 +10451,22 @@
     </w:pPr>
     <w:rPr>
       <w:kern w:val="0"/>
+      <w:lang w:val="en-US" w:eastAsia="zh-CN" w:bidi="ar"/>
+    </w:rPr>
+  </w:style>
+  <w:style w:type="paragraph" w:customStyle="1" w:styleId="19">
+    <w:name w:val="abstract"/>
+    <w:basedOn w:val="1"/>
+    <w:uiPriority w:val="0"/>
+    <w:pPr>
+      <w:spacing w:before="0" w:beforeAutospacing="0" w:after="120" w:afterAutospacing="0"/>
+      <w:ind w:left="0" w:right="0"/>
+      <w:jc w:val="left"/>
+    </w:pPr>
+    <w:rPr>
+      <w:kern w:val="0"/>
+      <w:sz w:val="18"/>
+      <w:szCs w:val="18"/>
       <w:lang w:val="en-US" w:eastAsia="zh-CN" w:bidi="ar"/>
     </w:rPr>
   </w:style>
@@ -10509,18 +10489,17 @@
     </w:rPr>
   </w:style>
   <w:style w:type="paragraph" w:customStyle="1" w:styleId="21">
-    <w:name w:val="ref"/>
+    <w:name w:val="fig"/>
     <w:basedOn w:val="1"/>
     <w:uiPriority w:val="0"/>
     <w:pPr>
-      <w:spacing w:after="20" w:afterAutospacing="0"/>
-      <w:ind w:left="432" w:hanging="432"/>
-      <w:jc w:val="left"/>
+      <w:keepNext/>
+      <w:spacing w:before="120" w:beforeAutospacing="0"/>
+      <w:ind w:firstLine="0"/>
+      <w:jc w:val="center"/>
     </w:pPr>
     <w:rPr>
       <w:kern w:val="0"/>
-      <w:sz w:val="16"/>
-      <w:szCs w:val="16"/>
       <w:lang w:val="en-US" w:eastAsia="zh-CN" w:bidi="ar"/>
     </w:rPr>
   </w:style>

--- a/paper/output/GraphGate_paper.docx
+++ b/paper/output/GraphGate_paper.docx
@@ -54,7 +54,6 @@
             <w:insideH w:val="none" w:color="auto" w:sz="0" w:space="0"/>
             <w:insideV w:val="none" w:color="auto" w:sz="0" w:space="0"/>
           </w:tblBorders>
-          <w:shd w:val="clear"/>
           <w:tblCellMar>
             <w:top w:w="15" w:type="dxa"/>
             <w:left w:w="15" w:type="dxa"/>
@@ -86,7 +85,7 @@
           </w:tcPr>
           <w:p>
             <w:pPr>
-              <w:pStyle w:val="16"/>
+              <w:pStyle w:val="15"/>
               <w:keepNext w:val="0"/>
               <w:keepLines w:val="0"/>
               <w:widowControl/>
@@ -103,7 +102,7 @@
           </w:p>
           <w:p>
             <w:pPr>
-              <w:pStyle w:val="14"/>
+              <w:pStyle w:val="17"/>
               <w:keepNext w:val="0"/>
               <w:keepLines w:val="0"/>
               <w:widowControl/>
@@ -179,7 +178,7 @@
           </w:tcPr>
           <w:p>
             <w:pPr>
-              <w:pStyle w:val="16"/>
+              <w:pStyle w:val="15"/>
               <w:keepNext w:val="0"/>
               <w:keepLines w:val="0"/>
               <w:widowControl/>
@@ -196,7 +195,7 @@
           </w:p>
           <w:p>
             <w:pPr>
-              <w:pStyle w:val="14"/>
+              <w:pStyle w:val="17"/>
               <w:keepNext w:val="0"/>
               <w:keepLines w:val="0"/>
               <w:widowControl/>
@@ -256,7 +255,7 @@
     </w:tbl>
     <w:p>
       <w:pPr>
-        <w:pStyle w:val="18"/>
+        <w:pStyle w:val="16"/>
         <w:keepNext w:val="0"/>
         <w:keepLines w:val="0"/>
         <w:widowControl/>
@@ -279,7 +278,7 @@
     </w:p>
     <w:p>
       <w:pPr>
-        <w:pStyle w:val="18"/>
+        <w:pStyle w:val="16"/>
         <w:keepNext w:val="0"/>
         <w:keepLines w:val="0"/>
         <w:widowControl/>
@@ -297,7 +296,7 @@
     </w:p>
     <w:p>
       <w:pPr>
-        <w:pStyle w:val="19"/>
+        <w:pStyle w:val="18"/>
         <w:keepNext w:val="0"/>
         <w:keepLines w:val="0"/>
         <w:widowControl/>
@@ -321,12 +320,12 @@
           <w:b/>
           <w:bCs/>
         </w:rPr>
-        <w:t>—Developers rarely accept the first answer a code assistant gives them; they ask a large language model (LLM) for one revision after another. A recent controlled study found that critical vulnerabilities grew by 37.6% after only five such rounds [1]. Checks that inspect only the changed lines miss many of these regressions, because the vulnerable data flow often starts or ends in a file the revision never touched. We present GraphGate, a security gate that sits inside the refinement loop, compares the code graphs of consecutive revisions and applies four deterministic rules to their difference, using an LLM only to triage and explain what the rules flag. This paper reports the design and the first milestone: a refinement harness whose traces replay byte for byte, an experimental setup that runs on an open-weight code model, and a benchmark built from real injection-class fixes. From 775 Python security advisories we selected 12 permissively licensed projects, verified every fix link with two independent reviewers, and extracted 34 candidate regression events, labelled local or cross-file by a pre-registered rule, of which 30 were validated at author sign-off. In a first look at these 30 regressions, pattern scanners run on the change report a new finding for 1, and the graph rules flag 8. We close with the experiments that remain and the outcomes we expect from them, stated before they are run.</w:t>
+        <w:t>—Developers rarely accept the first answer a code assistant gives them; they ask a large language model (LLM) for one revision after another. A recent controlled study found that critical vulnerabilities grew by 37.6% after only five such rounds [1]. Checks that inspect only the changed lines miss many of these regressions, because the vulnerable data flow often starts or ends in a file the revision never touched. We present GraphGate, a security gate that sits inside the refinement loop, compares the code graphs of consecutive revisions and applies four deterministic rules to their difference, using an LLM only to triage and explain what the rules flag. This paper reports the design and the first milestone: a refinement harness whose traces replay byte for byte, an experimental setup that runs on an open-weight code model, and a benchmark built from real injection-class fixes. From 775 Python security advisories we selected 12 permissively licensed projects, verified every fix link with two independent reviewers, and extracted 34 candidate regression events, labelled local or cross-file by a pre-registered rule, of which 30 were validated at author sign-off. In a first look at these 30 regressions, pattern scanners run on the change report a new finding for 1, and the graph rules flag 11. We close with the experiments that remain, which compare no gate, diff-only gates and GraphGate on identical replayed traces, and with the outcomes we expect from them, stated before they are run.</w:t>
       </w:r>
     </w:p>
     <w:p>
       <w:pPr>
-        <w:pStyle w:val="19"/>
+        <w:pStyle w:val="18"/>
         <w:keepNext w:val="0"/>
         <w:keepLines w:val="0"/>
         <w:widowControl/>
@@ -377,7 +376,7 @@
         <w:rPr>
           <w:rFonts w:hint="default" w:ascii="Times New Roman" w:hAnsi="Times New Roman" w:cs="Times New Roman"/>
         </w:rPr>
-        <w:t>AI coding assistants are used conversationally. A developer asks for a function, reads it, and then asks again: make it faster, add a feature, tidy it up. Most of what we know about the security of generated code, however, comes from judging single responses [2]–[4]. Shukla et al. [1] studied the loop itself: across 400 code samples and 40 rounds of requested improvements, security got worse as the rounds went on. They deliberately left out any intervention and named verification inside the loop as the follow-up that was needed.</w:t>
+        <w:t>AI coding assistants are used conversationally. A developer asks for a function, reads it, and then asks again: make it faster, add a feature, tidy it up. Most of what we know about the security of generated code, however, comes from judging single responses [2], [3]. Shukla et al. [1] studied the loop itself: across 400 code samples and 40 rounds of requested improvements, security got worse as the rounds went on. They deliberately left out any intervention and named verification inside the loop as the follow-up that was needed.</w:t>
       </w:r>
     </w:p>
     <w:p>
@@ -392,7 +391,7 @@
         <w:rPr>
           <w:rFonts w:hint="default" w:ascii="Times New Roman" w:hAnsi="Times New Roman" w:cs="Times New Roman"/>
         </w:rPr>
-        <w:t>The obvious intervention is to check each revision before accepting it, but practical checks are local to the change: a pattern scanner such as Semgrep [5] or Bandit [6] run on the diff, or an LLM reviewer shown the changed lines. Many injection flaws are not local. A revision can weaken a validation helper that other modules rely on, change a default so that a distant call becomes unsafe, or open a call path that routes user input around an existing guard. The diff can then look harmless, because the danger lies in code the diff does not show.</w:t>
+        <w:t>The obvious intervention is to check each revision before accepting it, but practical checks are local to the change: a pattern scanner such as Semgrep [4] or Bandit [5] run on the diff, or an LLM reviewer shown the changed lines. Many injection flaws are not local. A revision can weaken a validation helper that other modules rely on, change a default so that a distant call becomes unsafe, or open a call path that routes user input around an existing guard. The diff can then look harmless, because the danger lies in code the diff does not show.</w:t>
       </w:r>
     </w:p>
     <w:p>
@@ -567,7 +566,7 @@
         <w:rPr>
           <w:rFonts w:hint="default" w:ascii="Times New Roman" w:hAnsi="Times New Roman" w:cs="Times New Roman"/>
         </w:rPr>
-        <w:t xml:space="preserve"> Pearce et al. [2] found that roughly 40% of programs GitHub Copilot produced for scenarios built on MITRE’s dangerous weaknesses [7] were vulnerable. In a user study by Perry et al. [3], participants with an AI assistant wrote less secure code while feeling more confident about it, and Khoury et al. [4] judged only five of 21 ChatGPT programs secure on the first attempt. These studies evaluate single responses. Iteration is usually presented as a way to improve output [8], although the gains of self-repair for code are modest and bounded by the quality of the feedback [9]; Shukla et al. [1] showed that it can also erode security, with distinct vulnerability patterns for different prompting strategies.</w:t>
+        <w:t xml:space="preserve"> Pearce et al. [2] found that roughly 40% of programs GitHub Copilot produced for scenarios built on MITRE’s dangerous weaknesses [6] were vulnerable. In a user study by Perry et al. [3], participants with an AI assistant wrote less secure code while feeling more confident about it. These studies evaluate single responses. Iteration is usually presented as a way to improve output, although the gains of self-repair for code are modest and bounded by the quality of the feedback [7]; Shukla et al. [1] showed that it can also erode security, with distinct vulnerability patterns for different prompting strategies.</w:t>
       </w:r>
     </w:p>
     <w:p>
@@ -590,7 +589,7 @@
         <w:rPr>
           <w:rFonts w:hint="default" w:ascii="Times New Roman" w:hAnsi="Times New Roman" w:cs="Times New Roman"/>
         </w:rPr>
-        <w:t xml:space="preserve"> Taint analysis reports flows of untrusted data that reach a sensitive sink without passing a sanitizer [10], and FlowDroid [11] showed how precise it can be. Yamaguchi et al. [12] merged syntax trees, control flow and program dependences into a queryable code property graph, an idea implemented in the Joern platform [13]. For Python, Pysa [14] performs taint analysis on top of the Pyre type checker, and CodeQL [15] offers data-flow queries. These tools analyse snapshots; they can be rerun after every revision, and we use them as baselines, but they do not reason about what changed or explain findings in a form that can steer the next step.</w:t>
+        <w:t xml:space="preserve"> Taint analysis reports flows of untrusted data that reach a sensitive sink without passing a sanitizer. Yamaguchi et al. [8] merged syntax trees, control flow and program dependences into a queryable code property graph. For Python, Pysa [9] performs taint analysis on top of the Pyre type checker, and CodeQL [10] offers data-flow queries. These tools analyse snapshots; they can be rerun after every revision, and we use them as baselines, but they do not reason about what changed or explain findings in a form that can steer the next step.</w:t>
       </w:r>
     </w:p>
     <w:p>
@@ -613,7 +612,7 @@
         <w:rPr>
           <w:rFonts w:hint="default" w:ascii="Times New Roman" w:hAnsi="Times New Roman" w:cs="Times New Roman"/>
         </w:rPr>
-        <w:t xml:space="preserve"> Early detectors trained graph neural networks or transformers on labelled functions [16], [17], but much of their reported accuracy does not survive realistic evaluation, partly because datasets contain label noise and duplicates [18]. Recent systems pair LLMs with program analysis: IRIS [19] infers taint specifications for a static analyser, LLMDFA [20] performs data-flow analysis with an LLM, LLMxCPG [21] gives an LLM compact graph slices and cuts the code it must read by 67.84–90.93%, RepoAudit [22] explores whole repositories with an agent, and MulVul [23] routes code to specialised detector agents. All of them look at code at one point in time.</w:t>
+        <w:t xml:space="preserve"> Early detectors trained graph neural networks or transformers on labelled functions, but much of their reported accuracy does not survive realistic evaluation, partly because datasets contain label noise and duplicates [11]. Recent systems pair LLMs with program analysis: IRIS [12] infers taint specifications for a static analyser, LLMxCPG [13] gives an LLM compact graph slices and cuts the code it must read by 67.84–90.93%, and RepoAudit [14] explores whole repositories with an agent. All of them look at code at one point in time.</w:t>
       </w:r>
     </w:p>
     <w:p>
@@ -636,12 +635,12 @@
         <w:rPr>
           <w:rFonts w:hint="default" w:ascii="Times New Roman" w:hAnsi="Times New Roman" w:cs="Times New Roman"/>
         </w:rPr>
-        <w:t xml:space="preserve"> Big-Vul [24] and CVEfixes [25] pair vulnerabilities with fixing commits, but automatically collected links can be wrong [18]; we take advisories from OSV [26], which aggregates the GitHub Advisory Database [27], and verify every link. LLM code generation is non-deterministic even at temperature zero [28], and closed models that change over time threaten reproducibility [29]; our design therefore relies on replayed traces. Table I summarises the gap: no prior work evaluates a graph-grounded gate inside the refinement loop or reasons over the difference between successive versions.</w:t>
+        <w:t xml:space="preserve"> CVEfixes [15] pairs vulnerabilities with fixing commits, but automatically collected links can be wrong [11]; we take advisories from OSV [16], which aggregates the GitHub Advisory Database, and verify every link. LLM code generation is non-deterministic even at temperature zero [17], and hosted models change over time; our design therefore relies on replayed traces. Table I summarises the gap: we are not aware of prior work that evaluates a graph-grounded gate inside an LLM refinement loop.</w:t>
       </w:r>
     </w:p>
     <w:p>
       <w:pPr>
-        <w:pStyle w:val="20"/>
+        <w:pStyle w:val="19"/>
         <w:keepNext/>
         <w:keepLines w:val="0"/>
         <w:widowControl/>
@@ -1106,6 +1105,7 @@
             <w:insideH w:val="none" w:color="auto" w:sz="0" w:space="0"/>
             <w:insideV w:val="none" w:color="auto" w:sz="0" w:space="0"/>
           </w:tblBorders>
+          <w:shd w:val="clear"/>
           <w:tblCellMar>
             <w:top w:w="15" w:type="dxa"/>
             <w:left w:w="15" w:type="dxa"/>
@@ -1155,7 +1155,7 @@
                 <w:szCs w:val="16"/>
                 <w:bdr w:val="none" w:color="auto" w:sz="0" w:space="0"/>
               </w:rPr>
-              <w:t>Pysa, CodeQL [14], [15]</w:t>
+              <w:t>Pysa, CodeQL [9], [10]</w:t>
             </w:r>
           </w:p>
         </w:tc>
@@ -1349,7 +1349,7 @@
                 <w:szCs w:val="16"/>
                 <w:bdr w:val="none" w:color="auto" w:sz="0" w:space="0"/>
               </w:rPr>
-              <w:t>LLMxCPG [21]</w:t>
+              <w:t>LLMxCPG [13]</w:t>
             </w:r>
           </w:p>
         </w:tc>
@@ -1543,7 +1543,7 @@
                 <w:szCs w:val="16"/>
                 <w:bdr w:val="none" w:color="auto" w:sz="0" w:space="0"/>
               </w:rPr>
-              <w:t>IRIS, RepoAudit [19], [22]</w:t>
+              <w:t>IRIS, RepoAudit [12], [14]</w:t>
             </w:r>
           </w:p>
         </w:tc>
@@ -1983,12 +1983,12 @@
         <w:rPr>
           <w:rFonts w:hint="default" w:ascii="Times New Roman" w:hAnsi="Times New Roman" w:cs="Times New Roman"/>
         </w:rPr>
-        <w:t xml:space="preserve"> Fig. 1 shows the gate. Before a candidate revision is accepted, it runs Semgrep and Bandit on the diff, then the graph-difference engine, then LLM triage of whatever was flagged. A blocked revision is not committed and its rationale joins the next prompt; an allowed revision is committed and its files are re-indexed into the graph. The targets are a pre-merge check in continuous integration and middleware in an agent framework, for example a LangGraph [30] node between the generation and commit steps. Both tolerate a few seconds of added latency; interactive editor use, with its tighter budget, is out of scope.</w:t>
+        <w:t xml:space="preserve"> Fig. 1 shows the gate. Before a candidate revision is accepted, it runs Semgrep and Bandit on the diff, then the graph-difference engine, then LLM triage of whatever was flagged. A blocked revision is not committed and its rationale joins the next prompt; an allowed revision is committed and its files are re-indexed into the graph. The targets are a pre-merge check in continuous integration and middleware in an agent framework, for example a LangGraph node between the generation and commit steps. Both tolerate a few seconds of added latency; interactive editor use, with its tighter budget, is out of scope.</w:t>
       </w:r>
     </w:p>
     <w:p>
       <w:pPr>
-        <w:pStyle w:val="21"/>
+        <w:pStyle w:val="14"/>
         <w:keepNext/>
         <w:keepLines w:val="0"/>
         <w:widowControl/>
@@ -2021,7 +2021,7 @@
     </w:p>
     <w:p>
       <w:pPr>
-        <w:pStyle w:val="15"/>
+        <w:pStyle w:val="20"/>
         <w:keepNext w:val="0"/>
         <w:keepLines w:val="0"/>
         <w:widowControl/>
@@ -2174,7 +2174,7 @@
         <w:rPr>
           <w:rFonts w:hint="default" w:ascii="Times New Roman" w:hAnsi="Times New Roman" w:cs="Times New Roman"/>
         </w:rPr>
-        <w:t xml:space="preserve">). Vertices are function, method and module symbols from tree-sitter [31] syntax trees. Call edges are resolved only for calls within a module, calls through static imports and attribute calls whose receiver class is statically known; any other call becomes an explicit </w:t>
+        <w:t xml:space="preserve">). Vertices are function, method and module symbols from tree-sitter [18] syntax trees. Call edges are resolved only for calls within a module, calls through static imports and attribute calls whose receiver class is statically known; any other call becomes an explicit </w:t>
       </w:r>
       <w:r>
         <w:rPr>
@@ -2188,7 +2188,7 @@
         <w:rPr>
           <w:rFonts w:hint="default" w:ascii="Times New Roman" w:hAnsi="Times New Roman" w:cs="Times New Roman"/>
         </w:rPr>
-        <w:t xml:space="preserve"> edge, so the analysis can report what it could not see. Taint edges link sources (request parameters, environment variables, file and network input, command-line arguments) to uses through assignments and call arguments, flow-insensitively across procedures. Sanitizers are symbols matching an allowlist seeded from Semgrep and Pysa rules. Graphs are held in NetworkX [32] and persisted between iterations.</w:t>
+        <w:t xml:space="preserve"> edge, so the analysis can report what it could not see. Taint edges link sources (request parameters, environment variables, file and network input, command-line arguments) to uses through assignments and call arguments, flow-insensitively across procedures. Sanitizers are symbols matching an allowlist seeded from Semgrep and Pysa rules. Graphs are held in NetworkX and persisted between iterations.</w:t>
       </w:r>
     </w:p>
     <w:p>
@@ -2467,7 +2467,7 @@
         <w:rPr>
           <w:rFonts w:hint="default" w:ascii="Times New Roman" w:hAnsi="Times New Roman" w:cs="Times New Roman"/>
         </w:rPr>
-        <w:t xml:space="preserve"> The scope is Python and the injection family: SQL injection (CWE-89), OS command injection (CWE-78), command injection in general (CWE-77) and path traversal (CWE-22) [7]. The graph does not model monkey-patching, reflection or framework-generated routing, so results will describe practical, lightweight differencing rather than a sound analysis, and unknown-edge counts will be reported per repository.</w:t>
+        <w:t xml:space="preserve"> The scope is Python and the injection family: SQL injection (CWE-89), OS command injection (CWE-78), command injection in general (CWE-77) and path traversal (CWE-22) [6]. The graph does not model monkey-patching, reflection or framework-generated routing, so results will describe practical, lightweight differencing rather than a sound analysis, and unknown-edge counts will be reported per repository.</w:t>
       </w:r>
     </w:p>
     <w:p>
@@ -2495,7 +2495,7 @@
     </w:p>
     <w:p>
       <w:pPr>
-        <w:pStyle w:val="20"/>
+        <w:pStyle w:val="19"/>
         <w:keepNext/>
         <w:keepLines w:val="0"/>
         <w:widowControl/>
@@ -3485,7 +3485,7 @@
         <w:rPr>
           <w:rFonts w:hint="default" w:ascii="Times New Roman" w:hAnsi="Times New Roman" w:cs="Times New Roman"/>
         </w:rPr>
-        <w:t xml:space="preserve"> We will report the degradation curve, cross-file recall, iterations to detection, the false-positive burden (BLOCK decisions on clean turns), latency, tokens, cost and the refusal rate. Traces are replayed over several replications, and C is compared with B, B+ and S1 by paired Wilcoxon signed-rank tests [33] on per-trace recall, with effect sizes. Ablations remove call or taint edges, vary the hop depth from one to three, drop LLM triage and swap in the smaller model.</w:t>
+        <w:t xml:space="preserve"> We will report the degradation curve, cross-file recall, iterations to detection, the false-positive burden (BLOCK decisions on clean turns), latency, tokens, cost and the refusal rate. Traces are replayed over several replications, and C is compared with B, B+ and S1 by paired Wilcoxon signed-rank tests [19] on per-trace recall, with effect sizes. Ablations remove call or taint edges, vary the hop depth from one to three, drop LLM triage and swap in the smaller model.</w:t>
       </w:r>
     </w:p>
     <w:p>
@@ -3499,6 +3499,29 @@
       <w:r>
         <w:rPr>
           <w:rFonts w:hint="default" w:ascii="Times New Roman" w:hAnsi="Times New Roman" w:cs="Times New Roman"/>
+          <w:i/>
+          <w:iCs/>
+        </w:rPr>
+        <w:t>Scoring a replay.</w:t>
+      </w:r>
+      <w:r>
+        <w:rPr>
+          <w:rFonts w:hint="default" w:ascii="Times New Roman" w:hAnsi="Times New Roman" w:cs="Times New Roman"/>
+        </w:rPr>
+        <w:t xml:space="preserve"> Traces are recorded with no gate, so each turn is judged as recorded and a BLOCK changes nothing downstream. A regression counts as caught from the first BLOCK on a turn where it is present, and a BLOCK on a clean turn is a false block. What the model would have written after a block is not simulated. Condition C is registered with its graph built from the slice and the rest of the repository; C on the slice alone is reported beside it.</w:t>
+      </w:r>
+    </w:p>
+    <w:p>
+      <w:pPr>
+        <w:pStyle w:val="12"/>
+        <w:keepNext w:val="0"/>
+        <w:keepLines w:val="0"/>
+        <w:widowControl/>
+        <w:suppressLineNumbers w:val="0"/>
+      </w:pPr>
+      <w:r>
+        <w:rPr>
+          <w:rFonts w:hint="default" w:ascii="Times New Roman" w:hAnsi="Times New Roman" w:cs="Times New Roman"/>
         </w:rPr>
         <w:t>The success criteria were fixed in advance: condition A reproduces the degradation trend of the base study, condition C improves cross-file recall over B significantly and is competitive with S1, and C keeps false positives below about 15% of clean turns with a median added latency under about 10 seconds. A null result on the cross-file comparison would still be reported, because the controlled design is part of the contribution.</w:t>
       </w:r>
@@ -3550,12 +3573,12 @@
         <w:rPr>
           <w:rFonts w:hint="default" w:ascii="Times New Roman" w:hAnsi="Times New Roman" w:cs="Times New Roman"/>
         </w:rPr>
-        <w:t xml:space="preserve"> From the OSV export for PyPI [26], retrieved on 27 September 2026 and pinned by its hash, we kept reviewed GitHub advisories (only these carry CWE identifiers) with an injection CWE, giving 775 advisories, 468 of them linking a fix, across 243 repositories. Seed repositories must be MIT, Apache-2.0 or BSD licensed, so that traces can be redistributed, and hold 5,000 to 50,000 lines of Python outside tests and documentation. We selected 12 (Table III) and kept 4 in reserve. Path traversal dominates, so results will be reported per class.</w:t>
+        <w:t xml:space="preserve"> From the OSV export for PyPI [16], retrieved on 27 September 2026 and pinned by its hash, we kept reviewed GitHub advisories (only these carry CWE identifiers) with an injection CWE, giving 775 advisories, 468 of them linking a fix, across 243 repositories. Seed repositories must be MIT, Apache-2.0 or BSD licensed, so that traces can be redistributed, and hold 5,000 to 50,000 lines of Python outside tests and documentation. We selected 12 (Table III) and kept 4 in reserve. Path traversal dominates, so results will be reported per class.</w:t>
       </w:r>
     </w:p>
     <w:p>
       <w:pPr>
-        <w:pStyle w:val="20"/>
+        <w:pStyle w:val="19"/>
         <w:keepNext/>
         <w:keepLines w:val="0"/>
         <w:widowControl/>
@@ -5616,12 +5639,12 @@
         <w:rPr>
           <w:rFonts w:hint="default" w:ascii="Times New Roman" w:hAnsi="Times New Roman" w:cs="Times New Roman"/>
         </w:rPr>
-        <w:t xml:space="preserve"> the bug, one linked only backports, two described multi-part fixes) and recovered 4 missing fixes. The simple linking rule was thus wrong for about one advisory in eight.</w:t>
+        <w:t xml:space="preserve"> the bug, one linked only backports, two described multi-part fixes) and recovered 4 missing fixes. The simple linking rule was thus wrong for about one advisory in eight. Corrections and recoveries are kept in separate files so that every commit not taken from an advisory can be audited.</w:t>
       </w:r>
     </w:p>
     <w:p>
       <w:pPr>
-        <w:pStyle w:val="21"/>
+        <w:pStyle w:val="14"/>
         <w:keepNext/>
         <w:keepLines w:val="0"/>
         <w:widowControl/>
@@ -5654,7 +5677,7 @@
     </w:p>
     <w:p>
       <w:pPr>
-        <w:pStyle w:val="15"/>
+        <w:pStyle w:val="20"/>
         <w:keepNext w:val="0"/>
         <w:keepLines w:val="0"/>
         <w:widowControl/>
@@ -5753,12 +5776,12 @@
         <w:rPr>
           <w:rFonts w:hint="default" w:ascii="Times New Roman" w:hAnsi="Times New Roman" w:cs="Times New Roman"/>
         </w:rPr>
-        <w:t xml:space="preserve"> otherwise; this rule was fixed before any event was built, and the label follows the real sink even when a large sink function is represented by its call site. For each event an LLM analyst builds the slice, an independent LLM checker tries to refute it, and only the authors’ sign-off validates it. 31 events passed the check and the authors accepted 30 of them, 24 cross-file (Fig. 3); the sign-off reviewed the prepared dossiers and did not re-derive them. Of the 4 events not accepted, one is a finding in itself: our analysis indicates that a published fix sanitises a document that the command-line PDF path then discards and re-parses, leaving that path vulnerable. The checker’s final verdict matched the analyst’s class and scope label in every prepared event.</w:t>
+        <w:t xml:space="preserve"> otherwise; this rule was fixed before any event was built, and the label follows the real sink even when a large sink function is represented by its call site. For each event an LLM analyst builds the slice, an independent LLM checker tries to refute it, and only the authors’ sign-off validates it. 31 events passed the check and the authors accepted 30 of them, 24 cross-file (Fig. 3); the sign-off reviewed the prepared dossiers and did not re-derive them. Of the 4 events not accepted, one is a finding in itself: our analysis indicates that a published fix sanitises a document that the command-line PDF path then discards and re-parses, leaving that path vulnerable. Another reflected a limit of our own tooling: the slicer could not keep a module-level block that connects an upload handler to its sink, and has since been extended to keep such wiring on request. The checker’s final verdict matched the analyst’s class and scope label in every prepared event, in one case only after its first check rejected the class and the event was re-modelled on another flow fixed by the same commit.</w:t>
       </w:r>
     </w:p>
     <w:p>
       <w:pPr>
-        <w:pStyle w:val="21"/>
+        <w:pStyle w:val="14"/>
         <w:keepNext/>
         <w:keepLines w:val="0"/>
         <w:widowControl/>
@@ -5791,7 +5814,7 @@
     </w:p>
     <w:p>
       <w:pPr>
-        <w:pStyle w:val="15"/>
+        <w:pStyle w:val="20"/>
         <w:keepNext w:val="0"/>
         <w:keepLines w:val="0"/>
         <w:widowControl/>
@@ -5860,7 +5883,7 @@
         <w:rPr>
           <w:rFonts w:hint="default" w:ascii="Times New Roman" w:hAnsi="Times New Roman" w:cs="Times New Roman"/>
         </w:rPr>
-        <w:t xml:space="preserve"> The harness drives a refinement loop over a set of Python files. Each turn sends the model a fixed system prompt, every current file and one instruction; the model returns complete files, and the harness computes a diff and appends a record to a JSON Lines trace holding the prompt and its hash, the requested and the served model identifiers, the parameters, the response, token usage, latency and the diff. Refusals and errors have their own record kinds. Each prompt sequence is run several times, and every run carries a replication number. The code is Python 3.12 with pinned dependencies.</w:t>
+        <w:t xml:space="preserve"> The harness drives a refinement loop over a set of Python files. Each turn sends the model a fixed system prompt, every current file and one instruction; the model returns complete files, and the harness computes a diff and appends a record to a JSON Lines trace holding the prompt and its hash, the requested and the served model identifiers, the parameters, the response, token usage, latency and the diff. Refusals and errors have their own record kinds. Each prompt sequence is run several times, and every run carries a replication number. The code is Python 3.12 with pinned dependencies and 623 automated tests.</w:t>
       </w:r>
     </w:p>
     <w:p>
@@ -5883,7 +5906,7 @@
         <w:rPr>
           <w:rFonts w:hint="default" w:ascii="Times New Roman" w:hAnsi="Times New Roman" w:cs="Times New Roman"/>
         </w:rPr>
-        <w:t xml:space="preserve"> Sampling settings do not make a model reproducible: hosted models increasingly reject them, and neither a fixed seed nor a zero temperature guarantees identical output [28]. Reproducibility therefore rests on a response cache keyed by (prompt hash, replication) and on replay: the gate conditions never call the model but consume recorded traces, so every condition sees the same revisions.</w:t>
+        <w:t xml:space="preserve"> Sampling settings do not make a model reproducible: hosted models increasingly reject them, and neither a fixed seed nor a zero temperature guarantees identical output [17]. Reproducibility therefore rests on a response cache keyed by (prompt hash, replication) and on replay: the gate conditions never call the model but consume recorded traces, so every condition sees the same revisions. Recorded traces replay byte for byte, those of the open-weight model included.</w:t>
       </w:r>
     </w:p>
     <w:p>
@@ -5912,7 +5935,7 @@
         <w:rPr>
           <w:rFonts w:hint="default" w:ascii="Times New Roman" w:hAnsi="Times New Roman" w:cs="Times New Roman"/>
         </w:rPr>
-        <w:t xml:space="preserve"> replications collapsed into one. Adding the replication number to the key fixed this, and a regression test guards it. Second, we passed the replication number to the model server as its sampling seed. Under one seed the reply broke the output format in all 14 events a session started, and never under two others; that seed was replaced, on format validity alone, before any gate was run.</w:t>
+        <w:t xml:space="preserve"> replications collapsed into one. Statistical tests would still have run, over duplicates. Adding the replication number to the key fixed this, and a regression test guards it. Second, we passed the replication number to the model server as its sampling seed. Under one seed the model’s reply then broke the output format in all 14 events a session started, while two other seeds never did; we attribute this to a fixed seed reusing one random stream for every request. That seed was replaced, on format validity alone, before any gate was run.</w:t>
       </w:r>
     </w:p>
     <w:p>
@@ -5935,12 +5958,12 @@
         <w:rPr>
           <w:rFonts w:hint="default" w:ascii="Times New Roman" w:hAnsi="Times New Roman" w:cs="Times New Roman"/>
         </w:rPr>
-        <w:t xml:space="preserve"> The experiments run on an open-weight model, so that they do not depend on a commercial service and anyone can repeat them: Qwen2.5-Coder with 14.8 billion parameters [34], released under Apache-2.0, in 4-bit quantised form with a 32,768-token context, served by Ollama on a free cloud GPU. The same model performs the triage step. A turn the model declines or answers unusably is stored as an outcome and ends its replication; there is no fallback to another model. The model reshapes code freely: most pilot labels had to be carried over from the previous turn, and some regressions could not be placed because their function had been removed or renamed; both are reported and neither is worked around. Table IV collects what has been measured so far.</w:t>
+        <w:t xml:space="preserve"> The experiments run on an open-weight model, so that they do not depend on a commercial service and anyone can repeat them: Qwen2.5-Coder with 14.8 billion parameters [20], released under Apache-2.0, in 4-bit quantised form with a 32,768-token context, served by Ollama on a free cloud GPU. The same model performs the triage step. In a pilot on three events it returned complete, usable files in all 21 turns, and the regression was placed in all three traces. Model identifiers are command-line options and every trace records them. A turn the model declines or answers unusably is stored as an outcome, ends its replication and never triggers a fallback to another model, which would mix models within a condition; the rate of such turns will be reported beside the degradation curve. Table IV collects what has been measured so far.</w:t>
       </w:r>
     </w:p>
     <w:p>
       <w:pPr>
-        <w:pStyle w:val="20"/>
+        <w:pStyle w:val="19"/>
         <w:keepNext/>
         <w:keepLines w:val="0"/>
         <w:widowControl/>
@@ -6209,7 +6232,7 @@
                 <w:szCs w:val="16"/>
                 <w:bdr w:val="none" w:color="auto" w:sz="0" w:space="0"/>
               </w:rPr>
-              <w:t>569, all passing</w:t>
+              <w:t>623, all passing</w:t>
             </w:r>
           </w:p>
         </w:tc>
@@ -6641,7 +6664,7 @@
                 <w:szCs w:val="16"/>
                 <w:bdr w:val="none" w:color="auto" w:sz="0" w:space="0"/>
               </w:rPr>
-              <w:t>8 of 30</w:t>
+              <w:t>11 of 30</w:t>
             </w:r>
           </w:p>
         </w:tc>
@@ -7011,6 +7034,114 @@
           </w:tcPr>
           <w:p>
             <w:pPr>
+              <w:keepNext/>
+              <w:keepLines w:val="0"/>
+              <w:widowControl/>
+              <w:suppressLineNumbers w:val="0"/>
+              <w:jc w:val="left"/>
+              <w:textAlignment w:val="top"/>
+              <w:rPr>
+                <w:rFonts w:hint="default" w:ascii="Times New Roman" w:hAnsi="Times New Roman" w:cs="Times New Roman"/>
+                <w:sz w:val="16"/>
+                <w:szCs w:val="16"/>
+              </w:rPr>
+            </w:pPr>
+            <w:r>
+              <w:rPr>
+                <w:rFonts w:hint="default" w:ascii="Times New Roman" w:hAnsi="Times New Roman" w:eastAsia="SimSun" w:cs="Times New Roman"/>
+                <w:sz w:val="16"/>
+                <w:szCs w:val="16"/>
+                <w:bdr w:val="none" w:color="auto" w:sz="0" w:space="0"/>
+              </w:rPr>
+              <w:t>Regression could not be placed</w:t>
+            </w:r>
+          </w:p>
+        </w:tc>
+        <w:tc>
+          <w:tcPr>
+            <w:tcW w:w="2068" w:type="pct"/>
+            <w:tcBorders>
+              <w:top w:val="single" w:color="000000" w:sz="4" w:space="0"/>
+              <w:left w:val="single" w:color="000000" w:sz="4" w:space="0"/>
+              <w:bottom w:val="single" w:color="000000" w:sz="4" w:space="0"/>
+              <w:right w:val="single" w:color="000000" w:sz="4" w:space="0"/>
+            </w:tcBorders>
+            <w:shd w:val="clear"/>
+            <w:tcMar>
+              <w:top w:w="20" w:type="dxa"/>
+              <w:left w:w="60" w:type="dxa"/>
+              <w:bottom w:w="20" w:type="dxa"/>
+              <w:right w:w="60" w:type="dxa"/>
+            </w:tcMar>
+            <w:vAlign w:val="top"/>
+          </w:tcPr>
+          <w:p>
+            <w:pPr>
+              <w:keepNext/>
+              <w:keepLines w:val="0"/>
+              <w:widowControl/>
+              <w:suppressLineNumbers w:val="0"/>
+              <w:jc w:val="left"/>
+              <w:textAlignment w:val="top"/>
+              <w:rPr>
+                <w:rFonts w:hint="default" w:ascii="Times New Roman" w:hAnsi="Times New Roman" w:cs="Times New Roman"/>
+                <w:sz w:val="16"/>
+                <w:szCs w:val="16"/>
+              </w:rPr>
+            </w:pPr>
+            <w:r>
+              <w:rPr>
+                <w:rFonts w:hint="default" w:ascii="Times New Roman" w:hAnsi="Times New Roman" w:eastAsia="SimSun" w:cs="Times New Roman"/>
+                <w:sz w:val="16"/>
+                <w:szCs w:val="16"/>
+                <w:bdr w:val="none" w:color="auto" w:sz="0" w:space="0"/>
+              </w:rPr>
+              <w:t>4 of 26 replications</w:t>
+            </w:r>
+          </w:p>
+        </w:tc>
+      </w:tr>
+      <w:tr>
+        <w:tblPrEx>
+          <w:tblBorders>
+            <w:top w:val="none" w:color="auto" w:sz="0" w:space="0"/>
+            <w:left w:val="none" w:color="auto" w:sz="0" w:space="0"/>
+            <w:bottom w:val="none" w:color="auto" w:sz="0" w:space="0"/>
+            <w:right w:val="none" w:color="auto" w:sz="0" w:space="0"/>
+            <w:insideH w:val="none" w:color="auto" w:sz="0" w:space="0"/>
+            <w:insideV w:val="none" w:color="auto" w:sz="0" w:space="0"/>
+          </w:tblBorders>
+          <w:shd w:val="clear"/>
+          <w:tblCellMar>
+            <w:top w:w="15" w:type="dxa"/>
+            <w:left w:w="15" w:type="dxa"/>
+            <w:bottom w:w="15" w:type="dxa"/>
+            <w:right w:w="15" w:type="dxa"/>
+          </w:tblCellMar>
+        </w:tblPrEx>
+        <w:trPr>
+          <w:cantSplit/>
+        </w:trPr>
+        <w:tc>
+          <w:tcPr>
+            <w:tcW w:w="2931" w:type="pct"/>
+            <w:tcBorders>
+              <w:top w:val="single" w:color="000000" w:sz="4" w:space="0"/>
+              <w:left w:val="single" w:color="000000" w:sz="4" w:space="0"/>
+              <w:bottom w:val="single" w:color="000000" w:sz="4" w:space="0"/>
+              <w:right w:val="single" w:color="000000" w:sz="4" w:space="0"/>
+            </w:tcBorders>
+            <w:shd w:val="clear"/>
+            <w:tcMar>
+              <w:top w:w="20" w:type="dxa"/>
+              <w:left w:w="60" w:type="dxa"/>
+              <w:bottom w:w="20" w:type="dxa"/>
+              <w:right w:w="60" w:type="dxa"/>
+            </w:tcMar>
+            <w:vAlign w:val="top"/>
+          </w:tcPr>
+          <w:p>
+            <w:pPr>
               <w:keepNext w:val="0"/>
               <w:keepLines w:val="0"/>
               <w:widowControl/>
@@ -7030,7 +7161,7 @@
                 <w:szCs w:val="16"/>
                 <w:bdr w:val="none" w:color="auto" w:sz="0" w:space="0"/>
               </w:rPr>
-              <w:t>Regression could not be placed</w:t>
+              <w:t>Kept out of retrieval scope</w:t>
             </w:r>
           </w:p>
         </w:tc>
@@ -7073,7 +7204,7 @@
                 <w:szCs w:val="16"/>
                 <w:bdr w:val="none" w:color="auto" w:sz="0" w:space="0"/>
               </w:rPr>
-              <w:t>4 of 26 replications</w:t>
+              <w:t>3 code twins, 32 test files</w:t>
             </w:r>
           </w:p>
         </w:tc>
@@ -7099,7 +7230,7 @@
         <w:rPr>
           <w:rFonts w:hint="default" w:ascii="Times New Roman" w:hAnsi="Times New Roman" w:cs="Times New Roman"/>
         </w:rPr>
-        <w:t xml:space="preserve"> The first stage of the gate is implemented. Semgrep 1.179.0 and Bandit 1.9.4 scan the files a turn changes, before and after it, and a finding counts only if the change introduces it. Semgrep uses its public community rules, pinned at one commit and restricted to the injection family, 63 rule files in all. As a first measurement we took each validated event’s regression as a single change. Only 1 of the 30 regressions introduces a finding, a local SQL event; for the others the scanners report the same lines before and after, or nothing. No model turn or triage is involved, so this is not yet a result for the diff-only gate. The triage step and both diff-only gates are implemented and tested against a stand-in model.</w:t>
+        <w:t xml:space="preserve"> The first stage of the gate is implemented. Semgrep 1.179.0 and Bandit 1.9.4 scan the files a turn changes, before and after it, and a finding counts only if the change introduces it. Semgrep uses its public community rules, pinned at one commit and restricted to the injection family, 63 rule files in all. As a first measurement we took each validated event’s regression as a single change. Only 1 of the 30 regressions introduces a finding, a local SQL event; for the others the scanners report the same lines before and after, or nothing. In one SQL event the interpolated query is flagged in both versions, because the fix validates the value beforehand and leaves the flagged line alone. Path traversal accounts for 18 of the events but only 5 of the rule files, all tied to particular web frameworks. No model turn or triage is involved, so this is not yet a result for the diff-only gate, but it shows how little of a removed guard a pattern scanner can see in the changed lines. The triage step and both diff-only gates are implemented and tested against a stand-in model; one prompt, fixed before any live call, serves every condition.</w:t>
       </w:r>
     </w:p>
     <w:p>
@@ -7122,7 +7253,7 @@
         <w:rPr>
           <w:rFonts w:hint="default" w:ascii="Times New Roman" w:hAnsi="Times New Roman" w:cs="Times New Roman"/>
         </w:rPr>
-        <w:t xml:space="preserve"> The graph builder and rules R1 to R4 are implemented, with 73 unit tests. On the 12 seed repositories the builder resolved all but 35% of 69,722 calls, which stay in the graph as unknown edges. Taint edges join the parameters and return values of symbols, not whole functions. Two settings depart from our proposal and were fixed before the rules saw any event: the parameters of a library’s public functions count as sources, and a test that raises counts as a guard. Taking each regression as one change on its slice, the rules flag 8 of 30, 5 of the 24 cross-file ones, against 1 for the scanners; the proposal’s literal settings flag 7. As a control, the rules also fire on 4 of the reverse changes, the fixes. Most misses are checks weakened inside a function, which remove no sanitizer and open no path; in 8 slices no source-to-sink path exists, because the sink was cut away or is reached through dynamic dispatch. This is not a gate result: no model turn and no triage is involved, and the rules were not changed after the run.</w:t>
+        <w:t xml:space="preserve"> The graph builder and rules R1 to R4 are implemented, with 73 unit tests. On the 12 seed repositories the builder resolved all but 35% of 69,722 calls, which stay in the graph as unknown edges, and it follows a one-file change in under a second. Taint edges join the parameters and return values of symbols, not whole functions. Two settings depart from our proposal and were fixed before the rules saw any event: the parameters of a library’s public functions count as sources, and a test that raises counts as a guard. Taking each regression as one change, with the rest of its repository laid around the slice, the rules flag 11 of 30, 8 of the 24 cross-file ones, against 1 for the scanners; on the slice alone they flag 8, and with the proposal’s literal settings 7. As a control, the rules also fire on 5 of the reverse changes, the fixes. The events the repository adds are regressions whose sink the slice had cut away. Looking one symbol around a change finds 7 of them and two symbols all 11; a wider view adds none. Most misses are checks weakened inside a function, which remove no sanitizer and open no path, or sinks reached through dynamic dispatch. The difference itself is rarely empty: 27 of the 30 regressions change at least one edge of the slice’s graph. This is not a gate result: no model turn and no triage is involved, and the rules were not changed after the run.</w:t>
       </w:r>
     </w:p>
     <w:p>
@@ -7139,18 +7270,120 @@
           <w:i/>
           <w:iCs/>
         </w:rPr>
-        <w:t>Remaining experiments and expected outcomes.</w:t>
-      </w:r>
-      <w:r>
-        <w:rPr>
-          <w:rFonts w:hint="default" w:ascii="Times New Roman" w:hAnsi="Times New Roman" w:cs="Times New Roman"/>
-        </w:rPr>
-        <w:t xml:space="preserve"> Table V lists the remaining steps; its last column holds expectations, not measurements. Condition B can block only what the scanners flag, and they flag 1 of the 30 raw regressions, a local event, so B’s cross-file recall should be close to zero. B+ is shown the diff in which a check disappears and may catch more, at the price of blocking clean turns. In condition A a placed regression should persist unless the model rewrites its function, so A’s curve shows how long an injected regression survives; it is the reference for the gates, not an independent replication of the base study’s trend. For condition C the first look tempers the hypothesis of a significant gain in cross-file recall over B: on slices the rules see about a fifth of the cross-file regressions, and whether repository context raises that, and whether C beats B+, is open. Latency is the criterion most at risk: Semgrep takes about ten seconds to start and the open model needed a median of 48 seconds per turn in the pilot, so the median added latency is expected to exceed ten seconds in this setup.</w:t>
+        <w:t>Early observations.</w:t>
+      </w:r>
+      <w:r>
+        <w:rPr>
+          <w:rFonts w:hint="default" w:ascii="Times New Roman" w:hAnsi="Times New Roman" w:cs="Times New Roman"/>
+        </w:rPr>
+        <w:t xml:space="preserve"> Three things surfaced while building. A smaller open model reshapes code freely: in the pilot it rewrote the functions a regression lives in so often that 14 of 21 turn labels had to be carried over from the previous turn instead of being read off the code, and in the first recording session the regression could not be placed in 4 of 26 replications because its function had been removed or renamed. Both are recorded and will be reported; neither is worked around. Models do not always return code: a model may decline a turn or answer in prose, so such turns are kept as outcomes instead of being dropped. Scope depends on structure: in GitPython every command runs through one central function, so its events are cross-file even when the visible change is inside one method, and results will be reported per repository.</w:t>
       </w:r>
     </w:p>
     <w:p>
       <w:pPr>
-        <w:pStyle w:val="20"/>
+        <w:pStyle w:val="12"/>
+        <w:keepNext w:val="0"/>
+        <w:keepLines w:val="0"/>
+        <w:widowControl/>
+        <w:suppressLineNumbers w:val="0"/>
+      </w:pPr>
+      <w:r>
+        <w:rPr>
+          <w:rFonts w:hint="default" w:ascii="Times New Roman" w:hAnsi="Times New Roman" w:cs="Times New Roman"/>
+          <w:i/>
+          <w:iCs/>
+        </w:rPr>
+        <w:t>Remaining experiments and expected outcomes.</w:t>
+      </w:r>
+      <w:r>
+        <w:rPr>
+          <w:rFonts w:hint="default" w:ascii="Times New Roman" w:hAnsi="Times New Roman" w:cs="Times New Roman"/>
+        </w:rPr>
+        <w:t xml:space="preserve"> Table V lists every remaining step. Its last column holds expectations, not measurements; three follow from results already in hand. Condition B can block only what the scanners flag, and they flag 1 of the 30 raw regressions, a local event, so B’s cross-file recall should be close to zero. B+ is shown the diff in which a check disappears and may catch more, at the price of blocking clean turns. In condition A a placed regression should persist unless the model rewrites its function, so A’s curve shows how long an injected regression survives; it is the reference for the gates, not an independent replication of the base study’s trend. For condition C the first look tempers the hypothesis of a significant gain in cross-file recall over B: the rules see a third of the cross-file regressions, and whether triage keeps those while turning the false alarms away, and whether C beats B+, is open; a null result will be reported. Latency is the criterion most at risk: Semgrep takes about ten seconds to start and the open model needed a median of 48 seconds per turn in the pilot, so the median added latency is expected to exceed ten seconds in this setup.</w:t>
+      </w:r>
+    </w:p>
+    <w:p>
+      <w:pPr>
+        <w:pStyle w:val="12"/>
+        <w:keepNext w:val="0"/>
+        <w:keepLines w:val="0"/>
+        <w:widowControl/>
+        <w:suppressLineNumbers w:val="0"/>
+      </w:pPr>
+      <w:r>
+        <w:rPr>
+          <w:rFonts w:hint="default" w:ascii="Times New Roman" w:hAnsi="Times New Roman" w:cs="Times New Roman"/>
+          <w:i/>
+          <w:iCs/>
+        </w:rPr>
+        <w:t>Threats to validity.</w:t>
+      </w:r>
+      <w:r>
+        <w:rPr>
+          <w:rFonts w:hint="default" w:ascii="Times New Roman" w:hAnsi="Times New Roman" w:cs="Times New Roman"/>
+        </w:rPr>
+        <w:t xml:space="preserve"> </w:t>
+      </w:r>
+      <w:r>
+        <w:rPr>
+          <w:rFonts w:hint="default" w:ascii="Times New Roman" w:hAnsi="Times New Roman" w:cs="Times New Roman"/>
+          <w:i/>
+          <w:iCs/>
+        </w:rPr>
+        <w:t>Construct:</w:t>
+      </w:r>
+      <w:r>
+        <w:rPr>
+          <w:rFonts w:hint="default" w:ascii="Times New Roman" w:hAnsi="Times New Roman" w:cs="Times New Roman"/>
+        </w:rPr>
+        <w:t xml:space="preserve"> a regression is defined as an inverted real fix, and only the injection family is covered; the local/cross-file label follows one operational rule, which is why it was fixed before the events were built. </w:t>
+      </w:r>
+      <w:r>
+        <w:rPr>
+          <w:rFonts w:hint="default" w:ascii="Times New Roman" w:hAnsi="Times New Roman" w:cs="Times New Roman"/>
+          <w:i/>
+          <w:iCs/>
+        </w:rPr>
+        <w:t>Internal:</w:t>
+      </w:r>
+      <w:r>
+        <w:rPr>
+          <w:rFonts w:hint="default" w:ascii="Times New Roman" w:hAnsi="Times New Roman" w:cs="Times New Roman"/>
+        </w:rPr>
+        <w:t xml:space="preserve"> LLM non-determinism is controlled by replay. LLM agents assisted curation, so every such step has an adversarial check and author sign-off; stripped comments may still leave cues such as identifiers that mention unsafe options. A label carried over from an earlier turn is not verified ground truth, and such turns are counted separately. </w:t>
+      </w:r>
+      <w:r>
+        <w:rPr>
+          <w:rFonts w:hint="default" w:ascii="Times New Roman" w:hAnsi="Times New Roman" w:cs="Times New Roman"/>
+          <w:i/>
+          <w:iCs/>
+        </w:rPr>
+        <w:t>External:</w:t>
+      </w:r>
+      <w:r>
+        <w:rPr>
+          <w:rFonts w:hint="default" w:ascii="Times New Roman" w:hAnsi="Times New Roman" w:cs="Times New Roman"/>
+        </w:rPr>
+        <w:t xml:space="preserve"> injected regressions in synthetic traces may differ from natural ones, so a holdout of real multi-turn sessions, reviewed manually and never used for tuning, is planned. The dataset is dominated by path traversal and one library supplies two fifths of the events. </w:t>
+      </w:r>
+      <w:r>
+        <w:rPr>
+          <w:rFonts w:hint="default" w:ascii="Times New Roman" w:hAnsi="Times New Roman" w:cs="Times New Roman"/>
+          <w:i/>
+          <w:iCs/>
+        </w:rPr>
+        <w:t>Conclusion:</w:t>
+      </w:r>
+      <w:r>
+        <w:rPr>
+          <w:rFonts w:hint="default" w:ascii="Times New Roman" w:hAnsi="Times New Roman" w:cs="Times New Roman"/>
+        </w:rPr>
+        <w:t xml:space="preserve"> the number of events is modest; paired non-parametric tests, effect sizes and oversampling of cross-file events keep conclusions conservative. Public advisories may also appear in model training data.</w:t>
+      </w:r>
+    </w:p>
+    <w:p>
+      <w:pPr>
+        <w:pStyle w:val="19"/>
         <w:keepNext/>
         <w:keepLines w:val="0"/>
         <w:widowControl/>
@@ -7197,9 +7430,9 @@
         </w:tblCellMar>
       </w:tblPr>
       <w:tblGrid>
-        <w:gridCol w:w="1568"/>
-        <w:gridCol w:w="1934"/>
-        <w:gridCol w:w="1658"/>
+        <w:gridCol w:w="1331"/>
+        <w:gridCol w:w="2067"/>
+        <w:gridCol w:w="1762"/>
       </w:tblGrid>
       <w:tr>
         <w:tblPrEx>
@@ -7211,7 +7444,6 @@
             <w:insideH w:val="none" w:color="auto" w:sz="0" w:space="0"/>
             <w:insideV w:val="none" w:color="auto" w:sz="0" w:space="0"/>
           </w:tblBorders>
-          <w:shd w:val="clear"/>
           <w:tblCellMar>
             <w:top w:w="15" w:type="dxa"/>
             <w:left w:w="15" w:type="dxa"/>
@@ -7224,7 +7456,7 @@
         </w:trPr>
         <w:tc>
           <w:tcPr>
-            <w:tcW w:w="1519" w:type="pct"/>
+            <w:tcW w:w="1289" w:type="pct"/>
             <w:tcBorders>
               <w:top w:val="single" w:color="000000" w:sz="4" w:space="0"/>
               <w:left w:val="single" w:color="000000" w:sz="4" w:space="0"/>
@@ -7271,7 +7503,7 @@
         </w:tc>
         <w:tc>
           <w:tcPr>
-            <w:tcW w:w="1874" w:type="pct"/>
+            <w:tcW w:w="2002" w:type="pct"/>
             <w:tcBorders>
               <w:top w:val="single" w:color="000000" w:sz="4" w:space="0"/>
               <w:left w:val="single" w:color="000000" w:sz="4" w:space="0"/>
@@ -7318,7 +7550,7 @@
         </w:tc>
         <w:tc>
           <w:tcPr>
-            <w:tcW w:w="1606" w:type="pct"/>
+            <w:tcW w:w="1707" w:type="pct"/>
             <w:tcBorders>
               <w:top w:val="single" w:color="000000" w:sz="4" w:space="0"/>
               <w:left w:val="single" w:color="000000" w:sz="4" w:space="0"/>
@@ -7387,7 +7619,7 @@
         </w:trPr>
         <w:tc>
           <w:tcPr>
-            <w:tcW w:w="1519" w:type="pct"/>
+            <w:tcW w:w="1289" w:type="pct"/>
             <w:tcBorders>
               <w:top w:val="single" w:color="000000" w:sz="4" w:space="0"/>
               <w:left w:val="single" w:color="000000" w:sz="4" w:space="0"/>
@@ -7430,7 +7662,7 @@
         </w:tc>
         <w:tc>
           <w:tcPr>
-            <w:tcW w:w="1874" w:type="pct"/>
+            <w:tcW w:w="2002" w:type="pct"/>
             <w:tcBorders>
               <w:top w:val="single" w:color="000000" w:sz="4" w:space="0"/>
               <w:left w:val="single" w:color="000000" w:sz="4" w:space="0"/>
@@ -7473,7 +7705,7 @@
         </w:tc>
         <w:tc>
           <w:tcPr>
-            <w:tcW w:w="1606" w:type="pct"/>
+            <w:tcW w:w="1707" w:type="pct"/>
             <w:tcBorders>
               <w:top w:val="single" w:color="000000" w:sz="4" w:space="0"/>
               <w:left w:val="single" w:color="000000" w:sz="4" w:space="0"/>
@@ -7538,7 +7770,7 @@
         </w:trPr>
         <w:tc>
           <w:tcPr>
-            <w:tcW w:w="1519" w:type="pct"/>
+            <w:tcW w:w="1289" w:type="pct"/>
             <w:tcBorders>
               <w:top w:val="single" w:color="000000" w:sz="4" w:space="0"/>
               <w:left w:val="single" w:color="000000" w:sz="4" w:space="0"/>
@@ -7581,7 +7813,7 @@
         </w:tc>
         <w:tc>
           <w:tcPr>
-            <w:tcW w:w="1874" w:type="pct"/>
+            <w:tcW w:w="2002" w:type="pct"/>
             <w:tcBorders>
               <w:top w:val="single" w:color="000000" w:sz="4" w:space="0"/>
               <w:left w:val="single" w:color="000000" w:sz="4" w:space="0"/>
@@ -7624,7 +7856,7 @@
         </w:tc>
         <w:tc>
           <w:tcPr>
-            <w:tcW w:w="1606" w:type="pct"/>
+            <w:tcW w:w="1707" w:type="pct"/>
             <w:tcBorders>
               <w:top w:val="single" w:color="000000" w:sz="4" w:space="0"/>
               <w:left w:val="single" w:color="000000" w:sz="4" w:space="0"/>
@@ -7689,7 +7921,7 @@
         </w:trPr>
         <w:tc>
           <w:tcPr>
-            <w:tcW w:w="1519" w:type="pct"/>
+            <w:tcW w:w="1289" w:type="pct"/>
             <w:tcBorders>
               <w:top w:val="single" w:color="000000" w:sz="4" w:space="0"/>
               <w:left w:val="single" w:color="000000" w:sz="4" w:space="0"/>
@@ -7732,7 +7964,7 @@
         </w:tc>
         <w:tc>
           <w:tcPr>
-            <w:tcW w:w="1874" w:type="pct"/>
+            <w:tcW w:w="2002" w:type="pct"/>
             <w:tcBorders>
               <w:top w:val="single" w:color="000000" w:sz="4" w:space="0"/>
               <w:left w:val="single" w:color="000000" w:sz="4" w:space="0"/>
@@ -7775,7 +8007,7 @@
         </w:tc>
         <w:tc>
           <w:tcPr>
-            <w:tcW w:w="1606" w:type="pct"/>
+            <w:tcW w:w="1707" w:type="pct"/>
             <w:tcBorders>
               <w:top w:val="single" w:color="000000" w:sz="4" w:space="0"/>
               <w:left w:val="single" w:color="000000" w:sz="4" w:space="0"/>
@@ -7840,7 +8072,7 @@
         </w:trPr>
         <w:tc>
           <w:tcPr>
-            <w:tcW w:w="1519" w:type="pct"/>
+            <w:tcW w:w="1289" w:type="pct"/>
             <w:tcBorders>
               <w:top w:val="single" w:color="000000" w:sz="4" w:space="0"/>
               <w:left w:val="single" w:color="000000" w:sz="4" w:space="0"/>
@@ -7883,7 +8115,7 @@
         </w:tc>
         <w:tc>
           <w:tcPr>
-            <w:tcW w:w="1874" w:type="pct"/>
+            <w:tcW w:w="2002" w:type="pct"/>
             <w:tcBorders>
               <w:top w:val="single" w:color="000000" w:sz="4" w:space="0"/>
               <w:left w:val="single" w:color="000000" w:sz="4" w:space="0"/>
@@ -7926,7 +8158,7 @@
         </w:tc>
         <w:tc>
           <w:tcPr>
-            <w:tcW w:w="1606" w:type="pct"/>
+            <w:tcW w:w="1707" w:type="pct"/>
             <w:tcBorders>
               <w:top w:val="single" w:color="000000" w:sz="4" w:space="0"/>
               <w:left w:val="single" w:color="000000" w:sz="4" w:space="0"/>
@@ -7991,50 +8223,50 @@
         </w:trPr>
         <w:tc>
           <w:tcPr>
-            <w:tcW w:w="1519" w:type="pct"/>
-            <w:tcBorders>
-              <w:top w:val="single" w:color="000000" w:sz="4" w:space="0"/>
-              <w:left w:val="single" w:color="000000" w:sz="4" w:space="0"/>
-              <w:bottom w:val="single" w:color="000000" w:sz="4" w:space="0"/>
-              <w:right w:val="single" w:color="000000" w:sz="4" w:space="0"/>
-            </w:tcBorders>
-            <w:shd w:val="clear"/>
-            <w:tcMar>
-              <w:top w:w="20" w:type="dxa"/>
-              <w:left w:w="60" w:type="dxa"/>
-              <w:bottom w:w="20" w:type="dxa"/>
-              <w:right w:w="60" w:type="dxa"/>
-            </w:tcMar>
-            <w:vAlign w:val="top"/>
-          </w:tcPr>
-          <w:p>
-            <w:pPr>
-              <w:keepNext/>
-              <w:keepLines w:val="0"/>
-              <w:widowControl/>
-              <w:suppressLineNumbers w:val="0"/>
-              <w:jc w:val="left"/>
-              <w:textAlignment w:val="top"/>
-              <w:rPr>
-                <w:rFonts w:hint="default" w:ascii="Times New Roman" w:hAnsi="Times New Roman" w:cs="Times New Roman"/>
-                <w:sz w:val="16"/>
-                <w:szCs w:val="16"/>
-              </w:rPr>
-            </w:pPr>
-            <w:r>
-              <w:rPr>
-                <w:rFonts w:hint="default" w:ascii="Times New Roman" w:hAnsi="Times New Roman" w:eastAsia="SimSun" w:cs="Times New Roman"/>
-                <w:sz w:val="16"/>
-                <w:szCs w:val="16"/>
-                <w:bdr w:val="none" w:color="auto" w:sz="0" w:space="0"/>
-              </w:rPr>
-              <w:t>Repository context, cross-file variants, condition C</w:t>
-            </w:r>
-          </w:p>
-        </w:tc>
-        <w:tc>
-          <w:tcPr>
-            <w:tcW w:w="1874" w:type="pct"/>
+            <w:tcW w:w="1289" w:type="pct"/>
+            <w:tcBorders>
+              <w:top w:val="single" w:color="000000" w:sz="4" w:space="0"/>
+              <w:left w:val="single" w:color="000000" w:sz="4" w:space="0"/>
+              <w:bottom w:val="single" w:color="000000" w:sz="4" w:space="0"/>
+              <w:right w:val="single" w:color="000000" w:sz="4" w:space="0"/>
+            </w:tcBorders>
+            <w:shd w:val="clear"/>
+            <w:tcMar>
+              <w:top w:w="20" w:type="dxa"/>
+              <w:left w:w="60" w:type="dxa"/>
+              <w:bottom w:w="20" w:type="dxa"/>
+              <w:right w:w="60" w:type="dxa"/>
+            </w:tcMar>
+            <w:vAlign w:val="top"/>
+          </w:tcPr>
+          <w:p>
+            <w:pPr>
+              <w:keepNext/>
+              <w:keepLines w:val="0"/>
+              <w:widowControl/>
+              <w:suppressLineNumbers w:val="0"/>
+              <w:jc w:val="left"/>
+              <w:textAlignment w:val="top"/>
+              <w:rPr>
+                <w:rFonts w:hint="default" w:ascii="Times New Roman" w:hAnsi="Times New Roman" w:cs="Times New Roman"/>
+                <w:sz w:val="16"/>
+                <w:szCs w:val="16"/>
+              </w:rPr>
+            </w:pPr>
+            <w:r>
+              <w:rPr>
+                <w:rFonts w:hint="default" w:ascii="Times New Roman" w:hAnsi="Times New Roman" w:eastAsia="SimSun" w:cs="Times New Roman"/>
+                <w:sz w:val="16"/>
+                <w:szCs w:val="16"/>
+                <w:bdr w:val="none" w:color="auto" w:sz="0" w:space="0"/>
+              </w:rPr>
+              <w:t>Cross-file variants and condition C</w:t>
+            </w:r>
+          </w:p>
+        </w:tc>
+        <w:tc>
+          <w:tcPr>
+            <w:tcW w:w="2002" w:type="pct"/>
             <w:tcBorders>
               <w:top w:val="single" w:color="000000" w:sz="4" w:space="0"/>
               <w:left w:val="single" w:color="000000" w:sz="4" w:space="0"/>
@@ -8077,7 +8309,7 @@
         </w:tc>
         <w:tc>
           <w:tcPr>
-            <w:tcW w:w="1606" w:type="pct"/>
+            <w:tcW w:w="1707" w:type="pct"/>
             <w:tcBorders>
               <w:top w:val="single" w:color="000000" w:sz="4" w:space="0"/>
               <w:left w:val="single" w:color="000000" w:sz="4" w:space="0"/>
@@ -8142,7 +8374,7 @@
         </w:trPr>
         <w:tc>
           <w:tcPr>
-            <w:tcW w:w="1519" w:type="pct"/>
+            <w:tcW w:w="1289" w:type="pct"/>
             <w:tcBorders>
               <w:top w:val="single" w:color="000000" w:sz="4" w:space="0"/>
               <w:left w:val="single" w:color="000000" w:sz="4" w:space="0"/>
@@ -8185,7 +8417,7 @@
         </w:tc>
         <w:tc>
           <w:tcPr>
-            <w:tcW w:w="1874" w:type="pct"/>
+            <w:tcW w:w="2002" w:type="pct"/>
             <w:tcBorders>
               <w:top w:val="single" w:color="000000" w:sz="4" w:space="0"/>
               <w:left w:val="single" w:color="000000" w:sz="4" w:space="0"/>
@@ -8228,7 +8460,7 @@
         </w:tc>
         <w:tc>
           <w:tcPr>
-            <w:tcW w:w="1606" w:type="pct"/>
+            <w:tcW w:w="1707" w:type="pct"/>
             <w:tcBorders>
               <w:top w:val="single" w:color="000000" w:sz="4" w:space="0"/>
               <w:left w:val="single" w:color="000000" w:sz="4" w:space="0"/>
@@ -8293,7 +8525,7 @@
         </w:trPr>
         <w:tc>
           <w:tcPr>
-            <w:tcW w:w="1519" w:type="pct"/>
+            <w:tcW w:w="1289" w:type="pct"/>
             <w:tcBorders>
               <w:top w:val="single" w:color="000000" w:sz="4" w:space="0"/>
               <w:left w:val="single" w:color="000000" w:sz="4" w:space="0"/>
@@ -8336,7 +8568,7 @@
         </w:tc>
         <w:tc>
           <w:tcPr>
-            <w:tcW w:w="1874" w:type="pct"/>
+            <w:tcW w:w="2002" w:type="pct"/>
             <w:tcBorders>
               <w:top w:val="single" w:color="000000" w:sz="4" w:space="0"/>
               <w:left w:val="single" w:color="000000" w:sz="4" w:space="0"/>
@@ -8379,7 +8611,7 @@
         </w:tc>
         <w:tc>
           <w:tcPr>
-            <w:tcW w:w="1606" w:type="pct"/>
+            <w:tcW w:w="1707" w:type="pct"/>
             <w:tcBorders>
               <w:top w:val="single" w:color="000000" w:sz="4" w:space="0"/>
               <w:left w:val="single" w:color="000000" w:sz="4" w:space="0"/>
@@ -8422,6 +8654,18 @@
         </w:tc>
       </w:tr>
     </w:tbl>
+    <w:p>
+      <w:pPr>
+        <w:pStyle w:val="2"/>
+        <w:keepNext/>
+        <w:keepLines w:val="0"/>
+        <w:widowControl/>
+        <w:suppressLineNumbers w:val="0"/>
+      </w:pPr>
+      <w:r>
+        <w:t>VI. Conclusion and Future Work</w:t>
+      </w:r>
+    </w:p>
     <w:p>
       <w:pPr>
         <w:pStyle w:val="12"/>
@@ -8433,72 +8677,38 @@
       <w:r>
         <w:rPr>
           <w:rFonts w:hint="default" w:ascii="Times New Roman" w:hAnsi="Times New Roman" w:cs="Times New Roman"/>
-          <w:i/>
-          <w:iCs/>
-        </w:rPr>
-        <w:t>Threats to validity.</w:t>
-      </w:r>
-      <w:r>
-        <w:rPr>
-          <w:rFonts w:hint="default" w:ascii="Times New Roman" w:hAnsi="Times New Roman" w:cs="Times New Roman"/>
-        </w:rPr>
-        <w:t xml:space="preserve"> </w:t>
-      </w:r>
-      <w:r>
-        <w:rPr>
-          <w:rFonts w:hint="default" w:ascii="Times New Roman" w:hAnsi="Times New Roman" w:cs="Times New Roman"/>
-          <w:i/>
-          <w:iCs/>
-        </w:rPr>
-        <w:t>Construct:</w:t>
-      </w:r>
-      <w:r>
-        <w:rPr>
-          <w:rFonts w:hint="default" w:ascii="Times New Roman" w:hAnsi="Times New Roman" w:cs="Times New Roman"/>
-        </w:rPr>
-        <w:t xml:space="preserve"> a regression is defined as an inverted real fix, and only the injection family is covered; the local/cross-file label follows one operational rule, which is why it was fixed before the events were built. </w:t>
-      </w:r>
-      <w:r>
-        <w:rPr>
-          <w:rFonts w:hint="default" w:ascii="Times New Roman" w:hAnsi="Times New Roman" w:cs="Times New Roman"/>
-          <w:i/>
-          <w:iCs/>
-        </w:rPr>
-        <w:t>Internal:</w:t>
-      </w:r>
-      <w:r>
-        <w:rPr>
-          <w:rFonts w:hint="default" w:ascii="Times New Roman" w:hAnsi="Times New Roman" w:cs="Times New Roman"/>
-        </w:rPr>
-        <w:t xml:space="preserve"> LLM non-determinism is controlled by replay. LLM agents assisted curation, so every such step has an adversarial check and author sign-off. A label carried over from an earlier turn is not verified ground truth, and such turns are counted separately. </w:t>
-      </w:r>
-      <w:r>
-        <w:rPr>
-          <w:rFonts w:hint="default" w:ascii="Times New Roman" w:hAnsi="Times New Roman" w:cs="Times New Roman"/>
-          <w:i/>
-          <w:iCs/>
-        </w:rPr>
-        <w:t>External:</w:t>
-      </w:r>
-      <w:r>
-        <w:rPr>
-          <w:rFonts w:hint="default" w:ascii="Times New Roman" w:hAnsi="Times New Roman" w:cs="Times New Roman"/>
-        </w:rPr>
-        <w:t xml:space="preserve"> injected regressions in synthetic traces may differ from natural ones, so a holdout of real multi-turn sessions, reviewed manually and never used for tuning, is planned. The dataset is dominated by path traversal and one library supplies two fifths of the events. </w:t>
-      </w:r>
-      <w:r>
-        <w:rPr>
-          <w:rFonts w:hint="default" w:ascii="Times New Roman" w:hAnsi="Times New Roman" w:cs="Times New Roman"/>
-          <w:i/>
-          <w:iCs/>
-        </w:rPr>
-        <w:t>Conclusion:</w:t>
-      </w:r>
-      <w:r>
-        <w:rPr>
-          <w:rFonts w:hint="default" w:ascii="Times New Roman" w:hAnsi="Times New Roman" w:cs="Times New Roman"/>
-        </w:rPr>
-        <w:t xml:space="preserve"> the number of events is modest, so we use paired non-parametric tests and report effect sizes. Public advisories may also appear in model training data.</w:t>
+        </w:rPr>
+        <w:t>Iterative refinement with LLMs can erode security, and diff-only checks miss regressions whose data flow crosses file boundaries. GraphGate reasons over the difference between code graphs of successive revisions and limits the LLM to triage. We have presented its design, a harness with exact replay, an open-weight experimental setup, a verified benchmark of 30 regression events with a pre-registered scope rule, and a first look in which the graph rules flag 11 of those regressions where pattern scanners flag 1.</w:t>
+      </w:r>
+    </w:p>
+    <w:p>
+      <w:pPr>
+        <w:pStyle w:val="12"/>
+        <w:keepNext w:val="0"/>
+        <w:keepLines w:val="0"/>
+        <w:widowControl/>
+        <w:suppressLineNumbers w:val="0"/>
+      </w:pPr>
+      <w:r>
+        <w:rPr>
+          <w:rFonts w:hint="default" w:ascii="Times New Roman" w:hAnsi="Times New Roman" w:cs="Times New Roman"/>
+        </w:rPr>
+        <w:t>Table V is the plan for future work. The first milestone ends with the comparison of A, B, B+ and S1 on the recorded traces, a reportable study on its own; the second runs condition C with its ablations and holdouts. Traces, labels, rules and the harness will be released under a permissive licence once the licence check of every seed repository is complete.</w:t>
+      </w:r>
+    </w:p>
+    <w:p>
+      <w:pPr>
+        <w:pStyle w:val="12"/>
+        <w:keepNext w:val="0"/>
+        <w:keepLines w:val="0"/>
+        <w:widowControl/>
+        <w:suppressLineNumbers w:val="0"/>
+      </w:pPr>
+      <w:r>
+        <w:rPr>
+          <w:rFonts w:hint="default" w:ascii="Times New Roman" w:hAnsi="Times New Roman" w:cs="Times New Roman"/>
+        </w:rPr>
+        <w:t>The authors thank the Karunya Institute of Technology and Sciences for its support. In line with IEEE policy, we disclose that Anthropic’s Claude, through Claude Code, assisted with implementing the software, with the dataset verification in Section IV, and with drafting this manuscript; the authors reviewed all of it and take full responsibility for the content.</w:t>
       </w:r>
     </w:p>
     <w:p>
@@ -8510,69 +8720,12 @@
         <w:suppressLineNumbers w:val="0"/>
       </w:pPr>
       <w:r>
-        <w:t>VI. Conclusion and Future Work</w:t>
+        <w:t>References</w:t>
       </w:r>
     </w:p>
     <w:p>
       <w:pPr>
-        <w:pStyle w:val="12"/>
-        <w:keepNext w:val="0"/>
-        <w:keepLines w:val="0"/>
-        <w:widowControl/>
-        <w:suppressLineNumbers w:val="0"/>
-      </w:pPr>
-      <w:r>
-        <w:rPr>
-          <w:rFonts w:hint="default" w:ascii="Times New Roman" w:hAnsi="Times New Roman" w:cs="Times New Roman"/>
-        </w:rPr>
-        <w:t>Iterative refinement with LLMs can erode security, and diff-only checks miss regressions whose data flow crosses file boundaries. GraphGate reasons over the difference between code graphs of successive revisions and limits the LLM to triage. We have presented its design, a harness with exact replay, an open-weight experimental setup, a verified benchmark of 30 regression events with a pre-registered scope rule, and a first look in which the graph rules flag 8 of those regressions where pattern scanners flag 1.</w:t>
-      </w:r>
-    </w:p>
-    <w:p>
-      <w:pPr>
-        <w:pStyle w:val="12"/>
-        <w:keepNext w:val="0"/>
-        <w:keepLines w:val="0"/>
-        <w:widowControl/>
-        <w:suppressLineNumbers w:val="0"/>
-      </w:pPr>
-      <w:r>
-        <w:rPr>
-          <w:rFonts w:hint="default" w:ascii="Times New Roman" w:hAnsi="Times New Roman" w:cs="Times New Roman"/>
-        </w:rPr>
-        <w:t>Table V is the plan for future work: first the comparison of A, B, B+ and S1 on the recorded traces, then repository context for the graph and condition C with its ablations and holdouts. Traces, labels, rules and the harness will be released under a permissive licence after a licence check of every seed repository.</w:t>
-      </w:r>
-    </w:p>
-    <w:p>
-      <w:pPr>
-        <w:pStyle w:val="12"/>
-        <w:keepNext w:val="0"/>
-        <w:keepLines w:val="0"/>
-        <w:widowControl/>
-        <w:suppressLineNumbers w:val="0"/>
-      </w:pPr>
-      <w:r>
-        <w:rPr>
-          <w:rFonts w:hint="default" w:ascii="Times New Roman" w:hAnsi="Times New Roman" w:cs="Times New Roman"/>
-        </w:rPr>
-        <w:t>The authors thank the Karunya Institute of Technology and Sciences for its support. In line with IEEE policy, we disclose that Anthropic’s Claude, through Claude Code, assisted with implementing the software, with the dataset verification in Section IV, and with drafting this manuscript; the authors reviewed all of it and take full responsibility for the content.</w:t>
-      </w:r>
-    </w:p>
-    <w:p>
-      <w:pPr>
-        <w:pStyle w:val="2"/>
-        <w:keepNext/>
-        <w:keepLines w:val="0"/>
-        <w:widowControl/>
-        <w:suppressLineNumbers w:val="0"/>
-      </w:pPr>
-      <w:r>
-        <w:t>References</w:t>
-      </w:r>
-    </w:p>
-    <w:p>
-      <w:pPr>
-        <w:pStyle w:val="17"/>
+        <w:pStyle w:val="21"/>
         <w:keepNext w:val="0"/>
         <w:keepLines w:val="0"/>
         <w:widowControl/>
@@ -8604,7 +8757,7 @@
     </w:p>
     <w:p>
       <w:pPr>
-        <w:pStyle w:val="17"/>
+        <w:pStyle w:val="21"/>
         <w:keepNext w:val="0"/>
         <w:keepLines w:val="0"/>
         <w:widowControl/>
@@ -8636,7 +8789,7 @@
     </w:p>
     <w:p>
       <w:pPr>
-        <w:pStyle w:val="17"/>
+        <w:pStyle w:val="21"/>
         <w:keepNext w:val="0"/>
         <w:keepLines w:val="0"/>
         <w:widowControl/>
@@ -8668,7 +8821,7 @@
     </w:p>
     <w:p>
       <w:pPr>
-        <w:pStyle w:val="17"/>
+        <w:pStyle w:val="21"/>
         <w:keepNext w:val="0"/>
         <w:keepLines w:val="0"/>
         <w:widowControl/>
@@ -8681,26 +8834,12 @@
         <w:rPr>
           <w:rFonts w:hint="default" w:ascii="Times New Roman" w:hAnsi="Times New Roman" w:cs="Times New Roman"/>
         </w:rPr>
-        <w:t xml:space="preserve">[4]  R. Khoury, A. R. Avila, J. Brunelle, and B. M. Camara, “How Secure is Code Generated by ChatGPT?” in </w:t>
-      </w:r>
-      <w:r>
-        <w:rPr>
-          <w:rFonts w:hint="default" w:ascii="Times New Roman" w:hAnsi="Times New Roman" w:cs="Times New Roman"/>
-          <w:i/>
-          <w:iCs/>
-        </w:rPr>
-        <w:t>Proc. IEEE International Conference on Systems, Man, and Cybernetics (SMC)</w:t>
-      </w:r>
-      <w:r>
-        <w:rPr>
-          <w:rFonts w:hint="default" w:ascii="Times New Roman" w:hAnsi="Times New Roman" w:cs="Times New Roman"/>
-        </w:rPr>
-        <w:t>, 2023.</w:t>
+        <w:t>[4]  Semgrep, Inc., “Semgrep.” Accessed: Sep. 2026. [Online]. Available: https://semgrep.dev</w:t>
       </w:r>
     </w:p>
     <w:p>
       <w:pPr>
-        <w:pStyle w:val="17"/>
+        <w:pStyle w:val="21"/>
         <w:keepNext w:val="0"/>
         <w:keepLines w:val="0"/>
         <w:widowControl/>
@@ -8713,12 +8852,12 @@
         <w:rPr>
           <w:rFonts w:hint="default" w:ascii="Times New Roman" w:hAnsi="Times New Roman" w:cs="Times New Roman"/>
         </w:rPr>
-        <w:t>[5]  Semgrep, Inc., “Semgrep.” Accessed: Sep. 2026. [Online]. Available: https://semgrep.dev</w:t>
+        <w:t>[5]  PyCQA, “Bandit: A Tool Designed to Find Common Security Issues in Python Code.” Accessed: Sep. 2026. [Online]. Available: https://github.com/PyCQA/bandit</w:t>
       </w:r>
     </w:p>
     <w:p>
       <w:pPr>
-        <w:pStyle w:val="17"/>
+        <w:pStyle w:val="21"/>
         <w:keepNext w:val="0"/>
         <w:keepLines w:val="0"/>
         <w:widowControl/>
@@ -8731,12 +8870,12 @@
         <w:rPr>
           <w:rFonts w:hint="default" w:ascii="Times New Roman" w:hAnsi="Times New Roman" w:cs="Times New Roman"/>
         </w:rPr>
-        <w:t>[6]  PyCQA, “Bandit: A Tool Designed to Find Common Security Issues in Python Code.” Accessed: Sep. 2026. [Online]. Available: https://github.com/PyCQA/bandit</w:t>
+        <w:t>[6]  The MITRE Corporation, “Common Weakness Enumeration (CWE).” Accessed: Sep. 2026. [Online]. Available: https://cwe.mitre.org</w:t>
       </w:r>
     </w:p>
     <w:p>
       <w:pPr>
-        <w:pStyle w:val="17"/>
+        <w:pStyle w:val="21"/>
         <w:keepNext w:val="0"/>
         <w:keepLines w:val="0"/>
         <w:widowControl/>
@@ -8749,12 +8888,26 @@
         <w:rPr>
           <w:rFonts w:hint="default" w:ascii="Times New Roman" w:hAnsi="Times New Roman" w:cs="Times New Roman"/>
         </w:rPr>
-        <w:t>[7]  The MITRE Corporation, “Common Weakness Enumeration (CWE).” Accessed: Sep. 2026. [Online]. Available: https://cwe.mitre.org</w:t>
+        <w:t xml:space="preserve">[7]  T. X. Olausson, J. P. Inala, C. Wang, J. Gao, and A. Solar-Lezama, “Is Self-Repair a Silver Bullet for Code Generation?” in </w:t>
+      </w:r>
+      <w:r>
+        <w:rPr>
+          <w:rFonts w:hint="default" w:ascii="Times New Roman" w:hAnsi="Times New Roman" w:cs="Times New Roman"/>
+          <w:i/>
+          <w:iCs/>
+        </w:rPr>
+        <w:t>Proc. International Conference on Learning Representations (ICLR)</w:t>
+      </w:r>
+      <w:r>
+        <w:rPr>
+          <w:rFonts w:hint="default" w:ascii="Times New Roman" w:hAnsi="Times New Roman" w:cs="Times New Roman"/>
+        </w:rPr>
+        <w:t>, 2024.</w:t>
       </w:r>
     </w:p>
     <w:p>
       <w:pPr>
-        <w:pStyle w:val="17"/>
+        <w:pStyle w:val="21"/>
         <w:keepNext w:val="0"/>
         <w:keepLines w:val="0"/>
         <w:widowControl/>
@@ -8767,7 +8920,7 @@
         <w:rPr>
           <w:rFonts w:hint="default" w:ascii="Times New Roman" w:hAnsi="Times New Roman" w:cs="Times New Roman"/>
         </w:rPr>
-        <w:t xml:space="preserve">[8]  A. Madaan, N. Tandon, P. Gupta, S. Hallinan, L. Gao, S. Wiegreffe, </w:t>
+        <w:t xml:space="preserve">[8]  F. Yamaguchi, N. Golde, D. Arp, and K. Rieck, “Modeling and Discovering Vulnerabilities with Code Property Graphs,” in </w:t>
       </w:r>
       <w:r>
         <w:rPr>
@@ -8775,32 +8928,18 @@
           <w:i/>
           <w:iCs/>
         </w:rPr>
-        <w:t>et al.</w:t>
-      </w:r>
-      <w:r>
-        <w:rPr>
-          <w:rFonts w:hint="default" w:ascii="Times New Roman" w:hAnsi="Times New Roman" w:cs="Times New Roman"/>
-        </w:rPr>
-        <w:t xml:space="preserve">, “Self-Refine: Iterative Refinement with Self-Feedback,” in </w:t>
-      </w:r>
-      <w:r>
-        <w:rPr>
-          <w:rFonts w:hint="default" w:ascii="Times New Roman" w:hAnsi="Times New Roman" w:cs="Times New Roman"/>
-          <w:i/>
-          <w:iCs/>
-        </w:rPr>
-        <w:t>Advances in Neural Information Processing Systems (NeurIPS)</w:t>
-      </w:r>
-      <w:r>
-        <w:rPr>
-          <w:rFonts w:hint="default" w:ascii="Times New Roman" w:hAnsi="Times New Roman" w:cs="Times New Roman"/>
-        </w:rPr>
-        <w:t>, 2023.</w:t>
+        <w:t>Proc. IEEE Symposium on Security and Privacy (SP)</w:t>
+      </w:r>
+      <w:r>
+        <w:rPr>
+          <w:rFonts w:hint="default" w:ascii="Times New Roman" w:hAnsi="Times New Roman" w:cs="Times New Roman"/>
+        </w:rPr>
+        <w:t>, 2014, pp. 590–604.</w:t>
       </w:r>
     </w:p>
     <w:p>
       <w:pPr>
-        <w:pStyle w:val="17"/>
+        <w:pStyle w:val="21"/>
         <w:keepNext w:val="0"/>
         <w:keepLines w:val="0"/>
         <w:widowControl/>
@@ -8813,26 +8952,12 @@
         <w:rPr>
           <w:rFonts w:hint="default" w:ascii="Times New Roman" w:hAnsi="Times New Roman" w:cs="Times New Roman"/>
         </w:rPr>
-        <w:t xml:space="preserve">[9]  T. X. Olausson, J. P. Inala, C. Wang, J. Gao, and A. Solar-Lezama, “Is Self-Repair a Silver Bullet for Code Generation?” in </w:t>
-      </w:r>
-      <w:r>
-        <w:rPr>
-          <w:rFonts w:hint="default" w:ascii="Times New Roman" w:hAnsi="Times New Roman" w:cs="Times New Roman"/>
-          <w:i/>
-          <w:iCs/>
-        </w:rPr>
-        <w:t>Proc. International Conference on Learning Representations (ICLR)</w:t>
-      </w:r>
-      <w:r>
-        <w:rPr>
-          <w:rFonts w:hint="default" w:ascii="Times New Roman" w:hAnsi="Times New Roman" w:cs="Times New Roman"/>
-        </w:rPr>
-        <w:t>, 2024.</w:t>
+        <w:t>[9]  Meta Platforms, “Pysa: Static Analysis for Security in Python.” Accessed: Sep. 2026. [Online]. Available: https://pyre-check.org/docs/pysa-basics/</w:t>
       </w:r>
     </w:p>
     <w:p>
       <w:pPr>
-        <w:pStyle w:val="17"/>
+        <w:pStyle w:val="21"/>
         <w:keepNext w:val="0"/>
         <w:keepLines w:val="0"/>
         <w:widowControl/>
@@ -8845,26 +8970,12 @@
         <w:rPr>
           <w:rFonts w:hint="default" w:ascii="Times New Roman" w:hAnsi="Times New Roman" w:cs="Times New Roman"/>
         </w:rPr>
-        <w:t xml:space="preserve">[10]  V. B. Livshits and M. S. Lam, “Finding Security Vulnerabilities in Java Applications with Static Analysis,” in </w:t>
-      </w:r>
-      <w:r>
-        <w:rPr>
-          <w:rFonts w:hint="default" w:ascii="Times New Roman" w:hAnsi="Times New Roman" w:cs="Times New Roman"/>
-          <w:i/>
-          <w:iCs/>
-        </w:rPr>
-        <w:t>Proc. 14th USENIX Security Symposium</w:t>
-      </w:r>
-      <w:r>
-        <w:rPr>
-          <w:rFonts w:hint="default" w:ascii="Times New Roman" w:hAnsi="Times New Roman" w:cs="Times New Roman"/>
-        </w:rPr>
-        <w:t>, 2005.</w:t>
+        <w:t>[10]  GitHub, “CodeQL.” Accessed: Sep. 2026. [Online]. Available: https://codeql.github.com</w:t>
       </w:r>
     </w:p>
     <w:p>
       <w:pPr>
-        <w:pStyle w:val="17"/>
+        <w:pStyle w:val="21"/>
         <w:keepNext w:val="0"/>
         <w:keepLines w:val="0"/>
         <w:widowControl/>
@@ -8877,7 +8988,7 @@
         <w:rPr>
           <w:rFonts w:hint="default" w:ascii="Times New Roman" w:hAnsi="Times New Roman" w:cs="Times New Roman"/>
         </w:rPr>
-        <w:t xml:space="preserve">[11]  S. Arzt, S. Rasthofer, C. Fritz, E. Bodden, A. Bartel, J. Klein, </w:t>
+        <w:t xml:space="preserve">[11]  Y. Ding, Y. Fu, O. Ibrahim, C. Sitawarin, X. Chen, B. Alomair, </w:t>
       </w:r>
       <w:r>
         <w:rPr>
@@ -8891,7 +9002,7 @@
         <w:rPr>
           <w:rFonts w:hint="default" w:ascii="Times New Roman" w:hAnsi="Times New Roman" w:cs="Times New Roman"/>
         </w:rPr>
-        <w:t xml:space="preserve">, “FlowDroid: Precise Context, Flow, Field, Object-Sensitive and Lifecycle-Aware Taint Analysis for Android Apps,” in </w:t>
+        <w:t xml:space="preserve">, “Vulnerability Detection with Code Language Models: How Far Are We?” in </w:t>
       </w:r>
       <w:r>
         <w:rPr>
@@ -8899,18 +9010,18 @@
           <w:i/>
           <w:iCs/>
         </w:rPr>
-        <w:t>Proc. ACM SIGPLAN Conference on Programming Language Design and Implementation (PLDI)</w:t>
-      </w:r>
-      <w:r>
-        <w:rPr>
-          <w:rFonts w:hint="default" w:ascii="Times New Roman" w:hAnsi="Times New Roman" w:cs="Times New Roman"/>
-        </w:rPr>
-        <w:t>, 2014, pp. 259–269.</w:t>
+        <w:t>Proc. IEEE/ACM 47th International Conference on Software Engineering (ICSE)</w:t>
+      </w:r>
+      <w:r>
+        <w:rPr>
+          <w:rFonts w:hint="default" w:ascii="Times New Roman" w:hAnsi="Times New Roman" w:cs="Times New Roman"/>
+        </w:rPr>
+        <w:t>, 2025.</w:t>
       </w:r>
     </w:p>
     <w:p>
       <w:pPr>
-        <w:pStyle w:val="17"/>
+        <w:pStyle w:val="21"/>
         <w:keepNext w:val="0"/>
         <w:keepLines w:val="0"/>
         <w:widowControl/>
@@ -8923,7 +9034,7 @@
         <w:rPr>
           <w:rFonts w:hint="default" w:ascii="Times New Roman" w:hAnsi="Times New Roman" w:cs="Times New Roman"/>
         </w:rPr>
-        <w:t xml:space="preserve">[12]  F. Yamaguchi, N. Golde, D. Arp, and K. Rieck, “Modeling and Discovering Vulnerabilities with Code Property Graphs,” in </w:t>
+        <w:t xml:space="preserve">[12]  Z. Li, S. Dutta, and M. Naik, “IRIS: LLM-Assisted Static Analysis for Detecting Security Vulnerabilities,” in </w:t>
       </w:r>
       <w:r>
         <w:rPr>
@@ -8931,18 +9042,18 @@
           <w:i/>
           <w:iCs/>
         </w:rPr>
-        <w:t>Proc. IEEE Symposium on Security and Privacy (SP)</w:t>
-      </w:r>
-      <w:r>
-        <w:rPr>
-          <w:rFonts w:hint="default" w:ascii="Times New Roman" w:hAnsi="Times New Roman" w:cs="Times New Roman"/>
-        </w:rPr>
-        <w:t>, 2014, pp. 590–604.</w:t>
+        <w:t>Proc. International Conference on Learning Representations (ICLR)</w:t>
+      </w:r>
+      <w:r>
+        <w:rPr>
+          <w:rFonts w:hint="default" w:ascii="Times New Roman" w:hAnsi="Times New Roman" w:cs="Times New Roman"/>
+        </w:rPr>
+        <w:t>, 2025.</w:t>
       </w:r>
     </w:p>
     <w:p>
       <w:pPr>
-        <w:pStyle w:val="17"/>
+        <w:pStyle w:val="21"/>
         <w:keepNext w:val="0"/>
         <w:keepLines w:val="0"/>
         <w:widowControl/>
@@ -8955,12 +9066,26 @@
         <w:rPr>
           <w:rFonts w:hint="default" w:ascii="Times New Roman" w:hAnsi="Times New Roman" w:cs="Times New Roman"/>
         </w:rPr>
-        <w:t>[13]  Joern project, “Joern: The Bug Hunter's Workbench.” Accessed: Sep. 2026. [Online]. Available: https://joern.io</w:t>
+        <w:t xml:space="preserve">[13]  A. Lekssays, H. Mouhcine, K. Tran, T. Yu, and I. Khalil, “LLMxCPG: Context-Aware Vulnerability Detection Through Code Property Graph-Guided Large Language Models,” in </w:t>
+      </w:r>
+      <w:r>
+        <w:rPr>
+          <w:rFonts w:hint="default" w:ascii="Times New Roman" w:hAnsi="Times New Roman" w:cs="Times New Roman"/>
+          <w:i/>
+          <w:iCs/>
+        </w:rPr>
+        <w:t>Proc. 34th USENIX Security Symposium</w:t>
+      </w:r>
+      <w:r>
+        <w:rPr>
+          <w:rFonts w:hint="default" w:ascii="Times New Roman" w:hAnsi="Times New Roman" w:cs="Times New Roman"/>
+        </w:rPr>
+        <w:t>, 2025, pp. 489–507.</w:t>
       </w:r>
     </w:p>
     <w:p>
       <w:pPr>
-        <w:pStyle w:val="17"/>
+        <w:pStyle w:val="21"/>
         <w:keepNext w:val="0"/>
         <w:keepLines w:val="0"/>
         <w:widowControl/>
@@ -8973,12 +9098,26 @@
         <w:rPr>
           <w:rFonts w:hint="default" w:ascii="Times New Roman" w:hAnsi="Times New Roman" w:cs="Times New Roman"/>
         </w:rPr>
-        <w:t>[14]  Meta Platforms, “Pysa: Static Analysis for Security in Python.” Accessed: Sep. 2026. [Online]. Available: https://pyre-check.org/docs/pysa-basics/</w:t>
+        <w:t xml:space="preserve">[14]  J. Guo, C. Wang, X. Xu, Z. Su, and X. Zhang, “RepoAudit: An Autonomous LLM-Agent for Repository-Level Code Auditing,” in </w:t>
+      </w:r>
+      <w:r>
+        <w:rPr>
+          <w:rFonts w:hint="default" w:ascii="Times New Roman" w:hAnsi="Times New Roman" w:cs="Times New Roman"/>
+          <w:i/>
+          <w:iCs/>
+        </w:rPr>
+        <w:t>Proc. 42nd International Conference on Machine Learning (ICML)</w:t>
+      </w:r>
+      <w:r>
+        <w:rPr>
+          <w:rFonts w:hint="default" w:ascii="Times New Roman" w:hAnsi="Times New Roman" w:cs="Times New Roman"/>
+        </w:rPr>
+        <w:t>, 2025.</w:t>
       </w:r>
     </w:p>
     <w:p>
       <w:pPr>
-        <w:pStyle w:val="17"/>
+        <w:pStyle w:val="21"/>
         <w:keepNext w:val="0"/>
         <w:keepLines w:val="0"/>
         <w:widowControl/>
@@ -8991,12 +9130,26 @@
         <w:rPr>
           <w:rFonts w:hint="default" w:ascii="Times New Roman" w:hAnsi="Times New Roman" w:cs="Times New Roman"/>
         </w:rPr>
-        <w:t>[15]  GitHub, “CodeQL.” Accessed: Sep. 2026. [Online]. Available: https://codeql.github.com</w:t>
+        <w:t xml:space="preserve">[15]  G. Bhandari, A. Naseer, and L. Moonen, “CVEfixes: Automated Collection of Vulnerabilities and Their Fixes from Open-Source Software,” in </w:t>
+      </w:r>
+      <w:r>
+        <w:rPr>
+          <w:rFonts w:hint="default" w:ascii="Times New Roman" w:hAnsi="Times New Roman" w:cs="Times New Roman"/>
+          <w:i/>
+          <w:iCs/>
+        </w:rPr>
+        <w:t>Proc. 17th International Conference on Predictive Models and Data Analytics in Software Engineering (PROMISE)</w:t>
+      </w:r>
+      <w:r>
+        <w:rPr>
+          <w:rFonts w:hint="default" w:ascii="Times New Roman" w:hAnsi="Times New Roman" w:cs="Times New Roman"/>
+        </w:rPr>
+        <w:t>, 2021, pp. 30–39.</w:t>
       </w:r>
     </w:p>
     <w:p>
       <w:pPr>
-        <w:pStyle w:val="17"/>
+        <w:pStyle w:val="21"/>
         <w:keepNext w:val="0"/>
         <w:keepLines w:val="0"/>
         <w:widowControl/>
@@ -9009,26 +9162,12 @@
         <w:rPr>
           <w:rFonts w:hint="default" w:ascii="Times New Roman" w:hAnsi="Times New Roman" w:cs="Times New Roman"/>
         </w:rPr>
-        <w:t xml:space="preserve">[16]  Y. Zhou, S. Liu, J. Siow, X. Du, and Y. Liu, “Devign: Effective Vulnerability Identification by Learning Comprehensive Program Semantics via Graph Neural Networks,” in </w:t>
-      </w:r>
-      <w:r>
-        <w:rPr>
-          <w:rFonts w:hint="default" w:ascii="Times New Roman" w:hAnsi="Times New Roman" w:cs="Times New Roman"/>
-          <w:i/>
-          <w:iCs/>
-        </w:rPr>
-        <w:t>Advances in Neural Information Processing Systems (NeurIPS)</w:t>
-      </w:r>
-      <w:r>
-        <w:rPr>
-          <w:rFonts w:hint="default" w:ascii="Times New Roman" w:hAnsi="Times New Roman" w:cs="Times New Roman"/>
-        </w:rPr>
-        <w:t>, 2019.</w:t>
+        <w:t>[16]  Open Source Security Foundation, “OSV: A Distributed Vulnerability Database for Open Source.” PyPI export retrieved 27 Sep. 2026. [Online]. Available: https://osv.dev</w:t>
       </w:r>
     </w:p>
     <w:p>
       <w:pPr>
-        <w:pStyle w:val="17"/>
+        <w:pStyle w:val="21"/>
         <w:keepNext w:val="0"/>
         <w:keepLines w:val="0"/>
         <w:widowControl/>
@@ -9041,7 +9180,7 @@
         <w:rPr>
           <w:rFonts w:hint="default" w:ascii="Times New Roman" w:hAnsi="Times New Roman" w:cs="Times New Roman"/>
         </w:rPr>
-        <w:t xml:space="preserve">[17]  M. Fu and C. Tantithamthavorn, “LineVul: A Transformer-Based Line-Level Vulnerability Prediction,” in </w:t>
+        <w:t xml:space="preserve">[17]  S. Ouyang, J. M. Zhang, M. Harman, and M. Wang, “An Empirical Study of the Non-Determinism of ChatGPT in Code Generation,” </w:t>
       </w:r>
       <w:r>
         <w:rPr>
@@ -9049,18 +9188,18 @@
           <w:i/>
           <w:iCs/>
         </w:rPr>
-        <w:t>Proc. 19th International Conference on Mining Software Repositories (MSR)</w:t>
-      </w:r>
-      <w:r>
-        <w:rPr>
-          <w:rFonts w:hint="default" w:ascii="Times New Roman" w:hAnsi="Times New Roman" w:cs="Times New Roman"/>
-        </w:rPr>
-        <w:t>, 2022, pp. 608–620.</w:t>
+        <w:t>ACM Transactions on Software Engineering and Methodology</w:t>
+      </w:r>
+      <w:r>
+        <w:rPr>
+          <w:rFonts w:hint="default" w:ascii="Times New Roman" w:hAnsi="Times New Roman" w:cs="Times New Roman"/>
+        </w:rPr>
+        <w:t>, vol. 34, no. 2, 2025. Art. 42, doi: 10.1145/3697010.</w:t>
       </w:r>
     </w:p>
     <w:p>
       <w:pPr>
-        <w:pStyle w:val="17"/>
+        <w:pStyle w:val="21"/>
         <w:keepNext w:val="0"/>
         <w:keepLines w:val="0"/>
         <w:widowControl/>
@@ -9073,40 +9212,12 @@
         <w:rPr>
           <w:rFonts w:hint="default" w:ascii="Times New Roman" w:hAnsi="Times New Roman" w:cs="Times New Roman"/>
         </w:rPr>
-        <w:t xml:space="preserve">[18]  Y. Ding, Y. Fu, O. Ibrahim, C. Sitawarin, X. Chen, B. Alomair, </w:t>
-      </w:r>
-      <w:r>
-        <w:rPr>
-          <w:rFonts w:hint="default" w:ascii="Times New Roman" w:hAnsi="Times New Roman" w:cs="Times New Roman"/>
-          <w:i/>
-          <w:iCs/>
-        </w:rPr>
-        <w:t>et al.</w:t>
-      </w:r>
-      <w:r>
-        <w:rPr>
-          <w:rFonts w:hint="default" w:ascii="Times New Roman" w:hAnsi="Times New Roman" w:cs="Times New Roman"/>
-        </w:rPr>
-        <w:t xml:space="preserve">, “Vulnerability Detection with Code Language Models: How Far Are We?” in </w:t>
-      </w:r>
-      <w:r>
-        <w:rPr>
-          <w:rFonts w:hint="default" w:ascii="Times New Roman" w:hAnsi="Times New Roman" w:cs="Times New Roman"/>
-          <w:i/>
-          <w:iCs/>
-        </w:rPr>
-        <w:t>Proc. IEEE/ACM 47th International Conference on Software Engineering (ICSE)</w:t>
-      </w:r>
-      <w:r>
-        <w:rPr>
-          <w:rFonts w:hint="default" w:ascii="Times New Roman" w:hAnsi="Times New Roman" w:cs="Times New Roman"/>
-        </w:rPr>
-        <w:t>, 2025.</w:t>
+        <w:t>[18]  Tree-sitter contributors, “Tree-sitter: A Parser Generator Tool and Incremental Parsing Library.” Accessed: Sep. 2026. [Online]. Available: https://tree-sitter.github.io</w:t>
       </w:r>
     </w:p>
     <w:p>
       <w:pPr>
-        <w:pStyle w:val="17"/>
+        <w:pStyle w:val="21"/>
         <w:keepNext w:val="0"/>
         <w:keepLines w:val="0"/>
         <w:widowControl/>
@@ -9119,7 +9230,7 @@
         <w:rPr>
           <w:rFonts w:hint="default" w:ascii="Times New Roman" w:hAnsi="Times New Roman" w:cs="Times New Roman"/>
         </w:rPr>
-        <w:t xml:space="preserve">[19]  Z. Li, S. Dutta, and M. Naik, “IRIS: LLM-Assisted Static Analysis for Detecting Security Vulnerabilities,” in </w:t>
+        <w:t xml:space="preserve">[19]  F. Wilcoxon, “Individual Comparisons by Ranking Methods,” </w:t>
       </w:r>
       <w:r>
         <w:rPr>
@@ -9127,18 +9238,18 @@
           <w:i/>
           <w:iCs/>
         </w:rPr>
-        <w:t>Proc. International Conference on Learning Representations (ICLR)</w:t>
-      </w:r>
-      <w:r>
-        <w:rPr>
-          <w:rFonts w:hint="default" w:ascii="Times New Roman" w:hAnsi="Times New Roman" w:cs="Times New Roman"/>
-        </w:rPr>
-        <w:t>, 2025.</w:t>
+        <w:t>Biometrics Bulletin</w:t>
+      </w:r>
+      <w:r>
+        <w:rPr>
+          <w:rFonts w:hint="default" w:ascii="Times New Roman" w:hAnsi="Times New Roman" w:cs="Times New Roman"/>
+        </w:rPr>
+        <w:t>, vol. 1, no. 6, pp. 80–83, 1945.</w:t>
       </w:r>
     </w:p>
     <w:p>
       <w:pPr>
-        <w:pStyle w:val="17"/>
+        <w:pStyle w:val="21"/>
         <w:keepNext w:val="0"/>
         <w:keepLines w:val="0"/>
         <w:widowControl/>
@@ -9151,399 +9262,7 @@
         <w:rPr>
           <w:rFonts w:hint="default" w:ascii="Times New Roman" w:hAnsi="Times New Roman" w:cs="Times New Roman"/>
         </w:rPr>
-        <w:t xml:space="preserve">[20]  C. Wang, W. Zhang, Z. Su, X. Xu, X. Xie, and X. Zhang, “LLMDFA: Analyzing Dataflow in Code with Large Language Models,” in </w:t>
-      </w:r>
-      <w:r>
-        <w:rPr>
-          <w:rFonts w:hint="default" w:ascii="Times New Roman" w:hAnsi="Times New Roman" w:cs="Times New Roman"/>
-          <w:i/>
-          <w:iCs/>
-        </w:rPr>
-        <w:t>Advances in Neural Information Processing Systems (NeurIPS)</w:t>
-      </w:r>
-      <w:r>
-        <w:rPr>
-          <w:rFonts w:hint="default" w:ascii="Times New Roman" w:hAnsi="Times New Roman" w:cs="Times New Roman"/>
-        </w:rPr>
-        <w:t>, 2024.</w:t>
-      </w:r>
-    </w:p>
-    <w:p>
-      <w:pPr>
-        <w:pStyle w:val="17"/>
-        <w:keepNext w:val="0"/>
-        <w:keepLines w:val="0"/>
-        <w:widowControl/>
-        <w:suppressLineNumbers w:val="0"/>
-        <w:spacing w:before="0" w:beforeAutospacing="0"/>
-        <w:ind w:right="0"/>
-        <w:jc w:val="both"/>
-      </w:pPr>
-      <w:r>
-        <w:rPr>
-          <w:rFonts w:hint="default" w:ascii="Times New Roman" w:hAnsi="Times New Roman" w:cs="Times New Roman"/>
-        </w:rPr>
-        <w:t xml:space="preserve">[21]  A. Lekssays, H. Mouhcine, K. Tran, T. Yu, and I. Khalil, “LLMxCPG: Context-Aware Vulnerability Detection Through Code Property Graph-Guided Large Language Models,” in </w:t>
-      </w:r>
-      <w:r>
-        <w:rPr>
-          <w:rFonts w:hint="default" w:ascii="Times New Roman" w:hAnsi="Times New Roman" w:cs="Times New Roman"/>
-          <w:i/>
-          <w:iCs/>
-        </w:rPr>
-        <w:t>Proc. 34th USENIX Security Symposium</w:t>
-      </w:r>
-      <w:r>
-        <w:rPr>
-          <w:rFonts w:hint="default" w:ascii="Times New Roman" w:hAnsi="Times New Roman" w:cs="Times New Roman"/>
-        </w:rPr>
-        <w:t>, 2025, pp. 489–507.</w:t>
-      </w:r>
-    </w:p>
-    <w:p>
-      <w:pPr>
-        <w:pStyle w:val="17"/>
-        <w:keepNext w:val="0"/>
-        <w:keepLines w:val="0"/>
-        <w:widowControl/>
-        <w:suppressLineNumbers w:val="0"/>
-        <w:spacing w:before="0" w:beforeAutospacing="0"/>
-        <w:ind w:right="0"/>
-        <w:jc w:val="both"/>
-      </w:pPr>
-      <w:r>
-        <w:rPr>
-          <w:rFonts w:hint="default" w:ascii="Times New Roman" w:hAnsi="Times New Roman" w:cs="Times New Roman"/>
-        </w:rPr>
-        <w:t xml:space="preserve">[22]  J. Guo, C. Wang, X. Xu, Z. Su, and X. Zhang, “RepoAudit: An Autonomous LLM-Agent for Repository-Level Code Auditing,” in </w:t>
-      </w:r>
-      <w:r>
-        <w:rPr>
-          <w:rFonts w:hint="default" w:ascii="Times New Roman" w:hAnsi="Times New Roman" w:cs="Times New Roman"/>
-          <w:i/>
-          <w:iCs/>
-        </w:rPr>
-        <w:t>Proc. 42nd International Conference on Machine Learning (ICML)</w:t>
-      </w:r>
-      <w:r>
-        <w:rPr>
-          <w:rFonts w:hint="default" w:ascii="Times New Roman" w:hAnsi="Times New Roman" w:cs="Times New Roman"/>
-        </w:rPr>
-        <w:t>, 2025.</w:t>
-      </w:r>
-    </w:p>
-    <w:p>
-      <w:pPr>
-        <w:pStyle w:val="17"/>
-        <w:keepNext w:val="0"/>
-        <w:keepLines w:val="0"/>
-        <w:widowControl/>
-        <w:suppressLineNumbers w:val="0"/>
-        <w:spacing w:before="0" w:beforeAutospacing="0"/>
-        <w:ind w:right="0"/>
-        <w:jc w:val="both"/>
-      </w:pPr>
-      <w:r>
-        <w:rPr>
-          <w:rFonts w:hint="default" w:ascii="Times New Roman" w:hAnsi="Times New Roman" w:cs="Times New Roman"/>
-        </w:rPr>
-        <w:t xml:space="preserve">[23]  Z. Wu, J. Xu, Y. Peng, C. Y. Chong, and X. Jia, “MulVul: Retrieval-Augmented Multi-Agent Code Vulnerability Detection via Cross-Model Prompt Evolution,” in </w:t>
-      </w:r>
-      <w:r>
-        <w:rPr>
-          <w:rFonts w:hint="default" w:ascii="Times New Roman" w:hAnsi="Times New Roman" w:cs="Times New Roman"/>
-          <w:i/>
-          <w:iCs/>
-        </w:rPr>
-        <w:t>Proc. 64th Annual Meeting of the Association for Computational Linguistics (ACL)</w:t>
-      </w:r>
-      <w:r>
-        <w:rPr>
-          <w:rFonts w:hint="default" w:ascii="Times New Roman" w:hAnsi="Times New Roman" w:cs="Times New Roman"/>
-        </w:rPr>
-        <w:t>, 2026. arXiv:2601.18847.</w:t>
-      </w:r>
-    </w:p>
-    <w:p>
-      <w:pPr>
-        <w:pStyle w:val="17"/>
-        <w:keepNext w:val="0"/>
-        <w:keepLines w:val="0"/>
-        <w:widowControl/>
-        <w:suppressLineNumbers w:val="0"/>
-        <w:spacing w:before="0" w:beforeAutospacing="0"/>
-        <w:ind w:right="0"/>
-        <w:jc w:val="both"/>
-      </w:pPr>
-      <w:r>
-        <w:rPr>
-          <w:rFonts w:hint="default" w:ascii="Times New Roman" w:hAnsi="Times New Roman" w:cs="Times New Roman"/>
-        </w:rPr>
-        <w:t xml:space="preserve">[24]  J. Fan, Y. Li, S. Wang, and T. N. Nguyen, “A C/C++ Code Vulnerability Dataset with Code Changes and CVE Summaries,” in </w:t>
-      </w:r>
-      <w:r>
-        <w:rPr>
-          <w:rFonts w:hint="default" w:ascii="Times New Roman" w:hAnsi="Times New Roman" w:cs="Times New Roman"/>
-          <w:i/>
-          <w:iCs/>
-        </w:rPr>
-        <w:t>Proc. 17th International Conference on Mining Software Repositories (MSR)</w:t>
-      </w:r>
-      <w:r>
-        <w:rPr>
-          <w:rFonts w:hint="default" w:ascii="Times New Roman" w:hAnsi="Times New Roman" w:cs="Times New Roman"/>
-        </w:rPr>
-        <w:t>, 2020, pp. 508–512.</w:t>
-      </w:r>
-    </w:p>
-    <w:p>
-      <w:pPr>
-        <w:pStyle w:val="17"/>
-        <w:keepNext w:val="0"/>
-        <w:keepLines w:val="0"/>
-        <w:widowControl/>
-        <w:suppressLineNumbers w:val="0"/>
-        <w:spacing w:before="0" w:beforeAutospacing="0"/>
-        <w:ind w:right="0"/>
-        <w:jc w:val="both"/>
-      </w:pPr>
-      <w:r>
-        <w:rPr>
-          <w:rFonts w:hint="default" w:ascii="Times New Roman" w:hAnsi="Times New Roman" w:cs="Times New Roman"/>
-        </w:rPr>
-        <w:t xml:space="preserve">[25]  G. Bhandari, A. Naseer, and L. Moonen, “CVEfixes: Automated Collection of Vulnerabilities and Their Fixes from Open-Source Software,” in </w:t>
-      </w:r>
-      <w:r>
-        <w:rPr>
-          <w:rFonts w:hint="default" w:ascii="Times New Roman" w:hAnsi="Times New Roman" w:cs="Times New Roman"/>
-          <w:i/>
-          <w:iCs/>
-        </w:rPr>
-        <w:t>Proc. 17th International Conference on Predictive Models and Data Analytics in Software Engineering (PROMISE)</w:t>
-      </w:r>
-      <w:r>
-        <w:rPr>
-          <w:rFonts w:hint="default" w:ascii="Times New Roman" w:hAnsi="Times New Roman" w:cs="Times New Roman"/>
-        </w:rPr>
-        <w:t>, 2021, pp. 30–39.</w:t>
-      </w:r>
-    </w:p>
-    <w:p>
-      <w:pPr>
-        <w:pStyle w:val="17"/>
-        <w:keepNext w:val="0"/>
-        <w:keepLines w:val="0"/>
-        <w:widowControl/>
-        <w:suppressLineNumbers w:val="0"/>
-        <w:spacing w:before="0" w:beforeAutospacing="0"/>
-        <w:ind w:right="0"/>
-        <w:jc w:val="both"/>
-      </w:pPr>
-      <w:r>
-        <w:rPr>
-          <w:rFonts w:hint="default" w:ascii="Times New Roman" w:hAnsi="Times New Roman" w:cs="Times New Roman"/>
-        </w:rPr>
-        <w:t>[26]  Open Source Security Foundation, “OSV: A Distributed Vulnerability Database for Open Source.” PyPI export retrieved 27 Sep. 2026. [Online]. Available: https://osv.dev</w:t>
-      </w:r>
-    </w:p>
-    <w:p>
-      <w:pPr>
-        <w:pStyle w:val="17"/>
-        <w:keepNext w:val="0"/>
-        <w:keepLines w:val="0"/>
-        <w:widowControl/>
-        <w:suppressLineNumbers w:val="0"/>
-        <w:spacing w:before="0" w:beforeAutospacing="0"/>
-        <w:ind w:right="0"/>
-        <w:jc w:val="both"/>
-      </w:pPr>
-      <w:r>
-        <w:rPr>
-          <w:rFonts w:hint="default" w:ascii="Times New Roman" w:hAnsi="Times New Roman" w:cs="Times New Roman"/>
-        </w:rPr>
-        <w:t>[27]  GitHub, “GitHub Advisory Database.” Accessed: Sep. 2026. [Online]. Available: https://github.com/advisories</w:t>
-      </w:r>
-    </w:p>
-    <w:p>
-      <w:pPr>
-        <w:pStyle w:val="17"/>
-        <w:keepNext w:val="0"/>
-        <w:keepLines w:val="0"/>
-        <w:widowControl/>
-        <w:suppressLineNumbers w:val="0"/>
-        <w:spacing w:before="0" w:beforeAutospacing="0"/>
-        <w:ind w:right="0"/>
-        <w:jc w:val="both"/>
-      </w:pPr>
-      <w:r>
-        <w:rPr>
-          <w:rFonts w:hint="default" w:ascii="Times New Roman" w:hAnsi="Times New Roman" w:cs="Times New Roman"/>
-        </w:rPr>
-        <w:t xml:space="preserve">[28]  S. Ouyang, J. M. Zhang, M. Harman, and M. Wang, “An Empirical Study of the Non-Determinism of ChatGPT in Code Generation,” </w:t>
-      </w:r>
-      <w:r>
-        <w:rPr>
-          <w:rFonts w:hint="default" w:ascii="Times New Roman" w:hAnsi="Times New Roman" w:cs="Times New Roman"/>
-          <w:i/>
-          <w:iCs/>
-        </w:rPr>
-        <w:t>ACM Transactions on Software Engineering and Methodology</w:t>
-      </w:r>
-      <w:r>
-        <w:rPr>
-          <w:rFonts w:hint="default" w:ascii="Times New Roman" w:hAnsi="Times New Roman" w:cs="Times New Roman"/>
-        </w:rPr>
-        <w:t>, vol. 34, no. 2, 2025. Art. 42, doi: 10.1145/3697010.</w:t>
-      </w:r>
-    </w:p>
-    <w:p>
-      <w:pPr>
-        <w:pStyle w:val="17"/>
-        <w:keepNext w:val="0"/>
-        <w:keepLines w:val="0"/>
-        <w:widowControl/>
-        <w:suppressLineNumbers w:val="0"/>
-        <w:spacing w:before="0" w:beforeAutospacing="0"/>
-        <w:ind w:right="0"/>
-        <w:jc w:val="both"/>
-      </w:pPr>
-      <w:r>
-        <w:rPr>
-          <w:rFonts w:hint="default" w:ascii="Times New Roman" w:hAnsi="Times New Roman" w:cs="Times New Roman"/>
-        </w:rPr>
-        <w:t xml:space="preserve">[29]  J. Sallou, T. Durieux, and A. Panichella, “Breaking the Silence: The Threats of Using LLMs in Software Engineering,” in </w:t>
-      </w:r>
-      <w:r>
-        <w:rPr>
-          <w:rFonts w:hint="default" w:ascii="Times New Roman" w:hAnsi="Times New Roman" w:cs="Times New Roman"/>
-          <w:i/>
-          <w:iCs/>
-        </w:rPr>
-        <w:t>Proc. 46th International Conference on Software Engineering: New Ideas and Emerging Results (ICSE-NIER)</w:t>
-      </w:r>
-      <w:r>
-        <w:rPr>
-          <w:rFonts w:hint="default" w:ascii="Times New Roman" w:hAnsi="Times New Roman" w:cs="Times New Roman"/>
-        </w:rPr>
-        <w:t>, 2024, pp. 102–106.</w:t>
-      </w:r>
-    </w:p>
-    <w:p>
-      <w:pPr>
-        <w:pStyle w:val="17"/>
-        <w:keepNext w:val="0"/>
-        <w:keepLines w:val="0"/>
-        <w:widowControl/>
-        <w:suppressLineNumbers w:val="0"/>
-        <w:spacing w:before="0" w:beforeAutospacing="0"/>
-        <w:ind w:right="0"/>
-        <w:jc w:val="both"/>
-      </w:pPr>
-      <w:r>
-        <w:rPr>
-          <w:rFonts w:hint="default" w:ascii="Times New Roman" w:hAnsi="Times New Roman" w:cs="Times New Roman"/>
-        </w:rPr>
-        <w:t>[30]  LangChain, “LangGraph.” Accessed: Sep. 2026. [Online]. Available: https://github.com/langchain-ai/langgraph</w:t>
-      </w:r>
-    </w:p>
-    <w:p>
-      <w:pPr>
-        <w:pStyle w:val="17"/>
-        <w:keepNext w:val="0"/>
-        <w:keepLines w:val="0"/>
-        <w:widowControl/>
-        <w:suppressLineNumbers w:val="0"/>
-        <w:spacing w:before="0" w:beforeAutospacing="0"/>
-        <w:ind w:right="0"/>
-        <w:jc w:val="both"/>
-      </w:pPr>
-      <w:r>
-        <w:rPr>
-          <w:rFonts w:hint="default" w:ascii="Times New Roman" w:hAnsi="Times New Roman" w:cs="Times New Roman"/>
-        </w:rPr>
-        <w:t>[31]  Tree-sitter contributors, “Tree-sitter: A Parser Generator Tool and Incremental Parsing Library.” Accessed: Sep. 2026. [Online]. Available: https://tree-sitter.github.io</w:t>
-      </w:r>
-    </w:p>
-    <w:p>
-      <w:pPr>
-        <w:pStyle w:val="17"/>
-        <w:keepNext w:val="0"/>
-        <w:keepLines w:val="0"/>
-        <w:widowControl/>
-        <w:suppressLineNumbers w:val="0"/>
-        <w:spacing w:before="0" w:beforeAutospacing="0"/>
-        <w:ind w:right="0"/>
-        <w:jc w:val="both"/>
-      </w:pPr>
-      <w:r>
-        <w:rPr>
-          <w:rFonts w:hint="default" w:ascii="Times New Roman" w:hAnsi="Times New Roman" w:cs="Times New Roman"/>
-        </w:rPr>
-        <w:t xml:space="preserve">[32]  A. A. Hagberg, D. A. Schult, and P. J. Swart, “Exploring Network Structure, Dynamics, and Function Using NetworkX,” in </w:t>
-      </w:r>
-      <w:r>
-        <w:rPr>
-          <w:rFonts w:hint="default" w:ascii="Times New Roman" w:hAnsi="Times New Roman" w:cs="Times New Roman"/>
-          <w:i/>
-          <w:iCs/>
-        </w:rPr>
-        <w:t>Proc. 7th Python in Science Conference (SciPy)</w:t>
-      </w:r>
-      <w:r>
-        <w:rPr>
-          <w:rFonts w:hint="default" w:ascii="Times New Roman" w:hAnsi="Times New Roman" w:cs="Times New Roman"/>
-        </w:rPr>
-        <w:t>, 2008, pp. 11–15.</w:t>
-      </w:r>
-    </w:p>
-    <w:p>
-      <w:pPr>
-        <w:pStyle w:val="17"/>
-        <w:keepNext w:val="0"/>
-        <w:keepLines w:val="0"/>
-        <w:widowControl/>
-        <w:suppressLineNumbers w:val="0"/>
-        <w:spacing w:before="0" w:beforeAutospacing="0"/>
-        <w:ind w:right="0"/>
-        <w:jc w:val="both"/>
-      </w:pPr>
-      <w:r>
-        <w:rPr>
-          <w:rFonts w:hint="default" w:ascii="Times New Roman" w:hAnsi="Times New Roman" w:cs="Times New Roman"/>
-        </w:rPr>
-        <w:t xml:space="preserve">[33]  F. Wilcoxon, “Individual Comparisons by Ranking Methods,” </w:t>
-      </w:r>
-      <w:r>
-        <w:rPr>
-          <w:rFonts w:hint="default" w:ascii="Times New Roman" w:hAnsi="Times New Roman" w:cs="Times New Roman"/>
-          <w:i/>
-          <w:iCs/>
-        </w:rPr>
-        <w:t>Biometrics Bulletin</w:t>
-      </w:r>
-      <w:r>
-        <w:rPr>
-          <w:rFonts w:hint="default" w:ascii="Times New Roman" w:hAnsi="Times New Roman" w:cs="Times New Roman"/>
-        </w:rPr>
-        <w:t>, vol. 1, no. 6, pp. 80–83, 1945.</w:t>
-      </w:r>
-    </w:p>
-    <w:p>
-      <w:pPr>
-        <w:pStyle w:val="17"/>
-        <w:keepNext w:val="0"/>
-        <w:keepLines w:val="0"/>
-        <w:widowControl/>
-        <w:suppressLineNumbers w:val="0"/>
-        <w:spacing w:before="0" w:beforeAutospacing="0"/>
-        <w:ind w:right="0"/>
-        <w:jc w:val="both"/>
-      </w:pPr>
-      <w:r>
-        <w:rPr>
-          <w:rFonts w:hint="default" w:ascii="Times New Roman" w:hAnsi="Times New Roman" w:cs="Times New Roman"/>
-        </w:rPr>
-        <w:t xml:space="preserve">[34]  B. Hui, J. Yang, Z. Cui, J. Yang, D. Liu, L. Zhang, </w:t>
+        <w:t xml:space="preserve">[20]  B. Hui, J. Yang, Z. Cui, J. Yang, D. Liu, L. Zhang, </w:t>
       </w:r>
       <w:r>
         <w:rPr>
@@ -9573,9 +9292,9 @@
 <file path=word/numbering.xml><?xml version="1.0" encoding="utf-8"?>
 <w:numbering xmlns:wpc="http://schemas.microsoft.com/office/word/2010/wordprocessingCanvas" xmlns:mc="http://schemas.openxmlformats.org/markup-compatibility/2006" xmlns:o="urn:schemas-microsoft-com:office:office" xmlns:r="http://schemas.openxmlformats.org/officeDocument/2006/relationships" xmlns:m="http://schemas.openxmlformats.org/officeDocument/2006/math" xmlns:v="urn:schemas-microsoft-com:vml" xmlns:wp14="http://schemas.microsoft.com/office/word/2010/wordprocessingDrawing" xmlns:wp="http://schemas.openxmlformats.org/drawingml/2006/wordprocessingDrawing" xmlns:w10="urn:schemas-microsoft-com:office:word" xmlns:w="http://schemas.openxmlformats.org/wordprocessingml/2006/main" xmlns:w14="http://schemas.microsoft.com/office/word/2010/wordml" xmlns:wpg="http://schemas.microsoft.com/office/word/2010/wordprocessingGroup" xmlns:wpi="http://schemas.microsoft.com/office/word/2010/wordprocessingInk" xmlns:wne="http://schemas.microsoft.com/office/word/2006/wordml" xmlns:wps="http://schemas.microsoft.com/office/word/2010/wordprocessingShape" xmlns:wpsCustomData="http://www.wps.cn/officeDocument/2013/wpsCustomData" mc:Ignorable="w14 wp14">
   <w:abstractNum w:abstractNumId="0">
-    <w:nsid w:val="917E4608"/>
+    <w:nsid w:val="DE90B608"/>
     <w:multiLevelType w:val="multilevel"/>
-    <w:tmpl w:val="917E4608"/>
+    <w:tmpl w:val="DE90B608"/>
     <w:lvl w:ilvl="0" w:tentative="0">
       <w:start w:val="1"/>
       <w:numFmt w:val="bullet"/>
@@ -9722,9 +9441,9 @@
     </w:lvl>
   </w:abstractNum>
   <w:abstractNum w:abstractNumId="1">
-    <w:nsid w:val="5346BDD3"/>
+    <w:nsid w:val="7005CA27"/>
     <w:multiLevelType w:val="multilevel"/>
-    <w:tmpl w:val="5346BDD3"/>
+    <w:tmpl w:val="7005CA27"/>
     <w:lvl w:ilvl="0" w:tentative="0">
       <w:start w:val="1"/>
       <w:numFmt w:val="bullet"/>
@@ -10380,6 +10099,49 @@
     </w:rPr>
   </w:style>
   <w:style w:type="paragraph" w:customStyle="1" w:styleId="14">
+    <w:name w:val="fig"/>
+    <w:basedOn w:val="1"/>
+    <w:uiPriority w:val="0"/>
+    <w:pPr>
+      <w:keepNext/>
+      <w:spacing w:before="120" w:beforeAutospacing="0"/>
+      <w:ind w:firstLine="0"/>
+      <w:jc w:val="center"/>
+    </w:pPr>
+    <w:rPr>
+      <w:kern w:val="0"/>
+      <w:lang w:val="en-US" w:eastAsia="zh-CN" w:bidi="ar"/>
+    </w:rPr>
+  </w:style>
+  <w:style w:type="paragraph" w:customStyle="1" w:styleId="15">
+    <w:name w:val="aname"/>
+    <w:basedOn w:val="1"/>
+    <w:uiPriority w:val="0"/>
+    <w:pPr>
+      <w:ind w:firstLine="0"/>
+      <w:jc w:val="center"/>
+    </w:pPr>
+    <w:rPr>
+      <w:kern w:val="0"/>
+      <w:sz w:val="22"/>
+      <w:szCs w:val="22"/>
+      <w:lang w:val="en-US" w:eastAsia="zh-CN" w:bidi="ar"/>
+    </w:rPr>
+  </w:style>
+  <w:style w:type="paragraph" w:customStyle="1" w:styleId="16">
+    <w:name w:val="marker"/>
+    <w:basedOn w:val="1"/>
+    <w:uiPriority w:val="0"/>
+    <w:pPr>
+      <w:ind w:firstLine="0"/>
+      <w:jc w:val="left"/>
+    </w:pPr>
+    <w:rPr>
+      <w:kern w:val="0"/>
+      <w:lang w:val="en-US" w:eastAsia="zh-CN" w:bidi="ar"/>
+    </w:rPr>
+  </w:style>
+  <w:style w:type="paragraph" w:customStyle="1" w:styleId="17">
     <w:name w:val="aff"/>
     <w:basedOn w:val="1"/>
     <w:uiPriority w:val="0"/>
@@ -10394,67 +10156,7 @@
       <w:lang w:val="en-US" w:eastAsia="zh-CN" w:bidi="ar"/>
     </w:rPr>
   </w:style>
-  <w:style w:type="paragraph" w:customStyle="1" w:styleId="15">
-    <w:name w:val="fcap"/>
-    <w:basedOn w:val="1"/>
-    <w:uiPriority w:val="0"/>
-    <w:pPr>
-      <w:spacing w:before="60" w:beforeAutospacing="0" w:after="160" w:afterAutospacing="0"/>
-      <w:ind w:left="0" w:right="0" w:firstLine="0"/>
-      <w:jc w:val="left"/>
-    </w:pPr>
-    <w:rPr>
-      <w:kern w:val="0"/>
-      <w:sz w:val="16"/>
-      <w:szCs w:val="16"/>
-      <w:lang w:val="en-US" w:eastAsia="zh-CN" w:bidi="ar"/>
-    </w:rPr>
-  </w:style>
-  <w:style w:type="paragraph" w:customStyle="1" w:styleId="16">
-    <w:name w:val="aname"/>
-    <w:basedOn w:val="1"/>
-    <w:uiPriority w:val="0"/>
-    <w:pPr>
-      <w:ind w:firstLine="0"/>
-      <w:jc w:val="center"/>
-    </w:pPr>
-    <w:rPr>
-      <w:kern w:val="0"/>
-      <w:sz w:val="22"/>
-      <w:szCs w:val="22"/>
-      <w:lang w:val="en-US" w:eastAsia="zh-CN" w:bidi="ar"/>
-    </w:rPr>
-  </w:style>
-  <w:style w:type="paragraph" w:customStyle="1" w:styleId="17">
-    <w:name w:val="ref"/>
-    <w:basedOn w:val="1"/>
-    <w:uiPriority w:val="0"/>
-    <w:pPr>
-      <w:spacing w:after="20" w:afterAutospacing="0"/>
-      <w:ind w:left="432" w:hanging="432"/>
-      <w:jc w:val="left"/>
-    </w:pPr>
-    <w:rPr>
-      <w:kern w:val="0"/>
-      <w:sz w:val="16"/>
-      <w:szCs w:val="16"/>
-      <w:lang w:val="en-US" w:eastAsia="zh-CN" w:bidi="ar"/>
-    </w:rPr>
-  </w:style>
   <w:style w:type="paragraph" w:customStyle="1" w:styleId="18">
-    <w:name w:val="marker"/>
-    <w:basedOn w:val="1"/>
-    <w:uiPriority w:val="0"/>
-    <w:pPr>
-      <w:ind w:firstLine="0"/>
-      <w:jc w:val="left"/>
-    </w:pPr>
-    <w:rPr>
-      <w:kern w:val="0"/>
-      <w:lang w:val="en-US" w:eastAsia="zh-CN" w:bidi="ar"/>
-    </w:rPr>
-  </w:style>
-  <w:style w:type="paragraph" w:customStyle="1" w:styleId="19">
     <w:name w:val="abstract"/>
     <w:basedOn w:val="1"/>
     <w:uiPriority w:val="0"/>
@@ -10470,7 +10172,7 @@
       <w:lang w:val="en-US" w:eastAsia="zh-CN" w:bidi="ar"/>
     </w:rPr>
   </w:style>
-  <w:style w:type="paragraph" w:customStyle="1" w:styleId="20">
+  <w:style w:type="paragraph" w:customStyle="1" w:styleId="19">
     <w:name w:val="tcap"/>
     <w:basedOn w:val="1"/>
     <w:uiPriority w:val="0"/>
@@ -10488,18 +10190,35 @@
       <w:lang w:val="en-US" w:eastAsia="zh-CN" w:bidi="ar"/>
     </w:rPr>
   </w:style>
-  <w:style w:type="paragraph" w:customStyle="1" w:styleId="21">
-    <w:name w:val="fig"/>
+  <w:style w:type="paragraph" w:customStyle="1" w:styleId="20">
+    <w:name w:val="fcap"/>
     <w:basedOn w:val="1"/>
     <w:uiPriority w:val="0"/>
     <w:pPr>
-      <w:keepNext/>
-      <w:spacing w:before="120" w:beforeAutospacing="0"/>
-      <w:ind w:firstLine="0"/>
-      <w:jc w:val="center"/>
+      <w:spacing w:before="60" w:beforeAutospacing="0" w:after="160" w:afterAutospacing="0"/>
+      <w:ind w:left="0" w:right="0" w:firstLine="0"/>
+      <w:jc w:val="left"/>
     </w:pPr>
     <w:rPr>
       <w:kern w:val="0"/>
+      <w:sz w:val="16"/>
+      <w:szCs w:val="16"/>
+      <w:lang w:val="en-US" w:eastAsia="zh-CN" w:bidi="ar"/>
+    </w:rPr>
+  </w:style>
+  <w:style w:type="paragraph" w:customStyle="1" w:styleId="21">
+    <w:name w:val="ref"/>
+    <w:basedOn w:val="1"/>
+    <w:uiPriority w:val="0"/>
+    <w:pPr>
+      <w:spacing w:after="20" w:afterAutospacing="0"/>
+      <w:ind w:left="432" w:hanging="432"/>
+      <w:jc w:val="left"/>
+    </w:pPr>
+    <w:rPr>
+      <w:kern w:val="0"/>
+      <w:sz w:val="16"/>
+      <w:szCs w:val="16"/>
       <w:lang w:val="en-US" w:eastAsia="zh-CN" w:bidi="ar"/>
     </w:rPr>
   </w:style>

--- a/paper/output/GraphGate_paper.docx
+++ b/paper/output/GraphGate_paper.docx
@@ -54,6 +54,7 @@
             <w:insideH w:val="none" w:color="auto" w:sz="0" w:space="0"/>
             <w:insideV w:val="none" w:color="auto" w:sz="0" w:space="0"/>
           </w:tblBorders>
+          <w:shd w:val="clear"/>
           <w:tblCellMar>
             <w:top w:w="15" w:type="dxa"/>
             <w:left w:w="15" w:type="dxa"/>
@@ -85,7 +86,7 @@
           </w:tcPr>
           <w:p>
             <w:pPr>
-              <w:pStyle w:val="15"/>
+              <w:pStyle w:val="19"/>
               <w:keepNext w:val="0"/>
               <w:keepLines w:val="0"/>
               <w:widowControl/>
@@ -102,7 +103,7 @@
           </w:p>
           <w:p>
             <w:pPr>
-              <w:pStyle w:val="17"/>
+              <w:pStyle w:val="16"/>
               <w:keepNext w:val="0"/>
               <w:keepLines w:val="0"/>
               <w:widowControl/>
@@ -178,7 +179,7 @@
           </w:tcPr>
           <w:p>
             <w:pPr>
-              <w:pStyle w:val="15"/>
+              <w:pStyle w:val="19"/>
               <w:keepNext w:val="0"/>
               <w:keepLines w:val="0"/>
               <w:widowControl/>
@@ -195,7 +196,7 @@
           </w:p>
           <w:p>
             <w:pPr>
-              <w:pStyle w:val="17"/>
+              <w:pStyle w:val="16"/>
               <w:keepNext w:val="0"/>
               <w:keepLines w:val="0"/>
               <w:widowControl/>
@@ -255,7 +256,7 @@
     </w:tbl>
     <w:p>
       <w:pPr>
-        <w:pStyle w:val="16"/>
+        <w:pStyle w:val="15"/>
         <w:keepNext w:val="0"/>
         <w:keepLines w:val="0"/>
         <w:widowControl/>
@@ -278,7 +279,7 @@
     </w:p>
     <w:p>
       <w:pPr>
-        <w:pStyle w:val="16"/>
+        <w:pStyle w:val="15"/>
         <w:keepNext w:val="0"/>
         <w:keepLines w:val="0"/>
         <w:widowControl/>
@@ -296,7 +297,7 @@
     </w:p>
     <w:p>
       <w:pPr>
-        <w:pStyle w:val="18"/>
+        <w:pStyle w:val="14"/>
         <w:keepNext w:val="0"/>
         <w:keepLines w:val="0"/>
         <w:widowControl/>
@@ -320,12 +321,30 @@
           <w:b/>
           <w:bCs/>
         </w:rPr>
-        <w:t>—Developers rarely accept the first answer a code assistant gives them; they ask a large language model (LLM) for one revision after another. A recent controlled study found that critical vulnerabilities grew by 37.6% after only five such rounds [1]. Checks that inspect only the changed lines miss many of these regressions, because the vulnerable data flow often starts or ends in a file the revision never touched. We present GraphGate, a security gate that sits inside the refinement loop, compares the code graphs of consecutive revisions and applies four deterministic rules to their difference, using an LLM only to triage and explain what the rules flag. This paper reports the design and the first milestone: a refinement harness whose traces replay byte for byte, an experimental setup that runs on an open-weight code model, and a benchmark built from real injection-class fixes. From 775 Python security advisories we selected 12 permissively licensed projects, verified every fix link with two independent reviewers, and extracted 34 candidate regression events, labelled local or cross-file by a pre-registered rule, of which 30 were validated at author sign-off. In a first look at these 30 regressions, pattern scanners run on the change report a new finding for 1, and the graph rules flag 11. We close with the experiments that remain, which compare no gate, diff-only gates and GraphGate on identical replayed traces, and with the outcomes we expect from them, stated before they are run.</w:t>
+        <w:t xml:space="preserve">—Developers rarely accept the first answer a code assistant gives them; they ask a large language model (LLM) for one revision after another. A recent controlled study found that critical vulnerabilities grew by 37.6% after only five such rounds [1]. Checks that inspect only the changed lines miss many of these regressions, because the vulnerable data flow often starts or ends in a file the revision never touched. We present GraphGate, a security gate that sits inside the refinement loop, compares the code graphs of consecutive revisions and applies four deterministic rules to their difference, using an LLM only to triage and explain what the rules flag. This paper reports the design, a refinement harness whose traces replay byte for byte, an experimental setup that runs on an open-weight code model, a benchmark built from real injection-class fixes, and a first run of the gate on it. From 775 Python security advisories we selected 12 permissively licensed projects, verified every fix link with two independent reviewers, and extracted 34 candidate regression events, labelled local or cross-file by a pre-registered rule, of which 30 were validated at author sign-off. Taken as single changes, 1 of these 30 regressions gives pattern scanners a new finding, and the graph rules flag 11. We then recorded 90 refinement runs of an open-weight model over the events and replayed no gate, two diff-only gates and GraphGate on the same recordings. Of the 63 cross-file regressions placed in those runs, the diff-only gate blocked 3 on the turn they arrived and GraphGate 14, while GraphGate blocked 12.8% of clean turns and added a median of 7.9 seconds per turn, both within limits fixed in advance. Over the cross-file events GraphGate’s per-event recall is higher than the diff-only gate’s in 7 and lower in none (two-sided Wilcoxon </w:t>
+      </w:r>
+      <w:r>
+        <w:rPr>
+          <w:rFonts w:hint="default" w:ascii="Times New Roman" w:hAnsi="Times New Roman" w:cs="Times New Roman"/>
+          <w:b/>
+          <w:bCs/>
+          <w:i/>
+          <w:iCs/>
+        </w:rPr>
+        <w:t>p</w:t>
+      </w:r>
+      <w:r>
+        <w:rPr>
+          <w:rFonts w:hint="default" w:ascii="Times New Roman" w:hAnsi="Times New Roman" w:cs="Times New Roman"/>
+          <w:b/>
+          <w:bCs/>
+        </w:rPr>
+        <w:t xml:space="preserve"> = 0.016), though most regressions still pass. A taint-analysis baseline, the ablations and the holdouts remain.</w:t>
       </w:r>
     </w:p>
     <w:p>
       <w:pPr>
-        <w:pStyle w:val="18"/>
+        <w:pStyle w:val="14"/>
         <w:keepNext w:val="0"/>
         <w:keepLines w:val="0"/>
         <w:widowControl/>
@@ -531,7 +550,7 @@
         <w:rPr>
           <w:rFonts w:hint="default" w:ascii="Times New Roman" w:hAnsi="Times New Roman" w:cs="Times New Roman"/>
         </w:rPr>
-        <w:t>The graph layer and its four rules are implemented and unit-tested, and a first look at what they flag is reported. The gate conditions have not yet been run on recorded traces, so no gate result is claimed, and every expected outcome is marked as an expectation.</w:t>
+        <w:t>The graph layer and its four rules are implemented and unit-tested, and the gate conditions have been run once on the recorded traces. The taint-analysis baseline, the ablations and the holdouts have not been run; for these, every expected outcome is marked as an expectation.</w:t>
       </w:r>
     </w:p>
     <w:p>
@@ -640,7 +659,7 @@
     </w:p>
     <w:p>
       <w:pPr>
-        <w:pStyle w:val="19"/>
+        <w:pStyle w:val="20"/>
         <w:keepNext/>
         <w:keepLines w:val="0"/>
         <w:widowControl/>
@@ -702,6 +721,7 @@
             <w:insideH w:val="none" w:color="auto" w:sz="0" w:space="0"/>
             <w:insideV w:val="none" w:color="auto" w:sz="0" w:space="0"/>
           </w:tblBorders>
+          <w:shd w:val="clear"/>
           <w:tblCellMar>
             <w:top w:w="15" w:type="dxa"/>
             <w:left w:w="15" w:type="dxa"/>
@@ -1988,7 +2008,7 @@
     </w:p>
     <w:p>
       <w:pPr>
-        <w:pStyle w:val="14"/>
+        <w:pStyle w:val="17"/>
         <w:keepNext/>
         <w:keepLines w:val="0"/>
         <w:widowControl/>
@@ -2021,7 +2041,7 @@
     </w:p>
     <w:p>
       <w:pPr>
-        <w:pStyle w:val="20"/>
+        <w:pStyle w:val="21"/>
         <w:keepNext w:val="0"/>
         <w:keepLines w:val="0"/>
         <w:widowControl/>
@@ -2495,7 +2515,7 @@
     </w:p>
     <w:p>
       <w:pPr>
-        <w:pStyle w:val="19"/>
+        <w:pStyle w:val="20"/>
         <w:keepNext/>
         <w:keepLines w:val="0"/>
         <w:widowControl/>
@@ -3578,7 +3598,7 @@
     </w:p>
     <w:p>
       <w:pPr>
-        <w:pStyle w:val="19"/>
+        <w:pStyle w:val="20"/>
         <w:keepNext/>
         <w:keepLines w:val="0"/>
         <w:widowControl/>
@@ -5625,26 +5645,12 @@
         <w:rPr>
           <w:rFonts w:hint="default" w:ascii="Times New Roman" w:hAnsi="Times New Roman" w:cs="Times New Roman"/>
         </w:rPr>
-        <w:t xml:space="preserve"> The resolver takes the earliest linked commit on the default branch as the fix and its first parent as the vulnerable version, and re-measures size and licence at that commit; this removed one repository whose code was only 1,200 to 4,200 lines at every vulnerable commit. Two independent reviewers then checked each pair, one asked to establish the link and one to refute it, and advisories without a linked fix got a history search. Of 40 items, 30 were confirmed outright. Reading every other case against the history, we corrected 4 pairs where both reviewers named the same other commit (one advisory also linked the commit that </w:t>
-      </w:r>
-      <w:r>
-        <w:rPr>
-          <w:rFonts w:hint="default" w:ascii="Times New Roman" w:hAnsi="Times New Roman" w:cs="Times New Roman"/>
-          <w:i/>
-          <w:iCs/>
-        </w:rPr>
-        <w:t>introduced</w:t>
-      </w:r>
-      <w:r>
-        <w:rPr>
-          <w:rFonts w:hint="default" w:ascii="Times New Roman" w:hAnsi="Times New Roman" w:cs="Times New Roman"/>
-        </w:rPr>
-        <w:t xml:space="preserve"> the bug, one linked only backports, two described multi-part fixes) and recovered 4 missing fixes. The simple linking rule was thus wrong for about one advisory in eight. Corrections and recoveries are kept in separate files so that every commit not taken from an advisory can be audited.</w:t>
+        <w:t xml:space="preserve"> The resolver takes the earliest linked commit on the default branch as the fix and its first parent as the vulnerable version, and re-measures size and licence at that commit; this removed one repository whose code was only 1,200 to 4,200 lines at every vulnerable commit. Two independent reviewers then checked each pair, one asked to establish the link and one to refute it, and advisories without a linked fix got a history search. Of 40 items, 30 were confirmed outright. Reading every other case against the history, we corrected 4 pairs where both reviewers named the same other commit and recovered 4 missing fixes. The simple linking rule was thus wrong for about one advisory in eight. Corrections and recoveries are kept in separate files so that every commit not taken from an advisory can be audited.</w:t>
       </w:r>
     </w:p>
     <w:p>
       <w:pPr>
-        <w:pStyle w:val="14"/>
+        <w:pStyle w:val="17"/>
         <w:keepNext/>
         <w:keepLines w:val="0"/>
         <w:widowControl/>
@@ -5677,7 +5683,7 @@
     </w:p>
     <w:p>
       <w:pPr>
-        <w:pStyle w:val="20"/>
+        <w:pStyle w:val="21"/>
         <w:keepNext w:val="0"/>
         <w:keepLines w:val="0"/>
         <w:widowControl/>
@@ -5776,12 +5782,12 @@
         <w:rPr>
           <w:rFonts w:hint="default" w:ascii="Times New Roman" w:hAnsi="Times New Roman" w:cs="Times New Roman"/>
         </w:rPr>
-        <w:t xml:space="preserve"> otherwise; this rule was fixed before any event was built, and the label follows the real sink even when a large sink function is represented by its call site. For each event an LLM analyst builds the slice, an independent LLM checker tries to refute it, and only the authors’ sign-off validates it. 31 events passed the check and the authors accepted 30 of them, 24 cross-file (Fig. 3); the sign-off reviewed the prepared dossiers and did not re-derive them. Of the 4 events not accepted, one is a finding in itself: our analysis indicates that a published fix sanitises a document that the command-line PDF path then discards and re-parses, leaving that path vulnerable. Another reflected a limit of our own tooling: the slicer could not keep a module-level block that connects an upload handler to its sink, and has since been extended to keep such wiring on request. The checker’s final verdict matched the analyst’s class and scope label in every prepared event, in one case only after its first check rejected the class and the event was re-modelled on another flow fixed by the same commit.</w:t>
+        <w:t xml:space="preserve"> otherwise; this rule was fixed before any event was built, and the label follows the real sink even when a large sink function is represented by its call site. For each event an LLM analyst builds the slice, an independent LLM checker tries to refute it, and only the authors’ sign-off validates it. 31 events passed the check and the authors accepted 30 of them, 24 cross-file (Fig. 3); the sign-off reviewed the prepared dossiers and did not re-derive them. Of the 4 events not accepted, one is a finding in itself: our analysis indicates that a published fix sanitises a document that the command-line PDF path then discards and re-parses, leaving that path vulnerable. Another reflected a limit of our own tooling: the slicer could not keep a module-level block that connects an upload handler to its sink, and has since been extended to keep such wiring on request.</w:t>
       </w:r>
     </w:p>
     <w:p>
       <w:pPr>
-        <w:pStyle w:val="14"/>
+        <w:pStyle w:val="17"/>
         <w:keepNext/>
         <w:keepLines w:val="0"/>
         <w:widowControl/>
@@ -5814,7 +5820,7 @@
     </w:p>
     <w:p>
       <w:pPr>
-        <w:pStyle w:val="20"/>
+        <w:pStyle w:val="21"/>
         <w:keepNext w:val="0"/>
         <w:keepLines w:val="0"/>
         <w:widowControl/>
@@ -5848,7 +5854,7 @@
         <w:rPr>
           <w:rFonts w:hint="default" w:ascii="Times New Roman" w:hAnsi="Times New Roman" w:cs="Times New Roman"/>
         </w:rPr>
-        <w:t xml:space="preserve"> Each validated event becomes a refinement trace of five to eight turns (improve readability, add logging, optimise). At a turn between the second and the sixth, fixed by a seeded plan, the regression is merged into the code the model has just produced, and every turn is labelled clean, local regression or cross-file regression from the recorded code. Near-duplicates of the regressed code elsewhere in the repository and tests changed by the fix are kept out of the graph’s retrieval scope to avoid leakage; the scan found exact twins in one event and 32 such test files. A three-event pilot has been recorded with the open-weight model of Section V, and recording of the full set is in progress.</w:t>
+        <w:t xml:space="preserve"> Each validated event becomes a refinement trace of five to eight turns (improve readability, add logging, optimise). At a turn between the second and the sixth, fixed by a seeded plan, the regression is merged into the code the model has just produced, and every turn is labelled clean, local regression or cross-file regression from the recorded code. Near-duplicates of the regressed code elsewhere in the repository and tests changed by the fix are kept out of the graph’s retrieval scope to avoid leakage; the scan found exact twins in one event and 32 such test files. All 30 events were recorded with the open-weight model of Section V, three runs each: 584 turns in 90 runs.</w:t>
       </w:r>
     </w:p>
     <w:p>
@@ -5883,7 +5889,7 @@
         <w:rPr>
           <w:rFonts w:hint="default" w:ascii="Times New Roman" w:hAnsi="Times New Roman" w:cs="Times New Roman"/>
         </w:rPr>
-        <w:t xml:space="preserve"> The harness drives a refinement loop over a set of Python files. Each turn sends the model a fixed system prompt, every current file and one instruction; the model returns complete files, and the harness computes a diff and appends a record to a JSON Lines trace holding the prompt and its hash, the requested and the served model identifiers, the parameters, the response, token usage, latency and the diff. Refusals and errors have their own record kinds. Each prompt sequence is run several times, and every run carries a replication number. The code is Python 3.12 with pinned dependencies and 623 automated tests.</w:t>
+        <w:t xml:space="preserve"> The harness drives a refinement loop over a set of Python files. Each turn sends the model a fixed system prompt, every current file and one instruction; the model returns complete files, and the harness computes a diff and appends a record to a JSON Lines trace holding the prompt and its hash, the requested and the served model identifiers, the parameters, the response, token usage, latency and the diff. Refusals and errors have their own record kinds. Each prompt sequence is run several times, and every run carries a replication number. The code is Python 3.12 with pinned dependencies and 643 automated tests.</w:t>
       </w:r>
     </w:p>
     <w:p>
@@ -5935,7 +5941,7 @@
         <w:rPr>
           <w:rFonts w:hint="default" w:ascii="Times New Roman" w:hAnsi="Times New Roman" w:cs="Times New Roman"/>
         </w:rPr>
-        <w:t xml:space="preserve"> replications collapsed into one. Statistical tests would still have run, over duplicates. Adding the replication number to the key fixed this, and a regression test guards it. Second, we passed the replication number to the model server as its sampling seed. Under one seed the model’s reply then broke the output format in all 14 events a session started, while two other seeds never did; we attribute this to a fixed seed reusing one random stream for every request. That seed was replaced, on format validity alone, before any gate was run.</w:t>
+        <w:t xml:space="preserve"> replications collapsed into one. Adding the replication number to the key fixed this, and a regression test guards it. Second, we passed the replication number to the model server as its sampling seed. Under one seed the model’s reply then broke the output format in all 14 events a session started, while two other seeds never did; we attribute this to a fixed seed reusing one random stream for every request. That seed was replaced, on format validity alone, before any gate was run.</w:t>
       </w:r>
     </w:p>
     <w:p>
@@ -5958,12 +5964,12 @@
         <w:rPr>
           <w:rFonts w:hint="default" w:ascii="Times New Roman" w:hAnsi="Times New Roman" w:cs="Times New Roman"/>
         </w:rPr>
-        <w:t xml:space="preserve"> The experiments run on an open-weight model, so that they do not depend on a commercial service and anyone can repeat them: Qwen2.5-Coder with 14.8 billion parameters [20], released under Apache-2.0, in 4-bit quantised form with a 32,768-token context, served by Ollama on a free cloud GPU. The same model performs the triage step. In a pilot on three events it returned complete, usable files in all 21 turns, and the regression was placed in all three traces. Model identifiers are command-line options and every trace records them. A turn the model declines or answers unusably is stored as an outcome, ends its replication and never triggers a fallback to another model, which would mix models within a condition; the rate of such turns will be reported beside the degradation curve. Table IV collects what has been measured so far.</w:t>
+        <w:t xml:space="preserve"> The experiments run on an open-weight model, so that they do not depend on a commercial service and anyone can repeat them: Qwen2.5-Coder with 14.8 billion parameters [20], released under Apache-2.0, in 4-bit quantised form with a 32,768-token context, served by Ollama on a free cloud GPU. The same model performs the triage step. Over the dataset it returned complete, usable files in all 584 turns, at a median of 161 seconds per turn. A turn the model declines or answers unusably is stored as an outcome, ends its run and never triggers a fallback to another model, which would mix models within a condition; no such turn occurred in the recorded runs. Table IV collects the other measurements.</w:t>
       </w:r>
     </w:p>
     <w:p>
       <w:pPr>
-        <w:pStyle w:val="19"/>
+        <w:pStyle w:val="20"/>
         <w:keepNext/>
         <w:keepLines w:val="0"/>
         <w:widowControl/>
@@ -6010,8 +6016,8 @@
         </w:tblCellMar>
       </w:tblPr>
       <w:tblGrid>
-        <w:gridCol w:w="3025"/>
-        <w:gridCol w:w="2135"/>
+        <w:gridCol w:w="2846"/>
+        <w:gridCol w:w="2314"/>
       </w:tblGrid>
       <w:tr>
         <w:tblPrEx>
@@ -6036,7 +6042,7 @@
         </w:trPr>
         <w:tc>
           <w:tcPr>
-            <w:tcW w:w="2931" w:type="pct"/>
+            <w:tcW w:w="2757" w:type="pct"/>
             <w:tcBorders>
               <w:top w:val="single" w:color="000000" w:sz="4" w:space="0"/>
               <w:left w:val="single" w:color="000000" w:sz="4" w:space="0"/>
@@ -6083,7 +6089,7 @@
         </w:tc>
         <w:tc>
           <w:tcPr>
-            <w:tcW w:w="2068" w:type="pct"/>
+            <w:tcW w:w="2242" w:type="pct"/>
             <w:tcBorders>
               <w:top w:val="single" w:color="000000" w:sz="4" w:space="0"/>
               <w:left w:val="single" w:color="000000" w:sz="4" w:space="0"/>
@@ -6152,7 +6158,7 @@
         </w:trPr>
         <w:tc>
           <w:tcPr>
-            <w:tcW w:w="2931" w:type="pct"/>
+            <w:tcW w:w="2757" w:type="pct"/>
             <w:tcBorders>
               <w:top w:val="single" w:color="000000" w:sz="4" w:space="0"/>
               <w:left w:val="single" w:color="000000" w:sz="4" w:space="0"/>
@@ -6195,44 +6201,44 @@
         </w:tc>
         <w:tc>
           <w:tcPr>
-            <w:tcW w:w="2068" w:type="pct"/>
-            <w:tcBorders>
-              <w:top w:val="single" w:color="000000" w:sz="4" w:space="0"/>
-              <w:left w:val="single" w:color="000000" w:sz="4" w:space="0"/>
-              <w:bottom w:val="single" w:color="000000" w:sz="4" w:space="0"/>
-              <w:right w:val="single" w:color="000000" w:sz="4" w:space="0"/>
-            </w:tcBorders>
-            <w:shd w:val="clear"/>
-            <w:tcMar>
-              <w:top w:w="20" w:type="dxa"/>
-              <w:left w:w="60" w:type="dxa"/>
-              <w:bottom w:w="20" w:type="dxa"/>
-              <w:right w:w="60" w:type="dxa"/>
-            </w:tcMar>
-            <w:vAlign w:val="top"/>
-          </w:tcPr>
-          <w:p>
-            <w:pPr>
-              <w:keepNext/>
-              <w:keepLines w:val="0"/>
-              <w:widowControl/>
-              <w:suppressLineNumbers w:val="0"/>
-              <w:jc w:val="left"/>
-              <w:textAlignment w:val="top"/>
-              <w:rPr>
-                <w:rFonts w:hint="default" w:ascii="Times New Roman" w:hAnsi="Times New Roman" w:cs="Times New Roman"/>
-                <w:sz w:val="16"/>
-                <w:szCs w:val="16"/>
-              </w:rPr>
-            </w:pPr>
-            <w:r>
-              <w:rPr>
-                <w:rFonts w:hint="default" w:ascii="Times New Roman" w:hAnsi="Times New Roman" w:eastAsia="SimSun" w:cs="Times New Roman"/>
-                <w:sz w:val="16"/>
-                <w:szCs w:val="16"/>
-                <w:bdr w:val="none" w:color="auto" w:sz="0" w:space="0"/>
-              </w:rPr>
-              <w:t>623, all passing</w:t>
+            <w:tcW w:w="2242" w:type="pct"/>
+            <w:tcBorders>
+              <w:top w:val="single" w:color="000000" w:sz="4" w:space="0"/>
+              <w:left w:val="single" w:color="000000" w:sz="4" w:space="0"/>
+              <w:bottom w:val="single" w:color="000000" w:sz="4" w:space="0"/>
+              <w:right w:val="single" w:color="000000" w:sz="4" w:space="0"/>
+            </w:tcBorders>
+            <w:shd w:val="clear"/>
+            <w:tcMar>
+              <w:top w:w="20" w:type="dxa"/>
+              <w:left w:w="60" w:type="dxa"/>
+              <w:bottom w:w="20" w:type="dxa"/>
+              <w:right w:w="60" w:type="dxa"/>
+            </w:tcMar>
+            <w:vAlign w:val="top"/>
+          </w:tcPr>
+          <w:p>
+            <w:pPr>
+              <w:keepNext/>
+              <w:keepLines w:val="0"/>
+              <w:widowControl/>
+              <w:suppressLineNumbers w:val="0"/>
+              <w:jc w:val="left"/>
+              <w:textAlignment w:val="top"/>
+              <w:rPr>
+                <w:rFonts w:hint="default" w:ascii="Times New Roman" w:hAnsi="Times New Roman" w:cs="Times New Roman"/>
+                <w:sz w:val="16"/>
+                <w:szCs w:val="16"/>
+              </w:rPr>
+            </w:pPr>
+            <w:r>
+              <w:rPr>
+                <w:rFonts w:hint="default" w:ascii="Times New Roman" w:hAnsi="Times New Roman" w:eastAsia="SimSun" w:cs="Times New Roman"/>
+                <w:sz w:val="16"/>
+                <w:szCs w:val="16"/>
+                <w:bdr w:val="none" w:color="auto" w:sz="0" w:space="0"/>
+              </w:rPr>
+              <w:t>643, all passing</w:t>
             </w:r>
           </w:p>
         </w:tc>
@@ -6260,7 +6266,7 @@
         </w:trPr>
         <w:tc>
           <w:tcPr>
-            <w:tcW w:w="2931" w:type="pct"/>
+            <w:tcW w:w="2757" w:type="pct"/>
             <w:tcBorders>
               <w:top w:val="single" w:color="000000" w:sz="4" w:space="0"/>
               <w:left w:val="single" w:color="000000" w:sz="4" w:space="0"/>
@@ -6303,44 +6309,44 @@
         </w:tc>
         <w:tc>
           <w:tcPr>
-            <w:tcW w:w="2068" w:type="pct"/>
-            <w:tcBorders>
-              <w:top w:val="single" w:color="000000" w:sz="4" w:space="0"/>
-              <w:left w:val="single" w:color="000000" w:sz="4" w:space="0"/>
-              <w:bottom w:val="single" w:color="000000" w:sz="4" w:space="0"/>
-              <w:right w:val="single" w:color="000000" w:sz="4" w:space="0"/>
-            </w:tcBorders>
-            <w:shd w:val="clear"/>
-            <w:tcMar>
-              <w:top w:w="20" w:type="dxa"/>
-              <w:left w:w="60" w:type="dxa"/>
-              <w:bottom w:w="20" w:type="dxa"/>
-              <w:right w:w="60" w:type="dxa"/>
-            </w:tcMar>
-            <w:vAlign w:val="top"/>
-          </w:tcPr>
-          <w:p>
-            <w:pPr>
-              <w:keepNext/>
-              <w:keepLines w:val="0"/>
-              <w:widowControl/>
-              <w:suppressLineNumbers w:val="0"/>
-              <w:jc w:val="left"/>
-              <w:textAlignment w:val="top"/>
-              <w:rPr>
-                <w:rFonts w:hint="default" w:ascii="Times New Roman" w:hAnsi="Times New Roman" w:cs="Times New Roman"/>
-                <w:sz w:val="16"/>
-                <w:szCs w:val="16"/>
-              </w:rPr>
-            </w:pPr>
-            <w:r>
-              <w:rPr>
-                <w:rFonts w:hint="default" w:ascii="Times New Roman" w:hAnsi="Times New Roman" w:eastAsia="SimSun" w:cs="Times New Roman"/>
-                <w:sz w:val="16"/>
-                <w:szCs w:val="16"/>
-                <w:bdr w:val="none" w:color="auto" w:sz="0" w:space="0"/>
-              </w:rPr>
-              <w:t>Byte-identical</w:t>
+            <w:tcW w:w="2242" w:type="pct"/>
+            <w:tcBorders>
+              <w:top w:val="single" w:color="000000" w:sz="4" w:space="0"/>
+              <w:left w:val="single" w:color="000000" w:sz="4" w:space="0"/>
+              <w:bottom w:val="single" w:color="000000" w:sz="4" w:space="0"/>
+              <w:right w:val="single" w:color="000000" w:sz="4" w:space="0"/>
+            </w:tcBorders>
+            <w:shd w:val="clear"/>
+            <w:tcMar>
+              <w:top w:w="20" w:type="dxa"/>
+              <w:left w:w="60" w:type="dxa"/>
+              <w:bottom w:w="20" w:type="dxa"/>
+              <w:right w:w="60" w:type="dxa"/>
+            </w:tcMar>
+            <w:vAlign w:val="top"/>
+          </w:tcPr>
+          <w:p>
+            <w:pPr>
+              <w:keepNext/>
+              <w:keepLines w:val="0"/>
+              <w:widowControl/>
+              <w:suppressLineNumbers w:val="0"/>
+              <w:jc w:val="left"/>
+              <w:textAlignment w:val="top"/>
+              <w:rPr>
+                <w:rFonts w:hint="default" w:ascii="Times New Roman" w:hAnsi="Times New Roman" w:cs="Times New Roman"/>
+                <w:sz w:val="16"/>
+                <w:szCs w:val="16"/>
+              </w:rPr>
+            </w:pPr>
+            <w:r>
+              <w:rPr>
+                <w:rFonts w:hint="default" w:ascii="Times New Roman" w:hAnsi="Times New Roman" w:eastAsia="SimSun" w:cs="Times New Roman"/>
+                <w:sz w:val="16"/>
+                <w:szCs w:val="16"/>
+                <w:bdr w:val="none" w:color="auto" w:sz="0" w:space="0"/>
+              </w:rPr>
+              <w:t>Byte-identical, all 30</w:t>
             </w:r>
           </w:p>
         </w:tc>
@@ -6368,7 +6374,7 @@
         </w:trPr>
         <w:tc>
           <w:tcPr>
-            <w:tcW w:w="2931" w:type="pct"/>
+            <w:tcW w:w="2757" w:type="pct"/>
             <w:tcBorders>
               <w:top w:val="single" w:color="000000" w:sz="4" w:space="0"/>
               <w:left w:val="single" w:color="000000" w:sz="4" w:space="0"/>
@@ -6411,7 +6417,7 @@
         </w:tc>
         <w:tc>
           <w:tcPr>
-            <w:tcW w:w="2068" w:type="pct"/>
+            <w:tcW w:w="2242" w:type="pct"/>
             <w:tcBorders>
               <w:top w:val="single" w:color="000000" w:sz="4" w:space="0"/>
               <w:left w:val="single" w:color="000000" w:sz="4" w:space="0"/>
@@ -6476,87 +6482,87 @@
         </w:trPr>
         <w:tc>
           <w:tcPr>
-            <w:tcW w:w="2931" w:type="pct"/>
-            <w:tcBorders>
-              <w:top w:val="single" w:color="000000" w:sz="4" w:space="0"/>
-              <w:left w:val="single" w:color="000000" w:sz="4" w:space="0"/>
-              <w:bottom w:val="single" w:color="000000" w:sz="4" w:space="0"/>
-              <w:right w:val="single" w:color="000000" w:sz="4" w:space="0"/>
-            </w:tcBorders>
-            <w:shd w:val="clear"/>
-            <w:tcMar>
-              <w:top w:w="20" w:type="dxa"/>
-              <w:left w:w="60" w:type="dxa"/>
-              <w:bottom w:w="20" w:type="dxa"/>
-              <w:right w:w="60" w:type="dxa"/>
-            </w:tcMar>
-            <w:vAlign w:val="top"/>
-          </w:tcPr>
-          <w:p>
-            <w:pPr>
-              <w:keepNext/>
-              <w:keepLines w:val="0"/>
-              <w:widowControl/>
-              <w:suppressLineNumbers w:val="0"/>
-              <w:jc w:val="left"/>
-              <w:textAlignment w:val="top"/>
-              <w:rPr>
-                <w:rFonts w:hint="default" w:ascii="Times New Roman" w:hAnsi="Times New Roman" w:cs="Times New Roman"/>
-                <w:sz w:val="16"/>
-                <w:szCs w:val="16"/>
-              </w:rPr>
-            </w:pPr>
-            <w:r>
-              <w:rPr>
-                <w:rFonts w:hint="default" w:ascii="Times New Roman" w:hAnsi="Times New Roman" w:eastAsia="SimSun" w:cs="Times New Roman"/>
-                <w:sz w:val="16"/>
-                <w:szCs w:val="16"/>
-                <w:bdr w:val="none" w:color="auto" w:sz="0" w:space="0"/>
-              </w:rPr>
-              <w:t>Regressions the pattern scanners flag</w:t>
-            </w:r>
-          </w:p>
-        </w:tc>
-        <w:tc>
-          <w:tcPr>
-            <w:tcW w:w="2068" w:type="pct"/>
-            <w:tcBorders>
-              <w:top w:val="single" w:color="000000" w:sz="4" w:space="0"/>
-              <w:left w:val="single" w:color="000000" w:sz="4" w:space="0"/>
-              <w:bottom w:val="single" w:color="000000" w:sz="4" w:space="0"/>
-              <w:right w:val="single" w:color="000000" w:sz="4" w:space="0"/>
-            </w:tcBorders>
-            <w:shd w:val="clear"/>
-            <w:tcMar>
-              <w:top w:w="20" w:type="dxa"/>
-              <w:left w:w="60" w:type="dxa"/>
-              <w:bottom w:w="20" w:type="dxa"/>
-              <w:right w:w="60" w:type="dxa"/>
-            </w:tcMar>
-            <w:vAlign w:val="top"/>
-          </w:tcPr>
-          <w:p>
-            <w:pPr>
-              <w:keepNext/>
-              <w:keepLines w:val="0"/>
-              <w:widowControl/>
-              <w:suppressLineNumbers w:val="0"/>
-              <w:jc w:val="left"/>
-              <w:textAlignment w:val="top"/>
-              <w:rPr>
-                <w:rFonts w:hint="default" w:ascii="Times New Roman" w:hAnsi="Times New Roman" w:cs="Times New Roman"/>
-                <w:sz w:val="16"/>
-                <w:szCs w:val="16"/>
-              </w:rPr>
-            </w:pPr>
-            <w:r>
-              <w:rPr>
-                <w:rFonts w:hint="default" w:ascii="Times New Roman" w:hAnsi="Times New Roman" w:eastAsia="SimSun" w:cs="Times New Roman"/>
-                <w:sz w:val="16"/>
-                <w:szCs w:val="16"/>
-                <w:bdr w:val="none" w:color="auto" w:sz="0" w:space="0"/>
-              </w:rPr>
-              <w:t>1 of 30</w:t>
+            <w:tcW w:w="2757" w:type="pct"/>
+            <w:tcBorders>
+              <w:top w:val="single" w:color="000000" w:sz="4" w:space="0"/>
+              <w:left w:val="single" w:color="000000" w:sz="4" w:space="0"/>
+              <w:bottom w:val="single" w:color="000000" w:sz="4" w:space="0"/>
+              <w:right w:val="single" w:color="000000" w:sz="4" w:space="0"/>
+            </w:tcBorders>
+            <w:shd w:val="clear"/>
+            <w:tcMar>
+              <w:top w:w="20" w:type="dxa"/>
+              <w:left w:w="60" w:type="dxa"/>
+              <w:bottom w:w="20" w:type="dxa"/>
+              <w:right w:w="60" w:type="dxa"/>
+            </w:tcMar>
+            <w:vAlign w:val="top"/>
+          </w:tcPr>
+          <w:p>
+            <w:pPr>
+              <w:keepNext/>
+              <w:keepLines w:val="0"/>
+              <w:widowControl/>
+              <w:suppressLineNumbers w:val="0"/>
+              <w:jc w:val="left"/>
+              <w:textAlignment w:val="top"/>
+              <w:rPr>
+                <w:rFonts w:hint="default" w:ascii="Times New Roman" w:hAnsi="Times New Roman" w:cs="Times New Roman"/>
+                <w:sz w:val="16"/>
+                <w:szCs w:val="16"/>
+              </w:rPr>
+            </w:pPr>
+            <w:r>
+              <w:rPr>
+                <w:rFonts w:hint="default" w:ascii="Times New Roman" w:hAnsi="Times New Roman" w:eastAsia="SimSun" w:cs="Times New Roman"/>
+                <w:sz w:val="16"/>
+                <w:szCs w:val="16"/>
+                <w:bdr w:val="none" w:color="auto" w:sz="0" w:space="0"/>
+              </w:rPr>
+              <w:t>Runs with the regression placed</w:t>
+            </w:r>
+          </w:p>
+        </w:tc>
+        <w:tc>
+          <w:tcPr>
+            <w:tcW w:w="2242" w:type="pct"/>
+            <w:tcBorders>
+              <w:top w:val="single" w:color="000000" w:sz="4" w:space="0"/>
+              <w:left w:val="single" w:color="000000" w:sz="4" w:space="0"/>
+              <w:bottom w:val="single" w:color="000000" w:sz="4" w:space="0"/>
+              <w:right w:val="single" w:color="000000" w:sz="4" w:space="0"/>
+            </w:tcBorders>
+            <w:shd w:val="clear"/>
+            <w:tcMar>
+              <w:top w:w="20" w:type="dxa"/>
+              <w:left w:w="60" w:type="dxa"/>
+              <w:bottom w:w="20" w:type="dxa"/>
+              <w:right w:w="60" w:type="dxa"/>
+            </w:tcMar>
+            <w:vAlign w:val="top"/>
+          </w:tcPr>
+          <w:p>
+            <w:pPr>
+              <w:keepNext/>
+              <w:keepLines w:val="0"/>
+              <w:widowControl/>
+              <w:suppressLineNumbers w:val="0"/>
+              <w:jc w:val="left"/>
+              <w:textAlignment w:val="top"/>
+              <w:rPr>
+                <w:rFonts w:hint="default" w:ascii="Times New Roman" w:hAnsi="Times New Roman" w:cs="Times New Roman"/>
+                <w:sz w:val="16"/>
+                <w:szCs w:val="16"/>
+              </w:rPr>
+            </w:pPr>
+            <w:r>
+              <w:rPr>
+                <w:rFonts w:hint="default" w:ascii="Times New Roman" w:hAnsi="Times New Roman" w:eastAsia="SimSun" w:cs="Times New Roman"/>
+                <w:sz w:val="16"/>
+                <w:szCs w:val="16"/>
+                <w:bdr w:val="none" w:color="auto" w:sz="0" w:space="0"/>
+              </w:rPr>
+              <w:t>80 of 90</w:t>
             </w:r>
           </w:p>
         </w:tc>
@@ -6584,87 +6590,87 @@
         </w:trPr>
         <w:tc>
           <w:tcPr>
-            <w:tcW w:w="2931" w:type="pct"/>
-            <w:tcBorders>
-              <w:top w:val="single" w:color="000000" w:sz="4" w:space="0"/>
-              <w:left w:val="single" w:color="000000" w:sz="4" w:space="0"/>
-              <w:bottom w:val="single" w:color="000000" w:sz="4" w:space="0"/>
-              <w:right w:val="single" w:color="000000" w:sz="4" w:space="0"/>
-            </w:tcBorders>
-            <w:shd w:val="clear"/>
-            <w:tcMar>
-              <w:top w:w="20" w:type="dxa"/>
-              <w:left w:w="60" w:type="dxa"/>
-              <w:bottom w:w="20" w:type="dxa"/>
-              <w:right w:w="60" w:type="dxa"/>
-            </w:tcMar>
-            <w:vAlign w:val="top"/>
-          </w:tcPr>
-          <w:p>
-            <w:pPr>
-              <w:keepNext/>
-              <w:keepLines w:val="0"/>
-              <w:widowControl/>
-              <w:suppressLineNumbers w:val="0"/>
-              <w:jc w:val="left"/>
-              <w:textAlignment w:val="top"/>
-              <w:rPr>
-                <w:rFonts w:hint="default" w:ascii="Times New Roman" w:hAnsi="Times New Roman" w:cs="Times New Roman"/>
-                <w:sz w:val="16"/>
-                <w:szCs w:val="16"/>
-              </w:rPr>
-            </w:pPr>
-            <w:r>
-              <w:rPr>
-                <w:rFonts w:hint="default" w:ascii="Times New Roman" w:hAnsi="Times New Roman" w:eastAsia="SimSun" w:cs="Times New Roman"/>
-                <w:sz w:val="16"/>
-                <w:szCs w:val="16"/>
-                <w:bdr w:val="none" w:color="auto" w:sz="0" w:space="0"/>
-              </w:rPr>
-              <w:t>Regressions the graph rules flag</w:t>
-            </w:r>
-          </w:p>
-        </w:tc>
-        <w:tc>
-          <w:tcPr>
-            <w:tcW w:w="2068" w:type="pct"/>
-            <w:tcBorders>
-              <w:top w:val="single" w:color="000000" w:sz="4" w:space="0"/>
-              <w:left w:val="single" w:color="000000" w:sz="4" w:space="0"/>
-              <w:bottom w:val="single" w:color="000000" w:sz="4" w:space="0"/>
-              <w:right w:val="single" w:color="000000" w:sz="4" w:space="0"/>
-            </w:tcBorders>
-            <w:shd w:val="clear"/>
-            <w:tcMar>
-              <w:top w:w="20" w:type="dxa"/>
-              <w:left w:w="60" w:type="dxa"/>
-              <w:bottom w:w="20" w:type="dxa"/>
-              <w:right w:w="60" w:type="dxa"/>
-            </w:tcMar>
-            <w:vAlign w:val="top"/>
-          </w:tcPr>
-          <w:p>
-            <w:pPr>
-              <w:keepNext/>
-              <w:keepLines w:val="0"/>
-              <w:widowControl/>
-              <w:suppressLineNumbers w:val="0"/>
-              <w:jc w:val="left"/>
-              <w:textAlignment w:val="top"/>
-              <w:rPr>
-                <w:rFonts w:hint="default" w:ascii="Times New Roman" w:hAnsi="Times New Roman" w:cs="Times New Roman"/>
-                <w:sz w:val="16"/>
-                <w:szCs w:val="16"/>
-              </w:rPr>
-            </w:pPr>
-            <w:r>
-              <w:rPr>
-                <w:rFonts w:hint="default" w:ascii="Times New Roman" w:hAnsi="Times New Roman" w:eastAsia="SimSun" w:cs="Times New Roman"/>
-                <w:sz w:val="16"/>
-                <w:szCs w:val="16"/>
-                <w:bdr w:val="none" w:color="auto" w:sz="0" w:space="0"/>
-              </w:rPr>
-              <w:t>11 of 30</w:t>
+            <w:tcW w:w="2757" w:type="pct"/>
+            <w:tcBorders>
+              <w:top w:val="single" w:color="000000" w:sz="4" w:space="0"/>
+              <w:left w:val="single" w:color="000000" w:sz="4" w:space="0"/>
+              <w:bottom w:val="single" w:color="000000" w:sz="4" w:space="0"/>
+              <w:right w:val="single" w:color="000000" w:sz="4" w:space="0"/>
+            </w:tcBorders>
+            <w:shd w:val="clear"/>
+            <w:tcMar>
+              <w:top w:w="20" w:type="dxa"/>
+              <w:left w:w="60" w:type="dxa"/>
+              <w:bottom w:w="20" w:type="dxa"/>
+              <w:right w:w="60" w:type="dxa"/>
+            </w:tcMar>
+            <w:vAlign w:val="top"/>
+          </w:tcPr>
+          <w:p>
+            <w:pPr>
+              <w:keepNext/>
+              <w:keepLines w:val="0"/>
+              <w:widowControl/>
+              <w:suppressLineNumbers w:val="0"/>
+              <w:jc w:val="left"/>
+              <w:textAlignment w:val="top"/>
+              <w:rPr>
+                <w:rFonts w:hint="default" w:ascii="Times New Roman" w:hAnsi="Times New Roman" w:cs="Times New Roman"/>
+                <w:sz w:val="16"/>
+                <w:szCs w:val="16"/>
+              </w:rPr>
+            </w:pPr>
+            <w:r>
+              <w:rPr>
+                <w:rFonts w:hint="default" w:ascii="Times New Roman" w:hAnsi="Times New Roman" w:eastAsia="SimSun" w:cs="Times New Roman"/>
+                <w:sz w:val="16"/>
+                <w:szCs w:val="16"/>
+                <w:bdr w:val="none" w:color="auto" w:sz="0" w:space="0"/>
+              </w:rPr>
+              <w:t>Turn labels carried over</w:t>
+            </w:r>
+          </w:p>
+        </w:tc>
+        <w:tc>
+          <w:tcPr>
+            <w:tcW w:w="2242" w:type="pct"/>
+            <w:tcBorders>
+              <w:top w:val="single" w:color="000000" w:sz="4" w:space="0"/>
+              <w:left w:val="single" w:color="000000" w:sz="4" w:space="0"/>
+              <w:bottom w:val="single" w:color="000000" w:sz="4" w:space="0"/>
+              <w:right w:val="single" w:color="000000" w:sz="4" w:space="0"/>
+            </w:tcBorders>
+            <w:shd w:val="clear"/>
+            <w:tcMar>
+              <w:top w:w="20" w:type="dxa"/>
+              <w:left w:w="60" w:type="dxa"/>
+              <w:bottom w:w="20" w:type="dxa"/>
+              <w:right w:w="60" w:type="dxa"/>
+            </w:tcMar>
+            <w:vAlign w:val="top"/>
+          </w:tcPr>
+          <w:p>
+            <w:pPr>
+              <w:keepNext/>
+              <w:keepLines w:val="0"/>
+              <w:widowControl/>
+              <w:suppressLineNumbers w:val="0"/>
+              <w:jc w:val="left"/>
+              <w:textAlignment w:val="top"/>
+              <w:rPr>
+                <w:rFonts w:hint="default" w:ascii="Times New Roman" w:hAnsi="Times New Roman" w:cs="Times New Roman"/>
+                <w:sz w:val="16"/>
+                <w:szCs w:val="16"/>
+              </w:rPr>
+            </w:pPr>
+            <w:r>
+              <w:rPr>
+                <w:rFonts w:hint="default" w:ascii="Times New Roman" w:hAnsi="Times New Roman" w:eastAsia="SimSun" w:cs="Times New Roman"/>
+                <w:sz w:val="16"/>
+                <w:szCs w:val="16"/>
+                <w:bdr w:val="none" w:color="auto" w:sz="0" w:space="0"/>
+              </w:rPr>
+              <w:t>302 of 584</w:t>
             </w:r>
           </w:p>
         </w:tc>
@@ -6692,439 +6698,7 @@
         </w:trPr>
         <w:tc>
           <w:tcPr>
-            <w:tcW w:w="2931" w:type="pct"/>
-            <w:tcBorders>
-              <w:top w:val="single" w:color="000000" w:sz="4" w:space="0"/>
-              <w:left w:val="single" w:color="000000" w:sz="4" w:space="0"/>
-              <w:bottom w:val="single" w:color="000000" w:sz="4" w:space="0"/>
-              <w:right w:val="single" w:color="000000" w:sz="4" w:space="0"/>
-            </w:tcBorders>
-            <w:shd w:val="clear"/>
-            <w:tcMar>
-              <w:top w:w="20" w:type="dxa"/>
-              <w:left w:w="60" w:type="dxa"/>
-              <w:bottom w:w="20" w:type="dxa"/>
-              <w:right w:w="60" w:type="dxa"/>
-            </w:tcMar>
-            <w:vAlign w:val="top"/>
-          </w:tcPr>
-          <w:p>
-            <w:pPr>
-              <w:keepNext/>
-              <w:keepLines w:val="0"/>
-              <w:widowControl/>
-              <w:suppressLineNumbers w:val="0"/>
-              <w:jc w:val="left"/>
-              <w:textAlignment w:val="top"/>
-              <w:rPr>
-                <w:rFonts w:hint="default" w:ascii="Times New Roman" w:hAnsi="Times New Roman" w:cs="Times New Roman"/>
-                <w:sz w:val="16"/>
-                <w:szCs w:val="16"/>
-              </w:rPr>
-            </w:pPr>
-            <w:r>
-              <w:rPr>
-                <w:rFonts w:hint="default" w:ascii="Times New Roman" w:hAnsi="Times New Roman" w:eastAsia="SimSun" w:cs="Times New Roman"/>
-                <w:sz w:val="16"/>
-                <w:szCs w:val="16"/>
-                <w:bdr w:val="none" w:color="auto" w:sz="0" w:space="0"/>
-              </w:rPr>
-              <w:t>Pilot turns returning usable files</w:t>
-            </w:r>
-          </w:p>
-        </w:tc>
-        <w:tc>
-          <w:tcPr>
-            <w:tcW w:w="2068" w:type="pct"/>
-            <w:tcBorders>
-              <w:top w:val="single" w:color="000000" w:sz="4" w:space="0"/>
-              <w:left w:val="single" w:color="000000" w:sz="4" w:space="0"/>
-              <w:bottom w:val="single" w:color="000000" w:sz="4" w:space="0"/>
-              <w:right w:val="single" w:color="000000" w:sz="4" w:space="0"/>
-            </w:tcBorders>
-            <w:shd w:val="clear"/>
-            <w:tcMar>
-              <w:top w:w="20" w:type="dxa"/>
-              <w:left w:w="60" w:type="dxa"/>
-              <w:bottom w:w="20" w:type="dxa"/>
-              <w:right w:w="60" w:type="dxa"/>
-            </w:tcMar>
-            <w:vAlign w:val="top"/>
-          </w:tcPr>
-          <w:p>
-            <w:pPr>
-              <w:keepNext/>
-              <w:keepLines w:val="0"/>
-              <w:widowControl/>
-              <w:suppressLineNumbers w:val="0"/>
-              <w:jc w:val="left"/>
-              <w:textAlignment w:val="top"/>
-              <w:rPr>
-                <w:rFonts w:hint="default" w:ascii="Times New Roman" w:hAnsi="Times New Roman" w:cs="Times New Roman"/>
-                <w:sz w:val="16"/>
-                <w:szCs w:val="16"/>
-              </w:rPr>
-            </w:pPr>
-            <w:r>
-              <w:rPr>
-                <w:rFonts w:hint="default" w:ascii="Times New Roman" w:hAnsi="Times New Roman" w:eastAsia="SimSun" w:cs="Times New Roman"/>
-                <w:sz w:val="16"/>
-                <w:szCs w:val="16"/>
-                <w:bdr w:val="none" w:color="auto" w:sz="0" w:space="0"/>
-              </w:rPr>
-              <w:t>21 of 21</w:t>
-            </w:r>
-          </w:p>
-        </w:tc>
-      </w:tr>
-      <w:tr>
-        <w:tblPrEx>
-          <w:tblBorders>
-            <w:top w:val="none" w:color="auto" w:sz="0" w:space="0"/>
-            <w:left w:val="none" w:color="auto" w:sz="0" w:space="0"/>
-            <w:bottom w:val="none" w:color="auto" w:sz="0" w:space="0"/>
-            <w:right w:val="none" w:color="auto" w:sz="0" w:space="0"/>
-            <w:insideH w:val="none" w:color="auto" w:sz="0" w:space="0"/>
-            <w:insideV w:val="none" w:color="auto" w:sz="0" w:space="0"/>
-          </w:tblBorders>
-          <w:shd w:val="clear"/>
-          <w:tblCellMar>
-            <w:top w:w="15" w:type="dxa"/>
-            <w:left w:w="15" w:type="dxa"/>
-            <w:bottom w:w="15" w:type="dxa"/>
-            <w:right w:w="15" w:type="dxa"/>
-          </w:tblCellMar>
-        </w:tblPrEx>
-        <w:trPr>
-          <w:cantSplit/>
-        </w:trPr>
-        <w:tc>
-          <w:tcPr>
-            <w:tcW w:w="2931" w:type="pct"/>
-            <w:tcBorders>
-              <w:top w:val="single" w:color="000000" w:sz="4" w:space="0"/>
-              <w:left w:val="single" w:color="000000" w:sz="4" w:space="0"/>
-              <w:bottom w:val="single" w:color="000000" w:sz="4" w:space="0"/>
-              <w:right w:val="single" w:color="000000" w:sz="4" w:space="0"/>
-            </w:tcBorders>
-            <w:shd w:val="clear"/>
-            <w:tcMar>
-              <w:top w:w="20" w:type="dxa"/>
-              <w:left w:w="60" w:type="dxa"/>
-              <w:bottom w:w="20" w:type="dxa"/>
-              <w:right w:w="60" w:type="dxa"/>
-            </w:tcMar>
-            <w:vAlign w:val="top"/>
-          </w:tcPr>
-          <w:p>
-            <w:pPr>
-              <w:keepNext/>
-              <w:keepLines w:val="0"/>
-              <w:widowControl/>
-              <w:suppressLineNumbers w:val="0"/>
-              <w:jc w:val="left"/>
-              <w:textAlignment w:val="top"/>
-              <w:rPr>
-                <w:rFonts w:hint="default" w:ascii="Times New Roman" w:hAnsi="Times New Roman" w:cs="Times New Roman"/>
-                <w:sz w:val="16"/>
-                <w:szCs w:val="16"/>
-              </w:rPr>
-            </w:pPr>
-            <w:r>
-              <w:rPr>
-                <w:rFonts w:hint="default" w:ascii="Times New Roman" w:hAnsi="Times New Roman" w:eastAsia="SimSun" w:cs="Times New Roman"/>
-                <w:sz w:val="16"/>
-                <w:szCs w:val="16"/>
-                <w:bdr w:val="none" w:color="auto" w:sz="0" w:space="0"/>
-              </w:rPr>
-              <w:t>Pilot turn labels carried over</w:t>
-            </w:r>
-          </w:p>
-        </w:tc>
-        <w:tc>
-          <w:tcPr>
-            <w:tcW w:w="2068" w:type="pct"/>
-            <w:tcBorders>
-              <w:top w:val="single" w:color="000000" w:sz="4" w:space="0"/>
-              <w:left w:val="single" w:color="000000" w:sz="4" w:space="0"/>
-              <w:bottom w:val="single" w:color="000000" w:sz="4" w:space="0"/>
-              <w:right w:val="single" w:color="000000" w:sz="4" w:space="0"/>
-            </w:tcBorders>
-            <w:shd w:val="clear"/>
-            <w:tcMar>
-              <w:top w:w="20" w:type="dxa"/>
-              <w:left w:w="60" w:type="dxa"/>
-              <w:bottom w:w="20" w:type="dxa"/>
-              <w:right w:w="60" w:type="dxa"/>
-            </w:tcMar>
-            <w:vAlign w:val="top"/>
-          </w:tcPr>
-          <w:p>
-            <w:pPr>
-              <w:keepNext/>
-              <w:keepLines w:val="0"/>
-              <w:widowControl/>
-              <w:suppressLineNumbers w:val="0"/>
-              <w:jc w:val="left"/>
-              <w:textAlignment w:val="top"/>
-              <w:rPr>
-                <w:rFonts w:hint="default" w:ascii="Times New Roman" w:hAnsi="Times New Roman" w:cs="Times New Roman"/>
-                <w:sz w:val="16"/>
-                <w:szCs w:val="16"/>
-              </w:rPr>
-            </w:pPr>
-            <w:r>
-              <w:rPr>
-                <w:rFonts w:hint="default" w:ascii="Times New Roman" w:hAnsi="Times New Roman" w:eastAsia="SimSun" w:cs="Times New Roman"/>
-                <w:sz w:val="16"/>
-                <w:szCs w:val="16"/>
-                <w:bdr w:val="none" w:color="auto" w:sz="0" w:space="0"/>
-              </w:rPr>
-              <w:t>14 of 21</w:t>
-            </w:r>
-          </w:p>
-        </w:tc>
-      </w:tr>
-      <w:tr>
-        <w:tblPrEx>
-          <w:tblBorders>
-            <w:top w:val="none" w:color="auto" w:sz="0" w:space="0"/>
-            <w:left w:val="none" w:color="auto" w:sz="0" w:space="0"/>
-            <w:bottom w:val="none" w:color="auto" w:sz="0" w:space="0"/>
-            <w:right w:val="none" w:color="auto" w:sz="0" w:space="0"/>
-            <w:insideH w:val="none" w:color="auto" w:sz="0" w:space="0"/>
-            <w:insideV w:val="none" w:color="auto" w:sz="0" w:space="0"/>
-          </w:tblBorders>
-          <w:shd w:val="clear"/>
-          <w:tblCellMar>
-            <w:top w:w="15" w:type="dxa"/>
-            <w:left w:w="15" w:type="dxa"/>
-            <w:bottom w:w="15" w:type="dxa"/>
-            <w:right w:w="15" w:type="dxa"/>
-          </w:tblCellMar>
-        </w:tblPrEx>
-        <w:trPr>
-          <w:cantSplit/>
-        </w:trPr>
-        <w:tc>
-          <w:tcPr>
-            <w:tcW w:w="2931" w:type="pct"/>
-            <w:tcBorders>
-              <w:top w:val="single" w:color="000000" w:sz="4" w:space="0"/>
-              <w:left w:val="single" w:color="000000" w:sz="4" w:space="0"/>
-              <w:bottom w:val="single" w:color="000000" w:sz="4" w:space="0"/>
-              <w:right w:val="single" w:color="000000" w:sz="4" w:space="0"/>
-            </w:tcBorders>
-            <w:shd w:val="clear"/>
-            <w:tcMar>
-              <w:top w:w="20" w:type="dxa"/>
-              <w:left w:w="60" w:type="dxa"/>
-              <w:bottom w:w="20" w:type="dxa"/>
-              <w:right w:w="60" w:type="dxa"/>
-            </w:tcMar>
-            <w:vAlign w:val="top"/>
-          </w:tcPr>
-          <w:p>
-            <w:pPr>
-              <w:keepNext/>
-              <w:keepLines w:val="0"/>
-              <w:widowControl/>
-              <w:suppressLineNumbers w:val="0"/>
-              <w:jc w:val="left"/>
-              <w:textAlignment w:val="top"/>
-              <w:rPr>
-                <w:rFonts w:hint="default" w:ascii="Times New Roman" w:hAnsi="Times New Roman" w:cs="Times New Roman"/>
-                <w:sz w:val="16"/>
-                <w:szCs w:val="16"/>
-              </w:rPr>
-            </w:pPr>
-            <w:r>
-              <w:rPr>
-                <w:rFonts w:hint="default" w:ascii="Times New Roman" w:hAnsi="Times New Roman" w:eastAsia="SimSun" w:cs="Times New Roman"/>
-                <w:sz w:val="16"/>
-                <w:szCs w:val="16"/>
-                <w:bdr w:val="none" w:color="auto" w:sz="0" w:space="0"/>
-              </w:rPr>
-              <w:t>Events recorded in the first session</w:t>
-            </w:r>
-          </w:p>
-        </w:tc>
-        <w:tc>
-          <w:tcPr>
-            <w:tcW w:w="2068" w:type="pct"/>
-            <w:tcBorders>
-              <w:top w:val="single" w:color="000000" w:sz="4" w:space="0"/>
-              <w:left w:val="single" w:color="000000" w:sz="4" w:space="0"/>
-              <w:bottom w:val="single" w:color="000000" w:sz="4" w:space="0"/>
-              <w:right w:val="single" w:color="000000" w:sz="4" w:space="0"/>
-            </w:tcBorders>
-            <w:shd w:val="clear"/>
-            <w:tcMar>
-              <w:top w:w="20" w:type="dxa"/>
-              <w:left w:w="60" w:type="dxa"/>
-              <w:bottom w:w="20" w:type="dxa"/>
-              <w:right w:w="60" w:type="dxa"/>
-            </w:tcMar>
-            <w:vAlign w:val="top"/>
-          </w:tcPr>
-          <w:p>
-            <w:pPr>
-              <w:keepNext/>
-              <w:keepLines w:val="0"/>
-              <w:widowControl/>
-              <w:suppressLineNumbers w:val="0"/>
-              <w:jc w:val="left"/>
-              <w:textAlignment w:val="top"/>
-              <w:rPr>
-                <w:rFonts w:hint="default" w:ascii="Times New Roman" w:hAnsi="Times New Roman" w:cs="Times New Roman"/>
-                <w:sz w:val="16"/>
-                <w:szCs w:val="16"/>
-              </w:rPr>
-            </w:pPr>
-            <w:r>
-              <w:rPr>
-                <w:rFonts w:hint="default" w:ascii="Times New Roman" w:hAnsi="Times New Roman" w:eastAsia="SimSun" w:cs="Times New Roman"/>
-                <w:sz w:val="16"/>
-                <w:szCs w:val="16"/>
-                <w:bdr w:val="none" w:color="auto" w:sz="0" w:space="0"/>
-              </w:rPr>
-              <w:t>13 of 30, two replications</w:t>
-            </w:r>
-          </w:p>
-        </w:tc>
-      </w:tr>
-      <w:tr>
-        <w:tblPrEx>
-          <w:tblBorders>
-            <w:top w:val="none" w:color="auto" w:sz="0" w:space="0"/>
-            <w:left w:val="none" w:color="auto" w:sz="0" w:space="0"/>
-            <w:bottom w:val="none" w:color="auto" w:sz="0" w:space="0"/>
-            <w:right w:val="none" w:color="auto" w:sz="0" w:space="0"/>
-            <w:insideH w:val="none" w:color="auto" w:sz="0" w:space="0"/>
-            <w:insideV w:val="none" w:color="auto" w:sz="0" w:space="0"/>
-          </w:tblBorders>
-          <w:shd w:val="clear"/>
-          <w:tblCellMar>
-            <w:top w:w="15" w:type="dxa"/>
-            <w:left w:w="15" w:type="dxa"/>
-            <w:bottom w:w="15" w:type="dxa"/>
-            <w:right w:w="15" w:type="dxa"/>
-          </w:tblCellMar>
-        </w:tblPrEx>
-        <w:trPr>
-          <w:cantSplit/>
-        </w:trPr>
-        <w:tc>
-          <w:tcPr>
-            <w:tcW w:w="2931" w:type="pct"/>
-            <w:tcBorders>
-              <w:top w:val="single" w:color="000000" w:sz="4" w:space="0"/>
-              <w:left w:val="single" w:color="000000" w:sz="4" w:space="0"/>
-              <w:bottom w:val="single" w:color="000000" w:sz="4" w:space="0"/>
-              <w:right w:val="single" w:color="000000" w:sz="4" w:space="0"/>
-            </w:tcBorders>
-            <w:shd w:val="clear"/>
-            <w:tcMar>
-              <w:top w:w="20" w:type="dxa"/>
-              <w:left w:w="60" w:type="dxa"/>
-              <w:bottom w:w="20" w:type="dxa"/>
-              <w:right w:w="60" w:type="dxa"/>
-            </w:tcMar>
-            <w:vAlign w:val="top"/>
-          </w:tcPr>
-          <w:p>
-            <w:pPr>
-              <w:keepNext/>
-              <w:keepLines w:val="0"/>
-              <w:widowControl/>
-              <w:suppressLineNumbers w:val="0"/>
-              <w:jc w:val="left"/>
-              <w:textAlignment w:val="top"/>
-              <w:rPr>
-                <w:rFonts w:hint="default" w:ascii="Times New Roman" w:hAnsi="Times New Roman" w:cs="Times New Roman"/>
-                <w:sz w:val="16"/>
-                <w:szCs w:val="16"/>
-              </w:rPr>
-            </w:pPr>
-            <w:r>
-              <w:rPr>
-                <w:rFonts w:hint="default" w:ascii="Times New Roman" w:hAnsi="Times New Roman" w:eastAsia="SimSun" w:cs="Times New Roman"/>
-                <w:sz w:val="16"/>
-                <w:szCs w:val="16"/>
-                <w:bdr w:val="none" w:color="auto" w:sz="0" w:space="0"/>
-              </w:rPr>
-              <w:t>Regression could not be placed</w:t>
-            </w:r>
-          </w:p>
-        </w:tc>
-        <w:tc>
-          <w:tcPr>
-            <w:tcW w:w="2068" w:type="pct"/>
-            <w:tcBorders>
-              <w:top w:val="single" w:color="000000" w:sz="4" w:space="0"/>
-              <w:left w:val="single" w:color="000000" w:sz="4" w:space="0"/>
-              <w:bottom w:val="single" w:color="000000" w:sz="4" w:space="0"/>
-              <w:right w:val="single" w:color="000000" w:sz="4" w:space="0"/>
-            </w:tcBorders>
-            <w:shd w:val="clear"/>
-            <w:tcMar>
-              <w:top w:w="20" w:type="dxa"/>
-              <w:left w:w="60" w:type="dxa"/>
-              <w:bottom w:w="20" w:type="dxa"/>
-              <w:right w:w="60" w:type="dxa"/>
-            </w:tcMar>
-            <w:vAlign w:val="top"/>
-          </w:tcPr>
-          <w:p>
-            <w:pPr>
-              <w:keepNext/>
-              <w:keepLines w:val="0"/>
-              <w:widowControl/>
-              <w:suppressLineNumbers w:val="0"/>
-              <w:jc w:val="left"/>
-              <w:textAlignment w:val="top"/>
-              <w:rPr>
-                <w:rFonts w:hint="default" w:ascii="Times New Roman" w:hAnsi="Times New Roman" w:cs="Times New Roman"/>
-                <w:sz w:val="16"/>
-                <w:szCs w:val="16"/>
-              </w:rPr>
-            </w:pPr>
-            <w:r>
-              <w:rPr>
-                <w:rFonts w:hint="default" w:ascii="Times New Roman" w:hAnsi="Times New Roman" w:eastAsia="SimSun" w:cs="Times New Roman"/>
-                <w:sz w:val="16"/>
-                <w:szCs w:val="16"/>
-                <w:bdr w:val="none" w:color="auto" w:sz="0" w:space="0"/>
-              </w:rPr>
-              <w:t>4 of 26 replications</w:t>
-            </w:r>
-          </w:p>
-        </w:tc>
-      </w:tr>
-      <w:tr>
-        <w:tblPrEx>
-          <w:tblBorders>
-            <w:top w:val="none" w:color="auto" w:sz="0" w:space="0"/>
-            <w:left w:val="none" w:color="auto" w:sz="0" w:space="0"/>
-            <w:bottom w:val="none" w:color="auto" w:sz="0" w:space="0"/>
-            <w:right w:val="none" w:color="auto" w:sz="0" w:space="0"/>
-            <w:insideH w:val="none" w:color="auto" w:sz="0" w:space="0"/>
-            <w:insideV w:val="none" w:color="auto" w:sz="0" w:space="0"/>
-          </w:tblBorders>
-          <w:shd w:val="clear"/>
-          <w:tblCellMar>
-            <w:top w:w="15" w:type="dxa"/>
-            <w:left w:w="15" w:type="dxa"/>
-            <w:bottom w:w="15" w:type="dxa"/>
-            <w:right w:w="15" w:type="dxa"/>
-          </w:tblCellMar>
-        </w:tblPrEx>
-        <w:trPr>
-          <w:cantSplit/>
-        </w:trPr>
-        <w:tc>
-          <w:tcPr>
-            <w:tcW w:w="2931" w:type="pct"/>
+            <w:tcW w:w="2757" w:type="pct"/>
             <w:tcBorders>
               <w:top w:val="single" w:color="000000" w:sz="4" w:space="0"/>
               <w:left w:val="single" w:color="000000" w:sz="4" w:space="0"/>
@@ -7167,7 +6741,7 @@
         </w:tc>
         <w:tc>
           <w:tcPr>
-            <w:tcW w:w="2068" w:type="pct"/>
+            <w:tcW w:w="2242" w:type="pct"/>
             <w:tcBorders>
               <w:top w:val="single" w:color="000000" w:sz="4" w:space="0"/>
               <w:left w:val="single" w:color="000000" w:sz="4" w:space="0"/>
@@ -7230,7 +6804,7 @@
         <w:rPr>
           <w:rFonts w:hint="default" w:ascii="Times New Roman" w:hAnsi="Times New Roman" w:cs="Times New Roman"/>
         </w:rPr>
-        <w:t xml:space="preserve"> The first stage of the gate is implemented. Semgrep 1.179.0 and Bandit 1.9.4 scan the files a turn changes, before and after it, and a finding counts only if the change introduces it. Semgrep uses its public community rules, pinned at one commit and restricted to the injection family, 63 rule files in all. As a first measurement we took each validated event’s regression as a single change. Only 1 of the 30 regressions introduces a finding, a local SQL event; for the others the scanners report the same lines before and after, or nothing. In one SQL event the interpolated query is flagged in both versions, because the fix validates the value beforehand and leaves the flagged line alone. Path traversal accounts for 18 of the events but only 5 of the rule files, all tied to particular web frameworks. No model turn or triage is involved, so this is not yet a result for the diff-only gate, but it shows how little of a removed guard a pattern scanner can see in the changed lines. The triage step and both diff-only gates are implemented and tested against a stand-in model; one prompt, fixed before any live call, serves every condition.</w:t>
+        <w:t xml:space="preserve"> The first stage of the gate is implemented. Semgrep 1.179.0 and Bandit 1.9.4 scan the files a turn changes, before and after it, and a finding counts only if the change introduces it. Semgrep uses its public community rules, pinned at one commit and restricted to the injection family, 63 rule files in all. As a first measurement we took each validated event’s regression as a single change. Only 1 of the 30 regressions introduces a finding, a local SQL event; for the others the scanners report the same lines before and after, or nothing. Path traversal accounts for 18 of the events but only 5 of the rule files, all tied to particular web frameworks. No model turn or triage is involved here; it shows how little of a removed guard a pattern scanner sees in the changed lines. One triage prompt, fixed before any live call, serves every condition.</w:t>
       </w:r>
     </w:p>
     <w:p>
@@ -7253,7 +6827,7 @@
         <w:rPr>
           <w:rFonts w:hint="default" w:ascii="Times New Roman" w:hAnsi="Times New Roman" w:cs="Times New Roman"/>
         </w:rPr>
-        <w:t xml:space="preserve"> The graph builder and rules R1 to R4 are implemented, with 73 unit tests. On the 12 seed repositories the builder resolved all but 35% of 69,722 calls, which stay in the graph as unknown edges, and it follows a one-file change in under a second. Taint edges join the parameters and return values of symbols, not whole functions. Two settings depart from our proposal and were fixed before the rules saw any event: the parameters of a library’s public functions count as sources, and a test that raises counts as a guard. Taking each regression as one change, with the rest of its repository laid around the slice, the rules flag 11 of 30, 8 of the 24 cross-file ones, against 1 for the scanners; on the slice alone they flag 8, and with the proposal’s literal settings 7. As a control, the rules also fire on 5 of the reverse changes, the fixes. The events the repository adds are regressions whose sink the slice had cut away. Looking one symbol around a change finds 7 of them and two symbols all 11; a wider view adds none. Most misses are checks weakened inside a function, which remove no sanitizer and open no path, or sinks reached through dynamic dispatch. The difference itself is rarely empty: 27 of the 30 regressions change at least one edge of the slice’s graph. This is not a gate result: no model turn and no triage is involved, and the rules were not changed after the run.</w:t>
+        <w:t xml:space="preserve"> The graph builder and rules R1 to R4 are implemented, with 73 unit tests. On the 12 seed repositories the builder resolved all but 35% of 69,722 calls, which stay in the graph as unknown edges. Taint edges join the parameters and return values of symbols, not whole functions. Two settings depart from our proposal and were fixed before the rules saw any event: the parameters of a library’s public functions count as sources, and a test that raises counts as a guard. Taking each regression as one change, with the rest of its repository laid around the slice, the rules flag 11 of 30, 8 of the 24 cross-file ones, against 1 for the scanners; on the slice alone they flag 8, and with the proposal’s literal settings 7. As a control, the rules also fire on 5 of the reverse changes, the fixes. The events the repository adds are regressions whose sink the slice had cut away. Most misses are checks weakened inside a function, which remove no sanitizer and open no path, or sinks reached through dynamic dispatch. This first look involves no model turn and no triage, and neither the rules nor their settings were changed after it.</w:t>
       </w:r>
     </w:p>
     <w:p>
@@ -7270,120 +6844,18 @@
           <w:i/>
           <w:iCs/>
         </w:rPr>
-        <w:t>Early observations.</w:t>
-      </w:r>
-      <w:r>
-        <w:rPr>
-          <w:rFonts w:hint="default" w:ascii="Times New Roman" w:hAnsi="Times New Roman" w:cs="Times New Roman"/>
-        </w:rPr>
-        <w:t xml:space="preserve"> Three things surfaced while building. A smaller open model reshapes code freely: in the pilot it rewrote the functions a regression lives in so often that 14 of 21 turn labels had to be carried over from the previous turn instead of being read off the code, and in the first recording session the regression could not be placed in 4 of 26 replications because its function had been removed or renamed. Both are recorded and will be reported; neither is worked around. Models do not always return code: a model may decline a turn or answer in prose, so such turns are kept as outcomes instead of being dropped. Scope depends on structure: in GitPython every command runs through one central function, so its events are cross-file even when the visible change is inside one method, and results will be reported per repository.</w:t>
+        <w:t>What the recording showed.</w:t>
+      </w:r>
+      <w:r>
+        <w:rPr>
+          <w:rFonts w:hint="default" w:ascii="Times New Roman" w:hAnsi="Times New Roman" w:cs="Times New Roman"/>
+        </w:rPr>
+        <w:t xml:space="preserve"> A smaller open model reshapes code freely. It rewrote the functions a regression lives in so often that 302 of 584 turn labels had to be carried over from the previous turn instead of being read off the code, and the regression could not be placed in 10 of 90 runs because its function had been removed or renamed, in one event in all three. Both are reported and neither is worked around.</w:t>
       </w:r>
     </w:p>
     <w:p>
       <w:pPr>
-        <w:pStyle w:val="12"/>
-        <w:keepNext w:val="0"/>
-        <w:keepLines w:val="0"/>
-        <w:widowControl/>
-        <w:suppressLineNumbers w:val="0"/>
-      </w:pPr>
-      <w:r>
-        <w:rPr>
-          <w:rFonts w:hint="default" w:ascii="Times New Roman" w:hAnsi="Times New Roman" w:cs="Times New Roman"/>
-          <w:i/>
-          <w:iCs/>
-        </w:rPr>
-        <w:t>Remaining experiments and expected outcomes.</w:t>
-      </w:r>
-      <w:r>
-        <w:rPr>
-          <w:rFonts w:hint="default" w:ascii="Times New Roman" w:hAnsi="Times New Roman" w:cs="Times New Roman"/>
-        </w:rPr>
-        <w:t xml:space="preserve"> Table V lists every remaining step. Its last column holds expectations, not measurements; three follow from results already in hand. Condition B can block only what the scanners flag, and they flag 1 of the 30 raw regressions, a local event, so B’s cross-file recall should be close to zero. B+ is shown the diff in which a check disappears and may catch more, at the price of blocking clean turns. In condition A a placed regression should persist unless the model rewrites its function, so A’s curve shows how long an injected regression survives; it is the reference for the gates, not an independent replication of the base study’s trend. For condition C the first look tempers the hypothesis of a significant gain in cross-file recall over B: the rules see a third of the cross-file regressions, and whether triage keeps those while turning the false alarms away, and whether C beats B+, is open; a null result will be reported. Latency is the criterion most at risk: Semgrep takes about ten seconds to start and the open model needed a median of 48 seconds per turn in the pilot, so the median added latency is expected to exceed ten seconds in this setup.</w:t>
-      </w:r>
-    </w:p>
-    <w:p>
-      <w:pPr>
-        <w:pStyle w:val="12"/>
-        <w:keepNext w:val="0"/>
-        <w:keepLines w:val="0"/>
-        <w:widowControl/>
-        <w:suppressLineNumbers w:val="0"/>
-      </w:pPr>
-      <w:r>
-        <w:rPr>
-          <w:rFonts w:hint="default" w:ascii="Times New Roman" w:hAnsi="Times New Roman" w:cs="Times New Roman"/>
-          <w:i/>
-          <w:iCs/>
-        </w:rPr>
-        <w:t>Threats to validity.</w:t>
-      </w:r>
-      <w:r>
-        <w:rPr>
-          <w:rFonts w:hint="default" w:ascii="Times New Roman" w:hAnsi="Times New Roman" w:cs="Times New Roman"/>
-        </w:rPr>
-        <w:t xml:space="preserve"> </w:t>
-      </w:r>
-      <w:r>
-        <w:rPr>
-          <w:rFonts w:hint="default" w:ascii="Times New Roman" w:hAnsi="Times New Roman" w:cs="Times New Roman"/>
-          <w:i/>
-          <w:iCs/>
-        </w:rPr>
-        <w:t>Construct:</w:t>
-      </w:r>
-      <w:r>
-        <w:rPr>
-          <w:rFonts w:hint="default" w:ascii="Times New Roman" w:hAnsi="Times New Roman" w:cs="Times New Roman"/>
-        </w:rPr>
-        <w:t xml:space="preserve"> a regression is defined as an inverted real fix, and only the injection family is covered; the local/cross-file label follows one operational rule, which is why it was fixed before the events were built. </w:t>
-      </w:r>
-      <w:r>
-        <w:rPr>
-          <w:rFonts w:hint="default" w:ascii="Times New Roman" w:hAnsi="Times New Roman" w:cs="Times New Roman"/>
-          <w:i/>
-          <w:iCs/>
-        </w:rPr>
-        <w:t>Internal:</w:t>
-      </w:r>
-      <w:r>
-        <w:rPr>
-          <w:rFonts w:hint="default" w:ascii="Times New Roman" w:hAnsi="Times New Roman" w:cs="Times New Roman"/>
-        </w:rPr>
-        <w:t xml:space="preserve"> LLM non-determinism is controlled by replay. LLM agents assisted curation, so every such step has an adversarial check and author sign-off; stripped comments may still leave cues such as identifiers that mention unsafe options. A label carried over from an earlier turn is not verified ground truth, and such turns are counted separately. </w:t>
-      </w:r>
-      <w:r>
-        <w:rPr>
-          <w:rFonts w:hint="default" w:ascii="Times New Roman" w:hAnsi="Times New Roman" w:cs="Times New Roman"/>
-          <w:i/>
-          <w:iCs/>
-        </w:rPr>
-        <w:t>External:</w:t>
-      </w:r>
-      <w:r>
-        <w:rPr>
-          <w:rFonts w:hint="default" w:ascii="Times New Roman" w:hAnsi="Times New Roman" w:cs="Times New Roman"/>
-        </w:rPr>
-        <w:t xml:space="preserve"> injected regressions in synthetic traces may differ from natural ones, so a holdout of real multi-turn sessions, reviewed manually and never used for tuning, is planned. The dataset is dominated by path traversal and one library supplies two fifths of the events. </w:t>
-      </w:r>
-      <w:r>
-        <w:rPr>
-          <w:rFonts w:hint="default" w:ascii="Times New Roman" w:hAnsi="Times New Roman" w:cs="Times New Roman"/>
-          <w:i/>
-          <w:iCs/>
-        </w:rPr>
-        <w:t>Conclusion:</w:t>
-      </w:r>
-      <w:r>
-        <w:rPr>
-          <w:rFonts w:hint="default" w:ascii="Times New Roman" w:hAnsi="Times New Roman" w:cs="Times New Roman"/>
-        </w:rPr>
-        <w:t xml:space="preserve"> the number of events is modest; paired non-parametric tests, effect sizes and oversampling of cross-file events keep conclusions conservative. Public advisories may also appear in model training data.</w:t>
-      </w:r>
-    </w:p>
-    <w:p>
-      <w:pPr>
-        <w:pStyle w:val="19"/>
+        <w:pStyle w:val="20"/>
         <w:keepNext/>
         <w:keepLines w:val="0"/>
         <w:widowControl/>
@@ -7405,7 +6877,7 @@
         <w:rPr>
           <w:rFonts w:hint="default" w:ascii="Times New Roman" w:hAnsi="Times New Roman" w:cs="Times New Roman"/>
         </w:rPr>
-        <w:t>Remaining steps, what each measures and the expected outcome</w:t>
+        <w:t>Gate conditions on the recorded runs: regressions blocked on the turn they arrive, clean turns blocked, and median added time</w:t>
       </w:r>
     </w:p>
     <w:tbl>
@@ -7430,9 +6902,11 @@
         </w:tblCellMar>
       </w:tblPr>
       <w:tblGrid>
-        <w:gridCol w:w="1331"/>
-        <w:gridCol w:w="2067"/>
-        <w:gridCol w:w="1762"/>
+        <w:gridCol w:w="925"/>
+        <w:gridCol w:w="805"/>
+        <w:gridCol w:w="1258"/>
+        <w:gridCol w:w="1486"/>
+        <w:gridCol w:w="686"/>
       </w:tblGrid>
       <w:tr>
         <w:tblPrEx>
@@ -7444,6 +6918,7 @@
             <w:insideH w:val="none" w:color="auto" w:sz="0" w:space="0"/>
             <w:insideV w:val="none" w:color="auto" w:sz="0" w:space="0"/>
           </w:tblBorders>
+          <w:shd w:val="clear"/>
           <w:tblCellMar>
             <w:top w:w="15" w:type="dxa"/>
             <w:left w:w="15" w:type="dxa"/>
@@ -7456,7 +6931,7 @@
         </w:trPr>
         <w:tc>
           <w:tcPr>
-            <w:tcW w:w="1289" w:type="pct"/>
+            <w:tcW w:w="896" w:type="pct"/>
             <w:tcBorders>
               <w:top w:val="single" w:color="000000" w:sz="4" w:space="0"/>
               <w:left w:val="single" w:color="000000" w:sz="4" w:space="0"/>
@@ -7497,13 +6972,13 @@
                 <w:szCs w:val="16"/>
                 <w:bdr w:val="none" w:color="auto" w:sz="0" w:space="0"/>
               </w:rPr>
-              <w:t>Step</w:t>
-            </w:r>
-          </w:p>
-        </w:tc>
-        <w:tc>
-          <w:tcPr>
-            <w:tcW w:w="2002" w:type="pct"/>
+              <w:t>Condition</w:t>
+            </w:r>
+          </w:p>
+        </w:tc>
+        <w:tc>
+          <w:tcPr>
+            <w:tcW w:w="780" w:type="pct"/>
             <w:tcBorders>
               <w:top w:val="single" w:color="000000" w:sz="4" w:space="0"/>
               <w:left w:val="single" w:color="000000" w:sz="4" w:space="0"/>
@@ -7544,13 +7019,13 @@
                 <w:szCs w:val="16"/>
                 <w:bdr w:val="none" w:color="auto" w:sz="0" w:space="0"/>
               </w:rPr>
-              <w:t>Measures</w:t>
-            </w:r>
-          </w:p>
-        </w:tc>
-        <w:tc>
-          <w:tcPr>
-            <w:tcW w:w="1707" w:type="pct"/>
+              <w:t>All (of 80)</w:t>
+            </w:r>
+          </w:p>
+        </w:tc>
+        <w:tc>
+          <w:tcPr>
+            <w:tcW w:w="1218" w:type="pct"/>
             <w:tcBorders>
               <w:top w:val="single" w:color="000000" w:sz="4" w:space="0"/>
               <w:left w:val="single" w:color="000000" w:sz="4" w:space="0"/>
@@ -7591,7 +7066,101 @@
                 <w:szCs w:val="16"/>
                 <w:bdr w:val="none" w:color="auto" w:sz="0" w:space="0"/>
               </w:rPr>
-              <w:t>Expected (not yet measured)</w:t>
+              <w:t>Cross-file (of 63)</w:t>
+            </w:r>
+          </w:p>
+        </w:tc>
+        <w:tc>
+          <w:tcPr>
+            <w:tcW w:w="1439" w:type="pct"/>
+            <w:tcBorders>
+              <w:top w:val="single" w:color="000000" w:sz="4" w:space="0"/>
+              <w:left w:val="single" w:color="000000" w:sz="4" w:space="0"/>
+              <w:bottom w:val="single" w:color="000000" w:sz="4" w:space="0"/>
+              <w:right w:val="single" w:color="000000" w:sz="4" w:space="0"/>
+            </w:tcBorders>
+            <w:shd w:val="clear"/>
+            <w:tcMar>
+              <w:top w:w="20" w:type="dxa"/>
+              <w:left w:w="60" w:type="dxa"/>
+              <w:bottom w:w="20" w:type="dxa"/>
+              <w:right w:w="60" w:type="dxa"/>
+            </w:tcMar>
+            <w:vAlign w:val="top"/>
+          </w:tcPr>
+          <w:p>
+            <w:pPr>
+              <w:keepNext/>
+              <w:keepLines w:val="0"/>
+              <w:widowControl/>
+              <w:suppressLineNumbers w:val="0"/>
+              <w:jc w:val="left"/>
+              <w:textAlignment w:val="top"/>
+              <w:rPr>
+                <w:rFonts w:hint="default" w:ascii="Times New Roman" w:hAnsi="Times New Roman" w:cs="Times New Roman"/>
+                <w:b/>
+                <w:bCs/>
+                <w:sz w:val="16"/>
+                <w:szCs w:val="16"/>
+              </w:rPr>
+            </w:pPr>
+            <w:r>
+              <w:rPr>
+                <w:rFonts w:hint="default" w:ascii="Times New Roman" w:hAnsi="Times New Roman" w:eastAsia="SimSun" w:cs="Times New Roman"/>
+                <w:b/>
+                <w:bCs/>
+                <w:sz w:val="16"/>
+                <w:szCs w:val="16"/>
+                <w:bdr w:val="none" w:color="auto" w:sz="0" w:space="0"/>
+              </w:rPr>
+              <w:t>Clean turns (of 235)</w:t>
+            </w:r>
+          </w:p>
+        </w:tc>
+        <w:tc>
+          <w:tcPr>
+            <w:tcW w:w="664" w:type="pct"/>
+            <w:tcBorders>
+              <w:top w:val="single" w:color="000000" w:sz="4" w:space="0"/>
+              <w:left w:val="single" w:color="000000" w:sz="4" w:space="0"/>
+              <w:bottom w:val="single" w:color="000000" w:sz="4" w:space="0"/>
+              <w:right w:val="single" w:color="000000" w:sz="4" w:space="0"/>
+            </w:tcBorders>
+            <w:shd w:val="clear"/>
+            <w:tcMar>
+              <w:top w:w="20" w:type="dxa"/>
+              <w:left w:w="60" w:type="dxa"/>
+              <w:bottom w:w="20" w:type="dxa"/>
+              <w:right w:w="60" w:type="dxa"/>
+            </w:tcMar>
+            <w:vAlign w:val="top"/>
+          </w:tcPr>
+          <w:p>
+            <w:pPr>
+              <w:keepNext/>
+              <w:keepLines w:val="0"/>
+              <w:widowControl/>
+              <w:suppressLineNumbers w:val="0"/>
+              <w:jc w:val="left"/>
+              <w:textAlignment w:val="top"/>
+              <w:rPr>
+                <w:rFonts w:hint="default" w:ascii="Times New Roman" w:hAnsi="Times New Roman" w:cs="Times New Roman"/>
+                <w:b/>
+                <w:bCs/>
+                <w:sz w:val="16"/>
+                <w:szCs w:val="16"/>
+              </w:rPr>
+            </w:pPr>
+            <w:r>
+              <w:rPr>
+                <w:rFonts w:hint="default" w:ascii="Times New Roman" w:hAnsi="Times New Roman" w:eastAsia="SimSun" w:cs="Times New Roman"/>
+                <w:b/>
+                <w:bCs/>
+                <w:sz w:val="16"/>
+                <w:szCs w:val="16"/>
+                <w:bdr w:val="none" w:color="auto" w:sz="0" w:space="0"/>
+              </w:rPr>
+              <w:t>Time (s)</w:t>
             </w:r>
           </w:p>
         </w:tc>
@@ -7619,130 +7188,924 @@
         </w:trPr>
         <w:tc>
           <w:tcPr>
-            <w:tcW w:w="1289" w:type="pct"/>
-            <w:tcBorders>
-              <w:top w:val="single" w:color="000000" w:sz="4" w:space="0"/>
-              <w:left w:val="single" w:color="000000" w:sz="4" w:space="0"/>
-              <w:bottom w:val="single" w:color="000000" w:sz="4" w:space="0"/>
-              <w:right w:val="single" w:color="000000" w:sz="4" w:space="0"/>
-            </w:tcBorders>
-            <w:shd w:val="clear"/>
-            <w:tcMar>
-              <w:top w:w="20" w:type="dxa"/>
-              <w:left w:w="60" w:type="dxa"/>
-              <w:bottom w:w="20" w:type="dxa"/>
-              <w:right w:w="60" w:type="dxa"/>
-            </w:tcMar>
-            <w:vAlign w:val="top"/>
-          </w:tcPr>
-          <w:p>
-            <w:pPr>
-              <w:keepNext/>
-              <w:keepLines w:val="0"/>
-              <w:widowControl/>
-              <w:suppressLineNumbers w:val="0"/>
-              <w:jc w:val="left"/>
-              <w:textAlignment w:val="top"/>
-              <w:rPr>
-                <w:rFonts w:hint="default" w:ascii="Times New Roman" w:hAnsi="Times New Roman" w:cs="Times New Roman"/>
-                <w:sz w:val="16"/>
-                <w:szCs w:val="16"/>
-              </w:rPr>
-            </w:pPr>
-            <w:r>
-              <w:rPr>
-                <w:rFonts w:hint="default" w:ascii="Times New Roman" w:hAnsi="Times New Roman" w:eastAsia="SimSun" w:cs="Times New Roman"/>
-                <w:sz w:val="16"/>
-                <w:szCs w:val="16"/>
-                <w:bdr w:val="none" w:color="auto" w:sz="0" w:space="0"/>
-              </w:rPr>
-              <w:t>Trace recording and turn labels</w:t>
-            </w:r>
-          </w:p>
-        </w:tc>
-        <w:tc>
-          <w:tcPr>
-            <w:tcW w:w="2002" w:type="pct"/>
-            <w:tcBorders>
-              <w:top w:val="single" w:color="000000" w:sz="4" w:space="0"/>
-              <w:left w:val="single" w:color="000000" w:sz="4" w:space="0"/>
-              <w:bottom w:val="single" w:color="000000" w:sz="4" w:space="0"/>
-              <w:right w:val="single" w:color="000000" w:sz="4" w:space="0"/>
-            </w:tcBorders>
-            <w:shd w:val="clear"/>
-            <w:tcMar>
-              <w:top w:w="20" w:type="dxa"/>
-              <w:left w:w="60" w:type="dxa"/>
-              <w:bottom w:w="20" w:type="dxa"/>
-              <w:right w:w="60" w:type="dxa"/>
-            </w:tcMar>
-            <w:vAlign w:val="top"/>
-          </w:tcPr>
-          <w:p>
-            <w:pPr>
-              <w:keepNext/>
-              <w:keepLines w:val="0"/>
-              <w:widowControl/>
-              <w:suppressLineNumbers w:val="0"/>
-              <w:jc w:val="left"/>
-              <w:textAlignment w:val="top"/>
-              <w:rPr>
-                <w:rFonts w:hint="default" w:ascii="Times New Roman" w:hAnsi="Times New Roman" w:cs="Times New Roman"/>
-                <w:sz w:val="16"/>
-                <w:szCs w:val="16"/>
-              </w:rPr>
-            </w:pPr>
-            <w:r>
-              <w:rPr>
-                <w:rFonts w:hint="default" w:ascii="Times New Roman" w:hAnsi="Times New Roman" w:eastAsia="SimSun" w:cs="Times New Roman"/>
-                <w:sz w:val="16"/>
-                <w:szCs w:val="16"/>
-                <w:bdr w:val="none" w:color="auto" w:sz="0" w:space="0"/>
-              </w:rPr>
-              <w:t>30 events, three replications</w:t>
-            </w:r>
-          </w:p>
-        </w:tc>
-        <w:tc>
-          <w:tcPr>
-            <w:tcW w:w="1707" w:type="pct"/>
-            <w:tcBorders>
-              <w:top w:val="single" w:color="000000" w:sz="4" w:space="0"/>
-              <w:left w:val="single" w:color="000000" w:sz="4" w:space="0"/>
-              <w:bottom w:val="single" w:color="000000" w:sz="4" w:space="0"/>
-              <w:right w:val="single" w:color="000000" w:sz="4" w:space="0"/>
-            </w:tcBorders>
-            <w:shd w:val="clear"/>
-            <w:tcMar>
-              <w:top w:w="20" w:type="dxa"/>
-              <w:left w:w="60" w:type="dxa"/>
-              <w:bottom w:w="20" w:type="dxa"/>
-              <w:right w:w="60" w:type="dxa"/>
-            </w:tcMar>
-            <w:vAlign w:val="top"/>
-          </w:tcPr>
-          <w:p>
-            <w:pPr>
-              <w:keepNext/>
-              <w:keepLines w:val="0"/>
-              <w:widowControl/>
-              <w:suppressLineNumbers w:val="0"/>
-              <w:jc w:val="left"/>
-              <w:textAlignment w:val="top"/>
-              <w:rPr>
-                <w:rFonts w:hint="default" w:ascii="Times New Roman" w:hAnsi="Times New Roman" w:cs="Times New Roman"/>
-                <w:sz w:val="16"/>
-                <w:szCs w:val="16"/>
-              </w:rPr>
-            </w:pPr>
-            <w:r>
-              <w:rPr>
-                <w:rFonts w:hint="default" w:ascii="Times New Roman" w:hAnsi="Times New Roman" w:eastAsia="SimSun" w:cs="Times New Roman"/>
-                <w:sz w:val="16"/>
-                <w:szCs w:val="16"/>
-                <w:bdr w:val="none" w:color="auto" w:sz="0" w:space="0"/>
-              </w:rPr>
-              <w:t>In progress; regression placed in most replications</w:t>
+            <w:tcW w:w="896" w:type="pct"/>
+            <w:tcBorders>
+              <w:top w:val="single" w:color="000000" w:sz="4" w:space="0"/>
+              <w:left w:val="single" w:color="000000" w:sz="4" w:space="0"/>
+              <w:bottom w:val="single" w:color="000000" w:sz="4" w:space="0"/>
+              <w:right w:val="single" w:color="000000" w:sz="4" w:space="0"/>
+            </w:tcBorders>
+            <w:shd w:val="clear"/>
+            <w:tcMar>
+              <w:top w:w="20" w:type="dxa"/>
+              <w:left w:w="60" w:type="dxa"/>
+              <w:bottom w:w="20" w:type="dxa"/>
+              <w:right w:w="60" w:type="dxa"/>
+            </w:tcMar>
+            <w:vAlign w:val="top"/>
+          </w:tcPr>
+          <w:p>
+            <w:pPr>
+              <w:keepNext/>
+              <w:keepLines w:val="0"/>
+              <w:widowControl/>
+              <w:suppressLineNumbers w:val="0"/>
+              <w:jc w:val="left"/>
+              <w:textAlignment w:val="top"/>
+              <w:rPr>
+                <w:rFonts w:hint="default" w:ascii="Times New Roman" w:hAnsi="Times New Roman" w:cs="Times New Roman"/>
+                <w:sz w:val="16"/>
+                <w:szCs w:val="16"/>
+              </w:rPr>
+            </w:pPr>
+            <w:r>
+              <w:rPr>
+                <w:rFonts w:hint="default" w:ascii="Times New Roman" w:hAnsi="Times New Roman" w:eastAsia="SimSun" w:cs="Times New Roman"/>
+                <w:sz w:val="16"/>
+                <w:szCs w:val="16"/>
+                <w:bdr w:val="none" w:color="auto" w:sz="0" w:space="0"/>
+              </w:rPr>
+              <w:t>A, no gate</w:t>
+            </w:r>
+          </w:p>
+        </w:tc>
+        <w:tc>
+          <w:tcPr>
+            <w:tcW w:w="780" w:type="pct"/>
+            <w:tcBorders>
+              <w:top w:val="single" w:color="000000" w:sz="4" w:space="0"/>
+              <w:left w:val="single" w:color="000000" w:sz="4" w:space="0"/>
+              <w:bottom w:val="single" w:color="000000" w:sz="4" w:space="0"/>
+              <w:right w:val="single" w:color="000000" w:sz="4" w:space="0"/>
+            </w:tcBorders>
+            <w:shd w:val="clear"/>
+            <w:tcMar>
+              <w:top w:w="20" w:type="dxa"/>
+              <w:left w:w="60" w:type="dxa"/>
+              <w:bottom w:w="20" w:type="dxa"/>
+              <w:right w:w="60" w:type="dxa"/>
+            </w:tcMar>
+            <w:vAlign w:val="top"/>
+          </w:tcPr>
+          <w:p>
+            <w:pPr>
+              <w:keepNext/>
+              <w:keepLines w:val="0"/>
+              <w:widowControl/>
+              <w:suppressLineNumbers w:val="0"/>
+              <w:jc w:val="left"/>
+              <w:textAlignment w:val="top"/>
+              <w:rPr>
+                <w:rFonts w:hint="default" w:ascii="Times New Roman" w:hAnsi="Times New Roman" w:cs="Times New Roman"/>
+                <w:sz w:val="16"/>
+                <w:szCs w:val="16"/>
+              </w:rPr>
+            </w:pPr>
+            <w:r>
+              <w:rPr>
+                <w:rFonts w:hint="default" w:ascii="Times New Roman" w:hAnsi="Times New Roman" w:eastAsia="SimSun" w:cs="Times New Roman"/>
+                <w:sz w:val="16"/>
+                <w:szCs w:val="16"/>
+                <w:bdr w:val="none" w:color="auto" w:sz="0" w:space="0"/>
+              </w:rPr>
+              <w:t>0</w:t>
+            </w:r>
+          </w:p>
+        </w:tc>
+        <w:tc>
+          <w:tcPr>
+            <w:tcW w:w="1218" w:type="pct"/>
+            <w:tcBorders>
+              <w:top w:val="single" w:color="000000" w:sz="4" w:space="0"/>
+              <w:left w:val="single" w:color="000000" w:sz="4" w:space="0"/>
+              <w:bottom w:val="single" w:color="000000" w:sz="4" w:space="0"/>
+              <w:right w:val="single" w:color="000000" w:sz="4" w:space="0"/>
+            </w:tcBorders>
+            <w:shd w:val="clear"/>
+            <w:tcMar>
+              <w:top w:w="20" w:type="dxa"/>
+              <w:left w:w="60" w:type="dxa"/>
+              <w:bottom w:w="20" w:type="dxa"/>
+              <w:right w:w="60" w:type="dxa"/>
+            </w:tcMar>
+            <w:vAlign w:val="top"/>
+          </w:tcPr>
+          <w:p>
+            <w:pPr>
+              <w:keepNext/>
+              <w:keepLines w:val="0"/>
+              <w:widowControl/>
+              <w:suppressLineNumbers w:val="0"/>
+              <w:jc w:val="left"/>
+              <w:textAlignment w:val="top"/>
+              <w:rPr>
+                <w:rFonts w:hint="default" w:ascii="Times New Roman" w:hAnsi="Times New Roman" w:cs="Times New Roman"/>
+                <w:sz w:val="16"/>
+                <w:szCs w:val="16"/>
+              </w:rPr>
+            </w:pPr>
+            <w:r>
+              <w:rPr>
+                <w:rFonts w:hint="default" w:ascii="Times New Roman" w:hAnsi="Times New Roman" w:eastAsia="SimSun" w:cs="Times New Roman"/>
+                <w:sz w:val="16"/>
+                <w:szCs w:val="16"/>
+                <w:bdr w:val="none" w:color="auto" w:sz="0" w:space="0"/>
+              </w:rPr>
+              <w:t>0</w:t>
+            </w:r>
+          </w:p>
+        </w:tc>
+        <w:tc>
+          <w:tcPr>
+            <w:tcW w:w="1439" w:type="pct"/>
+            <w:tcBorders>
+              <w:top w:val="single" w:color="000000" w:sz="4" w:space="0"/>
+              <w:left w:val="single" w:color="000000" w:sz="4" w:space="0"/>
+              <w:bottom w:val="single" w:color="000000" w:sz="4" w:space="0"/>
+              <w:right w:val="single" w:color="000000" w:sz="4" w:space="0"/>
+            </w:tcBorders>
+            <w:shd w:val="clear"/>
+            <w:tcMar>
+              <w:top w:w="20" w:type="dxa"/>
+              <w:left w:w="60" w:type="dxa"/>
+              <w:bottom w:w="20" w:type="dxa"/>
+              <w:right w:w="60" w:type="dxa"/>
+            </w:tcMar>
+            <w:vAlign w:val="top"/>
+          </w:tcPr>
+          <w:p>
+            <w:pPr>
+              <w:keepNext/>
+              <w:keepLines w:val="0"/>
+              <w:widowControl/>
+              <w:suppressLineNumbers w:val="0"/>
+              <w:jc w:val="left"/>
+              <w:textAlignment w:val="top"/>
+              <w:rPr>
+                <w:rFonts w:hint="default" w:ascii="Times New Roman" w:hAnsi="Times New Roman" w:cs="Times New Roman"/>
+                <w:sz w:val="16"/>
+                <w:szCs w:val="16"/>
+              </w:rPr>
+            </w:pPr>
+            <w:r>
+              <w:rPr>
+                <w:rFonts w:hint="default" w:ascii="Times New Roman" w:hAnsi="Times New Roman" w:eastAsia="SimSun" w:cs="Times New Roman"/>
+                <w:sz w:val="16"/>
+                <w:szCs w:val="16"/>
+                <w:bdr w:val="none" w:color="auto" w:sz="0" w:space="0"/>
+              </w:rPr>
+              <w:t>0</w:t>
+            </w:r>
+          </w:p>
+        </w:tc>
+        <w:tc>
+          <w:tcPr>
+            <w:tcW w:w="664" w:type="pct"/>
+            <w:tcBorders>
+              <w:top w:val="single" w:color="000000" w:sz="4" w:space="0"/>
+              <w:left w:val="single" w:color="000000" w:sz="4" w:space="0"/>
+              <w:bottom w:val="single" w:color="000000" w:sz="4" w:space="0"/>
+              <w:right w:val="single" w:color="000000" w:sz="4" w:space="0"/>
+            </w:tcBorders>
+            <w:shd w:val="clear"/>
+            <w:tcMar>
+              <w:top w:w="20" w:type="dxa"/>
+              <w:left w:w="60" w:type="dxa"/>
+              <w:bottom w:w="20" w:type="dxa"/>
+              <w:right w:w="60" w:type="dxa"/>
+            </w:tcMar>
+            <w:vAlign w:val="top"/>
+          </w:tcPr>
+          <w:p>
+            <w:pPr>
+              <w:keepNext/>
+              <w:keepLines w:val="0"/>
+              <w:widowControl/>
+              <w:suppressLineNumbers w:val="0"/>
+              <w:jc w:val="left"/>
+              <w:textAlignment w:val="top"/>
+              <w:rPr>
+                <w:rFonts w:hint="default" w:ascii="Times New Roman" w:hAnsi="Times New Roman" w:cs="Times New Roman"/>
+                <w:sz w:val="16"/>
+                <w:szCs w:val="16"/>
+              </w:rPr>
+            </w:pPr>
+            <w:r>
+              <w:rPr>
+                <w:rFonts w:hint="default" w:ascii="Times New Roman" w:hAnsi="Times New Roman" w:eastAsia="SimSun" w:cs="Times New Roman"/>
+                <w:sz w:val="16"/>
+                <w:szCs w:val="16"/>
+                <w:bdr w:val="none" w:color="auto" w:sz="0" w:space="0"/>
+              </w:rPr>
+              <w:t>–</w:t>
+            </w:r>
+          </w:p>
+        </w:tc>
+      </w:tr>
+      <w:tr>
+        <w:tblPrEx>
+          <w:tblBorders>
+            <w:top w:val="none" w:color="auto" w:sz="0" w:space="0"/>
+            <w:left w:val="none" w:color="auto" w:sz="0" w:space="0"/>
+            <w:bottom w:val="none" w:color="auto" w:sz="0" w:space="0"/>
+            <w:right w:val="none" w:color="auto" w:sz="0" w:space="0"/>
+            <w:insideH w:val="none" w:color="auto" w:sz="0" w:space="0"/>
+            <w:insideV w:val="none" w:color="auto" w:sz="0" w:space="0"/>
+          </w:tblBorders>
+          <w:tblCellMar>
+            <w:top w:w="15" w:type="dxa"/>
+            <w:left w:w="15" w:type="dxa"/>
+            <w:bottom w:w="15" w:type="dxa"/>
+            <w:right w:w="15" w:type="dxa"/>
+          </w:tblCellMar>
+        </w:tblPrEx>
+        <w:trPr>
+          <w:cantSplit/>
+        </w:trPr>
+        <w:tc>
+          <w:tcPr>
+            <w:tcW w:w="896" w:type="pct"/>
+            <w:tcBorders>
+              <w:top w:val="single" w:color="000000" w:sz="4" w:space="0"/>
+              <w:left w:val="single" w:color="000000" w:sz="4" w:space="0"/>
+              <w:bottom w:val="single" w:color="000000" w:sz="4" w:space="0"/>
+              <w:right w:val="single" w:color="000000" w:sz="4" w:space="0"/>
+            </w:tcBorders>
+            <w:shd w:val="clear"/>
+            <w:tcMar>
+              <w:top w:w="20" w:type="dxa"/>
+              <w:left w:w="60" w:type="dxa"/>
+              <w:bottom w:w="20" w:type="dxa"/>
+              <w:right w:w="60" w:type="dxa"/>
+            </w:tcMar>
+            <w:vAlign w:val="top"/>
+          </w:tcPr>
+          <w:p>
+            <w:pPr>
+              <w:keepNext/>
+              <w:keepLines w:val="0"/>
+              <w:widowControl/>
+              <w:suppressLineNumbers w:val="0"/>
+              <w:jc w:val="left"/>
+              <w:textAlignment w:val="top"/>
+              <w:rPr>
+                <w:rFonts w:hint="default" w:ascii="Times New Roman" w:hAnsi="Times New Roman" w:cs="Times New Roman"/>
+                <w:sz w:val="16"/>
+                <w:szCs w:val="16"/>
+              </w:rPr>
+            </w:pPr>
+            <w:r>
+              <w:rPr>
+                <w:rFonts w:hint="default" w:ascii="Times New Roman" w:hAnsi="Times New Roman" w:eastAsia="SimSun" w:cs="Times New Roman"/>
+                <w:sz w:val="16"/>
+                <w:szCs w:val="16"/>
+                <w:bdr w:val="none" w:color="auto" w:sz="0" w:space="0"/>
+              </w:rPr>
+              <w:t>B</w:t>
+            </w:r>
+          </w:p>
+        </w:tc>
+        <w:tc>
+          <w:tcPr>
+            <w:tcW w:w="780" w:type="pct"/>
+            <w:tcBorders>
+              <w:top w:val="single" w:color="000000" w:sz="4" w:space="0"/>
+              <w:left w:val="single" w:color="000000" w:sz="4" w:space="0"/>
+              <w:bottom w:val="single" w:color="000000" w:sz="4" w:space="0"/>
+              <w:right w:val="single" w:color="000000" w:sz="4" w:space="0"/>
+            </w:tcBorders>
+            <w:shd w:val="clear"/>
+            <w:tcMar>
+              <w:top w:w="20" w:type="dxa"/>
+              <w:left w:w="60" w:type="dxa"/>
+              <w:bottom w:w="20" w:type="dxa"/>
+              <w:right w:w="60" w:type="dxa"/>
+            </w:tcMar>
+            <w:vAlign w:val="top"/>
+          </w:tcPr>
+          <w:p>
+            <w:pPr>
+              <w:keepNext/>
+              <w:keepLines w:val="0"/>
+              <w:widowControl/>
+              <w:suppressLineNumbers w:val="0"/>
+              <w:jc w:val="left"/>
+              <w:textAlignment w:val="top"/>
+              <w:rPr>
+                <w:rFonts w:hint="default" w:ascii="Times New Roman" w:hAnsi="Times New Roman" w:cs="Times New Roman"/>
+                <w:sz w:val="16"/>
+                <w:szCs w:val="16"/>
+              </w:rPr>
+            </w:pPr>
+            <w:r>
+              <w:rPr>
+                <w:rFonts w:hint="default" w:ascii="Times New Roman" w:hAnsi="Times New Roman" w:eastAsia="SimSun" w:cs="Times New Roman"/>
+                <w:sz w:val="16"/>
+                <w:szCs w:val="16"/>
+                <w:bdr w:val="none" w:color="auto" w:sz="0" w:space="0"/>
+              </w:rPr>
+              <w:t>5</w:t>
+            </w:r>
+          </w:p>
+        </w:tc>
+        <w:tc>
+          <w:tcPr>
+            <w:tcW w:w="1218" w:type="pct"/>
+            <w:tcBorders>
+              <w:top w:val="single" w:color="000000" w:sz="4" w:space="0"/>
+              <w:left w:val="single" w:color="000000" w:sz="4" w:space="0"/>
+              <w:bottom w:val="single" w:color="000000" w:sz="4" w:space="0"/>
+              <w:right w:val="single" w:color="000000" w:sz="4" w:space="0"/>
+            </w:tcBorders>
+            <w:shd w:val="clear"/>
+            <w:tcMar>
+              <w:top w:w="20" w:type="dxa"/>
+              <w:left w:w="60" w:type="dxa"/>
+              <w:bottom w:w="20" w:type="dxa"/>
+              <w:right w:w="60" w:type="dxa"/>
+            </w:tcMar>
+            <w:vAlign w:val="top"/>
+          </w:tcPr>
+          <w:p>
+            <w:pPr>
+              <w:keepNext/>
+              <w:keepLines w:val="0"/>
+              <w:widowControl/>
+              <w:suppressLineNumbers w:val="0"/>
+              <w:jc w:val="left"/>
+              <w:textAlignment w:val="top"/>
+              <w:rPr>
+                <w:rFonts w:hint="default" w:ascii="Times New Roman" w:hAnsi="Times New Roman" w:cs="Times New Roman"/>
+                <w:sz w:val="16"/>
+                <w:szCs w:val="16"/>
+              </w:rPr>
+            </w:pPr>
+            <w:r>
+              <w:rPr>
+                <w:rFonts w:hint="default" w:ascii="Times New Roman" w:hAnsi="Times New Roman" w:eastAsia="SimSun" w:cs="Times New Roman"/>
+                <w:sz w:val="16"/>
+                <w:szCs w:val="16"/>
+                <w:bdr w:val="none" w:color="auto" w:sz="0" w:space="0"/>
+              </w:rPr>
+              <w:t>3</w:t>
+            </w:r>
+          </w:p>
+        </w:tc>
+        <w:tc>
+          <w:tcPr>
+            <w:tcW w:w="1439" w:type="pct"/>
+            <w:tcBorders>
+              <w:top w:val="single" w:color="000000" w:sz="4" w:space="0"/>
+              <w:left w:val="single" w:color="000000" w:sz="4" w:space="0"/>
+              <w:bottom w:val="single" w:color="000000" w:sz="4" w:space="0"/>
+              <w:right w:val="single" w:color="000000" w:sz="4" w:space="0"/>
+            </w:tcBorders>
+            <w:shd w:val="clear"/>
+            <w:tcMar>
+              <w:top w:w="20" w:type="dxa"/>
+              <w:left w:w="60" w:type="dxa"/>
+              <w:bottom w:w="20" w:type="dxa"/>
+              <w:right w:w="60" w:type="dxa"/>
+            </w:tcMar>
+            <w:vAlign w:val="top"/>
+          </w:tcPr>
+          <w:p>
+            <w:pPr>
+              <w:keepNext/>
+              <w:keepLines w:val="0"/>
+              <w:widowControl/>
+              <w:suppressLineNumbers w:val="0"/>
+              <w:jc w:val="left"/>
+              <w:textAlignment w:val="top"/>
+              <w:rPr>
+                <w:rFonts w:hint="default" w:ascii="Times New Roman" w:hAnsi="Times New Roman" w:cs="Times New Roman"/>
+                <w:sz w:val="16"/>
+                <w:szCs w:val="16"/>
+              </w:rPr>
+            </w:pPr>
+            <w:r>
+              <w:rPr>
+                <w:rFonts w:hint="default" w:ascii="Times New Roman" w:hAnsi="Times New Roman" w:eastAsia="SimSun" w:cs="Times New Roman"/>
+                <w:sz w:val="16"/>
+                <w:szCs w:val="16"/>
+                <w:bdr w:val="none" w:color="auto" w:sz="0" w:space="0"/>
+              </w:rPr>
+              <w:t>8 (3.4%)</w:t>
+            </w:r>
+          </w:p>
+        </w:tc>
+        <w:tc>
+          <w:tcPr>
+            <w:tcW w:w="664" w:type="pct"/>
+            <w:tcBorders>
+              <w:top w:val="single" w:color="000000" w:sz="4" w:space="0"/>
+              <w:left w:val="single" w:color="000000" w:sz="4" w:space="0"/>
+              <w:bottom w:val="single" w:color="000000" w:sz="4" w:space="0"/>
+              <w:right w:val="single" w:color="000000" w:sz="4" w:space="0"/>
+            </w:tcBorders>
+            <w:shd w:val="clear"/>
+            <w:tcMar>
+              <w:top w:w="20" w:type="dxa"/>
+              <w:left w:w="60" w:type="dxa"/>
+              <w:bottom w:w="20" w:type="dxa"/>
+              <w:right w:w="60" w:type="dxa"/>
+            </w:tcMar>
+            <w:vAlign w:val="top"/>
+          </w:tcPr>
+          <w:p>
+            <w:pPr>
+              <w:keepNext/>
+              <w:keepLines w:val="0"/>
+              <w:widowControl/>
+              <w:suppressLineNumbers w:val="0"/>
+              <w:jc w:val="left"/>
+              <w:textAlignment w:val="top"/>
+              <w:rPr>
+                <w:rFonts w:hint="default" w:ascii="Times New Roman" w:hAnsi="Times New Roman" w:cs="Times New Roman"/>
+                <w:sz w:val="16"/>
+                <w:szCs w:val="16"/>
+              </w:rPr>
+            </w:pPr>
+            <w:r>
+              <w:rPr>
+                <w:rFonts w:hint="default" w:ascii="Times New Roman" w:hAnsi="Times New Roman" w:eastAsia="SimSun" w:cs="Times New Roman"/>
+                <w:sz w:val="16"/>
+                <w:szCs w:val="16"/>
+                <w:bdr w:val="none" w:color="auto" w:sz="0" w:space="0"/>
+              </w:rPr>
+              <w:t>6.5</w:t>
+            </w:r>
+          </w:p>
+        </w:tc>
+      </w:tr>
+      <w:tr>
+        <w:tblPrEx>
+          <w:tblBorders>
+            <w:top w:val="none" w:color="auto" w:sz="0" w:space="0"/>
+            <w:left w:val="none" w:color="auto" w:sz="0" w:space="0"/>
+            <w:bottom w:val="none" w:color="auto" w:sz="0" w:space="0"/>
+            <w:right w:val="none" w:color="auto" w:sz="0" w:space="0"/>
+            <w:insideH w:val="none" w:color="auto" w:sz="0" w:space="0"/>
+            <w:insideV w:val="none" w:color="auto" w:sz="0" w:space="0"/>
+          </w:tblBorders>
+          <w:tblCellMar>
+            <w:top w:w="15" w:type="dxa"/>
+            <w:left w:w="15" w:type="dxa"/>
+            <w:bottom w:w="15" w:type="dxa"/>
+            <w:right w:w="15" w:type="dxa"/>
+          </w:tblCellMar>
+        </w:tblPrEx>
+        <w:trPr>
+          <w:cantSplit/>
+        </w:trPr>
+        <w:tc>
+          <w:tcPr>
+            <w:tcW w:w="896" w:type="pct"/>
+            <w:tcBorders>
+              <w:top w:val="single" w:color="000000" w:sz="4" w:space="0"/>
+              <w:left w:val="single" w:color="000000" w:sz="4" w:space="0"/>
+              <w:bottom w:val="single" w:color="000000" w:sz="4" w:space="0"/>
+              <w:right w:val="single" w:color="000000" w:sz="4" w:space="0"/>
+            </w:tcBorders>
+            <w:shd w:val="clear"/>
+            <w:tcMar>
+              <w:top w:w="20" w:type="dxa"/>
+              <w:left w:w="60" w:type="dxa"/>
+              <w:bottom w:w="20" w:type="dxa"/>
+              <w:right w:w="60" w:type="dxa"/>
+            </w:tcMar>
+            <w:vAlign w:val="top"/>
+          </w:tcPr>
+          <w:p>
+            <w:pPr>
+              <w:keepNext/>
+              <w:keepLines w:val="0"/>
+              <w:widowControl/>
+              <w:suppressLineNumbers w:val="0"/>
+              <w:jc w:val="left"/>
+              <w:textAlignment w:val="top"/>
+              <w:rPr>
+                <w:rFonts w:hint="default" w:ascii="Times New Roman" w:hAnsi="Times New Roman" w:cs="Times New Roman"/>
+                <w:sz w:val="16"/>
+                <w:szCs w:val="16"/>
+              </w:rPr>
+            </w:pPr>
+            <w:r>
+              <w:rPr>
+                <w:rFonts w:hint="default" w:ascii="Times New Roman" w:hAnsi="Times New Roman" w:eastAsia="SimSun" w:cs="Times New Roman"/>
+                <w:sz w:val="16"/>
+                <w:szCs w:val="16"/>
+                <w:bdr w:val="none" w:color="auto" w:sz="0" w:space="0"/>
+              </w:rPr>
+              <w:t>B+</w:t>
+            </w:r>
+          </w:p>
+        </w:tc>
+        <w:tc>
+          <w:tcPr>
+            <w:tcW w:w="780" w:type="pct"/>
+            <w:tcBorders>
+              <w:top w:val="single" w:color="000000" w:sz="4" w:space="0"/>
+              <w:left w:val="single" w:color="000000" w:sz="4" w:space="0"/>
+              <w:bottom w:val="single" w:color="000000" w:sz="4" w:space="0"/>
+              <w:right w:val="single" w:color="000000" w:sz="4" w:space="0"/>
+            </w:tcBorders>
+            <w:shd w:val="clear"/>
+            <w:tcMar>
+              <w:top w:w="20" w:type="dxa"/>
+              <w:left w:w="60" w:type="dxa"/>
+              <w:bottom w:w="20" w:type="dxa"/>
+              <w:right w:w="60" w:type="dxa"/>
+            </w:tcMar>
+            <w:vAlign w:val="top"/>
+          </w:tcPr>
+          <w:p>
+            <w:pPr>
+              <w:keepNext/>
+              <w:keepLines w:val="0"/>
+              <w:widowControl/>
+              <w:suppressLineNumbers w:val="0"/>
+              <w:jc w:val="left"/>
+              <w:textAlignment w:val="top"/>
+              <w:rPr>
+                <w:rFonts w:hint="default" w:ascii="Times New Roman" w:hAnsi="Times New Roman" w:cs="Times New Roman"/>
+                <w:sz w:val="16"/>
+                <w:szCs w:val="16"/>
+              </w:rPr>
+            </w:pPr>
+            <w:r>
+              <w:rPr>
+                <w:rFonts w:hint="default" w:ascii="Times New Roman" w:hAnsi="Times New Roman" w:eastAsia="SimSun" w:cs="Times New Roman"/>
+                <w:sz w:val="16"/>
+                <w:szCs w:val="16"/>
+                <w:bdr w:val="none" w:color="auto" w:sz="0" w:space="0"/>
+              </w:rPr>
+              <w:t>7</w:t>
+            </w:r>
+          </w:p>
+        </w:tc>
+        <w:tc>
+          <w:tcPr>
+            <w:tcW w:w="1218" w:type="pct"/>
+            <w:tcBorders>
+              <w:top w:val="single" w:color="000000" w:sz="4" w:space="0"/>
+              <w:left w:val="single" w:color="000000" w:sz="4" w:space="0"/>
+              <w:bottom w:val="single" w:color="000000" w:sz="4" w:space="0"/>
+              <w:right w:val="single" w:color="000000" w:sz="4" w:space="0"/>
+            </w:tcBorders>
+            <w:shd w:val="clear"/>
+            <w:tcMar>
+              <w:top w:w="20" w:type="dxa"/>
+              <w:left w:w="60" w:type="dxa"/>
+              <w:bottom w:w="20" w:type="dxa"/>
+              <w:right w:w="60" w:type="dxa"/>
+            </w:tcMar>
+            <w:vAlign w:val="top"/>
+          </w:tcPr>
+          <w:p>
+            <w:pPr>
+              <w:keepNext/>
+              <w:keepLines w:val="0"/>
+              <w:widowControl/>
+              <w:suppressLineNumbers w:val="0"/>
+              <w:jc w:val="left"/>
+              <w:textAlignment w:val="top"/>
+              <w:rPr>
+                <w:rFonts w:hint="default" w:ascii="Times New Roman" w:hAnsi="Times New Roman" w:cs="Times New Roman"/>
+                <w:sz w:val="16"/>
+                <w:szCs w:val="16"/>
+              </w:rPr>
+            </w:pPr>
+            <w:r>
+              <w:rPr>
+                <w:rFonts w:hint="default" w:ascii="Times New Roman" w:hAnsi="Times New Roman" w:eastAsia="SimSun" w:cs="Times New Roman"/>
+                <w:sz w:val="16"/>
+                <w:szCs w:val="16"/>
+                <w:bdr w:val="none" w:color="auto" w:sz="0" w:space="0"/>
+              </w:rPr>
+              <w:t>3</w:t>
+            </w:r>
+          </w:p>
+        </w:tc>
+        <w:tc>
+          <w:tcPr>
+            <w:tcW w:w="1439" w:type="pct"/>
+            <w:tcBorders>
+              <w:top w:val="single" w:color="000000" w:sz="4" w:space="0"/>
+              <w:left w:val="single" w:color="000000" w:sz="4" w:space="0"/>
+              <w:bottom w:val="single" w:color="000000" w:sz="4" w:space="0"/>
+              <w:right w:val="single" w:color="000000" w:sz="4" w:space="0"/>
+            </w:tcBorders>
+            <w:shd w:val="clear"/>
+            <w:tcMar>
+              <w:top w:w="20" w:type="dxa"/>
+              <w:left w:w="60" w:type="dxa"/>
+              <w:bottom w:w="20" w:type="dxa"/>
+              <w:right w:w="60" w:type="dxa"/>
+            </w:tcMar>
+            <w:vAlign w:val="top"/>
+          </w:tcPr>
+          <w:p>
+            <w:pPr>
+              <w:keepNext/>
+              <w:keepLines w:val="0"/>
+              <w:widowControl/>
+              <w:suppressLineNumbers w:val="0"/>
+              <w:jc w:val="left"/>
+              <w:textAlignment w:val="top"/>
+              <w:rPr>
+                <w:rFonts w:hint="default" w:ascii="Times New Roman" w:hAnsi="Times New Roman" w:cs="Times New Roman"/>
+                <w:sz w:val="16"/>
+                <w:szCs w:val="16"/>
+              </w:rPr>
+            </w:pPr>
+            <w:r>
+              <w:rPr>
+                <w:rFonts w:hint="default" w:ascii="Times New Roman" w:hAnsi="Times New Roman" w:eastAsia="SimSun" w:cs="Times New Roman"/>
+                <w:sz w:val="16"/>
+                <w:szCs w:val="16"/>
+                <w:bdr w:val="none" w:color="auto" w:sz="0" w:space="0"/>
+              </w:rPr>
+              <w:t>7 (3.0%)</w:t>
+            </w:r>
+          </w:p>
+        </w:tc>
+        <w:tc>
+          <w:tcPr>
+            <w:tcW w:w="664" w:type="pct"/>
+            <w:tcBorders>
+              <w:top w:val="single" w:color="000000" w:sz="4" w:space="0"/>
+              <w:left w:val="single" w:color="000000" w:sz="4" w:space="0"/>
+              <w:bottom w:val="single" w:color="000000" w:sz="4" w:space="0"/>
+              <w:right w:val="single" w:color="000000" w:sz="4" w:space="0"/>
+            </w:tcBorders>
+            <w:shd w:val="clear"/>
+            <w:tcMar>
+              <w:top w:w="20" w:type="dxa"/>
+              <w:left w:w="60" w:type="dxa"/>
+              <w:bottom w:w="20" w:type="dxa"/>
+              <w:right w:w="60" w:type="dxa"/>
+            </w:tcMar>
+            <w:vAlign w:val="top"/>
+          </w:tcPr>
+          <w:p>
+            <w:pPr>
+              <w:keepNext/>
+              <w:keepLines w:val="0"/>
+              <w:widowControl/>
+              <w:suppressLineNumbers w:val="0"/>
+              <w:jc w:val="left"/>
+              <w:textAlignment w:val="top"/>
+              <w:rPr>
+                <w:rFonts w:hint="default" w:ascii="Times New Roman" w:hAnsi="Times New Roman" w:cs="Times New Roman"/>
+                <w:sz w:val="16"/>
+                <w:szCs w:val="16"/>
+              </w:rPr>
+            </w:pPr>
+            <w:r>
+              <w:rPr>
+                <w:rFonts w:hint="default" w:ascii="Times New Roman" w:hAnsi="Times New Roman" w:eastAsia="SimSun" w:cs="Times New Roman"/>
+                <w:sz w:val="16"/>
+                <w:szCs w:val="16"/>
+                <w:bdr w:val="none" w:color="auto" w:sz="0" w:space="0"/>
+              </w:rPr>
+              <w:t>11.7</w:t>
+            </w:r>
+          </w:p>
+        </w:tc>
+      </w:tr>
+      <w:tr>
+        <w:tblPrEx>
+          <w:tblBorders>
+            <w:top w:val="none" w:color="auto" w:sz="0" w:space="0"/>
+            <w:left w:val="none" w:color="auto" w:sz="0" w:space="0"/>
+            <w:bottom w:val="none" w:color="auto" w:sz="0" w:space="0"/>
+            <w:right w:val="none" w:color="auto" w:sz="0" w:space="0"/>
+            <w:insideH w:val="none" w:color="auto" w:sz="0" w:space="0"/>
+            <w:insideV w:val="none" w:color="auto" w:sz="0" w:space="0"/>
+          </w:tblBorders>
+          <w:tblCellMar>
+            <w:top w:w="15" w:type="dxa"/>
+            <w:left w:w="15" w:type="dxa"/>
+            <w:bottom w:w="15" w:type="dxa"/>
+            <w:right w:w="15" w:type="dxa"/>
+          </w:tblCellMar>
+        </w:tblPrEx>
+        <w:trPr>
+          <w:cantSplit/>
+        </w:trPr>
+        <w:tc>
+          <w:tcPr>
+            <w:tcW w:w="896" w:type="pct"/>
+            <w:tcBorders>
+              <w:top w:val="single" w:color="000000" w:sz="4" w:space="0"/>
+              <w:left w:val="single" w:color="000000" w:sz="4" w:space="0"/>
+              <w:bottom w:val="single" w:color="000000" w:sz="4" w:space="0"/>
+              <w:right w:val="single" w:color="000000" w:sz="4" w:space="0"/>
+            </w:tcBorders>
+            <w:shd w:val="clear"/>
+            <w:tcMar>
+              <w:top w:w="20" w:type="dxa"/>
+              <w:left w:w="60" w:type="dxa"/>
+              <w:bottom w:w="20" w:type="dxa"/>
+              <w:right w:w="60" w:type="dxa"/>
+            </w:tcMar>
+            <w:vAlign w:val="top"/>
+          </w:tcPr>
+          <w:p>
+            <w:pPr>
+              <w:keepNext/>
+              <w:keepLines w:val="0"/>
+              <w:widowControl/>
+              <w:suppressLineNumbers w:val="0"/>
+              <w:jc w:val="left"/>
+              <w:textAlignment w:val="top"/>
+              <w:rPr>
+                <w:rFonts w:hint="default" w:ascii="Times New Roman" w:hAnsi="Times New Roman" w:cs="Times New Roman"/>
+                <w:sz w:val="16"/>
+                <w:szCs w:val="16"/>
+              </w:rPr>
+            </w:pPr>
+            <w:r>
+              <w:rPr>
+                <w:rFonts w:hint="default" w:ascii="Times New Roman" w:hAnsi="Times New Roman" w:eastAsia="SimSun" w:cs="Times New Roman"/>
+                <w:sz w:val="16"/>
+                <w:szCs w:val="16"/>
+                <w:bdr w:val="none" w:color="auto" w:sz="0" w:space="0"/>
+              </w:rPr>
+              <w:t>C, slice only</w:t>
+            </w:r>
+          </w:p>
+        </w:tc>
+        <w:tc>
+          <w:tcPr>
+            <w:tcW w:w="780" w:type="pct"/>
+            <w:tcBorders>
+              <w:top w:val="single" w:color="000000" w:sz="4" w:space="0"/>
+              <w:left w:val="single" w:color="000000" w:sz="4" w:space="0"/>
+              <w:bottom w:val="single" w:color="000000" w:sz="4" w:space="0"/>
+              <w:right w:val="single" w:color="000000" w:sz="4" w:space="0"/>
+            </w:tcBorders>
+            <w:shd w:val="clear"/>
+            <w:tcMar>
+              <w:top w:w="20" w:type="dxa"/>
+              <w:left w:w="60" w:type="dxa"/>
+              <w:bottom w:w="20" w:type="dxa"/>
+              <w:right w:w="60" w:type="dxa"/>
+            </w:tcMar>
+            <w:vAlign w:val="top"/>
+          </w:tcPr>
+          <w:p>
+            <w:pPr>
+              <w:keepNext/>
+              <w:keepLines w:val="0"/>
+              <w:widowControl/>
+              <w:suppressLineNumbers w:val="0"/>
+              <w:jc w:val="left"/>
+              <w:textAlignment w:val="top"/>
+              <w:rPr>
+                <w:rFonts w:hint="default" w:ascii="Times New Roman" w:hAnsi="Times New Roman" w:cs="Times New Roman"/>
+                <w:sz w:val="16"/>
+                <w:szCs w:val="16"/>
+              </w:rPr>
+            </w:pPr>
+            <w:r>
+              <w:rPr>
+                <w:rFonts w:hint="default" w:ascii="Times New Roman" w:hAnsi="Times New Roman" w:eastAsia="SimSun" w:cs="Times New Roman"/>
+                <w:sz w:val="16"/>
+                <w:szCs w:val="16"/>
+                <w:bdr w:val="none" w:color="auto" w:sz="0" w:space="0"/>
+              </w:rPr>
+              <w:t>16</w:t>
+            </w:r>
+          </w:p>
+        </w:tc>
+        <w:tc>
+          <w:tcPr>
+            <w:tcW w:w="1218" w:type="pct"/>
+            <w:tcBorders>
+              <w:top w:val="single" w:color="000000" w:sz="4" w:space="0"/>
+              <w:left w:val="single" w:color="000000" w:sz="4" w:space="0"/>
+              <w:bottom w:val="single" w:color="000000" w:sz="4" w:space="0"/>
+              <w:right w:val="single" w:color="000000" w:sz="4" w:space="0"/>
+            </w:tcBorders>
+            <w:shd w:val="clear"/>
+            <w:tcMar>
+              <w:top w:w="20" w:type="dxa"/>
+              <w:left w:w="60" w:type="dxa"/>
+              <w:bottom w:w="20" w:type="dxa"/>
+              <w:right w:w="60" w:type="dxa"/>
+            </w:tcMar>
+            <w:vAlign w:val="top"/>
+          </w:tcPr>
+          <w:p>
+            <w:pPr>
+              <w:keepNext/>
+              <w:keepLines w:val="0"/>
+              <w:widowControl/>
+              <w:suppressLineNumbers w:val="0"/>
+              <w:jc w:val="left"/>
+              <w:textAlignment w:val="top"/>
+              <w:rPr>
+                <w:rFonts w:hint="default" w:ascii="Times New Roman" w:hAnsi="Times New Roman" w:cs="Times New Roman"/>
+                <w:sz w:val="16"/>
+                <w:szCs w:val="16"/>
+              </w:rPr>
+            </w:pPr>
+            <w:r>
+              <w:rPr>
+                <w:rFonts w:hint="default" w:ascii="Times New Roman" w:hAnsi="Times New Roman" w:eastAsia="SimSun" w:cs="Times New Roman"/>
+                <w:sz w:val="16"/>
+                <w:szCs w:val="16"/>
+                <w:bdr w:val="none" w:color="auto" w:sz="0" w:space="0"/>
+              </w:rPr>
+              <w:t>9</w:t>
+            </w:r>
+          </w:p>
+        </w:tc>
+        <w:tc>
+          <w:tcPr>
+            <w:tcW w:w="1439" w:type="pct"/>
+            <w:tcBorders>
+              <w:top w:val="single" w:color="000000" w:sz="4" w:space="0"/>
+              <w:left w:val="single" w:color="000000" w:sz="4" w:space="0"/>
+              <w:bottom w:val="single" w:color="000000" w:sz="4" w:space="0"/>
+              <w:right w:val="single" w:color="000000" w:sz="4" w:space="0"/>
+            </w:tcBorders>
+            <w:shd w:val="clear"/>
+            <w:tcMar>
+              <w:top w:w="20" w:type="dxa"/>
+              <w:left w:w="60" w:type="dxa"/>
+              <w:bottom w:w="20" w:type="dxa"/>
+              <w:right w:w="60" w:type="dxa"/>
+            </w:tcMar>
+            <w:vAlign w:val="top"/>
+          </w:tcPr>
+          <w:p>
+            <w:pPr>
+              <w:keepNext/>
+              <w:keepLines w:val="0"/>
+              <w:widowControl/>
+              <w:suppressLineNumbers w:val="0"/>
+              <w:jc w:val="left"/>
+              <w:textAlignment w:val="top"/>
+              <w:rPr>
+                <w:rFonts w:hint="default" w:ascii="Times New Roman" w:hAnsi="Times New Roman" w:cs="Times New Roman"/>
+                <w:sz w:val="16"/>
+                <w:szCs w:val="16"/>
+              </w:rPr>
+            </w:pPr>
+            <w:r>
+              <w:rPr>
+                <w:rFonts w:hint="default" w:ascii="Times New Roman" w:hAnsi="Times New Roman" w:eastAsia="SimSun" w:cs="Times New Roman"/>
+                <w:sz w:val="16"/>
+                <w:szCs w:val="16"/>
+                <w:bdr w:val="none" w:color="auto" w:sz="0" w:space="0"/>
+              </w:rPr>
+              <w:t>21 (8.9%)</w:t>
+            </w:r>
+          </w:p>
+        </w:tc>
+        <w:tc>
+          <w:tcPr>
+            <w:tcW w:w="664" w:type="pct"/>
+            <w:tcBorders>
+              <w:top w:val="single" w:color="000000" w:sz="4" w:space="0"/>
+              <w:left w:val="single" w:color="000000" w:sz="4" w:space="0"/>
+              <w:bottom w:val="single" w:color="000000" w:sz="4" w:space="0"/>
+              <w:right w:val="single" w:color="000000" w:sz="4" w:space="0"/>
+            </w:tcBorders>
+            <w:shd w:val="clear"/>
+            <w:tcMar>
+              <w:top w:w="20" w:type="dxa"/>
+              <w:left w:w="60" w:type="dxa"/>
+              <w:bottom w:w="20" w:type="dxa"/>
+              <w:right w:w="60" w:type="dxa"/>
+            </w:tcMar>
+            <w:vAlign w:val="top"/>
+          </w:tcPr>
+          <w:p>
+            <w:pPr>
+              <w:keepNext/>
+              <w:keepLines w:val="0"/>
+              <w:widowControl/>
+              <w:suppressLineNumbers w:val="0"/>
+              <w:jc w:val="left"/>
+              <w:textAlignment w:val="top"/>
+              <w:rPr>
+                <w:rFonts w:hint="default" w:ascii="Times New Roman" w:hAnsi="Times New Roman" w:cs="Times New Roman"/>
+                <w:sz w:val="16"/>
+                <w:szCs w:val="16"/>
+              </w:rPr>
+            </w:pPr>
+            <w:r>
+              <w:rPr>
+                <w:rFonts w:hint="default" w:ascii="Times New Roman" w:hAnsi="Times New Roman" w:eastAsia="SimSun" w:cs="Times New Roman"/>
+                <w:sz w:val="16"/>
+                <w:szCs w:val="16"/>
+                <w:bdr w:val="none" w:color="auto" w:sz="0" w:space="0"/>
+              </w:rPr>
+              <w:t>6.6</w:t>
             </w:r>
           </w:p>
         </w:tc>
@@ -7770,130 +8133,900 @@
         </w:trPr>
         <w:tc>
           <w:tcPr>
-            <w:tcW w:w="1289" w:type="pct"/>
-            <w:tcBorders>
-              <w:top w:val="single" w:color="000000" w:sz="4" w:space="0"/>
-              <w:left w:val="single" w:color="000000" w:sz="4" w:space="0"/>
-              <w:bottom w:val="single" w:color="000000" w:sz="4" w:space="0"/>
-              <w:right w:val="single" w:color="000000" w:sz="4" w:space="0"/>
-            </w:tcBorders>
-            <w:shd w:val="clear"/>
-            <w:tcMar>
-              <w:top w:w="20" w:type="dxa"/>
-              <w:left w:w="60" w:type="dxa"/>
-              <w:bottom w:w="20" w:type="dxa"/>
-              <w:right w:w="60" w:type="dxa"/>
-            </w:tcMar>
-            <w:vAlign w:val="top"/>
-          </w:tcPr>
-          <w:p>
-            <w:pPr>
-              <w:keepNext/>
-              <w:keepLines w:val="0"/>
-              <w:widowControl/>
-              <w:suppressLineNumbers w:val="0"/>
-              <w:jc w:val="left"/>
-              <w:textAlignment w:val="top"/>
-              <w:rPr>
-                <w:rFonts w:hint="default" w:ascii="Times New Roman" w:hAnsi="Times New Roman" w:cs="Times New Roman"/>
-                <w:sz w:val="16"/>
-                <w:szCs w:val="16"/>
-              </w:rPr>
-            </w:pPr>
-            <w:r>
-              <w:rPr>
-                <w:rFonts w:hint="default" w:ascii="Times New Roman" w:hAnsi="Times New Roman" w:eastAsia="SimSun" w:cs="Times New Roman"/>
-                <w:sz w:val="16"/>
-                <w:szCs w:val="16"/>
-                <w:bdr w:val="none" w:color="auto" w:sz="0" w:space="0"/>
-              </w:rPr>
-              <w:t>Diff-only gates B and B+</w:t>
-            </w:r>
-          </w:p>
-        </w:tc>
-        <w:tc>
-          <w:tcPr>
-            <w:tcW w:w="2002" w:type="pct"/>
-            <w:tcBorders>
-              <w:top w:val="single" w:color="000000" w:sz="4" w:space="0"/>
-              <w:left w:val="single" w:color="000000" w:sz="4" w:space="0"/>
-              <w:bottom w:val="single" w:color="000000" w:sz="4" w:space="0"/>
-              <w:right w:val="single" w:color="000000" w:sz="4" w:space="0"/>
-            </w:tcBorders>
-            <w:shd w:val="clear"/>
-            <w:tcMar>
-              <w:top w:w="20" w:type="dxa"/>
-              <w:left w:w="60" w:type="dxa"/>
-              <w:bottom w:w="20" w:type="dxa"/>
-              <w:right w:w="60" w:type="dxa"/>
-            </w:tcMar>
-            <w:vAlign w:val="top"/>
-          </w:tcPr>
-          <w:p>
-            <w:pPr>
-              <w:keepNext/>
-              <w:keepLines w:val="0"/>
-              <w:widowControl/>
-              <w:suppressLineNumbers w:val="0"/>
-              <w:jc w:val="left"/>
-              <w:textAlignment w:val="top"/>
-              <w:rPr>
-                <w:rFonts w:hint="default" w:ascii="Times New Roman" w:hAnsi="Times New Roman" w:cs="Times New Roman"/>
-                <w:sz w:val="16"/>
-                <w:szCs w:val="16"/>
-              </w:rPr>
-            </w:pPr>
-            <w:r>
-              <w:rPr>
-                <w:rFonts w:hint="default" w:ascii="Times New Roman" w:hAnsi="Times New Roman" w:eastAsia="SimSun" w:cs="Times New Roman"/>
-                <w:sz w:val="16"/>
-                <w:szCs w:val="16"/>
-                <w:bdr w:val="none" w:color="auto" w:sz="0" w:space="0"/>
-              </w:rPr>
-              <w:t>BLOCK or ALLOW per turn</w:t>
-            </w:r>
-          </w:p>
-        </w:tc>
-        <w:tc>
-          <w:tcPr>
-            <w:tcW w:w="1707" w:type="pct"/>
-            <w:tcBorders>
-              <w:top w:val="single" w:color="000000" w:sz="4" w:space="0"/>
-              <w:left w:val="single" w:color="000000" w:sz="4" w:space="0"/>
-              <w:bottom w:val="single" w:color="000000" w:sz="4" w:space="0"/>
-              <w:right w:val="single" w:color="000000" w:sz="4" w:space="0"/>
-            </w:tcBorders>
-            <w:shd w:val="clear"/>
-            <w:tcMar>
-              <w:top w:w="20" w:type="dxa"/>
-              <w:left w:w="60" w:type="dxa"/>
-              <w:bottom w:w="20" w:type="dxa"/>
-              <w:right w:w="60" w:type="dxa"/>
-            </w:tcMar>
-            <w:vAlign w:val="top"/>
-          </w:tcPr>
-          <w:p>
-            <w:pPr>
-              <w:keepNext/>
-              <w:keepLines w:val="0"/>
-              <w:widowControl/>
-              <w:suppressLineNumbers w:val="0"/>
-              <w:jc w:val="left"/>
-              <w:textAlignment w:val="top"/>
-              <w:rPr>
-                <w:rFonts w:hint="default" w:ascii="Times New Roman" w:hAnsi="Times New Roman" w:cs="Times New Roman"/>
-                <w:sz w:val="16"/>
-                <w:szCs w:val="16"/>
-              </w:rPr>
-            </w:pPr>
-            <w:r>
-              <w:rPr>
-                <w:rFonts w:hint="default" w:ascii="Times New Roman" w:hAnsi="Times New Roman" w:eastAsia="SimSun" w:cs="Times New Roman"/>
-                <w:sz w:val="16"/>
-                <w:szCs w:val="16"/>
-                <w:bdr w:val="none" w:color="auto" w:sz="0" w:space="0"/>
-              </w:rPr>
-              <w:t>B near zero on cross-file; B+ higher, with false blocks</w:t>
+            <w:tcW w:w="896" w:type="pct"/>
+            <w:tcBorders>
+              <w:top w:val="single" w:color="000000" w:sz="4" w:space="0"/>
+              <w:left w:val="single" w:color="000000" w:sz="4" w:space="0"/>
+              <w:bottom w:val="single" w:color="000000" w:sz="4" w:space="0"/>
+              <w:right w:val="single" w:color="000000" w:sz="4" w:space="0"/>
+            </w:tcBorders>
+            <w:shd w:val="clear"/>
+            <w:tcMar>
+              <w:top w:w="20" w:type="dxa"/>
+              <w:left w:w="60" w:type="dxa"/>
+              <w:bottom w:w="20" w:type="dxa"/>
+              <w:right w:w="60" w:type="dxa"/>
+            </w:tcMar>
+            <w:vAlign w:val="top"/>
+          </w:tcPr>
+          <w:p>
+            <w:pPr>
+              <w:keepNext w:val="0"/>
+              <w:keepLines w:val="0"/>
+              <w:widowControl/>
+              <w:suppressLineNumbers w:val="0"/>
+              <w:jc w:val="left"/>
+              <w:textAlignment w:val="top"/>
+              <w:rPr>
+                <w:rFonts w:hint="default" w:ascii="Times New Roman" w:hAnsi="Times New Roman" w:cs="Times New Roman"/>
+                <w:sz w:val="16"/>
+                <w:szCs w:val="16"/>
+              </w:rPr>
+            </w:pPr>
+            <w:r>
+              <w:rPr>
+                <w:rFonts w:hint="default" w:ascii="Times New Roman" w:hAnsi="Times New Roman" w:eastAsia="SimSun" w:cs="Times New Roman"/>
+                <w:sz w:val="16"/>
+                <w:szCs w:val="16"/>
+                <w:bdr w:val="none" w:color="auto" w:sz="0" w:space="0"/>
+              </w:rPr>
+              <w:t>C</w:t>
+            </w:r>
+          </w:p>
+        </w:tc>
+        <w:tc>
+          <w:tcPr>
+            <w:tcW w:w="780" w:type="pct"/>
+            <w:tcBorders>
+              <w:top w:val="single" w:color="000000" w:sz="4" w:space="0"/>
+              <w:left w:val="single" w:color="000000" w:sz="4" w:space="0"/>
+              <w:bottom w:val="single" w:color="000000" w:sz="4" w:space="0"/>
+              <w:right w:val="single" w:color="000000" w:sz="4" w:space="0"/>
+            </w:tcBorders>
+            <w:shd w:val="clear"/>
+            <w:tcMar>
+              <w:top w:w="20" w:type="dxa"/>
+              <w:left w:w="60" w:type="dxa"/>
+              <w:bottom w:w="20" w:type="dxa"/>
+              <w:right w:w="60" w:type="dxa"/>
+            </w:tcMar>
+            <w:vAlign w:val="top"/>
+          </w:tcPr>
+          <w:p>
+            <w:pPr>
+              <w:keepNext w:val="0"/>
+              <w:keepLines w:val="0"/>
+              <w:widowControl/>
+              <w:suppressLineNumbers w:val="0"/>
+              <w:jc w:val="left"/>
+              <w:textAlignment w:val="top"/>
+              <w:rPr>
+                <w:rFonts w:hint="default" w:ascii="Times New Roman" w:hAnsi="Times New Roman" w:cs="Times New Roman"/>
+                <w:sz w:val="16"/>
+                <w:szCs w:val="16"/>
+              </w:rPr>
+            </w:pPr>
+            <w:r>
+              <w:rPr>
+                <w:rFonts w:hint="default" w:ascii="Times New Roman" w:hAnsi="Times New Roman" w:eastAsia="SimSun" w:cs="Times New Roman"/>
+                <w:sz w:val="16"/>
+                <w:szCs w:val="16"/>
+                <w:bdr w:val="none" w:color="auto" w:sz="0" w:space="0"/>
+              </w:rPr>
+              <w:t>22</w:t>
+            </w:r>
+          </w:p>
+        </w:tc>
+        <w:tc>
+          <w:tcPr>
+            <w:tcW w:w="1218" w:type="pct"/>
+            <w:tcBorders>
+              <w:top w:val="single" w:color="000000" w:sz="4" w:space="0"/>
+              <w:left w:val="single" w:color="000000" w:sz="4" w:space="0"/>
+              <w:bottom w:val="single" w:color="000000" w:sz="4" w:space="0"/>
+              <w:right w:val="single" w:color="000000" w:sz="4" w:space="0"/>
+            </w:tcBorders>
+            <w:shd w:val="clear"/>
+            <w:tcMar>
+              <w:top w:w="20" w:type="dxa"/>
+              <w:left w:w="60" w:type="dxa"/>
+              <w:bottom w:w="20" w:type="dxa"/>
+              <w:right w:w="60" w:type="dxa"/>
+            </w:tcMar>
+            <w:vAlign w:val="top"/>
+          </w:tcPr>
+          <w:p>
+            <w:pPr>
+              <w:keepNext w:val="0"/>
+              <w:keepLines w:val="0"/>
+              <w:widowControl/>
+              <w:suppressLineNumbers w:val="0"/>
+              <w:jc w:val="left"/>
+              <w:textAlignment w:val="top"/>
+              <w:rPr>
+                <w:rFonts w:hint="default" w:ascii="Times New Roman" w:hAnsi="Times New Roman" w:cs="Times New Roman"/>
+                <w:sz w:val="16"/>
+                <w:szCs w:val="16"/>
+              </w:rPr>
+            </w:pPr>
+            <w:r>
+              <w:rPr>
+                <w:rFonts w:hint="default" w:ascii="Times New Roman" w:hAnsi="Times New Roman" w:eastAsia="SimSun" w:cs="Times New Roman"/>
+                <w:sz w:val="16"/>
+                <w:szCs w:val="16"/>
+                <w:bdr w:val="none" w:color="auto" w:sz="0" w:space="0"/>
+              </w:rPr>
+              <w:t>14</w:t>
+            </w:r>
+          </w:p>
+        </w:tc>
+        <w:tc>
+          <w:tcPr>
+            <w:tcW w:w="1439" w:type="pct"/>
+            <w:tcBorders>
+              <w:top w:val="single" w:color="000000" w:sz="4" w:space="0"/>
+              <w:left w:val="single" w:color="000000" w:sz="4" w:space="0"/>
+              <w:bottom w:val="single" w:color="000000" w:sz="4" w:space="0"/>
+              <w:right w:val="single" w:color="000000" w:sz="4" w:space="0"/>
+            </w:tcBorders>
+            <w:shd w:val="clear"/>
+            <w:tcMar>
+              <w:top w:w="20" w:type="dxa"/>
+              <w:left w:w="60" w:type="dxa"/>
+              <w:bottom w:w="20" w:type="dxa"/>
+              <w:right w:w="60" w:type="dxa"/>
+            </w:tcMar>
+            <w:vAlign w:val="top"/>
+          </w:tcPr>
+          <w:p>
+            <w:pPr>
+              <w:keepNext w:val="0"/>
+              <w:keepLines w:val="0"/>
+              <w:widowControl/>
+              <w:suppressLineNumbers w:val="0"/>
+              <w:jc w:val="left"/>
+              <w:textAlignment w:val="top"/>
+              <w:rPr>
+                <w:rFonts w:hint="default" w:ascii="Times New Roman" w:hAnsi="Times New Roman" w:cs="Times New Roman"/>
+                <w:sz w:val="16"/>
+                <w:szCs w:val="16"/>
+              </w:rPr>
+            </w:pPr>
+            <w:r>
+              <w:rPr>
+                <w:rFonts w:hint="default" w:ascii="Times New Roman" w:hAnsi="Times New Roman" w:eastAsia="SimSun" w:cs="Times New Roman"/>
+                <w:sz w:val="16"/>
+                <w:szCs w:val="16"/>
+                <w:bdr w:val="none" w:color="auto" w:sz="0" w:space="0"/>
+              </w:rPr>
+              <w:t>30 (12.8%)</w:t>
+            </w:r>
+          </w:p>
+        </w:tc>
+        <w:tc>
+          <w:tcPr>
+            <w:tcW w:w="664" w:type="pct"/>
+            <w:tcBorders>
+              <w:top w:val="single" w:color="000000" w:sz="4" w:space="0"/>
+              <w:left w:val="single" w:color="000000" w:sz="4" w:space="0"/>
+              <w:bottom w:val="single" w:color="000000" w:sz="4" w:space="0"/>
+              <w:right w:val="single" w:color="000000" w:sz="4" w:space="0"/>
+            </w:tcBorders>
+            <w:shd w:val="clear"/>
+            <w:tcMar>
+              <w:top w:w="20" w:type="dxa"/>
+              <w:left w:w="60" w:type="dxa"/>
+              <w:bottom w:w="20" w:type="dxa"/>
+              <w:right w:w="60" w:type="dxa"/>
+            </w:tcMar>
+            <w:vAlign w:val="top"/>
+          </w:tcPr>
+          <w:p>
+            <w:pPr>
+              <w:keepNext w:val="0"/>
+              <w:keepLines w:val="0"/>
+              <w:widowControl/>
+              <w:suppressLineNumbers w:val="0"/>
+              <w:jc w:val="left"/>
+              <w:textAlignment w:val="top"/>
+              <w:rPr>
+                <w:rFonts w:hint="default" w:ascii="Times New Roman" w:hAnsi="Times New Roman" w:cs="Times New Roman"/>
+                <w:sz w:val="16"/>
+                <w:szCs w:val="16"/>
+              </w:rPr>
+            </w:pPr>
+            <w:r>
+              <w:rPr>
+                <w:rFonts w:hint="default" w:ascii="Times New Roman" w:hAnsi="Times New Roman" w:eastAsia="SimSun" w:cs="Times New Roman"/>
+                <w:sz w:val="16"/>
+                <w:szCs w:val="16"/>
+                <w:bdr w:val="none" w:color="auto" w:sz="0" w:space="0"/>
+              </w:rPr>
+              <w:t>7.9</w:t>
+            </w:r>
+          </w:p>
+        </w:tc>
+      </w:tr>
+    </w:tbl>
+    <w:p>
+      <w:pPr>
+        <w:pStyle w:val="12"/>
+        <w:keepNext w:val="0"/>
+        <w:keepLines w:val="0"/>
+        <w:widowControl/>
+        <w:suppressLineNumbers w:val="0"/>
+      </w:pPr>
+      <w:r>
+        <w:rPr>
+          <w:rFonts w:hint="default" w:ascii="Times New Roman" w:hAnsi="Times New Roman" w:cs="Times New Roman"/>
+          <w:i/>
+          <w:iCs/>
+        </w:rPr>
+        <w:t>Gate conditions on the recorded runs.</w:t>
+      </w:r>
+      <w:r>
+        <w:rPr>
+          <w:rFonts w:hint="default" w:ascii="Times New Roman" w:hAnsi="Times New Roman" w:cs="Times New Roman"/>
+        </w:rPr>
+        <w:t xml:space="preserve"> All five conditions were run once over the 90 runs, with the model’s triage (Table V). The regression was placed in 80 runs, 63 of them cross-file. On the turn it arrives, B blocks 5 and GraphGate 22; of the cross-file ones B and B+ each block 3, GraphGate on the slice 9 and GraphGate with the repository 14. Counting later turns too, B blocks 13 of the 80 before the run ends and GraphGate 33, so 47 outlast the gate. By class GraphGate blocks 9 of 14 SQL regressions on arrival, but 10 of 47 path-traversal and 3 of 19 command ones. The price is false blocks: 30 of 235 clean turns (12.8%) against 8 for B. Its median added time, measured on 60 turns, is 7.9 seconds, 6.4 of them the scanners; a turn whose flags go to triage waits a median of 9.0 seconds more. Both registered limits, about 15% of clean turns blocked and about ten seconds, are met, the first narrowly. Recall is given on the arriving turn because that label is always read off the code.</w:t>
+      </w:r>
+    </w:p>
+    <w:p>
+      <w:pPr>
+        <w:pStyle w:val="12"/>
+        <w:keepNext w:val="0"/>
+        <w:keepLines w:val="0"/>
+        <w:widowControl/>
+        <w:suppressLineNumbers w:val="0"/>
+      </w:pPr>
+      <w:r>
+        <w:rPr>
+          <w:rFonts w:hint="default" w:ascii="Times New Roman" w:hAnsi="Times New Roman" w:cs="Times New Roman"/>
+          <w:i/>
+          <w:iCs/>
+        </w:rPr>
+        <w:t>Significance.</w:t>
+      </w:r>
+      <w:r>
+        <w:rPr>
+          <w:rFonts w:hint="default" w:ascii="Times New Roman" w:hAnsi="Times New Roman" w:cs="Times New Roman"/>
+        </w:rPr>
+        <w:t xml:space="preserve"> The test was planned before it was computed: per-event recall at introduction, a two-sided exact Wilcoxon signed-rank test, events without a difference dropped and counted, level 0.05. Of the 23 cross-file events with a placed regression, GraphGate’s recall is higher than B’s in 7 and lower in 0; 16 are tied, 15 of them because both gates miss every run. The registered comparison gives </w:t>
+      </w:r>
+      <w:r>
+        <w:rPr>
+          <w:rFonts w:hint="default" w:ascii="Times New Roman" w:hAnsi="Times New Roman" w:cs="Times New Roman"/>
+          <w:i/>
+          <w:iCs/>
+        </w:rPr>
+        <w:t>p</w:t>
+      </w:r>
+      <w:r>
+        <w:rPr>
+          <w:rFonts w:hint="default" w:ascii="Times New Roman" w:hAnsi="Times New Roman" w:cs="Times New Roman"/>
+        </w:rPr>
+        <w:t xml:space="preserve"> = 0.016, a mean per-event recall of 0.22 against 0.04 and a difference of 0.17 (95% bootstrap interval 0.07 to 0.30). It holds over all events and against B+ (Holm-adjusted </w:t>
+      </w:r>
+      <w:r>
+        <w:rPr>
+          <w:rFonts w:hint="default" w:ascii="Times New Roman" w:hAnsi="Times New Roman" w:cs="Times New Roman"/>
+          <w:i/>
+          <w:iCs/>
+        </w:rPr>
+        <w:t>p</w:t>
+      </w:r>
+      <w:r>
+        <w:rPr>
+          <w:rFonts w:hint="default" w:ascii="Times New Roman" w:hAnsi="Times New Roman" w:cs="Times New Roman"/>
+        </w:rPr>
+        <w:t xml:space="preserve"> at most 0.016). The result rests on the 7 events where the gates differ: it shows that the graph catches regressions the diff-only gates do not, not how large the gain is in general.</w:t>
+      </w:r>
+    </w:p>
+    <w:p>
+      <w:pPr>
+        <w:pStyle w:val="12"/>
+        <w:keepNext w:val="0"/>
+        <w:keepLines w:val="0"/>
+        <w:widowControl/>
+        <w:suppressLineNumbers w:val="0"/>
+      </w:pPr>
+      <w:r>
+        <w:rPr>
+          <w:rFonts w:hint="default" w:ascii="Times New Roman" w:hAnsi="Times New Roman" w:cs="Times New Roman"/>
+          <w:i/>
+          <w:iCs/>
+        </w:rPr>
+        <w:t>Expectations against measurements.</w:t>
+      </w:r>
+      <w:r>
+        <w:rPr>
+          <w:rFonts w:hint="default" w:ascii="Times New Roman" w:hAnsi="Times New Roman" w:cs="Times New Roman"/>
+        </w:rPr>
+        <w:t xml:space="preserve"> B’s cross-file recall was expected near zero, and it is 3 of 63. B+ was expected to catch more than B at the price of false blocks; it catches no more cross-file regressions and blocks as few clean turns, so reading the whole diff added little. GraphGate was expected to exceed B on cross-file recall by less than hoped: it does, significantly, yet lets most regressions through. Added time was expected to pass ten seconds and did not for B and C, since most turns raise no flag and need no model call; B+, which calls the model on every turn, takes 11.7 seconds. In condition A every placed regression lasts to the end of its run as far as the labels show; that curve is the reference for the gates, not a replication of the base study’s trend. </w:t>
+      </w:r>
+      <w:r>
+        <w:rPr>
+          <w:rFonts w:hint="default" w:ascii="Times New Roman" w:hAnsi="Times New Roman" w:cs="Times New Roman"/>
+          <w:i/>
+          <w:iCs/>
+        </w:rPr>
+        <w:t>Threats to validity.</w:t>
+      </w:r>
+      <w:r>
+        <w:rPr>
+          <w:rFonts w:hint="default" w:ascii="Times New Roman" w:hAnsi="Times New Roman" w:cs="Times New Roman"/>
+        </w:rPr>
+        <w:t xml:space="preserve"> </w:t>
+      </w:r>
+      <w:r>
+        <w:rPr>
+          <w:rFonts w:hint="default" w:ascii="Times New Roman" w:hAnsi="Times New Roman" w:cs="Times New Roman"/>
+          <w:i/>
+          <w:iCs/>
+        </w:rPr>
+        <w:t>Construct:</w:t>
+      </w:r>
+      <w:r>
+        <w:rPr>
+          <w:rFonts w:hint="default" w:ascii="Times New Roman" w:hAnsi="Times New Roman" w:cs="Times New Roman"/>
+        </w:rPr>
+        <w:t xml:space="preserve"> a regression is defined as an inverted real fix, and only the injection family is covered; the local/cross-file label follows one operational rule, which is why it was fixed before the events were built. </w:t>
+      </w:r>
+      <w:r>
+        <w:rPr>
+          <w:rFonts w:hint="default" w:ascii="Times New Roman" w:hAnsi="Times New Roman" w:cs="Times New Roman"/>
+          <w:i/>
+          <w:iCs/>
+        </w:rPr>
+        <w:t>Internal:</w:t>
+      </w:r>
+      <w:r>
+        <w:rPr>
+          <w:rFonts w:hint="default" w:ascii="Times New Roman" w:hAnsi="Times New Roman" w:cs="Times New Roman"/>
+        </w:rPr>
+        <w:t xml:space="preserve"> LLM non-determinism is controlled by replay. LLM agents assisted curation, so every such step has an adversarial check and author sign-off; stripped comments may still leave cues such as identifiers that mention unsafe options. A label carried over from an earlier turn is not verified ground truth, and such turns are counted separately. </w:t>
+      </w:r>
+      <w:r>
+        <w:rPr>
+          <w:rFonts w:hint="default" w:ascii="Times New Roman" w:hAnsi="Times New Roman" w:cs="Times New Roman"/>
+          <w:i/>
+          <w:iCs/>
+        </w:rPr>
+        <w:t>External:</w:t>
+      </w:r>
+      <w:r>
+        <w:rPr>
+          <w:rFonts w:hint="default" w:ascii="Times New Roman" w:hAnsi="Times New Roman" w:cs="Times New Roman"/>
+        </w:rPr>
+        <w:t xml:space="preserve"> injected regressions in synthetic traces may differ from natural ones, so a holdout of real multi-turn sessions, reviewed manually and never used for tuning, is planned. The dataset is dominated by path traversal and one library supplies two fifths of the events. </w:t>
+      </w:r>
+      <w:r>
+        <w:rPr>
+          <w:rFonts w:hint="default" w:ascii="Times New Roman" w:hAnsi="Times New Roman" w:cs="Times New Roman"/>
+          <w:i/>
+          <w:iCs/>
+        </w:rPr>
+        <w:t>Conclusion:</w:t>
+      </w:r>
+      <w:r>
+        <w:rPr>
+          <w:rFonts w:hint="default" w:ascii="Times New Roman" w:hAnsi="Times New Roman" w:cs="Times New Roman"/>
+        </w:rPr>
+        <w:t xml:space="preserve"> the number of events is modest; paired non-parametric tests, effect sizes and oversampling of cross-file events keep conclusions conservative. Public advisories may also appear in model training data.</w:t>
+      </w:r>
+    </w:p>
+    <w:p>
+      <w:pPr>
+        <w:pStyle w:val="20"/>
+        <w:keepNext/>
+        <w:keepLines w:val="0"/>
+        <w:widowControl/>
+        <w:suppressLineNumbers w:val="0"/>
+      </w:pPr>
+      <w:r>
+        <w:rPr>
+          <w:rFonts w:hint="default" w:ascii="Times New Roman" w:hAnsi="Times New Roman" w:cs="Times New Roman"/>
+        </w:rPr>
+        <w:t>TABLE VI</w:t>
+      </w:r>
+      <w:r>
+        <w:rPr>
+          <w:rFonts w:hint="default" w:ascii="Times New Roman" w:hAnsi="Times New Roman" w:cs="Times New Roman"/>
+        </w:rPr>
+        <w:br w:type="textWrapping"/>
+      </w:r>
+      <w:r>
+        <w:rPr>
+          <w:rFonts w:hint="default" w:ascii="Times New Roman" w:hAnsi="Times New Roman" w:cs="Times New Roman"/>
+        </w:rPr>
+        <w:t>Remaining steps, what each measures and the expected outcome</w:t>
+      </w:r>
+    </w:p>
+    <w:tbl>
+      <w:tblPr>
+        <w:tblW w:w="5000" w:type="pct"/>
+        <w:tblInd w:w="0" w:type="dxa"/>
+        <w:tblBorders>
+          <w:top w:val="none" w:color="auto" w:sz="0" w:space="0"/>
+          <w:left w:val="none" w:color="auto" w:sz="0" w:space="0"/>
+          <w:bottom w:val="none" w:color="auto" w:sz="0" w:space="0"/>
+          <w:right w:val="none" w:color="auto" w:sz="0" w:space="0"/>
+          <w:insideH w:val="none" w:color="auto" w:sz="0" w:space="0"/>
+          <w:insideV w:val="none" w:color="auto" w:sz="0" w:space="0"/>
+        </w:tblBorders>
+        <w:shd w:val="clear"/>
+        <w:tblLayout w:type="autofit"/>
+        <w:tblCellMar>
+          <w:top w:w="15" w:type="dxa"/>
+          <w:left w:w="15" w:type="dxa"/>
+          <w:bottom w:w="15" w:type="dxa"/>
+          <w:right w:w="15" w:type="dxa"/>
+        </w:tblCellMar>
+      </w:tblPr>
+      <w:tblGrid>
+        <w:gridCol w:w="1561"/>
+        <w:gridCol w:w="1885"/>
+        <w:gridCol w:w="1714"/>
+      </w:tblGrid>
+      <w:tr>
+        <w:tblPrEx>
+          <w:tblBorders>
+            <w:top w:val="none" w:color="auto" w:sz="0" w:space="0"/>
+            <w:left w:val="none" w:color="auto" w:sz="0" w:space="0"/>
+            <w:bottom w:val="none" w:color="auto" w:sz="0" w:space="0"/>
+            <w:right w:val="none" w:color="auto" w:sz="0" w:space="0"/>
+            <w:insideH w:val="none" w:color="auto" w:sz="0" w:space="0"/>
+            <w:insideV w:val="none" w:color="auto" w:sz="0" w:space="0"/>
+          </w:tblBorders>
+          <w:shd w:val="clear"/>
+          <w:tblCellMar>
+            <w:top w:w="15" w:type="dxa"/>
+            <w:left w:w="15" w:type="dxa"/>
+            <w:bottom w:w="15" w:type="dxa"/>
+            <w:right w:w="15" w:type="dxa"/>
+          </w:tblCellMar>
+        </w:tblPrEx>
+        <w:trPr>
+          <w:cantSplit/>
+        </w:trPr>
+        <w:tc>
+          <w:tcPr>
+            <w:tcW w:w="1512" w:type="pct"/>
+            <w:tcBorders>
+              <w:top w:val="single" w:color="000000" w:sz="4" w:space="0"/>
+              <w:left w:val="single" w:color="000000" w:sz="4" w:space="0"/>
+              <w:bottom w:val="single" w:color="000000" w:sz="4" w:space="0"/>
+              <w:right w:val="single" w:color="000000" w:sz="4" w:space="0"/>
+            </w:tcBorders>
+            <w:shd w:val="clear"/>
+            <w:tcMar>
+              <w:top w:w="20" w:type="dxa"/>
+              <w:left w:w="60" w:type="dxa"/>
+              <w:bottom w:w="20" w:type="dxa"/>
+              <w:right w:w="60" w:type="dxa"/>
+            </w:tcMar>
+            <w:vAlign w:val="top"/>
+          </w:tcPr>
+          <w:p>
+            <w:pPr>
+              <w:keepNext/>
+              <w:keepLines w:val="0"/>
+              <w:widowControl/>
+              <w:suppressLineNumbers w:val="0"/>
+              <w:jc w:val="left"/>
+              <w:textAlignment w:val="top"/>
+              <w:rPr>
+                <w:rFonts w:hint="default" w:ascii="Times New Roman" w:hAnsi="Times New Roman" w:cs="Times New Roman"/>
+                <w:b/>
+                <w:bCs/>
+                <w:sz w:val="16"/>
+                <w:szCs w:val="16"/>
+              </w:rPr>
+            </w:pPr>
+            <w:r>
+              <w:rPr>
+                <w:rFonts w:hint="default" w:ascii="Times New Roman" w:hAnsi="Times New Roman" w:eastAsia="SimSun" w:cs="Times New Roman"/>
+                <w:b/>
+                <w:bCs/>
+                <w:sz w:val="16"/>
+                <w:szCs w:val="16"/>
+                <w:bdr w:val="none" w:color="auto" w:sz="0" w:space="0"/>
+              </w:rPr>
+              <w:t>Step</w:t>
+            </w:r>
+          </w:p>
+        </w:tc>
+        <w:tc>
+          <w:tcPr>
+            <w:tcW w:w="1826" w:type="pct"/>
+            <w:tcBorders>
+              <w:top w:val="single" w:color="000000" w:sz="4" w:space="0"/>
+              <w:left w:val="single" w:color="000000" w:sz="4" w:space="0"/>
+              <w:bottom w:val="single" w:color="000000" w:sz="4" w:space="0"/>
+              <w:right w:val="single" w:color="000000" w:sz="4" w:space="0"/>
+            </w:tcBorders>
+            <w:shd w:val="clear"/>
+            <w:tcMar>
+              <w:top w:w="20" w:type="dxa"/>
+              <w:left w:w="60" w:type="dxa"/>
+              <w:bottom w:w="20" w:type="dxa"/>
+              <w:right w:w="60" w:type="dxa"/>
+            </w:tcMar>
+            <w:vAlign w:val="top"/>
+          </w:tcPr>
+          <w:p>
+            <w:pPr>
+              <w:keepNext/>
+              <w:keepLines w:val="0"/>
+              <w:widowControl/>
+              <w:suppressLineNumbers w:val="0"/>
+              <w:jc w:val="left"/>
+              <w:textAlignment w:val="top"/>
+              <w:rPr>
+                <w:rFonts w:hint="default" w:ascii="Times New Roman" w:hAnsi="Times New Roman" w:cs="Times New Roman"/>
+                <w:b/>
+                <w:bCs/>
+                <w:sz w:val="16"/>
+                <w:szCs w:val="16"/>
+              </w:rPr>
+            </w:pPr>
+            <w:r>
+              <w:rPr>
+                <w:rFonts w:hint="default" w:ascii="Times New Roman" w:hAnsi="Times New Roman" w:eastAsia="SimSun" w:cs="Times New Roman"/>
+                <w:b/>
+                <w:bCs/>
+                <w:sz w:val="16"/>
+                <w:szCs w:val="16"/>
+                <w:bdr w:val="none" w:color="auto" w:sz="0" w:space="0"/>
+              </w:rPr>
+              <w:t>Measures</w:t>
+            </w:r>
+          </w:p>
+        </w:tc>
+        <w:tc>
+          <w:tcPr>
+            <w:tcW w:w="1660" w:type="pct"/>
+            <w:tcBorders>
+              <w:top w:val="single" w:color="000000" w:sz="4" w:space="0"/>
+              <w:left w:val="single" w:color="000000" w:sz="4" w:space="0"/>
+              <w:bottom w:val="single" w:color="000000" w:sz="4" w:space="0"/>
+              <w:right w:val="single" w:color="000000" w:sz="4" w:space="0"/>
+            </w:tcBorders>
+            <w:shd w:val="clear"/>
+            <w:tcMar>
+              <w:top w:w="20" w:type="dxa"/>
+              <w:left w:w="60" w:type="dxa"/>
+              <w:bottom w:w="20" w:type="dxa"/>
+              <w:right w:w="60" w:type="dxa"/>
+            </w:tcMar>
+            <w:vAlign w:val="top"/>
+          </w:tcPr>
+          <w:p>
+            <w:pPr>
+              <w:keepNext/>
+              <w:keepLines w:val="0"/>
+              <w:widowControl/>
+              <w:suppressLineNumbers w:val="0"/>
+              <w:jc w:val="left"/>
+              <w:textAlignment w:val="top"/>
+              <w:rPr>
+                <w:rFonts w:hint="default" w:ascii="Times New Roman" w:hAnsi="Times New Roman" w:cs="Times New Roman"/>
+                <w:b/>
+                <w:bCs/>
+                <w:sz w:val="16"/>
+                <w:szCs w:val="16"/>
+              </w:rPr>
+            </w:pPr>
+            <w:r>
+              <w:rPr>
+                <w:rFonts w:hint="default" w:ascii="Times New Roman" w:hAnsi="Times New Roman" w:eastAsia="SimSun" w:cs="Times New Roman"/>
+                <w:b/>
+                <w:bCs/>
+                <w:sz w:val="16"/>
+                <w:szCs w:val="16"/>
+                <w:bdr w:val="none" w:color="auto" w:sz="0" w:space="0"/>
+              </w:rPr>
+              <w:t>Expected (not yet measured)</w:t>
+            </w:r>
+          </w:p>
+        </w:tc>
+      </w:tr>
+      <w:tr>
+        <w:tblPrEx>
+          <w:tblBorders>
+            <w:top w:val="none" w:color="auto" w:sz="0" w:space="0"/>
+            <w:left w:val="none" w:color="auto" w:sz="0" w:space="0"/>
+            <w:bottom w:val="none" w:color="auto" w:sz="0" w:space="0"/>
+            <w:right w:val="none" w:color="auto" w:sz="0" w:space="0"/>
+            <w:insideH w:val="none" w:color="auto" w:sz="0" w:space="0"/>
+            <w:insideV w:val="none" w:color="auto" w:sz="0" w:space="0"/>
+          </w:tblBorders>
+          <w:tblCellMar>
+            <w:top w:w="15" w:type="dxa"/>
+            <w:left w:w="15" w:type="dxa"/>
+            <w:bottom w:w="15" w:type="dxa"/>
+            <w:right w:w="15" w:type="dxa"/>
+          </w:tblCellMar>
+        </w:tblPrEx>
+        <w:trPr>
+          <w:cantSplit/>
+        </w:trPr>
+        <w:tc>
+          <w:tcPr>
+            <w:tcW w:w="1512" w:type="pct"/>
+            <w:tcBorders>
+              <w:top w:val="single" w:color="000000" w:sz="4" w:space="0"/>
+              <w:left w:val="single" w:color="000000" w:sz="4" w:space="0"/>
+              <w:bottom w:val="single" w:color="000000" w:sz="4" w:space="0"/>
+              <w:right w:val="single" w:color="000000" w:sz="4" w:space="0"/>
+            </w:tcBorders>
+            <w:shd w:val="clear"/>
+            <w:tcMar>
+              <w:top w:w="20" w:type="dxa"/>
+              <w:left w:w="60" w:type="dxa"/>
+              <w:bottom w:w="20" w:type="dxa"/>
+              <w:right w:w="60" w:type="dxa"/>
+            </w:tcMar>
+            <w:vAlign w:val="top"/>
+          </w:tcPr>
+          <w:p>
+            <w:pPr>
+              <w:keepNext/>
+              <w:keepLines w:val="0"/>
+              <w:widowControl/>
+              <w:suppressLineNumbers w:val="0"/>
+              <w:jc w:val="left"/>
+              <w:textAlignment w:val="top"/>
+              <w:rPr>
+                <w:rFonts w:hint="default" w:ascii="Times New Roman" w:hAnsi="Times New Roman" w:cs="Times New Roman"/>
+                <w:sz w:val="16"/>
+                <w:szCs w:val="16"/>
+              </w:rPr>
+            </w:pPr>
+            <w:r>
+              <w:rPr>
+                <w:rFonts w:hint="default" w:ascii="Times New Roman" w:hAnsi="Times New Roman" w:eastAsia="SimSun" w:cs="Times New Roman"/>
+                <w:sz w:val="16"/>
+                <w:szCs w:val="16"/>
+                <w:bdr w:val="none" w:color="auto" w:sz="0" w:space="0"/>
+              </w:rPr>
+              <w:t>Pysa baseline S1</w:t>
+            </w:r>
+          </w:p>
+        </w:tc>
+        <w:tc>
+          <w:tcPr>
+            <w:tcW w:w="1826" w:type="pct"/>
+            <w:tcBorders>
+              <w:top w:val="single" w:color="000000" w:sz="4" w:space="0"/>
+              <w:left w:val="single" w:color="000000" w:sz="4" w:space="0"/>
+              <w:bottom w:val="single" w:color="000000" w:sz="4" w:space="0"/>
+              <w:right w:val="single" w:color="000000" w:sz="4" w:space="0"/>
+            </w:tcBorders>
+            <w:shd w:val="clear"/>
+            <w:tcMar>
+              <w:top w:w="20" w:type="dxa"/>
+              <w:left w:w="60" w:type="dxa"/>
+              <w:bottom w:w="20" w:type="dxa"/>
+              <w:right w:w="60" w:type="dxa"/>
+            </w:tcMar>
+            <w:vAlign w:val="top"/>
+          </w:tcPr>
+          <w:p>
+            <w:pPr>
+              <w:keepNext/>
+              <w:keepLines w:val="0"/>
+              <w:widowControl/>
+              <w:suppressLineNumbers w:val="0"/>
+              <w:jc w:val="left"/>
+              <w:textAlignment w:val="top"/>
+              <w:rPr>
+                <w:rFonts w:hint="default" w:ascii="Times New Roman" w:hAnsi="Times New Roman" w:cs="Times New Roman"/>
+                <w:sz w:val="16"/>
+                <w:szCs w:val="16"/>
+              </w:rPr>
+            </w:pPr>
+            <w:r>
+              <w:rPr>
+                <w:rFonts w:hint="default" w:ascii="Times New Roman" w:hAnsi="Times New Roman" w:eastAsia="SimSun" w:cs="Times New Roman"/>
+                <w:sz w:val="16"/>
+                <w:szCs w:val="16"/>
+                <w:bdr w:val="none" w:color="auto" w:sz="0" w:space="0"/>
+              </w:rPr>
+              <w:t>Taint flows per revision; paired test against C</w:t>
+            </w:r>
+          </w:p>
+        </w:tc>
+        <w:tc>
+          <w:tcPr>
+            <w:tcW w:w="1660" w:type="pct"/>
+            <w:tcBorders>
+              <w:top w:val="single" w:color="000000" w:sz="4" w:space="0"/>
+              <w:left w:val="single" w:color="000000" w:sz="4" w:space="0"/>
+              <w:bottom w:val="single" w:color="000000" w:sz="4" w:space="0"/>
+              <w:right w:val="single" w:color="000000" w:sz="4" w:space="0"/>
+            </w:tcBorders>
+            <w:shd w:val="clear"/>
+            <w:tcMar>
+              <w:top w:w="20" w:type="dxa"/>
+              <w:left w:w="60" w:type="dxa"/>
+              <w:bottom w:w="20" w:type="dxa"/>
+              <w:right w:w="60" w:type="dxa"/>
+            </w:tcMar>
+            <w:vAlign w:val="top"/>
+          </w:tcPr>
+          <w:p>
+            <w:pPr>
+              <w:keepNext/>
+              <w:keepLines w:val="0"/>
+              <w:widowControl/>
+              <w:suppressLineNumbers w:val="0"/>
+              <w:jc w:val="left"/>
+              <w:textAlignment w:val="top"/>
+              <w:rPr>
+                <w:rFonts w:hint="default" w:ascii="Times New Roman" w:hAnsi="Times New Roman" w:cs="Times New Roman"/>
+                <w:sz w:val="16"/>
+                <w:szCs w:val="16"/>
+              </w:rPr>
+            </w:pPr>
+            <w:r>
+              <w:rPr>
+                <w:rFonts w:hint="default" w:ascii="Times New Roman" w:hAnsi="Times New Roman" w:eastAsia="SimSun" w:cs="Times New Roman"/>
+                <w:sz w:val="16"/>
+                <w:szCs w:val="16"/>
+                <w:bdr w:val="none" w:color="auto" w:sz="0" w:space="0"/>
+              </w:rPr>
+              <w:t>Silent on what changed</w:t>
+            </w:r>
+          </w:p>
+        </w:tc>
+      </w:tr>
+      <w:tr>
+        <w:tblPrEx>
+          <w:tblBorders>
+            <w:top w:val="none" w:color="auto" w:sz="0" w:space="0"/>
+            <w:left w:val="none" w:color="auto" w:sz="0" w:space="0"/>
+            <w:bottom w:val="none" w:color="auto" w:sz="0" w:space="0"/>
+            <w:right w:val="none" w:color="auto" w:sz="0" w:space="0"/>
+            <w:insideH w:val="none" w:color="auto" w:sz="0" w:space="0"/>
+            <w:insideV w:val="none" w:color="auto" w:sz="0" w:space="0"/>
+          </w:tblBorders>
+          <w:tblCellMar>
+            <w:top w:w="15" w:type="dxa"/>
+            <w:left w:w="15" w:type="dxa"/>
+            <w:bottom w:w="15" w:type="dxa"/>
+            <w:right w:w="15" w:type="dxa"/>
+          </w:tblCellMar>
+        </w:tblPrEx>
+        <w:trPr>
+          <w:cantSplit/>
+        </w:trPr>
+        <w:tc>
+          <w:tcPr>
+            <w:tcW w:w="1512" w:type="pct"/>
+            <w:tcBorders>
+              <w:top w:val="single" w:color="000000" w:sz="4" w:space="0"/>
+              <w:left w:val="single" w:color="000000" w:sz="4" w:space="0"/>
+              <w:bottom w:val="single" w:color="000000" w:sz="4" w:space="0"/>
+              <w:right w:val="single" w:color="000000" w:sz="4" w:space="0"/>
+            </w:tcBorders>
+            <w:shd w:val="clear"/>
+            <w:tcMar>
+              <w:top w:w="20" w:type="dxa"/>
+              <w:left w:w="60" w:type="dxa"/>
+              <w:bottom w:w="20" w:type="dxa"/>
+              <w:right w:w="60" w:type="dxa"/>
+            </w:tcMar>
+            <w:vAlign w:val="top"/>
+          </w:tcPr>
+          <w:p>
+            <w:pPr>
+              <w:keepNext/>
+              <w:keepLines w:val="0"/>
+              <w:widowControl/>
+              <w:suppressLineNumbers w:val="0"/>
+              <w:jc w:val="left"/>
+              <w:textAlignment w:val="top"/>
+              <w:rPr>
+                <w:rFonts w:hint="default" w:ascii="Times New Roman" w:hAnsi="Times New Roman" w:cs="Times New Roman"/>
+                <w:sz w:val="16"/>
+                <w:szCs w:val="16"/>
+              </w:rPr>
+            </w:pPr>
+            <w:r>
+              <w:rPr>
+                <w:rFonts w:hint="default" w:ascii="Times New Roman" w:hAnsi="Times New Roman" w:eastAsia="SimSun" w:cs="Times New Roman"/>
+                <w:sz w:val="16"/>
+                <w:szCs w:val="16"/>
+                <w:bdr w:val="none" w:color="auto" w:sz="0" w:space="0"/>
+              </w:rPr>
+              <w:t>Ablations</w:t>
+            </w:r>
+          </w:p>
+        </w:tc>
+        <w:tc>
+          <w:tcPr>
+            <w:tcW w:w="1826" w:type="pct"/>
+            <w:tcBorders>
+              <w:top w:val="single" w:color="000000" w:sz="4" w:space="0"/>
+              <w:left w:val="single" w:color="000000" w:sz="4" w:space="0"/>
+              <w:bottom w:val="single" w:color="000000" w:sz="4" w:space="0"/>
+              <w:right w:val="single" w:color="000000" w:sz="4" w:space="0"/>
+            </w:tcBorders>
+            <w:shd w:val="clear"/>
+            <w:tcMar>
+              <w:top w:w="20" w:type="dxa"/>
+              <w:left w:w="60" w:type="dxa"/>
+              <w:bottom w:w="20" w:type="dxa"/>
+              <w:right w:w="60" w:type="dxa"/>
+            </w:tcMar>
+            <w:vAlign w:val="top"/>
+          </w:tcPr>
+          <w:p>
+            <w:pPr>
+              <w:keepNext/>
+              <w:keepLines w:val="0"/>
+              <w:widowControl/>
+              <w:suppressLineNumbers w:val="0"/>
+              <w:jc w:val="left"/>
+              <w:textAlignment w:val="top"/>
+              <w:rPr>
+                <w:rFonts w:hint="default" w:ascii="Times New Roman" w:hAnsi="Times New Roman" w:cs="Times New Roman"/>
+                <w:sz w:val="16"/>
+                <w:szCs w:val="16"/>
+              </w:rPr>
+            </w:pPr>
+            <w:r>
+              <w:rPr>
+                <w:rFonts w:hint="default" w:ascii="Times New Roman" w:hAnsi="Times New Roman" w:eastAsia="SimSun" w:cs="Times New Roman"/>
+                <w:sz w:val="16"/>
+                <w:szCs w:val="16"/>
+                <w:bdr w:val="none" w:color="auto" w:sz="0" w:space="0"/>
+              </w:rPr>
+              <w:t>Edge types, hop depth, no triage, literal settings</w:t>
+            </w:r>
+          </w:p>
+        </w:tc>
+        <w:tc>
+          <w:tcPr>
+            <w:tcW w:w="1660" w:type="pct"/>
+            <w:tcBorders>
+              <w:top w:val="single" w:color="000000" w:sz="4" w:space="0"/>
+              <w:left w:val="single" w:color="000000" w:sz="4" w:space="0"/>
+              <w:bottom w:val="single" w:color="000000" w:sz="4" w:space="0"/>
+              <w:right w:val="single" w:color="000000" w:sz="4" w:space="0"/>
+            </w:tcBorders>
+            <w:shd w:val="clear"/>
+            <w:tcMar>
+              <w:top w:w="20" w:type="dxa"/>
+              <w:left w:w="60" w:type="dxa"/>
+              <w:bottom w:w="20" w:type="dxa"/>
+              <w:right w:w="60" w:type="dxa"/>
+            </w:tcMar>
+            <w:vAlign w:val="top"/>
+          </w:tcPr>
+          <w:p>
+            <w:pPr>
+              <w:keepNext/>
+              <w:keepLines w:val="0"/>
+              <w:widowControl/>
+              <w:suppressLineNumbers w:val="0"/>
+              <w:jc w:val="left"/>
+              <w:textAlignment w:val="top"/>
+              <w:rPr>
+                <w:rFonts w:hint="default" w:ascii="Times New Roman" w:hAnsi="Times New Roman" w:cs="Times New Roman"/>
+                <w:sz w:val="16"/>
+                <w:szCs w:val="16"/>
+              </w:rPr>
+            </w:pPr>
+            <w:r>
+              <w:rPr>
+                <w:rFonts w:hint="default" w:ascii="Times New Roman" w:hAnsi="Times New Roman" w:eastAsia="SimSun" w:cs="Times New Roman"/>
+                <w:sz w:val="16"/>
+                <w:szCs w:val="16"/>
+                <w:bdr w:val="none" w:color="auto" w:sz="0" w:space="0"/>
+              </w:rPr>
+              <w:t>Literal settings catch less</w:t>
             </w:r>
           </w:p>
         </w:tc>
@@ -7921,130 +9054,280 @@
         </w:trPr>
         <w:tc>
           <w:tcPr>
-            <w:tcW w:w="1289" w:type="pct"/>
-            <w:tcBorders>
-              <w:top w:val="single" w:color="000000" w:sz="4" w:space="0"/>
-              <w:left w:val="single" w:color="000000" w:sz="4" w:space="0"/>
-              <w:bottom w:val="single" w:color="000000" w:sz="4" w:space="0"/>
-              <w:right w:val="single" w:color="000000" w:sz="4" w:space="0"/>
-            </w:tcBorders>
-            <w:shd w:val="clear"/>
-            <w:tcMar>
-              <w:top w:w="20" w:type="dxa"/>
-              <w:left w:w="60" w:type="dxa"/>
-              <w:bottom w:w="20" w:type="dxa"/>
-              <w:right w:w="60" w:type="dxa"/>
-            </w:tcMar>
-            <w:vAlign w:val="top"/>
-          </w:tcPr>
-          <w:p>
-            <w:pPr>
-              <w:keepNext/>
-              <w:keepLines w:val="0"/>
-              <w:widowControl/>
-              <w:suppressLineNumbers w:val="0"/>
-              <w:jc w:val="left"/>
-              <w:textAlignment w:val="top"/>
-              <w:rPr>
-                <w:rFonts w:hint="default" w:ascii="Times New Roman" w:hAnsi="Times New Roman" w:cs="Times New Roman"/>
-                <w:sz w:val="16"/>
-                <w:szCs w:val="16"/>
-              </w:rPr>
-            </w:pPr>
-            <w:r>
-              <w:rPr>
-                <w:rFonts w:hint="default" w:ascii="Times New Roman" w:hAnsi="Times New Roman" w:eastAsia="SimSun" w:cs="Times New Roman"/>
-                <w:sz w:val="16"/>
-                <w:szCs w:val="16"/>
-                <w:bdr w:val="none" w:color="auto" w:sz="0" w:space="0"/>
-              </w:rPr>
-              <w:t>Pysa baseline S1</w:t>
-            </w:r>
-          </w:p>
-        </w:tc>
-        <w:tc>
-          <w:tcPr>
-            <w:tcW w:w="2002" w:type="pct"/>
-            <w:tcBorders>
-              <w:top w:val="single" w:color="000000" w:sz="4" w:space="0"/>
-              <w:left w:val="single" w:color="000000" w:sz="4" w:space="0"/>
-              <w:bottom w:val="single" w:color="000000" w:sz="4" w:space="0"/>
-              <w:right w:val="single" w:color="000000" w:sz="4" w:space="0"/>
-            </w:tcBorders>
-            <w:shd w:val="clear"/>
-            <w:tcMar>
-              <w:top w:w="20" w:type="dxa"/>
-              <w:left w:w="60" w:type="dxa"/>
-              <w:bottom w:w="20" w:type="dxa"/>
-              <w:right w:w="60" w:type="dxa"/>
-            </w:tcMar>
-            <w:vAlign w:val="top"/>
-          </w:tcPr>
-          <w:p>
-            <w:pPr>
-              <w:keepNext/>
-              <w:keepLines w:val="0"/>
-              <w:widowControl/>
-              <w:suppressLineNumbers w:val="0"/>
-              <w:jc w:val="left"/>
-              <w:textAlignment w:val="top"/>
-              <w:rPr>
-                <w:rFonts w:hint="default" w:ascii="Times New Roman" w:hAnsi="Times New Roman" w:cs="Times New Roman"/>
-                <w:sz w:val="16"/>
-                <w:szCs w:val="16"/>
-              </w:rPr>
-            </w:pPr>
-            <w:r>
-              <w:rPr>
-                <w:rFonts w:hint="default" w:ascii="Times New Roman" w:hAnsi="Times New Roman" w:eastAsia="SimSun" w:cs="Times New Roman"/>
-                <w:sz w:val="16"/>
-                <w:szCs w:val="16"/>
-                <w:bdr w:val="none" w:color="auto" w:sz="0" w:space="0"/>
-              </w:rPr>
-              <w:t>Taint flows per revision</w:t>
-            </w:r>
-          </w:p>
-        </w:tc>
-        <w:tc>
-          <w:tcPr>
-            <w:tcW w:w="1707" w:type="pct"/>
-            <w:tcBorders>
-              <w:top w:val="single" w:color="000000" w:sz="4" w:space="0"/>
-              <w:left w:val="single" w:color="000000" w:sz="4" w:space="0"/>
-              <w:bottom w:val="single" w:color="000000" w:sz="4" w:space="0"/>
-              <w:right w:val="single" w:color="000000" w:sz="4" w:space="0"/>
-            </w:tcBorders>
-            <w:shd w:val="clear"/>
-            <w:tcMar>
-              <w:top w:w="20" w:type="dxa"/>
-              <w:left w:w="60" w:type="dxa"/>
-              <w:bottom w:w="20" w:type="dxa"/>
-              <w:right w:w="60" w:type="dxa"/>
-            </w:tcMar>
-            <w:vAlign w:val="top"/>
-          </w:tcPr>
-          <w:p>
-            <w:pPr>
-              <w:keepNext/>
-              <w:keepLines w:val="0"/>
-              <w:widowControl/>
-              <w:suppressLineNumbers w:val="0"/>
-              <w:jc w:val="left"/>
-              <w:textAlignment w:val="top"/>
-              <w:rPr>
-                <w:rFonts w:hint="default" w:ascii="Times New Roman" w:hAnsi="Times New Roman" w:cs="Times New Roman"/>
-                <w:sz w:val="16"/>
-                <w:szCs w:val="16"/>
-              </w:rPr>
-            </w:pPr>
-            <w:r>
-              <w:rPr>
-                <w:rFonts w:hint="default" w:ascii="Times New Roman" w:hAnsi="Times New Roman" w:eastAsia="SimSun" w:cs="Times New Roman"/>
-                <w:sz w:val="16"/>
-                <w:szCs w:val="16"/>
-                <w:bdr w:val="none" w:color="auto" w:sz="0" w:space="0"/>
-              </w:rPr>
-              <w:t>Finds flows it has models for; silent on what changed</w:t>
+            <w:tcW w:w="1512" w:type="pct"/>
+            <w:tcBorders>
+              <w:top w:val="single" w:color="000000" w:sz="4" w:space="0"/>
+              <w:left w:val="single" w:color="000000" w:sz="4" w:space="0"/>
+              <w:bottom w:val="single" w:color="000000" w:sz="4" w:space="0"/>
+              <w:right w:val="single" w:color="000000" w:sz="4" w:space="0"/>
+            </w:tcBorders>
+            <w:shd w:val="clear"/>
+            <w:tcMar>
+              <w:top w:w="20" w:type="dxa"/>
+              <w:left w:w="60" w:type="dxa"/>
+              <w:bottom w:w="20" w:type="dxa"/>
+              <w:right w:w="60" w:type="dxa"/>
+            </w:tcMar>
+            <w:vAlign w:val="top"/>
+          </w:tcPr>
+          <w:p>
+            <w:pPr>
+              <w:keepNext/>
+              <w:keepLines w:val="0"/>
+              <w:widowControl/>
+              <w:suppressLineNumbers w:val="0"/>
+              <w:jc w:val="left"/>
+              <w:textAlignment w:val="top"/>
+              <w:rPr>
+                <w:rFonts w:hint="default" w:ascii="Times New Roman" w:hAnsi="Times New Roman" w:cs="Times New Roman"/>
+                <w:sz w:val="16"/>
+                <w:szCs w:val="16"/>
+              </w:rPr>
+            </w:pPr>
+            <w:r>
+              <w:rPr>
+                <w:rFonts w:hint="default" w:ascii="Times New Roman" w:hAnsi="Times New Roman" w:eastAsia="SimSun" w:cs="Times New Roman"/>
+                <w:sz w:val="16"/>
+                <w:szCs w:val="16"/>
+                <w:bdr w:val="none" w:color="auto" w:sz="0" w:space="0"/>
+              </w:rPr>
+              <w:t>Cross-file variants</w:t>
+            </w:r>
+          </w:p>
+        </w:tc>
+        <w:tc>
+          <w:tcPr>
+            <w:tcW w:w="1826" w:type="pct"/>
+            <w:tcBorders>
+              <w:top w:val="single" w:color="000000" w:sz="4" w:space="0"/>
+              <w:left w:val="single" w:color="000000" w:sz="4" w:space="0"/>
+              <w:bottom w:val="single" w:color="000000" w:sz="4" w:space="0"/>
+              <w:right w:val="single" w:color="000000" w:sz="4" w:space="0"/>
+            </w:tcBorders>
+            <w:shd w:val="clear"/>
+            <w:tcMar>
+              <w:top w:w="20" w:type="dxa"/>
+              <w:left w:w="60" w:type="dxa"/>
+              <w:bottom w:w="20" w:type="dxa"/>
+              <w:right w:w="60" w:type="dxa"/>
+            </w:tcMar>
+            <w:vAlign w:val="top"/>
+          </w:tcPr>
+          <w:p>
+            <w:pPr>
+              <w:keepNext/>
+              <w:keepLines w:val="0"/>
+              <w:widowControl/>
+              <w:suppressLineNumbers w:val="0"/>
+              <w:jc w:val="left"/>
+              <w:textAlignment w:val="top"/>
+              <w:rPr>
+                <w:rFonts w:hint="default" w:ascii="Times New Roman" w:hAnsi="Times New Roman" w:cs="Times New Roman"/>
+                <w:sz w:val="16"/>
+                <w:szCs w:val="16"/>
+              </w:rPr>
+            </w:pPr>
+            <w:r>
+              <w:rPr>
+                <w:rFonts w:hint="default" w:ascii="Times New Roman" w:hAnsi="Times New Roman" w:eastAsia="SimSun" w:cs="Times New Roman"/>
+                <w:sz w:val="16"/>
+                <w:szCs w:val="16"/>
+                <w:bdr w:val="none" w:color="auto" w:sz="0" w:space="0"/>
+              </w:rPr>
+              <w:t>15 to 25 added events</w:t>
+            </w:r>
+          </w:p>
+        </w:tc>
+        <w:tc>
+          <w:tcPr>
+            <w:tcW w:w="1660" w:type="pct"/>
+            <w:tcBorders>
+              <w:top w:val="single" w:color="000000" w:sz="4" w:space="0"/>
+              <w:left w:val="single" w:color="000000" w:sz="4" w:space="0"/>
+              <w:bottom w:val="single" w:color="000000" w:sz="4" w:space="0"/>
+              <w:right w:val="single" w:color="000000" w:sz="4" w:space="0"/>
+            </w:tcBorders>
+            <w:shd w:val="clear"/>
+            <w:tcMar>
+              <w:top w:w="20" w:type="dxa"/>
+              <w:left w:w="60" w:type="dxa"/>
+              <w:bottom w:w="20" w:type="dxa"/>
+              <w:right w:w="60" w:type="dxa"/>
+            </w:tcMar>
+            <w:vAlign w:val="top"/>
+          </w:tcPr>
+          <w:p>
+            <w:pPr>
+              <w:keepNext/>
+              <w:keepLines w:val="0"/>
+              <w:widowControl/>
+              <w:suppressLineNumbers w:val="0"/>
+              <w:jc w:val="left"/>
+              <w:textAlignment w:val="top"/>
+              <w:rPr>
+                <w:rFonts w:hint="default" w:ascii="Times New Roman" w:hAnsi="Times New Roman" w:cs="Times New Roman"/>
+                <w:sz w:val="16"/>
+                <w:szCs w:val="16"/>
+              </w:rPr>
+            </w:pPr>
+            <w:r>
+              <w:rPr>
+                <w:rFonts w:hint="default" w:ascii="Times New Roman" w:hAnsi="Times New Roman" w:eastAsia="SimSun" w:cs="Times New Roman"/>
+                <w:sz w:val="16"/>
+                <w:szCs w:val="16"/>
+                <w:bdr w:val="none" w:color="auto" w:sz="0" w:space="0"/>
+              </w:rPr>
+              <w:t>Recall close to that on the present events</w:t>
+            </w:r>
+          </w:p>
+        </w:tc>
+      </w:tr>
+      <w:tr>
+        <w:tblPrEx>
+          <w:tblBorders>
+            <w:top w:val="none" w:color="auto" w:sz="0" w:space="0"/>
+            <w:left w:val="none" w:color="auto" w:sz="0" w:space="0"/>
+            <w:bottom w:val="none" w:color="auto" w:sz="0" w:space="0"/>
+            <w:right w:val="none" w:color="auto" w:sz="0" w:space="0"/>
+            <w:insideH w:val="none" w:color="auto" w:sz="0" w:space="0"/>
+            <w:insideV w:val="none" w:color="auto" w:sz="0" w:space="0"/>
+          </w:tblBorders>
+          <w:tblCellMar>
+            <w:top w:w="15" w:type="dxa"/>
+            <w:left w:w="15" w:type="dxa"/>
+            <w:bottom w:w="15" w:type="dxa"/>
+            <w:right w:w="15" w:type="dxa"/>
+          </w:tblCellMar>
+        </w:tblPrEx>
+        <w:trPr>
+          <w:cantSplit/>
+        </w:trPr>
+        <w:tc>
+          <w:tcPr>
+            <w:tcW w:w="1512" w:type="pct"/>
+            <w:tcBorders>
+              <w:top w:val="single" w:color="000000" w:sz="4" w:space="0"/>
+              <w:left w:val="single" w:color="000000" w:sz="4" w:space="0"/>
+              <w:bottom w:val="single" w:color="000000" w:sz="4" w:space="0"/>
+              <w:right w:val="single" w:color="000000" w:sz="4" w:space="0"/>
+            </w:tcBorders>
+            <w:shd w:val="clear"/>
+            <w:tcMar>
+              <w:top w:w="20" w:type="dxa"/>
+              <w:left w:w="60" w:type="dxa"/>
+              <w:bottom w:w="20" w:type="dxa"/>
+              <w:right w:w="60" w:type="dxa"/>
+            </w:tcMar>
+            <w:vAlign w:val="top"/>
+          </w:tcPr>
+          <w:p>
+            <w:pPr>
+              <w:keepNext/>
+              <w:keepLines w:val="0"/>
+              <w:widowControl/>
+              <w:suppressLineNumbers w:val="0"/>
+              <w:jc w:val="left"/>
+              <w:textAlignment w:val="top"/>
+              <w:rPr>
+                <w:rFonts w:hint="default" w:ascii="Times New Roman" w:hAnsi="Times New Roman" w:cs="Times New Roman"/>
+                <w:sz w:val="16"/>
+                <w:szCs w:val="16"/>
+              </w:rPr>
+            </w:pPr>
+            <w:r>
+              <w:rPr>
+                <w:rFonts w:hint="default" w:ascii="Times New Roman" w:hAnsi="Times New Roman" w:eastAsia="SimSun" w:cs="Times New Roman"/>
+                <w:sz w:val="16"/>
+                <w:szCs w:val="16"/>
+                <w:bdr w:val="none" w:color="auto" w:sz="0" w:space="0"/>
+              </w:rPr>
+              <w:t>Real-session and repository holdouts</w:t>
+            </w:r>
+          </w:p>
+        </w:tc>
+        <w:tc>
+          <w:tcPr>
+            <w:tcW w:w="1826" w:type="pct"/>
+            <w:tcBorders>
+              <w:top w:val="single" w:color="000000" w:sz="4" w:space="0"/>
+              <w:left w:val="single" w:color="000000" w:sz="4" w:space="0"/>
+              <w:bottom w:val="single" w:color="000000" w:sz="4" w:space="0"/>
+              <w:right w:val="single" w:color="000000" w:sz="4" w:space="0"/>
+            </w:tcBorders>
+            <w:shd w:val="clear"/>
+            <w:tcMar>
+              <w:top w:w="20" w:type="dxa"/>
+              <w:left w:w="60" w:type="dxa"/>
+              <w:bottom w:w="20" w:type="dxa"/>
+              <w:right w:w="60" w:type="dxa"/>
+            </w:tcMar>
+            <w:vAlign w:val="top"/>
+          </w:tcPr>
+          <w:p>
+            <w:pPr>
+              <w:keepNext/>
+              <w:keepLines w:val="0"/>
+              <w:widowControl/>
+              <w:suppressLineNumbers w:val="0"/>
+              <w:jc w:val="left"/>
+              <w:textAlignment w:val="top"/>
+              <w:rPr>
+                <w:rFonts w:hint="default" w:ascii="Times New Roman" w:hAnsi="Times New Roman" w:cs="Times New Roman"/>
+                <w:sz w:val="16"/>
+                <w:szCs w:val="16"/>
+              </w:rPr>
+            </w:pPr>
+            <w:r>
+              <w:rPr>
+                <w:rFonts w:hint="default" w:ascii="Times New Roman" w:hAnsi="Times New Roman" w:eastAsia="SimSun" w:cs="Times New Roman"/>
+                <w:sz w:val="16"/>
+                <w:szCs w:val="16"/>
+                <w:bdr w:val="none" w:color="auto" w:sz="0" w:space="0"/>
+              </w:rPr>
+              <w:t>Recall on data never used for tuning</w:t>
+            </w:r>
+          </w:p>
+        </w:tc>
+        <w:tc>
+          <w:tcPr>
+            <w:tcW w:w="1660" w:type="pct"/>
+            <w:tcBorders>
+              <w:top w:val="single" w:color="000000" w:sz="4" w:space="0"/>
+              <w:left w:val="single" w:color="000000" w:sz="4" w:space="0"/>
+              <w:bottom w:val="single" w:color="000000" w:sz="4" w:space="0"/>
+              <w:right w:val="single" w:color="000000" w:sz="4" w:space="0"/>
+            </w:tcBorders>
+            <w:shd w:val="clear"/>
+            <w:tcMar>
+              <w:top w:w="20" w:type="dxa"/>
+              <w:left w:w="60" w:type="dxa"/>
+              <w:bottom w:w="20" w:type="dxa"/>
+              <w:right w:w="60" w:type="dxa"/>
+            </w:tcMar>
+            <w:vAlign w:val="top"/>
+          </w:tcPr>
+          <w:p>
+            <w:pPr>
+              <w:keepNext/>
+              <w:keepLines w:val="0"/>
+              <w:widowControl/>
+              <w:suppressLineNumbers w:val="0"/>
+              <w:jc w:val="left"/>
+              <w:textAlignment w:val="top"/>
+              <w:rPr>
+                <w:rFonts w:hint="default" w:ascii="Times New Roman" w:hAnsi="Times New Roman" w:cs="Times New Roman"/>
+                <w:sz w:val="16"/>
+                <w:szCs w:val="16"/>
+              </w:rPr>
+            </w:pPr>
+            <w:r>
+              <w:rPr>
+                <w:rFonts w:hint="default" w:ascii="Times New Roman" w:hAnsi="Times New Roman" w:eastAsia="SimSun" w:cs="Times New Roman"/>
+                <w:sz w:val="16"/>
+                <w:szCs w:val="16"/>
+                <w:bdr w:val="none" w:color="auto" w:sz="0" w:space="0"/>
+              </w:rPr>
+              <w:t>Smaller gain than on synthetic traces</w:t>
             </w:r>
           </w:p>
         </w:tc>
@@ -8072,460 +9355,7 @@
         </w:trPr>
         <w:tc>
           <w:tcPr>
-            <w:tcW w:w="1289" w:type="pct"/>
-            <w:tcBorders>
-              <w:top w:val="single" w:color="000000" w:sz="4" w:space="0"/>
-              <w:left w:val="single" w:color="000000" w:sz="4" w:space="0"/>
-              <w:bottom w:val="single" w:color="000000" w:sz="4" w:space="0"/>
-              <w:right w:val="single" w:color="000000" w:sz="4" w:space="0"/>
-            </w:tcBorders>
-            <w:shd w:val="clear"/>
-            <w:tcMar>
-              <w:top w:w="20" w:type="dxa"/>
-              <w:left w:w="60" w:type="dxa"/>
-              <w:bottom w:w="20" w:type="dxa"/>
-              <w:right w:w="60" w:type="dxa"/>
-            </w:tcMar>
-            <w:vAlign w:val="top"/>
-          </w:tcPr>
-          <w:p>
-            <w:pPr>
-              <w:keepNext/>
-              <w:keepLines w:val="0"/>
-              <w:widowControl/>
-              <w:suppressLineNumbers w:val="0"/>
-              <w:jc w:val="left"/>
-              <w:textAlignment w:val="top"/>
-              <w:rPr>
-                <w:rFonts w:hint="default" w:ascii="Times New Roman" w:hAnsi="Times New Roman" w:cs="Times New Roman"/>
-                <w:sz w:val="16"/>
-                <w:szCs w:val="16"/>
-              </w:rPr>
-            </w:pPr>
-            <w:r>
-              <w:rPr>
-                <w:rFonts w:hint="default" w:ascii="Times New Roman" w:hAnsi="Times New Roman" w:eastAsia="SimSun" w:cs="Times New Roman"/>
-                <w:sz w:val="16"/>
-                <w:szCs w:val="16"/>
-                <w:bdr w:val="none" w:color="auto" w:sz="0" w:space="0"/>
-              </w:rPr>
-              <w:t>Run of A, B, B+ and S1</w:t>
-            </w:r>
-          </w:p>
-        </w:tc>
-        <w:tc>
-          <w:tcPr>
-            <w:tcW w:w="2002" w:type="pct"/>
-            <w:tcBorders>
-              <w:top w:val="single" w:color="000000" w:sz="4" w:space="0"/>
-              <w:left w:val="single" w:color="000000" w:sz="4" w:space="0"/>
-              <w:bottom w:val="single" w:color="000000" w:sz="4" w:space="0"/>
-              <w:right w:val="single" w:color="000000" w:sz="4" w:space="0"/>
-            </w:tcBorders>
-            <w:shd w:val="clear"/>
-            <w:tcMar>
-              <w:top w:w="20" w:type="dxa"/>
-              <w:left w:w="60" w:type="dxa"/>
-              <w:bottom w:w="20" w:type="dxa"/>
-              <w:right w:w="60" w:type="dxa"/>
-            </w:tcMar>
-            <w:vAlign w:val="top"/>
-          </w:tcPr>
-          <w:p>
-            <w:pPr>
-              <w:keepNext/>
-              <w:keepLines w:val="0"/>
-              <w:widowControl/>
-              <w:suppressLineNumbers w:val="0"/>
-              <w:jc w:val="left"/>
-              <w:textAlignment w:val="top"/>
-              <w:rPr>
-                <w:rFonts w:hint="default" w:ascii="Times New Roman" w:hAnsi="Times New Roman" w:cs="Times New Roman"/>
-                <w:sz w:val="16"/>
-                <w:szCs w:val="16"/>
-              </w:rPr>
-            </w:pPr>
-            <w:r>
-              <w:rPr>
-                <w:rFonts w:hint="default" w:ascii="Times New Roman" w:hAnsi="Times New Roman" w:eastAsia="SimSun" w:cs="Times New Roman"/>
-                <w:sz w:val="16"/>
-                <w:szCs w:val="16"/>
-                <w:bdr w:val="none" w:color="auto" w:sz="0" w:space="0"/>
-              </w:rPr>
-              <w:t>Degradation curve, iterations to detection, false positives, overhead</w:t>
-            </w:r>
-          </w:p>
-        </w:tc>
-        <w:tc>
-          <w:tcPr>
-            <w:tcW w:w="1707" w:type="pct"/>
-            <w:tcBorders>
-              <w:top w:val="single" w:color="000000" w:sz="4" w:space="0"/>
-              <w:left w:val="single" w:color="000000" w:sz="4" w:space="0"/>
-              <w:bottom w:val="single" w:color="000000" w:sz="4" w:space="0"/>
-              <w:right w:val="single" w:color="000000" w:sz="4" w:space="0"/>
-            </w:tcBorders>
-            <w:shd w:val="clear"/>
-            <w:tcMar>
-              <w:top w:w="20" w:type="dxa"/>
-              <w:left w:w="60" w:type="dxa"/>
-              <w:bottom w:w="20" w:type="dxa"/>
-              <w:right w:w="60" w:type="dxa"/>
-            </w:tcMar>
-            <w:vAlign w:val="top"/>
-          </w:tcPr>
-          <w:p>
-            <w:pPr>
-              <w:keepNext/>
-              <w:keepLines w:val="0"/>
-              <w:widowControl/>
-              <w:suppressLineNumbers w:val="0"/>
-              <w:jc w:val="left"/>
-              <w:textAlignment w:val="top"/>
-              <w:rPr>
-                <w:rFonts w:hint="default" w:ascii="Times New Roman" w:hAnsi="Times New Roman" w:cs="Times New Roman"/>
-                <w:sz w:val="16"/>
-                <w:szCs w:val="16"/>
-              </w:rPr>
-            </w:pPr>
-            <w:r>
-              <w:rPr>
-                <w:rFonts w:hint="default" w:ascii="Times New Roman" w:hAnsi="Times New Roman" w:eastAsia="SimSun" w:cs="Times New Roman"/>
-                <w:sz w:val="16"/>
-                <w:szCs w:val="16"/>
-                <w:bdr w:val="none" w:color="auto" w:sz="0" w:space="0"/>
-              </w:rPr>
-              <w:t>First complete result; latency above the limit</w:t>
-            </w:r>
-          </w:p>
-        </w:tc>
-      </w:tr>
-      <w:tr>
-        <w:tblPrEx>
-          <w:tblBorders>
-            <w:top w:val="none" w:color="auto" w:sz="0" w:space="0"/>
-            <w:left w:val="none" w:color="auto" w:sz="0" w:space="0"/>
-            <w:bottom w:val="none" w:color="auto" w:sz="0" w:space="0"/>
-            <w:right w:val="none" w:color="auto" w:sz="0" w:space="0"/>
-            <w:insideH w:val="none" w:color="auto" w:sz="0" w:space="0"/>
-            <w:insideV w:val="none" w:color="auto" w:sz="0" w:space="0"/>
-          </w:tblBorders>
-          <w:shd w:val="clear"/>
-          <w:tblCellMar>
-            <w:top w:w="15" w:type="dxa"/>
-            <w:left w:w="15" w:type="dxa"/>
-            <w:bottom w:w="15" w:type="dxa"/>
-            <w:right w:w="15" w:type="dxa"/>
-          </w:tblCellMar>
-        </w:tblPrEx>
-        <w:trPr>
-          <w:cantSplit/>
-        </w:trPr>
-        <w:tc>
-          <w:tcPr>
-            <w:tcW w:w="1289" w:type="pct"/>
-            <w:tcBorders>
-              <w:top w:val="single" w:color="000000" w:sz="4" w:space="0"/>
-              <w:left w:val="single" w:color="000000" w:sz="4" w:space="0"/>
-              <w:bottom w:val="single" w:color="000000" w:sz="4" w:space="0"/>
-              <w:right w:val="single" w:color="000000" w:sz="4" w:space="0"/>
-            </w:tcBorders>
-            <w:shd w:val="clear"/>
-            <w:tcMar>
-              <w:top w:w="20" w:type="dxa"/>
-              <w:left w:w="60" w:type="dxa"/>
-              <w:bottom w:w="20" w:type="dxa"/>
-              <w:right w:w="60" w:type="dxa"/>
-            </w:tcMar>
-            <w:vAlign w:val="top"/>
-          </w:tcPr>
-          <w:p>
-            <w:pPr>
-              <w:keepNext/>
-              <w:keepLines w:val="0"/>
-              <w:widowControl/>
-              <w:suppressLineNumbers w:val="0"/>
-              <w:jc w:val="left"/>
-              <w:textAlignment w:val="top"/>
-              <w:rPr>
-                <w:rFonts w:hint="default" w:ascii="Times New Roman" w:hAnsi="Times New Roman" w:cs="Times New Roman"/>
-                <w:sz w:val="16"/>
-                <w:szCs w:val="16"/>
-              </w:rPr>
-            </w:pPr>
-            <w:r>
-              <w:rPr>
-                <w:rFonts w:hint="default" w:ascii="Times New Roman" w:hAnsi="Times New Roman" w:eastAsia="SimSun" w:cs="Times New Roman"/>
-                <w:sz w:val="16"/>
-                <w:szCs w:val="16"/>
-                <w:bdr w:val="none" w:color="auto" w:sz="0" w:space="0"/>
-              </w:rPr>
-              <w:t>Cross-file variants and condition C</w:t>
-            </w:r>
-          </w:p>
-        </w:tc>
-        <w:tc>
-          <w:tcPr>
-            <w:tcW w:w="2002" w:type="pct"/>
-            <w:tcBorders>
-              <w:top w:val="single" w:color="000000" w:sz="4" w:space="0"/>
-              <w:left w:val="single" w:color="000000" w:sz="4" w:space="0"/>
-              <w:bottom w:val="single" w:color="000000" w:sz="4" w:space="0"/>
-              <w:right w:val="single" w:color="000000" w:sz="4" w:space="0"/>
-            </w:tcBorders>
-            <w:shd w:val="clear"/>
-            <w:tcMar>
-              <w:top w:w="20" w:type="dxa"/>
-              <w:left w:w="60" w:type="dxa"/>
-              <w:bottom w:w="20" w:type="dxa"/>
-              <w:right w:w="60" w:type="dxa"/>
-            </w:tcMar>
-            <w:vAlign w:val="top"/>
-          </w:tcPr>
-          <w:p>
-            <w:pPr>
-              <w:keepNext/>
-              <w:keepLines w:val="0"/>
-              <w:widowControl/>
-              <w:suppressLineNumbers w:val="0"/>
-              <w:jc w:val="left"/>
-              <w:textAlignment w:val="top"/>
-              <w:rPr>
-                <w:rFonts w:hint="default" w:ascii="Times New Roman" w:hAnsi="Times New Roman" w:cs="Times New Roman"/>
-                <w:sz w:val="16"/>
-                <w:szCs w:val="16"/>
-              </w:rPr>
-            </w:pPr>
-            <w:r>
-              <w:rPr>
-                <w:rFonts w:hint="default" w:ascii="Times New Roman" w:hAnsi="Times New Roman" w:eastAsia="SimSun" w:cs="Times New Roman"/>
-                <w:sz w:val="16"/>
-                <w:szCs w:val="16"/>
-                <w:bdr w:val="none" w:color="auto" w:sz="0" w:space="0"/>
-              </w:rPr>
-              <w:t>15 to 25 added events; GraphGate decisions</w:t>
-            </w:r>
-          </w:p>
-        </w:tc>
-        <w:tc>
-          <w:tcPr>
-            <w:tcW w:w="1707" w:type="pct"/>
-            <w:tcBorders>
-              <w:top w:val="single" w:color="000000" w:sz="4" w:space="0"/>
-              <w:left w:val="single" w:color="000000" w:sz="4" w:space="0"/>
-              <w:bottom w:val="single" w:color="000000" w:sz="4" w:space="0"/>
-              <w:right w:val="single" w:color="000000" w:sz="4" w:space="0"/>
-            </w:tcBorders>
-            <w:shd w:val="clear"/>
-            <w:tcMar>
-              <w:top w:w="20" w:type="dxa"/>
-              <w:left w:w="60" w:type="dxa"/>
-              <w:bottom w:w="20" w:type="dxa"/>
-              <w:right w:w="60" w:type="dxa"/>
-            </w:tcMar>
-            <w:vAlign w:val="top"/>
-          </w:tcPr>
-          <w:p>
-            <w:pPr>
-              <w:keepNext/>
-              <w:keepLines w:val="0"/>
-              <w:widowControl/>
-              <w:suppressLineNumbers w:val="0"/>
-              <w:jc w:val="left"/>
-              <w:textAlignment w:val="top"/>
-              <w:rPr>
-                <w:rFonts w:hint="default" w:ascii="Times New Roman" w:hAnsi="Times New Roman" w:cs="Times New Roman"/>
-                <w:sz w:val="16"/>
-                <w:szCs w:val="16"/>
-              </w:rPr>
-            </w:pPr>
-            <w:r>
-              <w:rPr>
-                <w:rFonts w:hint="default" w:ascii="Times New Roman" w:hAnsi="Times New Roman" w:eastAsia="SimSun" w:cs="Times New Roman"/>
-                <w:sz w:val="16"/>
-                <w:szCs w:val="16"/>
-                <w:bdr w:val="none" w:color="auto" w:sz="0" w:space="0"/>
-              </w:rPr>
-              <w:t>Cross-file recall above B, by less than hoped</w:t>
-            </w:r>
-          </w:p>
-        </w:tc>
-      </w:tr>
-      <w:tr>
-        <w:tblPrEx>
-          <w:tblBorders>
-            <w:top w:val="none" w:color="auto" w:sz="0" w:space="0"/>
-            <w:left w:val="none" w:color="auto" w:sz="0" w:space="0"/>
-            <w:bottom w:val="none" w:color="auto" w:sz="0" w:space="0"/>
-            <w:right w:val="none" w:color="auto" w:sz="0" w:space="0"/>
-            <w:insideH w:val="none" w:color="auto" w:sz="0" w:space="0"/>
-            <w:insideV w:val="none" w:color="auto" w:sz="0" w:space="0"/>
-          </w:tblBorders>
-          <w:shd w:val="clear"/>
-          <w:tblCellMar>
-            <w:top w:w="15" w:type="dxa"/>
-            <w:left w:w="15" w:type="dxa"/>
-            <w:bottom w:w="15" w:type="dxa"/>
-            <w:right w:w="15" w:type="dxa"/>
-          </w:tblCellMar>
-        </w:tblPrEx>
-        <w:trPr>
-          <w:cantSplit/>
-        </w:trPr>
-        <w:tc>
-          <w:tcPr>
-            <w:tcW w:w="1289" w:type="pct"/>
-            <w:tcBorders>
-              <w:top w:val="single" w:color="000000" w:sz="4" w:space="0"/>
-              <w:left w:val="single" w:color="000000" w:sz="4" w:space="0"/>
-              <w:bottom w:val="single" w:color="000000" w:sz="4" w:space="0"/>
-              <w:right w:val="single" w:color="000000" w:sz="4" w:space="0"/>
-            </w:tcBorders>
-            <w:shd w:val="clear"/>
-            <w:tcMar>
-              <w:top w:w="20" w:type="dxa"/>
-              <w:left w:w="60" w:type="dxa"/>
-              <w:bottom w:w="20" w:type="dxa"/>
-              <w:right w:w="60" w:type="dxa"/>
-            </w:tcMar>
-            <w:vAlign w:val="top"/>
-          </w:tcPr>
-          <w:p>
-            <w:pPr>
-              <w:keepNext/>
-              <w:keepLines w:val="0"/>
-              <w:widowControl/>
-              <w:suppressLineNumbers w:val="0"/>
-              <w:jc w:val="left"/>
-              <w:textAlignment w:val="top"/>
-              <w:rPr>
-                <w:rFonts w:hint="default" w:ascii="Times New Roman" w:hAnsi="Times New Roman" w:cs="Times New Roman"/>
-                <w:sz w:val="16"/>
-                <w:szCs w:val="16"/>
-              </w:rPr>
-            </w:pPr>
-            <w:r>
-              <w:rPr>
-                <w:rFonts w:hint="default" w:ascii="Times New Roman" w:hAnsi="Times New Roman" w:eastAsia="SimSun" w:cs="Times New Roman"/>
-                <w:sz w:val="16"/>
-                <w:szCs w:val="16"/>
-                <w:bdr w:val="none" w:color="auto" w:sz="0" w:space="0"/>
-              </w:rPr>
-              <w:t>Real-session and repository holdouts</w:t>
-            </w:r>
-          </w:p>
-        </w:tc>
-        <w:tc>
-          <w:tcPr>
-            <w:tcW w:w="2002" w:type="pct"/>
-            <w:tcBorders>
-              <w:top w:val="single" w:color="000000" w:sz="4" w:space="0"/>
-              <w:left w:val="single" w:color="000000" w:sz="4" w:space="0"/>
-              <w:bottom w:val="single" w:color="000000" w:sz="4" w:space="0"/>
-              <w:right w:val="single" w:color="000000" w:sz="4" w:space="0"/>
-            </w:tcBorders>
-            <w:shd w:val="clear"/>
-            <w:tcMar>
-              <w:top w:w="20" w:type="dxa"/>
-              <w:left w:w="60" w:type="dxa"/>
-              <w:bottom w:w="20" w:type="dxa"/>
-              <w:right w:w="60" w:type="dxa"/>
-            </w:tcMar>
-            <w:vAlign w:val="top"/>
-          </w:tcPr>
-          <w:p>
-            <w:pPr>
-              <w:keepNext/>
-              <w:keepLines w:val="0"/>
-              <w:widowControl/>
-              <w:suppressLineNumbers w:val="0"/>
-              <w:jc w:val="left"/>
-              <w:textAlignment w:val="top"/>
-              <w:rPr>
-                <w:rFonts w:hint="default" w:ascii="Times New Roman" w:hAnsi="Times New Roman" w:cs="Times New Roman"/>
-                <w:sz w:val="16"/>
-                <w:szCs w:val="16"/>
-              </w:rPr>
-            </w:pPr>
-            <w:r>
-              <w:rPr>
-                <w:rFonts w:hint="default" w:ascii="Times New Roman" w:hAnsi="Times New Roman" w:eastAsia="SimSun" w:cs="Times New Roman"/>
-                <w:sz w:val="16"/>
-                <w:szCs w:val="16"/>
-                <w:bdr w:val="none" w:color="auto" w:sz="0" w:space="0"/>
-              </w:rPr>
-              <w:t>Recall on data never used for tuning</w:t>
-            </w:r>
-          </w:p>
-        </w:tc>
-        <w:tc>
-          <w:tcPr>
-            <w:tcW w:w="1707" w:type="pct"/>
-            <w:tcBorders>
-              <w:top w:val="single" w:color="000000" w:sz="4" w:space="0"/>
-              <w:left w:val="single" w:color="000000" w:sz="4" w:space="0"/>
-              <w:bottom w:val="single" w:color="000000" w:sz="4" w:space="0"/>
-              <w:right w:val="single" w:color="000000" w:sz="4" w:space="0"/>
-            </w:tcBorders>
-            <w:shd w:val="clear"/>
-            <w:tcMar>
-              <w:top w:w="20" w:type="dxa"/>
-              <w:left w:w="60" w:type="dxa"/>
-              <w:bottom w:w="20" w:type="dxa"/>
-              <w:right w:w="60" w:type="dxa"/>
-            </w:tcMar>
-            <w:vAlign w:val="top"/>
-          </w:tcPr>
-          <w:p>
-            <w:pPr>
-              <w:keepNext/>
-              <w:keepLines w:val="0"/>
-              <w:widowControl/>
-              <w:suppressLineNumbers w:val="0"/>
-              <w:jc w:val="left"/>
-              <w:textAlignment w:val="top"/>
-              <w:rPr>
-                <w:rFonts w:hint="default" w:ascii="Times New Roman" w:hAnsi="Times New Roman" w:cs="Times New Roman"/>
-                <w:sz w:val="16"/>
-                <w:szCs w:val="16"/>
-              </w:rPr>
-            </w:pPr>
-            <w:r>
-              <w:rPr>
-                <w:rFonts w:hint="default" w:ascii="Times New Roman" w:hAnsi="Times New Roman" w:eastAsia="SimSun" w:cs="Times New Roman"/>
-                <w:sz w:val="16"/>
-                <w:szCs w:val="16"/>
-                <w:bdr w:val="none" w:color="auto" w:sz="0" w:space="0"/>
-              </w:rPr>
-              <w:t>Smaller gain than on synthetic traces</w:t>
-            </w:r>
-          </w:p>
-        </w:tc>
-      </w:tr>
-      <w:tr>
-        <w:tblPrEx>
-          <w:tblBorders>
-            <w:top w:val="none" w:color="auto" w:sz="0" w:space="0"/>
-            <w:left w:val="none" w:color="auto" w:sz="0" w:space="0"/>
-            <w:bottom w:val="none" w:color="auto" w:sz="0" w:space="0"/>
-            <w:right w:val="none" w:color="auto" w:sz="0" w:space="0"/>
-            <w:insideH w:val="none" w:color="auto" w:sz="0" w:space="0"/>
-            <w:insideV w:val="none" w:color="auto" w:sz="0" w:space="0"/>
-          </w:tblBorders>
-          <w:shd w:val="clear"/>
-          <w:tblCellMar>
-            <w:top w:w="15" w:type="dxa"/>
-            <w:left w:w="15" w:type="dxa"/>
-            <w:bottom w:w="15" w:type="dxa"/>
-            <w:right w:w="15" w:type="dxa"/>
-          </w:tblCellMar>
-        </w:tblPrEx>
-        <w:trPr>
-          <w:cantSplit/>
-        </w:trPr>
-        <w:tc>
-          <w:tcPr>
-            <w:tcW w:w="1289" w:type="pct"/>
+            <w:tcW w:w="1512" w:type="pct"/>
             <w:tcBorders>
               <w:top w:val="single" w:color="000000" w:sz="4" w:space="0"/>
               <w:left w:val="single" w:color="000000" w:sz="4" w:space="0"/>
@@ -8562,13 +9392,13 @@
                 <w:szCs w:val="16"/>
                 <w:bdr w:val="none" w:color="auto" w:sz="0" w:space="0"/>
               </w:rPr>
-              <w:t>Full study, ablations, statistics</w:t>
-            </w:r>
-          </w:p>
-        </w:tc>
-        <w:tc>
-          <w:tcPr>
-            <w:tcW w:w="2002" w:type="pct"/>
+              <w:t>Error analysis</w:t>
+            </w:r>
+          </w:p>
+        </w:tc>
+        <w:tc>
+          <w:tcPr>
+            <w:tcW w:w="1826" w:type="pct"/>
             <w:tcBorders>
               <w:top w:val="single" w:color="000000" w:sz="4" w:space="0"/>
               <w:left w:val="single" w:color="000000" w:sz="4" w:space="0"/>
@@ -8605,13 +9435,13 @@
                 <w:szCs w:val="16"/>
                 <w:bdr w:val="none" w:color="auto" w:sz="0" w:space="0"/>
               </w:rPr>
-              <w:t>Per-class results, Wilcoxon tests, error analysis</w:t>
-            </w:r>
-          </w:p>
-        </w:tc>
-        <w:tc>
-          <w:tcPr>
-            <w:tcW w:w="1707" w:type="pct"/>
+              <w:t>Misses and false blocks by cause</w:t>
+            </w:r>
+          </w:p>
+        </w:tc>
+        <w:tc>
+          <w:tcPr>
+            <w:tcW w:w="1660" w:type="pct"/>
             <w:tcBorders>
               <w:top w:val="single" w:color="000000" w:sz="4" w:space="0"/>
               <w:left w:val="single" w:color="000000" w:sz="4" w:space="0"/>
@@ -8648,7 +9478,7 @@
                 <w:szCs w:val="16"/>
                 <w:bdr w:val="none" w:color="auto" w:sz="0" w:space="0"/>
               </w:rPr>
-              <w:t>Misses traced to unknown edges</w:t>
+              <w:t>Weakened checks, unknown edges</w:t>
             </w:r>
           </w:p>
         </w:tc>
@@ -8678,7 +9508,21 @@
         <w:rPr>
           <w:rFonts w:hint="default" w:ascii="Times New Roman" w:hAnsi="Times New Roman" w:cs="Times New Roman"/>
         </w:rPr>
-        <w:t>Iterative refinement with LLMs can erode security, and diff-only checks miss regressions whose data flow crosses file boundaries. GraphGate reasons over the difference between code graphs of successive revisions and limits the LLM to triage. We have presented its design, a harness with exact replay, an open-weight experimental setup, a verified benchmark of 30 regression events with a pre-registered scope rule, and a first look in which the graph rules flag 11 of those regressions where pattern scanners flag 1.</w:t>
+        <w:t>GraphGate reasons over the difference between code graphs of successive revisions and limits the LLM to triage. We have presented its design, a harness with exact replay, an open-weight experimental setup, a verified benchmark of 30 regression events with a pre-registered scope rule, and a first run of the gate. On 90 recorded runs GraphGate blocked 14 of 63 cross-file regressions on arrival where the diff-only gate blocked 3, within the registered limits on false blocks and added time. The difference is significant (</w:t>
+      </w:r>
+      <w:r>
+        <w:rPr>
+          <w:rFonts w:hint="default" w:ascii="Times New Roman" w:hAnsi="Times New Roman" w:cs="Times New Roman"/>
+          <w:i/>
+          <w:iCs/>
+        </w:rPr>
+        <w:t>p</w:t>
+      </w:r>
+      <w:r>
+        <w:rPr>
+          <w:rFonts w:hint="default" w:ascii="Times New Roman" w:hAnsi="Times New Roman" w:cs="Times New Roman"/>
+        </w:rPr>
+        <w:t xml:space="preserve"> = 0.016) but rests on the 7 events where the gates differ, and most regressions still pass.</w:t>
       </w:r>
     </w:p>
     <w:p>
@@ -8693,7 +9537,7 @@
         <w:rPr>
           <w:rFonts w:hint="default" w:ascii="Times New Roman" w:hAnsi="Times New Roman" w:cs="Times New Roman"/>
         </w:rPr>
-        <w:t>Table V is the plan for future work. The first milestone ends with the comparison of A, B, B+ and S1 on the recorded traces, a reportable study on its own; the second runs condition C with its ablations and holdouts. Traces, labels, rules and the harness will be released under a permissive licence once the licence check of every seed repository is complete.</w:t>
+        <w:t>Table VI is the plan for future work: the Pysa baseline completes the comparison reported here, and the ablations, added cross-file events and the two holdouts follow. Traces, labels, rules and the harness will be released under a permissive licence once the licence check of every seed repository is complete.</w:t>
       </w:r>
     </w:p>
     <w:p>
@@ -8725,7 +9569,7 @@
     </w:p>
     <w:p>
       <w:pPr>
-        <w:pStyle w:val="21"/>
+        <w:pStyle w:val="18"/>
         <w:keepNext w:val="0"/>
         <w:keepLines w:val="0"/>
         <w:widowControl/>
@@ -8757,7 +9601,7 @@
     </w:p>
     <w:p>
       <w:pPr>
-        <w:pStyle w:val="21"/>
+        <w:pStyle w:val="18"/>
         <w:keepNext w:val="0"/>
         <w:keepLines w:val="0"/>
         <w:widowControl/>
@@ -8789,7 +9633,7 @@
     </w:p>
     <w:p>
       <w:pPr>
-        <w:pStyle w:val="21"/>
+        <w:pStyle w:val="18"/>
         <w:keepNext w:val="0"/>
         <w:keepLines w:val="0"/>
         <w:widowControl/>
@@ -8821,7 +9665,7 @@
     </w:p>
     <w:p>
       <w:pPr>
-        <w:pStyle w:val="21"/>
+        <w:pStyle w:val="18"/>
         <w:keepNext w:val="0"/>
         <w:keepLines w:val="0"/>
         <w:widowControl/>
@@ -8839,7 +9683,7 @@
     </w:p>
     <w:p>
       <w:pPr>
-        <w:pStyle w:val="21"/>
+        <w:pStyle w:val="18"/>
         <w:keepNext w:val="0"/>
         <w:keepLines w:val="0"/>
         <w:widowControl/>
@@ -8857,7 +9701,7 @@
     </w:p>
     <w:p>
       <w:pPr>
-        <w:pStyle w:val="21"/>
+        <w:pStyle w:val="18"/>
         <w:keepNext w:val="0"/>
         <w:keepLines w:val="0"/>
         <w:widowControl/>
@@ -8875,7 +9719,7 @@
     </w:p>
     <w:p>
       <w:pPr>
-        <w:pStyle w:val="21"/>
+        <w:pStyle w:val="18"/>
         <w:keepNext w:val="0"/>
         <w:keepLines w:val="0"/>
         <w:widowControl/>
@@ -8907,7 +9751,7 @@
     </w:p>
     <w:p>
       <w:pPr>
-        <w:pStyle w:val="21"/>
+        <w:pStyle w:val="18"/>
         <w:keepNext w:val="0"/>
         <w:keepLines w:val="0"/>
         <w:widowControl/>
@@ -8939,7 +9783,7 @@
     </w:p>
     <w:p>
       <w:pPr>
-        <w:pStyle w:val="21"/>
+        <w:pStyle w:val="18"/>
         <w:keepNext w:val="0"/>
         <w:keepLines w:val="0"/>
         <w:widowControl/>
@@ -8957,7 +9801,7 @@
     </w:p>
     <w:p>
       <w:pPr>
-        <w:pStyle w:val="21"/>
+        <w:pStyle w:val="18"/>
         <w:keepNext w:val="0"/>
         <w:keepLines w:val="0"/>
         <w:widowControl/>
@@ -8975,7 +9819,7 @@
     </w:p>
     <w:p>
       <w:pPr>
-        <w:pStyle w:val="21"/>
+        <w:pStyle w:val="18"/>
         <w:keepNext w:val="0"/>
         <w:keepLines w:val="0"/>
         <w:widowControl/>
@@ -9021,7 +9865,7 @@
     </w:p>
     <w:p>
       <w:pPr>
-        <w:pStyle w:val="21"/>
+        <w:pStyle w:val="18"/>
         <w:keepNext w:val="0"/>
         <w:keepLines w:val="0"/>
         <w:widowControl/>
@@ -9053,7 +9897,7 @@
     </w:p>
     <w:p>
       <w:pPr>
-        <w:pStyle w:val="21"/>
+        <w:pStyle w:val="18"/>
         <w:keepNext w:val="0"/>
         <w:keepLines w:val="0"/>
         <w:widowControl/>
@@ -9085,7 +9929,7 @@
     </w:p>
     <w:p>
       <w:pPr>
-        <w:pStyle w:val="21"/>
+        <w:pStyle w:val="18"/>
         <w:keepNext w:val="0"/>
         <w:keepLines w:val="0"/>
         <w:widowControl/>
@@ -9117,7 +9961,7 @@
     </w:p>
     <w:p>
       <w:pPr>
-        <w:pStyle w:val="21"/>
+        <w:pStyle w:val="18"/>
         <w:keepNext w:val="0"/>
         <w:keepLines w:val="0"/>
         <w:widowControl/>
@@ -9149,7 +9993,7 @@
     </w:p>
     <w:p>
       <w:pPr>
-        <w:pStyle w:val="21"/>
+        <w:pStyle w:val="18"/>
         <w:keepNext w:val="0"/>
         <w:keepLines w:val="0"/>
         <w:widowControl/>
@@ -9167,7 +10011,7 @@
     </w:p>
     <w:p>
       <w:pPr>
-        <w:pStyle w:val="21"/>
+        <w:pStyle w:val="18"/>
         <w:keepNext w:val="0"/>
         <w:keepLines w:val="0"/>
         <w:widowControl/>
@@ -9199,7 +10043,7 @@
     </w:p>
     <w:p>
       <w:pPr>
-        <w:pStyle w:val="21"/>
+        <w:pStyle w:val="18"/>
         <w:keepNext w:val="0"/>
         <w:keepLines w:val="0"/>
         <w:widowControl/>
@@ -9217,7 +10061,7 @@
     </w:p>
     <w:p>
       <w:pPr>
-        <w:pStyle w:val="21"/>
+        <w:pStyle w:val="18"/>
         <w:keepNext w:val="0"/>
         <w:keepLines w:val="0"/>
         <w:widowControl/>
@@ -9249,7 +10093,7 @@
     </w:p>
     <w:p>
       <w:pPr>
-        <w:pStyle w:val="21"/>
+        <w:pStyle w:val="18"/>
         <w:keepNext w:val="0"/>
         <w:keepLines w:val="0"/>
         <w:widowControl/>
@@ -9292,9 +10136,158 @@
 <file path=word/numbering.xml><?xml version="1.0" encoding="utf-8"?>
 <w:numbering xmlns:wpc="http://schemas.microsoft.com/office/word/2010/wordprocessingCanvas" xmlns:mc="http://schemas.openxmlformats.org/markup-compatibility/2006" xmlns:o="urn:schemas-microsoft-com:office:office" xmlns:r="http://schemas.openxmlformats.org/officeDocument/2006/relationships" xmlns:m="http://schemas.openxmlformats.org/officeDocument/2006/math" xmlns:v="urn:schemas-microsoft-com:vml" xmlns:wp14="http://schemas.microsoft.com/office/word/2010/wordprocessingDrawing" xmlns:wp="http://schemas.openxmlformats.org/drawingml/2006/wordprocessingDrawing" xmlns:w10="urn:schemas-microsoft-com:office:word" xmlns:w="http://schemas.openxmlformats.org/wordprocessingml/2006/main" xmlns:w14="http://schemas.microsoft.com/office/word/2010/wordml" xmlns:wpg="http://schemas.microsoft.com/office/word/2010/wordprocessingGroup" xmlns:wpi="http://schemas.microsoft.com/office/word/2010/wordprocessingInk" xmlns:wne="http://schemas.microsoft.com/office/word/2006/wordml" xmlns:wps="http://schemas.microsoft.com/office/word/2010/wordprocessingShape" xmlns:wpsCustomData="http://www.wps.cn/officeDocument/2013/wpsCustomData" mc:Ignorable="w14 wp14">
   <w:abstractNum w:abstractNumId="0">
-    <w:nsid w:val="DE90B608"/>
+    <w:nsid w:val="9F4919A3"/>
     <w:multiLevelType w:val="multilevel"/>
-    <w:tmpl w:val="DE90B608"/>
+    <w:tmpl w:val="9F4919A3"/>
+    <w:lvl w:ilvl="0" w:tentative="0">
+      <w:start w:val="1"/>
+      <w:numFmt w:val="bullet"/>
+      <w:lvlText w:val=""/>
+      <w:lvlJc w:val="left"/>
+      <w:pPr>
+        <w:tabs>
+          <w:tab w:val="left" w:pos="720"/>
+        </w:tabs>
+        <w:ind w:left="720" w:hanging="360"/>
+      </w:pPr>
+      <w:rPr>
+        <w:rFonts w:hint="default" w:ascii="Symbol" w:hAnsi="Symbol" w:cs="Symbol"/>
+        <w:sz w:val="20"/>
+      </w:rPr>
+    </w:lvl>
+    <w:lvl w:ilvl="1" w:tentative="0">
+      <w:start w:val="1"/>
+      <w:numFmt w:val="bullet"/>
+      <w:lvlText w:val="o"/>
+      <w:lvlJc w:val="left"/>
+      <w:pPr>
+        <w:tabs>
+          <w:tab w:val="left" w:pos="1440"/>
+        </w:tabs>
+        <w:ind w:left="1440" w:hanging="360"/>
+      </w:pPr>
+      <w:rPr>
+        <w:rFonts w:hint="default" w:ascii="Courier New" w:hAnsi="Courier New" w:cs="Courier New"/>
+        <w:sz w:val="20"/>
+      </w:rPr>
+    </w:lvl>
+    <w:lvl w:ilvl="2" w:tentative="0">
+      <w:start w:val="1"/>
+      <w:numFmt w:val="bullet"/>
+      <w:lvlText w:val=""/>
+      <w:lvlJc w:val="left"/>
+      <w:pPr>
+        <w:tabs>
+          <w:tab w:val="left" w:pos="2160"/>
+        </w:tabs>
+        <w:ind w:left="2160" w:hanging="360"/>
+      </w:pPr>
+      <w:rPr>
+        <w:rFonts w:hint="default" w:ascii="Wingdings" w:hAnsi="Wingdings" w:cs="Wingdings"/>
+        <w:sz w:val="20"/>
+      </w:rPr>
+    </w:lvl>
+    <w:lvl w:ilvl="3" w:tentative="0">
+      <w:start w:val="1"/>
+      <w:numFmt w:val="bullet"/>
+      <w:lvlText w:val=""/>
+      <w:lvlJc w:val="left"/>
+      <w:pPr>
+        <w:tabs>
+          <w:tab w:val="left" w:pos="2880"/>
+        </w:tabs>
+        <w:ind w:left="2880" w:hanging="360"/>
+      </w:pPr>
+      <w:rPr>
+        <w:rFonts w:hint="default" w:ascii="Wingdings" w:hAnsi="Wingdings" w:cs="Wingdings"/>
+        <w:sz w:val="20"/>
+      </w:rPr>
+    </w:lvl>
+    <w:lvl w:ilvl="4" w:tentative="0">
+      <w:start w:val="1"/>
+      <w:numFmt w:val="bullet"/>
+      <w:lvlText w:val=""/>
+      <w:lvlJc w:val="left"/>
+      <w:pPr>
+        <w:tabs>
+          <w:tab w:val="left" w:pos="3600"/>
+        </w:tabs>
+        <w:ind w:left="3600" w:hanging="360"/>
+      </w:pPr>
+      <w:rPr>
+        <w:rFonts w:hint="default" w:ascii="Wingdings" w:hAnsi="Wingdings" w:cs="Wingdings"/>
+        <w:sz w:val="20"/>
+      </w:rPr>
+    </w:lvl>
+    <w:lvl w:ilvl="5" w:tentative="0">
+      <w:start w:val="1"/>
+      <w:numFmt w:val="bullet"/>
+      <w:lvlText w:val=""/>
+      <w:lvlJc w:val="left"/>
+      <w:pPr>
+        <w:tabs>
+          <w:tab w:val="left" w:pos="4320"/>
+        </w:tabs>
+        <w:ind w:left="4320" w:hanging="360"/>
+      </w:pPr>
+      <w:rPr>
+        <w:rFonts w:hint="default" w:ascii="Wingdings" w:hAnsi="Wingdings" w:cs="Wingdings"/>
+        <w:sz w:val="20"/>
+      </w:rPr>
+    </w:lvl>
+    <w:lvl w:ilvl="6" w:tentative="0">
+      <w:start w:val="1"/>
+      <w:numFmt w:val="bullet"/>
+      <w:lvlText w:val=""/>
+      <w:lvlJc w:val="left"/>
+      <w:pPr>
+        <w:tabs>
+          <w:tab w:val="left" w:pos="5040"/>
+        </w:tabs>
+        <w:ind w:left="5040" w:hanging="360"/>
+      </w:pPr>
+      <w:rPr>
+        <w:rFonts w:hint="default" w:ascii="Wingdings" w:hAnsi="Wingdings" w:cs="Wingdings"/>
+        <w:sz w:val="20"/>
+      </w:rPr>
+    </w:lvl>
+    <w:lvl w:ilvl="7" w:tentative="0">
+      <w:start w:val="1"/>
+      <w:numFmt w:val="bullet"/>
+      <w:lvlText w:val=""/>
+      <w:lvlJc w:val="left"/>
+      <w:pPr>
+        <w:tabs>
+          <w:tab w:val="left" w:pos="5760"/>
+        </w:tabs>
+        <w:ind w:left="5760" w:hanging="360"/>
+      </w:pPr>
+      <w:rPr>
+        <w:rFonts w:hint="default" w:ascii="Wingdings" w:hAnsi="Wingdings" w:cs="Wingdings"/>
+        <w:sz w:val="20"/>
+      </w:rPr>
+    </w:lvl>
+    <w:lvl w:ilvl="8" w:tentative="0">
+      <w:start w:val="1"/>
+      <w:numFmt w:val="bullet"/>
+      <w:lvlText w:val=""/>
+      <w:lvlJc w:val="left"/>
+      <w:pPr>
+        <w:tabs>
+          <w:tab w:val="left" w:pos="6480"/>
+        </w:tabs>
+        <w:ind w:left="6480" w:hanging="360"/>
+      </w:pPr>
+      <w:rPr>
+        <w:rFonts w:hint="default" w:ascii="Wingdings" w:hAnsi="Wingdings" w:cs="Wingdings"/>
+        <w:sz w:val="20"/>
+      </w:rPr>
+    </w:lvl>
+  </w:abstractNum>
+  <w:abstractNum w:abstractNumId="1">
+    <w:nsid w:val="AC81B249"/>
+    <w:multiLevelType w:val="multilevel"/>
+    <w:tmpl w:val="AC81B249"/>
     <w:lvl w:ilvl="0" w:tentative="0">
       <w:start w:val="1"/>
       <w:numFmt w:val="bullet"/>
@@ -9440,160 +10433,11 @@
       </w:rPr>
     </w:lvl>
   </w:abstractNum>
-  <w:abstractNum w:abstractNumId="1">
-    <w:nsid w:val="7005CA27"/>
-    <w:multiLevelType w:val="multilevel"/>
-    <w:tmpl w:val="7005CA27"/>
-    <w:lvl w:ilvl="0" w:tentative="0">
-      <w:start w:val="1"/>
-      <w:numFmt w:val="bullet"/>
-      <w:lvlText w:val=""/>
-      <w:lvlJc w:val="left"/>
-      <w:pPr>
-        <w:tabs>
-          <w:tab w:val="left" w:pos="720"/>
-        </w:tabs>
-        <w:ind w:left="720" w:hanging="360"/>
-      </w:pPr>
-      <w:rPr>
-        <w:rFonts w:hint="default" w:ascii="Symbol" w:hAnsi="Symbol" w:cs="Symbol"/>
-        <w:sz w:val="20"/>
-      </w:rPr>
-    </w:lvl>
-    <w:lvl w:ilvl="1" w:tentative="0">
-      <w:start w:val="1"/>
-      <w:numFmt w:val="bullet"/>
-      <w:lvlText w:val="o"/>
-      <w:lvlJc w:val="left"/>
-      <w:pPr>
-        <w:tabs>
-          <w:tab w:val="left" w:pos="1440"/>
-        </w:tabs>
-        <w:ind w:left="1440" w:hanging="360"/>
-      </w:pPr>
-      <w:rPr>
-        <w:rFonts w:hint="default" w:ascii="Courier New" w:hAnsi="Courier New" w:cs="Courier New"/>
-        <w:sz w:val="20"/>
-      </w:rPr>
-    </w:lvl>
-    <w:lvl w:ilvl="2" w:tentative="0">
-      <w:start w:val="1"/>
-      <w:numFmt w:val="bullet"/>
-      <w:lvlText w:val=""/>
-      <w:lvlJc w:val="left"/>
-      <w:pPr>
-        <w:tabs>
-          <w:tab w:val="left" w:pos="2160"/>
-        </w:tabs>
-        <w:ind w:left="2160" w:hanging="360"/>
-      </w:pPr>
-      <w:rPr>
-        <w:rFonts w:hint="default" w:ascii="Wingdings" w:hAnsi="Wingdings" w:cs="Wingdings"/>
-        <w:sz w:val="20"/>
-      </w:rPr>
-    </w:lvl>
-    <w:lvl w:ilvl="3" w:tentative="0">
-      <w:start w:val="1"/>
-      <w:numFmt w:val="bullet"/>
-      <w:lvlText w:val=""/>
-      <w:lvlJc w:val="left"/>
-      <w:pPr>
-        <w:tabs>
-          <w:tab w:val="left" w:pos="2880"/>
-        </w:tabs>
-        <w:ind w:left="2880" w:hanging="360"/>
-      </w:pPr>
-      <w:rPr>
-        <w:rFonts w:hint="default" w:ascii="Wingdings" w:hAnsi="Wingdings" w:cs="Wingdings"/>
-        <w:sz w:val="20"/>
-      </w:rPr>
-    </w:lvl>
-    <w:lvl w:ilvl="4" w:tentative="0">
-      <w:start w:val="1"/>
-      <w:numFmt w:val="bullet"/>
-      <w:lvlText w:val=""/>
-      <w:lvlJc w:val="left"/>
-      <w:pPr>
-        <w:tabs>
-          <w:tab w:val="left" w:pos="3600"/>
-        </w:tabs>
-        <w:ind w:left="3600" w:hanging="360"/>
-      </w:pPr>
-      <w:rPr>
-        <w:rFonts w:hint="default" w:ascii="Wingdings" w:hAnsi="Wingdings" w:cs="Wingdings"/>
-        <w:sz w:val="20"/>
-      </w:rPr>
-    </w:lvl>
-    <w:lvl w:ilvl="5" w:tentative="0">
-      <w:start w:val="1"/>
-      <w:numFmt w:val="bullet"/>
-      <w:lvlText w:val=""/>
-      <w:lvlJc w:val="left"/>
-      <w:pPr>
-        <w:tabs>
-          <w:tab w:val="left" w:pos="4320"/>
-        </w:tabs>
-        <w:ind w:left="4320" w:hanging="360"/>
-      </w:pPr>
-      <w:rPr>
-        <w:rFonts w:hint="default" w:ascii="Wingdings" w:hAnsi="Wingdings" w:cs="Wingdings"/>
-        <w:sz w:val="20"/>
-      </w:rPr>
-    </w:lvl>
-    <w:lvl w:ilvl="6" w:tentative="0">
-      <w:start w:val="1"/>
-      <w:numFmt w:val="bullet"/>
-      <w:lvlText w:val=""/>
-      <w:lvlJc w:val="left"/>
-      <w:pPr>
-        <w:tabs>
-          <w:tab w:val="left" w:pos="5040"/>
-        </w:tabs>
-        <w:ind w:left="5040" w:hanging="360"/>
-      </w:pPr>
-      <w:rPr>
-        <w:rFonts w:hint="default" w:ascii="Wingdings" w:hAnsi="Wingdings" w:cs="Wingdings"/>
-        <w:sz w:val="20"/>
-      </w:rPr>
-    </w:lvl>
-    <w:lvl w:ilvl="7" w:tentative="0">
-      <w:start w:val="1"/>
-      <w:numFmt w:val="bullet"/>
-      <w:lvlText w:val=""/>
-      <w:lvlJc w:val="left"/>
-      <w:pPr>
-        <w:tabs>
-          <w:tab w:val="left" w:pos="5760"/>
-        </w:tabs>
-        <w:ind w:left="5760" w:hanging="360"/>
-      </w:pPr>
-      <w:rPr>
-        <w:rFonts w:hint="default" w:ascii="Wingdings" w:hAnsi="Wingdings" w:cs="Wingdings"/>
-        <w:sz w:val="20"/>
-      </w:rPr>
-    </w:lvl>
-    <w:lvl w:ilvl="8" w:tentative="0">
-      <w:start w:val="1"/>
-      <w:numFmt w:val="bullet"/>
-      <w:lvlText w:val=""/>
-      <w:lvlJc w:val="left"/>
-      <w:pPr>
-        <w:tabs>
-          <w:tab w:val="left" w:pos="6480"/>
-        </w:tabs>
-        <w:ind w:left="6480" w:hanging="360"/>
-      </w:pPr>
-      <w:rPr>
-        <w:rFonts w:hint="default" w:ascii="Wingdings" w:hAnsi="Wingdings" w:cs="Wingdings"/>
-        <w:sz w:val="20"/>
-      </w:rPr>
-    </w:lvl>
-  </w:abstractNum>
   <w:num w:numId="1">
-    <w:abstractNumId w:val="0"/>
+    <w:abstractNumId w:val="1"/>
   </w:num>
   <w:num w:numId="2">
-    <w:abstractNumId w:val="1"/>
+    <w:abstractNumId w:val="0"/>
   </w:num>
 </w:numbering>
 </file>
@@ -9674,7 +10518,7 @@
     <w:lsdException w:qFormat="1" w:unhideWhenUsed="0" w:uiPriority="0" w:semiHidden="0" w:name="Title"/>
     <w:lsdException w:unhideWhenUsed="0" w:uiPriority="0" w:semiHidden="0" w:name="Closing"/>
     <w:lsdException w:unhideWhenUsed="0" w:uiPriority="0" w:semiHidden="0" w:name="Signature"/>
-    <w:lsdException w:qFormat="1" w:unhideWhenUsed="0" w:uiPriority="0" w:name="Default Paragraph Font"/>
+    <w:lsdException w:unhideWhenUsed="0" w:uiPriority="0" w:name="Default Paragraph Font"/>
     <w:lsdException w:unhideWhenUsed="0" w:uiPriority="0" w:semiHidden="0" w:name="Body Text"/>
     <w:lsdException w:unhideWhenUsed="0" w:uiPriority="0" w:semiHidden="0" w:name="Body Text Indent"/>
     <w:lsdException w:unhideWhenUsed="0" w:uiPriority="0" w:semiHidden="0" w:name="List Continue"/>
@@ -9712,7 +10556,7 @@
     <w:lsdException w:unhideWhenUsed="0" w:uiPriority="0" w:semiHidden="0" w:name="HTML Sample"/>
     <w:lsdException w:unhideWhenUsed="0" w:uiPriority="0" w:semiHidden="0" w:name="HTML Typewriter"/>
     <w:lsdException w:unhideWhenUsed="0" w:uiPriority="0" w:semiHidden="0" w:name="HTML Variable"/>
-    <w:lsdException w:unhideWhenUsed="0" w:uiPriority="0" w:name="Normal Table"/>
+    <w:lsdException w:qFormat="1" w:unhideWhenUsed="0" w:uiPriority="0" w:name="Normal Table"/>
     <w:lsdException w:unhideWhenUsed="0" w:uiPriority="0" w:semiHidden="0" w:name="annotation subject"/>
     <w:lsdException w:unhideWhenUsed="0" w:uiPriority="0" w:semiHidden="0" w:name="Table Simple 1"/>
     <w:lsdException w:unhideWhenUsed="0" w:uiPriority="0" w:semiHidden="0" w:name="Table Simple 2"/>
@@ -10007,12 +10851,12 @@
   <w:style w:type="character" w:default="1" w:styleId="8">
     <w:name w:val="Default Paragraph Font"/>
     <w:semiHidden/>
-    <w:qFormat/>
     <w:uiPriority w:val="0"/>
   </w:style>
   <w:style w:type="table" w:default="1" w:styleId="9">
     <w:name w:val="Normal Table"/>
     <w:semiHidden/>
+    <w:qFormat/>
     <w:uiPriority w:val="0"/>
     <w:tblPr>
       <w:tblCellMar>
@@ -10099,64 +10943,6 @@
     </w:rPr>
   </w:style>
   <w:style w:type="paragraph" w:customStyle="1" w:styleId="14">
-    <w:name w:val="fig"/>
-    <w:basedOn w:val="1"/>
-    <w:uiPriority w:val="0"/>
-    <w:pPr>
-      <w:keepNext/>
-      <w:spacing w:before="120" w:beforeAutospacing="0"/>
-      <w:ind w:firstLine="0"/>
-      <w:jc w:val="center"/>
-    </w:pPr>
-    <w:rPr>
-      <w:kern w:val="0"/>
-      <w:lang w:val="en-US" w:eastAsia="zh-CN" w:bidi="ar"/>
-    </w:rPr>
-  </w:style>
-  <w:style w:type="paragraph" w:customStyle="1" w:styleId="15">
-    <w:name w:val="aname"/>
-    <w:basedOn w:val="1"/>
-    <w:uiPriority w:val="0"/>
-    <w:pPr>
-      <w:ind w:firstLine="0"/>
-      <w:jc w:val="center"/>
-    </w:pPr>
-    <w:rPr>
-      <w:kern w:val="0"/>
-      <w:sz w:val="22"/>
-      <w:szCs w:val="22"/>
-      <w:lang w:val="en-US" w:eastAsia="zh-CN" w:bidi="ar"/>
-    </w:rPr>
-  </w:style>
-  <w:style w:type="paragraph" w:customStyle="1" w:styleId="16">
-    <w:name w:val="marker"/>
-    <w:basedOn w:val="1"/>
-    <w:uiPriority w:val="0"/>
-    <w:pPr>
-      <w:ind w:firstLine="0"/>
-      <w:jc w:val="left"/>
-    </w:pPr>
-    <w:rPr>
-      <w:kern w:val="0"/>
-      <w:lang w:val="en-US" w:eastAsia="zh-CN" w:bidi="ar"/>
-    </w:rPr>
-  </w:style>
-  <w:style w:type="paragraph" w:customStyle="1" w:styleId="17">
-    <w:name w:val="aff"/>
-    <w:basedOn w:val="1"/>
-    <w:uiPriority w:val="0"/>
-    <w:pPr>
-      <w:ind w:firstLine="0"/>
-      <w:jc w:val="center"/>
-    </w:pPr>
-    <w:rPr>
-      <w:kern w:val="0"/>
-      <w:sz w:val="20"/>
-      <w:szCs w:val="20"/>
-      <w:lang w:val="en-US" w:eastAsia="zh-CN" w:bidi="ar"/>
-    </w:rPr>
-  </w:style>
-  <w:style w:type="paragraph" w:customStyle="1" w:styleId="18">
     <w:name w:val="abstract"/>
     <w:basedOn w:val="1"/>
     <w:uiPriority w:val="0"/>
@@ -10172,7 +10958,81 @@
       <w:lang w:val="en-US" w:eastAsia="zh-CN" w:bidi="ar"/>
     </w:rPr>
   </w:style>
+  <w:style w:type="paragraph" w:customStyle="1" w:styleId="15">
+    <w:name w:val="marker"/>
+    <w:basedOn w:val="1"/>
+    <w:uiPriority w:val="0"/>
+    <w:pPr>
+      <w:ind w:firstLine="0"/>
+      <w:jc w:val="left"/>
+    </w:pPr>
+    <w:rPr>
+      <w:kern w:val="0"/>
+      <w:lang w:val="en-US" w:eastAsia="zh-CN" w:bidi="ar"/>
+    </w:rPr>
+  </w:style>
+  <w:style w:type="paragraph" w:customStyle="1" w:styleId="16">
+    <w:name w:val="aff"/>
+    <w:basedOn w:val="1"/>
+    <w:uiPriority w:val="0"/>
+    <w:pPr>
+      <w:ind w:firstLine="0"/>
+      <w:jc w:val="center"/>
+    </w:pPr>
+    <w:rPr>
+      <w:kern w:val="0"/>
+      <w:sz w:val="20"/>
+      <w:szCs w:val="20"/>
+      <w:lang w:val="en-US" w:eastAsia="zh-CN" w:bidi="ar"/>
+    </w:rPr>
+  </w:style>
+  <w:style w:type="paragraph" w:customStyle="1" w:styleId="17">
+    <w:name w:val="fig"/>
+    <w:basedOn w:val="1"/>
+    <w:uiPriority w:val="0"/>
+    <w:pPr>
+      <w:keepNext/>
+      <w:spacing w:before="120" w:beforeAutospacing="0"/>
+      <w:ind w:firstLine="0"/>
+      <w:jc w:val="center"/>
+    </w:pPr>
+    <w:rPr>
+      <w:kern w:val="0"/>
+      <w:lang w:val="en-US" w:eastAsia="zh-CN" w:bidi="ar"/>
+    </w:rPr>
+  </w:style>
+  <w:style w:type="paragraph" w:customStyle="1" w:styleId="18">
+    <w:name w:val="ref"/>
+    <w:basedOn w:val="1"/>
+    <w:uiPriority w:val="0"/>
+    <w:pPr>
+      <w:spacing w:after="20" w:afterAutospacing="0"/>
+      <w:ind w:left="432" w:hanging="432"/>
+      <w:jc w:val="left"/>
+    </w:pPr>
+    <w:rPr>
+      <w:kern w:val="0"/>
+      <w:sz w:val="16"/>
+      <w:szCs w:val="16"/>
+      <w:lang w:val="en-US" w:eastAsia="zh-CN" w:bidi="ar"/>
+    </w:rPr>
+  </w:style>
   <w:style w:type="paragraph" w:customStyle="1" w:styleId="19">
+    <w:name w:val="aname"/>
+    <w:basedOn w:val="1"/>
+    <w:uiPriority w:val="0"/>
+    <w:pPr>
+      <w:ind w:firstLine="0"/>
+      <w:jc w:val="center"/>
+    </w:pPr>
+    <w:rPr>
+      <w:kern w:val="0"/>
+      <w:sz w:val="22"/>
+      <w:szCs w:val="22"/>
+      <w:lang w:val="en-US" w:eastAsia="zh-CN" w:bidi="ar"/>
+    </w:rPr>
+  </w:style>
+  <w:style w:type="paragraph" w:customStyle="1" w:styleId="20">
     <w:name w:val="tcap"/>
     <w:basedOn w:val="1"/>
     <w:uiPriority w:val="0"/>
@@ -10190,29 +11050,13 @@
       <w:lang w:val="en-US" w:eastAsia="zh-CN" w:bidi="ar"/>
     </w:rPr>
   </w:style>
-  <w:style w:type="paragraph" w:customStyle="1" w:styleId="20">
+  <w:style w:type="paragraph" w:customStyle="1" w:styleId="21">
     <w:name w:val="fcap"/>
     <w:basedOn w:val="1"/>
     <w:uiPriority w:val="0"/>
     <w:pPr>
       <w:spacing w:before="60" w:beforeAutospacing="0" w:after="160" w:afterAutospacing="0"/>
       <w:ind w:left="0" w:right="0" w:firstLine="0"/>
-      <w:jc w:val="left"/>
-    </w:pPr>
-    <w:rPr>
-      <w:kern w:val="0"/>
-      <w:sz w:val="16"/>
-      <w:szCs w:val="16"/>
-      <w:lang w:val="en-US" w:eastAsia="zh-CN" w:bidi="ar"/>
-    </w:rPr>
-  </w:style>
-  <w:style w:type="paragraph" w:customStyle="1" w:styleId="21">
-    <w:name w:val="ref"/>
-    <w:basedOn w:val="1"/>
-    <w:uiPriority w:val="0"/>
-    <w:pPr>
-      <w:spacing w:after="20" w:afterAutospacing="0"/>
-      <w:ind w:left="432" w:hanging="432"/>
       <w:jc w:val="left"/>
     </w:pPr>
     <w:rPr>
